--- a/doc/Análisis funcional API rest interna.docx
+++ b/doc/Análisis funcional API rest interna.docx
@@ -2117,10 +2117,7 @@
         <w:t xml:space="preserve">Si la petición se procesa correctamente y hay un procedimiento con el código pasado </w:t>
       </w:r>
       <w:r>
-        <w:t>y el estado de workflow elegido</w:t>
-      </w:r>
-      <w:r>
-        <w:t xml:space="preserve"> </w:t>
+        <w:t xml:space="preserve">y el estado de workflow elegido </w:t>
       </w:r>
       <w:r>
         <w:t>se devuelve su información en el idioma indicado (por defecto, catalán)</w:t>
@@ -2913,6 +2910,9 @@
             <w:pPr>
               <w:pStyle w:val="Contenidodelatabla"/>
             </w:pPr>
+            <w:r>
+              <w:t>Filtra por fecha SIA.</w:t>
+            </w:r>
           </w:p>
         </w:tc>
       </w:tr>
@@ -4281,7 +4281,19 @@
               <w:pStyle w:val="Contenidodelatabla"/>
             </w:pPr>
             <w:r>
-              <w:t>Filtra por forma de inicio.</w:t>
+              <w:t>Filtr</w:t>
+            </w:r>
+            <w:r>
+              <w:t>o</w:t>
+            </w:r>
+            <w:r>
+              <w:t xml:space="preserve"> </w:t>
+            </w:r>
+            <w:r>
+              <w:t>que compara con identificador del tipo de unidad administrativa, codDIR3, nombre, orden, nombre UA padre, codigo entidad</w:t>
+            </w:r>
+            <w:r>
+              <w:t>.</w:t>
             </w:r>
           </w:p>
         </w:tc>
@@ -4405,7 +4417,6 @@
     </w:p>
     <w:p>
       <w:r>
-        <w:lastRenderedPageBreak/>
         <w:t>Si la petición se procesa correctamente se devuelve el listado de unidades administrativas que cumple con los filtros pasados. De cada uno se muestra información detallada en  el idioma indicado (por defecto, catalán)</w:t>
       </w:r>
     </w:p>
@@ -4653,7 +4664,6 @@
               <w:pStyle w:val="Contenidodelatablauser"/>
             </w:pPr>
             <w:r>
-              <w:lastRenderedPageBreak/>
               <w:t>Normativa</w:t>
             </w:r>
           </w:p>
@@ -4978,7 +4988,13 @@
               <w:pStyle w:val="Contenidodelatabla"/>
             </w:pPr>
             <w:r>
-              <w:t>Filtra por el estado. V – Vigente, X – Baja.</w:t>
+              <w:t xml:space="preserve">Filtra por </w:t>
+            </w:r>
+            <w:r>
+              <w:t>fecha boletín</w:t>
+            </w:r>
+            <w:r>
+              <w:t>.</w:t>
             </w:r>
           </w:p>
         </w:tc>
@@ -5148,6 +5164,7 @@
               <w:pStyle w:val="Contenidodelatabla"/>
             </w:pPr>
             <w:r>
+              <w:lastRenderedPageBreak/>
               <w:t>texto</w:t>
             </w:r>
           </w:p>
@@ -5161,11 +5178,7 @@
               <w:pStyle w:val="Contenidodelatabla"/>
             </w:pPr>
             <w:r>
-              <w:t xml:space="preserve">Filtra comparando por título, identificador de tipo </w:t>
-            </w:r>
-            <w:r>
-              <w:lastRenderedPageBreak/>
-              <w:t>normativa, número, nombre de boletín oficial y fecha aprobación.</w:t>
+              <w:t>Filtra comparando por título, identificador de tipo normativa, número, nombre de boletín oficial y fecha aprobación.</w:t>
             </w:r>
           </w:p>
         </w:tc>
@@ -5183,7 +5196,6 @@
               <w:pStyle w:val="Contenidodelatabla"/>
             </w:pPr>
             <w:r>
-              <w:lastRenderedPageBreak/>
               <w:t>vigente</w:t>
             </w:r>
           </w:p>
@@ -5710,13 +5722,7 @@
           </w:tcPr>
           <w:p>
             <w:r>
-              <w:t xml:space="preserve">Consulta de un </w:t>
-            </w:r>
-            <w:r>
-              <w:t>servicio</w:t>
-            </w:r>
-            <w:r>
-              <w:t xml:space="preserve"> a partir de su código.</w:t>
+              <w:t>Consulta de un servicio a partir de su código.</w:t>
             </w:r>
           </w:p>
         </w:tc>
@@ -5738,13 +5744,7 @@
           </w:tcPr>
           <w:p>
             <w:r>
-              <w:t xml:space="preserve">Consulta de </w:t>
-            </w:r>
-            <w:r>
-              <w:t>servici</w:t>
-            </w:r>
-            <w:r>
-              <w:t>os según unos criterios de búsqueda.</w:t>
+              <w:t>Consulta de servicios según unos criterios de búsqueda.</w:t>
             </w:r>
           </w:p>
         </w:tc>
@@ -5766,13 +5766,7 @@
           </w:tcPr>
           <w:p>
             <w:r>
-              <w:t xml:space="preserve">Consulta los temas de un </w:t>
-            </w:r>
-            <w:r>
-              <w:t>servicio</w:t>
-            </w:r>
-            <w:r>
-              <w:t xml:space="preserve"> por código WF.</w:t>
+              <w:t>Consulta los temas de un servicio por código WF.</w:t>
             </w:r>
           </w:p>
         </w:tc>
@@ -5794,13 +5788,13 @@
           </w:tcPr>
           <w:p>
             <w:r>
-              <w:t xml:space="preserve">Consulta los temas de un </w:t>
-            </w:r>
-            <w:r>
-              <w:t>servicio</w:t>
-            </w:r>
-            <w:r>
-              <w:t xml:space="preserve"> por código WF.</w:t>
+              <w:t xml:space="preserve">Consulta los </w:t>
+            </w:r>
+            <w:r>
+              <w:t>documentos</w:t>
+            </w:r>
+            <w:r>
+              <w:t xml:space="preserve"> de un servicio por código WF.</w:t>
             </w:r>
           </w:p>
         </w:tc>
@@ -5822,13 +5816,7 @@
           </w:tcPr>
           <w:p>
             <w:r>
-              <w:t xml:space="preserve">Consulta las normativas de un </w:t>
-            </w:r>
-            <w:r>
-              <w:t>servicio</w:t>
-            </w:r>
-            <w:r>
-              <w:t xml:space="preserve"> por código WF.</w:t>
+              <w:t>Consulta las normativas de un servicio por código WF.</w:t>
             </w:r>
           </w:p>
         </w:tc>
@@ -5859,13 +5847,7 @@
           </w:tcPr>
           <w:p>
             <w:r>
-              <w:t xml:space="preserve">Consulta los tipos de público objetivo entidad de un </w:t>
-            </w:r>
-            <w:r>
-              <w:t>servicio</w:t>
-            </w:r>
-            <w:r>
-              <w:t xml:space="preserve"> por código wf</w:t>
+              <w:t>Consulta los tipos de público objetivo entidad de un servicio por código wf</w:t>
             </w:r>
           </w:p>
         </w:tc>
@@ -5887,13 +5869,7 @@
           </w:tcPr>
           <w:p>
             <w:r>
-              <w:t xml:space="preserve">Consulta los documentos LOPD de un </w:t>
-            </w:r>
-            <w:r>
-              <w:t>servicio</w:t>
-            </w:r>
-            <w:r>
-              <w:t xml:space="preserve"> por código WF.</w:t>
+              <w:t>Consulta los documentos LOPD de un servicio por código WF.</w:t>
             </w:r>
           </w:p>
         </w:tc>
@@ -5976,13 +5952,7 @@
     <w:p>
       <w:r>
         <w:lastRenderedPageBreak/>
-        <w:t xml:space="preserve"> /services/v1/</w:t>
-      </w:r>
-      <w:r>
-        <w:t>servicios</w:t>
-      </w:r>
-      <w:r>
-        <w:t>/{codigo}</w:t>
+        <w:t xml:space="preserve"> /services/v1/servicios/{codigo}</w:t>
       </w:r>
     </w:p>
     <w:p/>
@@ -6004,118 +5974,106 @@
     <w:p/>
     <w:p>
       <w:r>
-        <w:t xml:space="preserve">código – Código del </w:t>
+        <w:t>código – Código del servicio a consultar (obligatorio)</w:t>
+      </w:r>
+    </w:p>
+    <w:p>
+      <w:r>
+        <w:t>lang* – Idioma en el que se devuelven los datos</w:t>
+      </w:r>
+    </w:p>
+    <w:p>
+      <w:r>
+        <w:t xml:space="preserve">estadoWF - </w:t>
+      </w:r>
+      <w:r>
+        <w:t xml:space="preserve">D </w:t>
+      </w:r>
+      <w:r>
+        <w:t>=</w:t>
+      </w:r>
+      <w:r>
+        <w:t xml:space="preserve"> Definitivo, M = Modificado, T = Publicado o modificado, A = Publicado y modificado.</w:t>
+      </w:r>
+    </w:p>
+    <w:p/>
+    <w:p>
+      <w:r>
+        <w:t>* - Parámetro que se añade la url</w:t>
+      </w:r>
+    </w:p>
+    <w:p/>
+    <w:p>
+      <w:r>
+        <w:t>Ejemplo:</w:t>
+      </w:r>
+    </w:p>
+    <w:p/>
+    <w:p>
+      <w:r>
+        <w:t>&lt;entorno&gt;/rolsac2api/interna/services/v1/servicios/2959374</w:t>
+      </w:r>
+      <w:r>
+        <w:t>?lang=ca&amp;estadoWF=D</w:t>
+      </w:r>
+    </w:p>
+    <w:p/>
+    <w:p>
+      <w:r>
+        <w:t xml:space="preserve">Devuelve en catalán los datos del </w:t>
       </w:r>
       <w:r>
         <w:t>servicio</w:t>
       </w:r>
       <w:r>
-        <w:t xml:space="preserve"> a consultar (obligatorio)</w:t>
-      </w:r>
-    </w:p>
-    <w:p>
-      <w:r>
-        <w:t>lang* – Idioma en el que se devuelven los datos</w:t>
-      </w:r>
-    </w:p>
-    <w:p>
-      <w:r>
-        <w:t xml:space="preserve">estadoWF - </w:t>
-      </w:r>
-      <w:r>
-        <w:t xml:space="preserve">D </w:t>
-      </w:r>
-      <w:r>
-        <w:t>=</w:t>
-      </w:r>
-      <w:r>
-        <w:t xml:space="preserve"> Definitivo, M = Modificado, T = Publicado o modificado, A = Publicado y modificado.</w:t>
-      </w:r>
-    </w:p>
-    <w:p/>
-    <w:p>
-      <w:r>
-        <w:t>* - Parámetro que se añade la url</w:t>
-      </w:r>
-    </w:p>
-    <w:p/>
-    <w:p>
-      <w:r>
-        <w:t>Ejemplo:</w:t>
-      </w:r>
-    </w:p>
-    <w:p/>
-    <w:p>
-      <w:r>
-        <w:t>&lt;entorno&gt;/rolsac2api/interna/services/v1/</w:t>
-      </w:r>
-      <w:r>
-        <w:t>servicios</w:t>
-      </w:r>
-      <w:r>
-        <w:t>/2959374</w:t>
-      </w:r>
-      <w:r>
-        <w:t>?lang=ca&amp;estadoWF=D</w:t>
-      </w:r>
-    </w:p>
-    <w:p/>
-    <w:p>
-      <w:r>
-        <w:t xml:space="preserve">Devuelve en catalán los datos del </w:t>
+        <w:t xml:space="preserve"> con código 2959374</w:t>
+      </w:r>
+      <w:r>
+        <w:t xml:space="preserve"> y estado de workflow definitivo</w:t>
+      </w:r>
+      <w:r>
+        <w:t>.</w:t>
+      </w:r>
+    </w:p>
+    <w:p>
+      <w:pPr>
+        <w:rPr>
+          <w:b/>
+          <w:bCs/>
+        </w:rPr>
+      </w:pPr>
+    </w:p>
+    <w:p>
+      <w:pPr>
+        <w:rPr>
+          <w:b/>
+          <w:bCs/>
+        </w:rPr>
+      </w:pPr>
+      <w:r>
+        <w:rPr>
+          <w:b/>
+          <w:bCs/>
+        </w:rPr>
+        <w:t>Resultado</w:t>
+      </w:r>
+    </w:p>
+    <w:p>
+      <w:pPr>
+        <w:rPr>
+          <w:b/>
+          <w:bCs/>
+        </w:rPr>
+      </w:pPr>
+    </w:p>
+    <w:p>
+      <w:r>
+        <w:t xml:space="preserve">Si la petición se procesa correctamente y hay un </w:t>
       </w:r>
       <w:r>
         <w:t>servicio</w:t>
       </w:r>
       <w:r>
-        <w:t xml:space="preserve"> con código 2959374</w:t>
-      </w:r>
-      <w:r>
-        <w:t xml:space="preserve"> y estado de workflow definitivo</w:t>
-      </w:r>
-      <w:r>
-        <w:t>.</w:t>
-      </w:r>
-    </w:p>
-    <w:p>
-      <w:pPr>
-        <w:rPr>
-          <w:b/>
-          <w:bCs/>
-        </w:rPr>
-      </w:pPr>
-    </w:p>
-    <w:p>
-      <w:pPr>
-        <w:rPr>
-          <w:b/>
-          <w:bCs/>
-        </w:rPr>
-      </w:pPr>
-      <w:r>
-        <w:rPr>
-          <w:b/>
-          <w:bCs/>
-        </w:rPr>
-        <w:t>Resultado</w:t>
-      </w:r>
-    </w:p>
-    <w:p>
-      <w:pPr>
-        <w:rPr>
-          <w:b/>
-          <w:bCs/>
-        </w:rPr>
-      </w:pPr>
-    </w:p>
-    <w:p>
-      <w:r>
-        <w:t xml:space="preserve">Si la petición se procesa correctamente y hay un </w:t>
-      </w:r>
-      <w:r>
-        <w:t>servicio</w:t>
-      </w:r>
-      <w:r>
         <w:t xml:space="preserve"> con el código pasado </w:t>
       </w:r>
       <w:r>
@@ -6143,13 +6101,7 @@
     <w:p/>
     <w:p>
       <w:r>
-        <w:t xml:space="preserve">Consulta de </w:t>
-      </w:r>
-      <w:r>
-        <w:t>servicios</w:t>
-      </w:r>
-      <w:r>
-        <w:t xml:space="preserve"> según unos criterios de búsqueda.</w:t>
+        <w:t>Consulta de servicios según unos criterios de búsqueda.</w:t>
       </w:r>
     </w:p>
     <w:p/>
@@ -6171,10 +6123,7 @@
     <w:p/>
     <w:p>
       <w:r>
-        <w:t>/services/v1/</w:t>
-      </w:r>
-      <w:r>
-        <w:t>servicios</w:t>
+        <w:t>/services/v1/servicios</w:t>
       </w:r>
     </w:p>
     <w:p/>
@@ -6270,13 +6219,7 @@
           </w:tcPr>
           <w:p>
             <w:r>
-              <w:t xml:space="preserve">Filtra por códigos de </w:t>
-            </w:r>
-            <w:r>
-              <w:t>servicios</w:t>
-            </w:r>
-            <w:r>
-              <w:t>. El formato del campo es una lista de códigos separados por comas.</w:t>
+              <w:t>Filtra por códigos de servicios. El formato del campo es una lista de códigos separados por comas.</w:t>
             </w:r>
           </w:p>
         </w:tc>
@@ -6304,13 +6247,7 @@
               <w:pStyle w:val="Contenidodelatabla"/>
             </w:pPr>
             <w:r>
-              <w:t xml:space="preserve">Compara con código </w:t>
-            </w:r>
-            <w:r>
-              <w:t>servicio</w:t>
-            </w:r>
-            <w:r>
-              <w:t>, nombre, estado, código SIA, estado SIA y código dir3 SIA.</w:t>
+              <w:t>Compara con código servicio, nombre, estado, código SIA, estado SIA y código dir3 SIA.</w:t>
             </w:r>
           </w:p>
         </w:tc>
@@ -6366,13 +6303,7 @@
               <w:pStyle w:val="Contenidodelatabla"/>
             </w:pPr>
             <w:r>
-              <w:t xml:space="preserve">Filtra por </w:t>
-            </w:r>
-            <w:r>
-              <w:t>servicio</w:t>
-            </w:r>
-            <w:r>
-              <w:t>.</w:t>
+              <w:t>Filtra por servicio.</w:t>
             </w:r>
           </w:p>
         </w:tc>
@@ -6568,6 +6499,18 @@
             <w:pPr>
               <w:pStyle w:val="Contenidodelatabla"/>
             </w:pPr>
+            <w:r>
+              <w:t>Filtra por el identificador del tipo de tramitaci</w:t>
+            </w:r>
+            <w:r>
+              <w:rPr>
+                <w:rFonts w:hint="eastAsia"/>
+              </w:rPr>
+              <w:t>ó</w:t>
+            </w:r>
+            <w:r>
+              <w:t>n.</w:t>
+            </w:r>
           </w:p>
         </w:tc>
       </w:tr>
@@ -6608,6 +6551,28 @@
           <w:tcPr>
             <w:tcW w:w="5270" w:type="dxa"/>
           </w:tcPr>
+          <w:p>
+            <w:r>
+              <w:t>Filtra por identificador de plataforma.</w:t>
+            </w:r>
+          </w:p>
+        </w:tc>
+      </w:tr>
+      <w:tr>
+        <w:tc>
+          <w:tcPr>
+            <w:tcW w:w="3120" w:type="dxa"/>
+          </w:tcPr>
+          <w:p>
+            <w:r>
+              <w:t>codigoTramiteTelematico</w:t>
+            </w:r>
+          </w:p>
+        </w:tc>
+        <w:tc>
+          <w:tcPr>
+            <w:tcW w:w="5270" w:type="dxa"/>
+          </w:tcPr>
           <w:p/>
         </w:tc>
       </w:tr>
@@ -6618,7 +6583,7 @@
           </w:tcPr>
           <w:p>
             <w:r>
-              <w:t>codigoTramiteTelematico</w:t>
+              <w:t>versionTramiteTelematico</w:t>
             </w:r>
           </w:p>
         </w:tc>
@@ -6636,7 +6601,7 @@
           </w:tcPr>
           <w:p>
             <w:r>
-              <w:t>versionTramiteTelematico</w:t>
+              <w:t>parametros</w:t>
             </w:r>
           </w:p>
         </w:tc>
@@ -6644,7 +6609,20 @@
           <w:tcPr>
             <w:tcW w:w="5270" w:type="dxa"/>
           </w:tcPr>
-          <w:p/>
+          <w:p>
+            <w:r>
+              <w:t xml:space="preserve">Filtra por los </w:t>
+            </w:r>
+            <w:r>
+              <w:rPr>
+                <w:rFonts w:hint="eastAsia"/>
+              </w:rPr>
+              <w:t>parámetros</w:t>
+            </w:r>
+            <w:r>
+              <w:t xml:space="preserve"> del tipo de tramitación.</w:t>
+            </w:r>
+          </w:p>
         </w:tc>
       </w:tr>
       <w:tr>
@@ -6654,7 +6632,7 @@
           </w:tcPr>
           <w:p>
             <w:r>
-              <w:t>parametros</w:t>
+              <w:t>version</w:t>
             </w:r>
           </w:p>
         </w:tc>
@@ -6662,7 +6640,11 @@
           <w:tcPr>
             <w:tcW w:w="5270" w:type="dxa"/>
           </w:tcPr>
-          <w:p/>
+          <w:p>
+            <w:r>
+              <w:t>Filtra por la versión del tipo de tramitación.</w:t>
+            </w:r>
+          </w:p>
         </w:tc>
       </w:tr>
       <w:tr>
@@ -6671,6 +6653,1559 @@
             <w:tcW w:w="3120" w:type="dxa"/>
           </w:tcPr>
           <w:p>
+            <w:pPr>
+              <w:pStyle w:val="Contenidodelatabla"/>
+            </w:pPr>
+            <w:r>
+              <w:t>estado</w:t>
+            </w:r>
+          </w:p>
+        </w:tc>
+        <w:tc>
+          <w:tcPr>
+            <w:tcW w:w="5270" w:type="dxa"/>
+          </w:tcPr>
+          <w:p>
+            <w:pPr>
+              <w:pStyle w:val="Contenidodelatabla"/>
+            </w:pPr>
+            <w:r>
+              <w:t>Filtra por el estado del servicio. PV – Pendiente de validación, M – En modificación, P – Publicado, PT – Pendiente de cerrar, T – Cerrado.</w:t>
+            </w:r>
+          </w:p>
+        </w:tc>
+      </w:tr>
+      <w:tr>
+        <w:tc>
+          <w:tcPr>
+            <w:tcW w:w="3120" w:type="dxa"/>
+          </w:tcPr>
+          <w:p>
+            <w:pPr>
+              <w:pStyle w:val="Contenidodelatabla"/>
+            </w:pPr>
+            <w:r>
+              <w:t>estados</w:t>
+            </w:r>
+          </w:p>
+        </w:tc>
+        <w:tc>
+          <w:tcPr>
+            <w:tcW w:w="5270" w:type="dxa"/>
+          </w:tcPr>
+          <w:p>
+            <w:pPr>
+              <w:pStyle w:val="Contenidodelatabla"/>
+            </w:pPr>
+            <w:r>
+              <w:t>Filtra por el estado del servicio. Lista de estados separados por comas. PV – Pendiente de validación, M – En modificación, P – Publicado, PT – Pendiente de cerrar, T – Cerrado.</w:t>
+            </w:r>
+          </w:p>
+        </w:tc>
+      </w:tr>
+      <w:tr>
+        <w:tc>
+          <w:tcPr>
+            <w:tcW w:w="3120" w:type="dxa"/>
+          </w:tcPr>
+          <w:p>
+            <w:pPr>
+              <w:pStyle w:val="Contenidodelatabla"/>
+            </w:pPr>
+            <w:r>
+              <w:t>fechaActualizacionSia</w:t>
+            </w:r>
+          </w:p>
+        </w:tc>
+        <w:tc>
+          <w:tcPr>
+            <w:tcW w:w="5270" w:type="dxa"/>
+          </w:tcPr>
+          <w:p>
+            <w:pPr>
+              <w:pStyle w:val="Contenidodelatabla"/>
+            </w:pPr>
+            <w:r>
+              <w:t>Filtra por fecha SIA.</w:t>
+            </w:r>
+          </w:p>
+        </w:tc>
+      </w:tr>
+      <w:tr>
+        <w:tc>
+          <w:tcPr>
+            <w:tcW w:w="3120" w:type="dxa"/>
+          </w:tcPr>
+          <w:p>
+            <w:pPr>
+              <w:pStyle w:val="Contenidodelatabla"/>
+            </w:pPr>
+            <w:r>
+              <w:t>listaCodigosNormativas</w:t>
+            </w:r>
+          </w:p>
+        </w:tc>
+        <w:tc>
+          <w:tcPr>
+            <w:tcW w:w="5270" w:type="dxa"/>
+          </w:tcPr>
+          <w:p>
+            <w:pPr>
+              <w:pStyle w:val="Contenidodelatabla"/>
+            </w:pPr>
+            <w:r>
+              <w:t>Filtra por normativas. Lista de códigos separados por comas.</w:t>
+            </w:r>
+          </w:p>
+        </w:tc>
+      </w:tr>
+      <w:tr>
+        <w:tc>
+          <w:tcPr>
+            <w:tcW w:w="3120" w:type="dxa"/>
+          </w:tcPr>
+          <w:p>
+            <w:pPr>
+              <w:pStyle w:val="Contenidodelatabla"/>
+            </w:pPr>
+            <w:r>
+              <w:t>listaCodigosPublicosObjetivos</w:t>
+            </w:r>
+          </w:p>
+        </w:tc>
+        <w:tc>
+          <w:tcPr>
+            <w:tcW w:w="5270" w:type="dxa"/>
+          </w:tcPr>
+          <w:p>
+            <w:pPr>
+              <w:pStyle w:val="Contenidodelatabla"/>
+            </w:pPr>
+            <w:r>
+              <w:t>Filtra por público objetivo entidad. Lista de códigos separado por comas.</w:t>
+            </w:r>
+          </w:p>
+        </w:tc>
+      </w:tr>
+      <w:tr>
+        <w:tc>
+          <w:tcPr>
+            <w:tcW w:w="3120" w:type="dxa"/>
+          </w:tcPr>
+          <w:p>
+            <w:pPr>
+              <w:pStyle w:val="Contenidodelatabla"/>
+            </w:pPr>
+            <w:r>
+              <w:t>listaCodigosMaterias</w:t>
+            </w:r>
+          </w:p>
+        </w:tc>
+        <w:tc>
+          <w:tcPr>
+            <w:tcW w:w="5270" w:type="dxa"/>
+          </w:tcPr>
+          <w:p>
+            <w:pPr>
+              <w:pStyle w:val="Contenidodelatabla"/>
+            </w:pPr>
+            <w:r>
+              <w:t>Filtra por materias. Lista de códigos de materias separados por comas</w:t>
+            </w:r>
+          </w:p>
+        </w:tc>
+      </w:tr>
+      <w:tr>
+        <w:tc>
+          <w:tcPr>
+            <w:tcW w:w="3120" w:type="dxa"/>
+          </w:tcPr>
+          <w:p>
+            <w:pPr>
+              <w:pStyle w:val="Contenidodelatabla"/>
+            </w:pPr>
+            <w:r>
+              <w:t>fechaPublicacionDesde</w:t>
+            </w:r>
+          </w:p>
+        </w:tc>
+        <w:tc>
+          <w:tcPr>
+            <w:tcW w:w="5270" w:type="dxa"/>
+          </w:tcPr>
+          <w:p>
+            <w:pPr>
+              <w:pStyle w:val="Contenidodelatabla"/>
+            </w:pPr>
+            <w:r>
+              <w:t>Filtra por fecha publicación igual o superior</w:t>
+            </w:r>
+          </w:p>
+        </w:tc>
+      </w:tr>
+      <w:tr>
+        <w:tc>
+          <w:tcPr>
+            <w:tcW w:w="3120" w:type="dxa"/>
+          </w:tcPr>
+          <w:p>
+            <w:pPr>
+              <w:pStyle w:val="Contenidodelatabla"/>
+            </w:pPr>
+            <w:r>
+              <w:t>activo</w:t>
+            </w:r>
+          </w:p>
+        </w:tc>
+        <w:tc>
+          <w:tcPr>
+            <w:tcW w:w="5270" w:type="dxa"/>
+          </w:tcPr>
+          <w:p>
+            <w:pPr>
+              <w:pStyle w:val="Contenidodelatabla"/>
+            </w:pPr>
+            <w:r>
+              <w:t>Filtra según este visible en sede o no. 1 - Visible</w:t>
+            </w:r>
+          </w:p>
+        </w:tc>
+      </w:tr>
+      <w:tr>
+        <w:tc>
+          <w:tcPr>
+            <w:tcW w:w="3120" w:type="dxa"/>
+          </w:tcPr>
+          <w:p>
+            <w:pPr>
+              <w:pStyle w:val="Contenidodelatabla"/>
+            </w:pPr>
+            <w:r>
+              <w:t>buscarEnDescendientesUA</w:t>
+            </w:r>
+          </w:p>
+        </w:tc>
+        <w:tc>
+          <w:tcPr>
+            <w:tcW w:w="5270" w:type="dxa"/>
+          </w:tcPr>
+          <w:p>
+            <w:pPr>
+              <w:pStyle w:val="Contenidodelatabla"/>
+            </w:pPr>
+          </w:p>
+        </w:tc>
+      </w:tr>
+      <w:tr>
+        <w:tc>
+          <w:tcPr>
+            <w:tcW w:w="3120" w:type="dxa"/>
+          </w:tcPr>
+          <w:p>
+            <w:pPr>
+              <w:pStyle w:val="Contenidodelatabla"/>
+            </w:pPr>
+            <w:r>
+              <w:t>fechaPublicacionHasta</w:t>
+            </w:r>
+          </w:p>
+        </w:tc>
+        <w:tc>
+          <w:tcPr>
+            <w:tcW w:w="5270" w:type="dxa"/>
+          </w:tcPr>
+          <w:p>
+            <w:pPr>
+              <w:pStyle w:val="Contenidodelatabla"/>
+            </w:pPr>
+            <w:r>
+              <w:t>Filtra por fecha publicación igual o anterio</w:t>
+            </w:r>
+          </w:p>
+        </w:tc>
+      </w:tr>
+      <w:tr>
+        <w:tc>
+          <w:tcPr>
+            <w:tcW w:w="3120" w:type="dxa"/>
+          </w:tcPr>
+          <w:p>
+            <w:pPr>
+              <w:pStyle w:val="Contenidodelatabla"/>
+            </w:pPr>
+            <w:r>
+              <w:t>idEntidad</w:t>
+            </w:r>
+          </w:p>
+        </w:tc>
+        <w:tc>
+          <w:tcPr>
+            <w:tcW w:w="5270" w:type="dxa"/>
+          </w:tcPr>
+          <w:p>
+            <w:pPr>
+              <w:pStyle w:val="Contenidodelatabla"/>
+            </w:pPr>
+            <w:r>
+              <w:t>Filtra por entidad</w:t>
+            </w:r>
+          </w:p>
+        </w:tc>
+      </w:tr>
+      <w:tr>
+        <w:tc>
+          <w:tcPr>
+            <w:tcW w:w="3120" w:type="dxa"/>
+          </w:tcPr>
+          <w:p>
+            <w:pPr>
+              <w:pStyle w:val="Contenidodelatabla"/>
+            </w:pPr>
+            <w:r>
+              <w:t>vigente</w:t>
+            </w:r>
+          </w:p>
+        </w:tc>
+        <w:tc>
+          <w:tcPr>
+            <w:tcW w:w="5270" w:type="dxa"/>
+          </w:tcPr>
+          <w:p>
+            <w:pPr>
+              <w:pStyle w:val="Contenidodelatabla"/>
+            </w:pPr>
+          </w:p>
+        </w:tc>
+      </w:tr>
+      <w:tr>
+        <w:tc>
+          <w:tcPr>
+            <w:tcW w:w="3120" w:type="dxa"/>
+          </w:tcPr>
+          <w:p>
+            <w:pPr>
+              <w:pStyle w:val="Contenidodelatabla"/>
+            </w:pPr>
+            <w:r>
+              <w:t>estadoUA</w:t>
+            </w:r>
+          </w:p>
+        </w:tc>
+        <w:tc>
+          <w:tcPr>
+            <w:tcW w:w="5270" w:type="dxa"/>
+          </w:tcPr>
+          <w:p>
+            <w:pPr>
+              <w:pStyle w:val="Contenidodelatabla"/>
+            </w:pPr>
+          </w:p>
+        </w:tc>
+      </w:tr>
+      <w:tr>
+        <w:tc>
+          <w:tcPr>
+            <w:tcW w:w="3120" w:type="dxa"/>
+          </w:tcPr>
+          <w:p>
+            <w:pPr>
+              <w:pStyle w:val="Contenidodelatabla"/>
+            </w:pPr>
+            <w:r>
+              <w:t>filtroPaginacion</w:t>
+            </w:r>
+          </w:p>
+        </w:tc>
+        <w:tc>
+          <w:tcPr>
+            <w:tcW w:w="5270" w:type="dxa"/>
+          </w:tcPr>
+          <w:p>
+            <w:pPr>
+              <w:pStyle w:val="Contenidodelatabla"/>
+            </w:pPr>
+          </w:p>
+        </w:tc>
+      </w:tr>
+      <w:tr>
+        <w:tc>
+          <w:tcPr>
+            <w:tcW w:w="3120" w:type="dxa"/>
+          </w:tcPr>
+          <w:p>
+            <w:pPr>
+              <w:pStyle w:val="Contenidodelatabla"/>
+            </w:pPr>
+            <w:r>
+              <w:t>orden</w:t>
+            </w:r>
+          </w:p>
+        </w:tc>
+        <w:tc>
+          <w:tcPr>
+            <w:tcW w:w="5270" w:type="dxa"/>
+          </w:tcPr>
+          <w:p>
+            <w:pPr>
+              <w:pStyle w:val="Contenidodelatabla"/>
+            </w:pPr>
+          </w:p>
+        </w:tc>
+      </w:tr>
+    </w:tbl>
+    <w:p/>
+    <w:p>
+      <w:r>
+        <w:t>lang* – Idioma en el que se devuelven los datos</w:t>
+      </w:r>
+    </w:p>
+    <w:p/>
+    <w:p>
+      <w:pPr>
+        <w:rPr>
+          <w:b/>
+          <w:bCs/>
+        </w:rPr>
+      </w:pPr>
+      <w:r>
+        <w:rPr>
+          <w:b/>
+          <w:bCs/>
+        </w:rPr>
+        <w:t>Resultado</w:t>
+      </w:r>
+    </w:p>
+    <w:p>
+      <w:pPr>
+        <w:rPr>
+          <w:b/>
+          <w:bCs/>
+        </w:rPr>
+      </w:pPr>
+    </w:p>
+    <w:p>
+      <w:r>
+        <w:t>Si la petición se procesa correctamente se devuelve el listado de servicios que cumple con los filtros pasados. De cada uno se muestra información detallada en el idioma indicado (por defecto, catalán)</w:t>
+      </w:r>
+    </w:p>
+    <w:p/>
+    <w:p>
+      <w:r>
+        <w:t>En caso de error se devuelve información descriptiva del error.</w:t>
+      </w:r>
+    </w:p>
+    <w:p/>
+    <w:p>
+      <w:pPr>
+        <w:pStyle w:val="Ttulo3"/>
+      </w:pPr>
+      <w:r>
+        <w:t>Temas</w:t>
+      </w:r>
+    </w:p>
+    <w:p/>
+    <w:p>
+      <w:r>
+        <w:t>Consulta de los temas de un servicio.</w:t>
+      </w:r>
+    </w:p>
+    <w:p/>
+    <w:p>
+      <w:r>
+        <w:rPr>
+          <w:b/>
+          <w:bCs/>
+        </w:rPr>
+        <w:t>Url</w:t>
+      </w:r>
+      <w:r>
+        <w:t xml:space="preserve"> </w:t>
+      </w:r>
+    </w:p>
+    <w:p/>
+    <w:p>
+      <w:r>
+        <w:t xml:space="preserve"> /services/v1/servicios/temas/{codigo}</w:t>
+      </w:r>
+    </w:p>
+    <w:p/>
+    <w:p>
+      <w:pPr>
+        <w:rPr>
+          <w:b/>
+          <w:bCs/>
+        </w:rPr>
+      </w:pPr>
+      <w:r>
+        <w:rPr>
+          <w:b/>
+          <w:bCs/>
+        </w:rPr>
+        <w:t>Parámetros</w:t>
+      </w:r>
+    </w:p>
+    <w:p/>
+    <w:p>
+      <w:r>
+        <w:t>codigo – Código workflow del servicio a consultar (obligatorio)</w:t>
+      </w:r>
+    </w:p>
+    <w:p>
+      <w:r>
+        <w:t>lang* – Idioma en el que se devuelven los datos</w:t>
+      </w:r>
+    </w:p>
+    <w:p/>
+    <w:p>
+      <w:r>
+        <w:lastRenderedPageBreak/>
+        <w:t>* - Parámetro que se añade la url.</w:t>
+      </w:r>
+    </w:p>
+    <w:p/>
+    <w:p>
+      <w:pPr>
+        <w:rPr>
+          <w:b/>
+          <w:bCs/>
+        </w:rPr>
+      </w:pPr>
+      <w:r>
+        <w:rPr>
+          <w:b/>
+          <w:bCs/>
+        </w:rPr>
+        <w:t>Resultado</w:t>
+      </w:r>
+    </w:p>
+    <w:p>
+      <w:pPr>
+        <w:rPr>
+          <w:b/>
+          <w:bCs/>
+        </w:rPr>
+      </w:pPr>
+    </w:p>
+    <w:p>
+      <w:r>
+        <w:t>Si la petición se procesa correctamente se devuelve el listado de temas. De cada uno se muestra información detallada en el idioma indicado (por defecto, catalán)</w:t>
+      </w:r>
+    </w:p>
+    <w:p/>
+    <w:p>
+      <w:r>
+        <w:t>En caso de error se devuelve información descriptiva del error.</w:t>
+      </w:r>
+    </w:p>
+    <w:p/>
+    <w:p>
+      <w:pPr>
+        <w:pStyle w:val="Ttulo3"/>
+      </w:pPr>
+      <w:r>
+        <w:t>Documentos</w:t>
+      </w:r>
+    </w:p>
+    <w:p/>
+    <w:p>
+      <w:r>
+        <w:t>Consulta de los documentos de un servicio.</w:t>
+      </w:r>
+    </w:p>
+    <w:p/>
+    <w:p>
+      <w:r>
+        <w:rPr>
+          <w:b/>
+          <w:bCs/>
+        </w:rPr>
+        <w:t>Url</w:t>
+      </w:r>
+      <w:r>
+        <w:t xml:space="preserve"> </w:t>
+      </w:r>
+    </w:p>
+    <w:p/>
+    <w:p>
+      <w:r>
+        <w:t xml:space="preserve"> /services/v1/servicios/documentos/{codigo}</w:t>
+      </w:r>
+    </w:p>
+    <w:p/>
+    <w:p>
+      <w:pPr>
+        <w:rPr>
+          <w:b/>
+          <w:bCs/>
+        </w:rPr>
+      </w:pPr>
+      <w:r>
+        <w:rPr>
+          <w:b/>
+          <w:bCs/>
+        </w:rPr>
+        <w:t>Parámetros</w:t>
+      </w:r>
+    </w:p>
+    <w:p/>
+    <w:p>
+      <w:r>
+        <w:t>código – Código workflow del servicio a consultar (obligatorio)</w:t>
+      </w:r>
+    </w:p>
+    <w:p>
+      <w:r>
+        <w:t>lang* – Idioma en el que se devuelven los datos</w:t>
+      </w:r>
+    </w:p>
+    <w:p/>
+    <w:p>
+      <w:r>
+        <w:t>* - Parámetro que se añade la url.</w:t>
+      </w:r>
+    </w:p>
+    <w:p/>
+    <w:p>
+      <w:pPr>
+        <w:rPr>
+          <w:b/>
+          <w:bCs/>
+        </w:rPr>
+      </w:pPr>
+      <w:r>
+        <w:rPr>
+          <w:b/>
+          <w:bCs/>
+        </w:rPr>
+        <w:t>Resultado</w:t>
+      </w:r>
+    </w:p>
+    <w:p>
+      <w:pPr>
+        <w:rPr>
+          <w:b/>
+          <w:bCs/>
+        </w:rPr>
+      </w:pPr>
+    </w:p>
+    <w:p>
+      <w:r>
+        <w:t>Si la petición se procesa correctamente se devuelve el listado de documentos. De cada uno se muestra información detallada en el idioma indicado (por defecto, catalán)</w:t>
+      </w:r>
+    </w:p>
+    <w:p/>
+    <w:p>
+      <w:r>
+        <w:t>En caso de error se devuelve información descriptiva del error.</w:t>
+      </w:r>
+    </w:p>
+    <w:p/>
+    <w:p>
+      <w:pPr>
+        <w:pStyle w:val="Ttulo3"/>
+      </w:pPr>
+      <w:r>
+        <w:t>Normativas</w:t>
+      </w:r>
+    </w:p>
+    <w:p/>
+    <w:p>
+      <w:r>
+        <w:t>Consulta de las normativas de un servicio.</w:t>
+      </w:r>
+    </w:p>
+    <w:p/>
+    <w:p>
+      <w:r>
+        <w:rPr>
+          <w:b/>
+          <w:bCs/>
+        </w:rPr>
+        <w:t>Url</w:t>
+      </w:r>
+      <w:r>
+        <w:t xml:space="preserve"> </w:t>
+      </w:r>
+    </w:p>
+    <w:p/>
+    <w:p>
+      <w:r>
+        <w:t xml:space="preserve"> /services/v1/servicios/normativas/{codigo}</w:t>
+      </w:r>
+    </w:p>
+    <w:p/>
+    <w:p>
+      <w:pPr>
+        <w:rPr>
+          <w:b/>
+          <w:bCs/>
+        </w:rPr>
+      </w:pPr>
+      <w:r>
+        <w:rPr>
+          <w:b/>
+          <w:bCs/>
+        </w:rPr>
+        <w:t>Parámetros</w:t>
+      </w:r>
+    </w:p>
+    <w:p/>
+    <w:p>
+      <w:r>
+        <w:t>código – Código workflow del servicio a consultar (obligatorio)</w:t>
+      </w:r>
+    </w:p>
+    <w:p>
+      <w:r>
+        <w:t>lang* – Idioma en el que se devuelven los datos</w:t>
+      </w:r>
+    </w:p>
+    <w:p/>
+    <w:p>
+      <w:r>
+        <w:t>* - Parámetro que se añade la url.</w:t>
+      </w:r>
+    </w:p>
+    <w:p/>
+    <w:p>
+      <w:pPr>
+        <w:rPr>
+          <w:b/>
+          <w:bCs/>
+        </w:rPr>
+      </w:pPr>
+      <w:r>
+        <w:rPr>
+          <w:b/>
+          <w:bCs/>
+        </w:rPr>
+        <w:t>Resultado</w:t>
+      </w:r>
+    </w:p>
+    <w:p>
+      <w:pPr>
+        <w:rPr>
+          <w:b/>
+          <w:bCs/>
+        </w:rPr>
+      </w:pPr>
+    </w:p>
+    <w:p>
+      <w:r>
+        <w:t>Si la petición se procesa correctamente se devuelve el listado de normativa. De cada uno se muestra información detallada en el idioma indicado (por defecto, catalán)</w:t>
+      </w:r>
+    </w:p>
+    <w:p/>
+    <w:p>
+      <w:r>
+        <w:t>En caso de error se devuelve información descriptiva del error.</w:t>
+      </w:r>
+    </w:p>
+    <w:p/>
+    <w:p>
+      <w:pPr>
+        <w:pStyle w:val="Ttulo3"/>
+      </w:pPr>
+      <w:r>
+        <w:t>Públicos objetivo entidad</w:t>
+      </w:r>
+    </w:p>
+    <w:p/>
+    <w:p>
+      <w:r>
+        <w:lastRenderedPageBreak/>
+        <w:t>Consulta de los tipos de público objetivo entidad de un servicio.</w:t>
+      </w:r>
+    </w:p>
+    <w:p/>
+    <w:p>
+      <w:r>
+        <w:rPr>
+          <w:b/>
+          <w:bCs/>
+        </w:rPr>
+        <w:t>Url</w:t>
+      </w:r>
+      <w:r>
+        <w:t xml:space="preserve"> </w:t>
+      </w:r>
+    </w:p>
+    <w:p/>
+    <w:p>
+      <w:r>
+        <w:t xml:space="preserve"> /services/v1/servicios/publicoObjetivoEntidad/{codigo}</w:t>
+      </w:r>
+    </w:p>
+    <w:p/>
+    <w:p>
+      <w:pPr>
+        <w:rPr>
+          <w:b/>
+          <w:bCs/>
+        </w:rPr>
+      </w:pPr>
+      <w:r>
+        <w:rPr>
+          <w:b/>
+          <w:bCs/>
+        </w:rPr>
+        <w:t>Parámetros</w:t>
+      </w:r>
+    </w:p>
+    <w:p/>
+    <w:p>
+      <w:r>
+        <w:t>codigo – Código workflow del servicio a consultar (obligatorio)</w:t>
+      </w:r>
+    </w:p>
+    <w:p>
+      <w:r>
+        <w:t>lang* – Idioma en el que se devuelven los datos</w:t>
+      </w:r>
+    </w:p>
+    <w:p/>
+    <w:p>
+      <w:r>
+        <w:t>* - Parámetro que se añade la url.</w:t>
+      </w:r>
+    </w:p>
+    <w:p/>
+    <w:p>
+      <w:pPr>
+        <w:rPr>
+          <w:b/>
+          <w:bCs/>
+        </w:rPr>
+      </w:pPr>
+      <w:r>
+        <w:rPr>
+          <w:b/>
+          <w:bCs/>
+        </w:rPr>
+        <w:t>Resultado</w:t>
+      </w:r>
+    </w:p>
+    <w:p>
+      <w:pPr>
+        <w:rPr>
+          <w:b/>
+          <w:bCs/>
+        </w:rPr>
+      </w:pPr>
+    </w:p>
+    <w:p>
+      <w:r>
+        <w:t>Si la petición se procesa correctamente se devuelve el listado de tipos de público objetivo entidad. De cada uno se muestra información detallada en el idioma indicado (por defecto, catalán)</w:t>
+      </w:r>
+    </w:p>
+    <w:p/>
+    <w:p>
+      <w:r>
+        <w:t>En caso de error se devuelve información descriptiva del error.</w:t>
+      </w:r>
+    </w:p>
+    <w:p/>
+    <w:p>
+      <w:pPr>
+        <w:pStyle w:val="Ttulo3"/>
+      </w:pPr>
+      <w:r>
+        <w:t>Documentos LOPD</w:t>
+      </w:r>
+    </w:p>
+    <w:p/>
+    <w:p>
+      <w:r>
+        <w:t>Consulta de los documentos LOPD de un servicio.</w:t>
+      </w:r>
+    </w:p>
+    <w:p/>
+    <w:p>
+      <w:r>
+        <w:rPr>
+          <w:b/>
+          <w:bCs/>
+        </w:rPr>
+        <w:t>Url</w:t>
+      </w:r>
+      <w:r>
+        <w:t xml:space="preserve"> </w:t>
+      </w:r>
+    </w:p>
+    <w:p/>
+    <w:p>
+      <w:r>
+        <w:t xml:space="preserve"> /services/v1/servicios/documentosLopd/{codigo}</w:t>
+      </w:r>
+    </w:p>
+    <w:p/>
+    <w:p>
+      <w:pPr>
+        <w:rPr>
+          <w:b/>
+          <w:bCs/>
+        </w:rPr>
+      </w:pPr>
+      <w:r>
+        <w:rPr>
+          <w:b/>
+          <w:bCs/>
+        </w:rPr>
+        <w:t>Parámetros</w:t>
+      </w:r>
+    </w:p>
+    <w:p/>
+    <w:p>
+      <w:r>
+        <w:t>codigo – Código workflow del servicio a consultar (obligatorio)</w:t>
+      </w:r>
+    </w:p>
+    <w:p>
+      <w:r>
+        <w:t>lang* – Idioma en el que se devuelven los datos</w:t>
+      </w:r>
+    </w:p>
+    <w:p/>
+    <w:p>
+      <w:r>
+        <w:t>* - Parámetro que se añade la url.</w:t>
+      </w:r>
+    </w:p>
+    <w:p/>
+    <w:p>
+      <w:pPr>
+        <w:rPr>
+          <w:b/>
+          <w:bCs/>
+        </w:rPr>
+      </w:pPr>
+      <w:r>
+        <w:rPr>
+          <w:b/>
+          <w:bCs/>
+        </w:rPr>
+        <w:t>Resultado</w:t>
+      </w:r>
+    </w:p>
+    <w:p>
+      <w:pPr>
+        <w:rPr>
+          <w:b/>
+          <w:bCs/>
+        </w:rPr>
+      </w:pPr>
+    </w:p>
+    <w:p>
+      <w:r>
+        <w:t>Si la petición se procesa correctamente se devuelve el listado de documentos LOPD. De cada uno se muestra información detallada en el idioma indicado (por defecto, catalán)</w:t>
+      </w:r>
+    </w:p>
+    <w:p/>
+    <w:p>
+      <w:r>
+        <w:t>En caso de error se devuelve información descriptiva del error.</w:t>
+      </w:r>
+    </w:p>
+    <w:p/>
+    <w:p>
+      <w:pPr>
+        <w:pStyle w:val="Ttulo2"/>
+      </w:pPr>
+      <w:r>
+        <w:t>Tramites</w:t>
+      </w:r>
+    </w:p>
+    <w:p/>
+    <w:p>
+      <w:r>
+        <w:t>Conjunto de funciones para consultar la información de los diferentes trámites.</w:t>
+      </w:r>
+    </w:p>
+    <w:p/>
+    <w:p>
+      <w:r>
+        <w:t>Contiene las siguientes funciones:</w:t>
+      </w:r>
+    </w:p>
+    <w:p/>
+    <w:tbl>
+      <w:tblPr>
+        <w:tblStyle w:val="Tablaconcuadrcula"/>
+        <w:tblW w:w="8643" w:type="dxa"/>
+        <w:tblInd w:w="38" w:type="dxa"/>
+        <w:tblBorders>
+          <w:top w:val="none" w:sz="0" w:space="0" w:color="auto"/>
+          <w:left w:val="none" w:sz="0" w:space="0" w:color="auto"/>
+          <w:bottom w:val="none" w:sz="0" w:space="0" w:color="auto"/>
+          <w:right w:val="none" w:sz="0" w:space="0" w:color="auto"/>
+          <w:insideH w:val="none" w:sz="0" w:space="0" w:color="auto"/>
+          <w:insideV w:val="none" w:sz="0" w:space="0" w:color="auto"/>
+        </w:tblBorders>
+        <w:tblLook w:val="04A0" w:firstRow="1" w:lastRow="0" w:firstColumn="1" w:lastColumn="0" w:noHBand="0" w:noVBand="1"/>
+      </w:tblPr>
+      <w:tblGrid>
+        <w:gridCol w:w="4321"/>
+        <w:gridCol w:w="4322"/>
+      </w:tblGrid>
+      <w:tr>
+        <w:tc>
+          <w:tcPr>
+            <w:tcW w:w="4321" w:type="dxa"/>
+          </w:tcPr>
+          <w:p>
+            <w:r>
+              <w:t>Tramite</w:t>
+            </w:r>
+          </w:p>
+        </w:tc>
+        <w:tc>
+          <w:tcPr>
+            <w:tcW w:w="4322" w:type="dxa"/>
+          </w:tcPr>
+          <w:p>
+            <w:r>
+              <w:t>Consulta de un trámite a partir de su código.</w:t>
+            </w:r>
+          </w:p>
+        </w:tc>
+      </w:tr>
+      <w:tr>
+        <w:tc>
+          <w:tcPr>
+            <w:tcW w:w="4321" w:type="dxa"/>
+          </w:tcPr>
+          <w:p>
+            <w:r>
+              <w:t>Tramites</w:t>
+            </w:r>
+          </w:p>
+        </w:tc>
+        <w:tc>
+          <w:tcPr>
+            <w:tcW w:w="4322" w:type="dxa"/>
+          </w:tcPr>
+          <w:p>
+            <w:r>
+              <w:t>Consulta de trámites según unos criterios de búsqueda.</w:t>
+            </w:r>
+          </w:p>
+        </w:tc>
+      </w:tr>
+      <w:tr>
+        <w:tc>
+          <w:tcPr>
+            <w:tcW w:w="4321" w:type="dxa"/>
+          </w:tcPr>
+          <w:p>
+            <w:r>
+              <w:t>Documentos</w:t>
+            </w:r>
+          </w:p>
+        </w:tc>
+        <w:tc>
+          <w:tcPr>
+            <w:tcW w:w="4322" w:type="dxa"/>
+          </w:tcPr>
+          <w:p>
+            <w:r>
+              <w:t xml:space="preserve">Consulta los </w:t>
+            </w:r>
+            <w:r>
+              <w:t>documentos</w:t>
+            </w:r>
+            <w:r>
+              <w:t xml:space="preserve"> de un </w:t>
+            </w:r>
+            <w:r>
+              <w:t xml:space="preserve">trámite </w:t>
+            </w:r>
+            <w:r>
+              <w:lastRenderedPageBreak/>
+              <w:t xml:space="preserve">por código </w:t>
+            </w:r>
+            <w:r>
+              <w:t>del trámite</w:t>
+            </w:r>
+            <w:r>
+              <w:t>.</w:t>
+            </w:r>
+          </w:p>
+        </w:tc>
+      </w:tr>
+      <w:tr>
+        <w:tc>
+          <w:tcPr>
+            <w:tcW w:w="4321" w:type="dxa"/>
+          </w:tcPr>
+          <w:p>
+            <w:r>
+              <w:lastRenderedPageBreak/>
+              <w:t>Modelos trámite</w:t>
+            </w:r>
+          </w:p>
+        </w:tc>
+        <w:tc>
+          <w:tcPr>
+            <w:tcW w:w="4322" w:type="dxa"/>
+          </w:tcPr>
+          <w:p>
+            <w:r>
+              <w:t xml:space="preserve">Consulta </w:t>
+            </w:r>
+            <w:r>
+              <w:t>los modelos de un trámite por código del trámite</w:t>
+            </w:r>
+            <w:r>
+              <w:t>.</w:t>
+            </w:r>
+          </w:p>
+        </w:tc>
+      </w:tr>
+      <w:tr>
+        <w:tc>
+          <w:tcPr>
+            <w:tcW w:w="4321" w:type="dxa"/>
+          </w:tcPr>
+          <w:p>
+            <w:r>
+              <w:t>Enlace telemático</w:t>
+            </w:r>
+          </w:p>
+        </w:tc>
+        <w:tc>
+          <w:tcPr>
+            <w:tcW w:w="4322" w:type="dxa"/>
+          </w:tcPr>
+          <w:p>
+            <w:r>
+              <w:t>Obtiene el enlace telemático de un trámite por código del trámite.</w:t>
+            </w:r>
+          </w:p>
+        </w:tc>
+      </w:tr>
+    </w:tbl>
+    <w:p/>
+    <w:p>
+      <w:pPr>
+        <w:pStyle w:val="Ttulo3"/>
+      </w:pPr>
+      <w:r>
+        <w:t>Tramite</w:t>
+      </w:r>
+    </w:p>
+    <w:p/>
+    <w:p>
+      <w:r>
+        <w:t xml:space="preserve">Consulta de un </w:t>
+      </w:r>
+      <w:r>
+        <w:t>trámite</w:t>
+      </w:r>
+      <w:r>
+        <w:t xml:space="preserve"> a partir de su c</w:t>
+      </w:r>
+      <w:r>
+        <w:rPr>
+          <w:rFonts w:hint="eastAsia"/>
+        </w:rPr>
+        <w:t>ó</w:t>
+      </w:r>
+      <w:r>
+        <w:t>digo.</w:t>
+      </w:r>
+    </w:p>
+    <w:p/>
+    <w:p>
+      <w:r>
+        <w:rPr>
+          <w:b/>
+          <w:bCs/>
+        </w:rPr>
+        <w:t>Url</w:t>
+      </w:r>
+      <w:r>
+        <w:t xml:space="preserve"> </w:t>
+      </w:r>
+    </w:p>
+    <w:p/>
+    <w:p>
+      <w:r>
+        <w:t xml:space="preserve"> /services/v1/tramites/{codigo}</w:t>
+      </w:r>
+    </w:p>
+    <w:p/>
+    <w:p>
+      <w:pPr>
+        <w:rPr>
+          <w:b/>
+          <w:bCs/>
+        </w:rPr>
+      </w:pPr>
+      <w:r>
+        <w:rPr>
+          <w:b/>
+          <w:bCs/>
+        </w:rPr>
+        <w:t>Parámetros</w:t>
+      </w:r>
+    </w:p>
+    <w:p/>
+    <w:p>
+      <w:r>
+        <w:t xml:space="preserve">código – Código del </w:t>
+      </w:r>
+      <w:r>
+        <w:t>trámite</w:t>
+      </w:r>
+      <w:r>
+        <w:t xml:space="preserve"> a consultar (obligatorio)</w:t>
+      </w:r>
+    </w:p>
+    <w:p>
+      <w:r>
+        <w:t>lang* – Idioma en el que se devuelven los datos</w:t>
+      </w:r>
+    </w:p>
+    <w:p>
+      <w:r>
+        <w:t xml:space="preserve">estadoWF - </w:t>
+      </w:r>
+      <w:r>
+        <w:t xml:space="preserve">D </w:t>
+      </w:r>
+      <w:r>
+        <w:t>=</w:t>
+      </w:r>
+      <w:r>
+        <w:t xml:space="preserve"> Definitivo, M = Modificado, T = Publicado o modificado, A = Publicado y modificado.</w:t>
+      </w:r>
+    </w:p>
+    <w:p/>
+    <w:p>
+      <w:r>
+        <w:t>* - Parámetro que se añade la url</w:t>
+      </w:r>
+    </w:p>
+    <w:p/>
+    <w:p>
+      <w:r>
+        <w:t>Ejemplo:</w:t>
+      </w:r>
+    </w:p>
+    <w:p/>
+    <w:p>
+      <w:r>
+        <w:t>&lt;entorno&gt;/rolsac2api/interna/services/v1/</w:t>
+      </w:r>
+      <w:r>
+        <w:t>tramites</w:t>
+      </w:r>
+      <w:r>
+        <w:t>/2959374</w:t>
+      </w:r>
+      <w:r>
+        <w:t>?lang=ca&amp;estadoWF=D</w:t>
+      </w:r>
+    </w:p>
+    <w:p/>
+    <w:p>
+      <w:r>
+        <w:t xml:space="preserve">Devuelve en catalán los datos del </w:t>
+      </w:r>
+      <w:r>
+        <w:t xml:space="preserve">trámite </w:t>
+      </w:r>
+      <w:r>
+        <w:t>con código 2959374 y estado de workflow definitivo.</w:t>
+      </w:r>
+    </w:p>
+    <w:p>
+      <w:pPr>
+        <w:rPr>
+          <w:b/>
+          <w:bCs/>
+        </w:rPr>
+      </w:pPr>
+    </w:p>
+    <w:p>
+      <w:pPr>
+        <w:rPr>
+          <w:b/>
+          <w:bCs/>
+        </w:rPr>
+      </w:pPr>
+      <w:r>
+        <w:rPr>
+          <w:b/>
+          <w:bCs/>
+        </w:rPr>
+        <w:t>Resultado</w:t>
+      </w:r>
+    </w:p>
+    <w:p>
+      <w:pPr>
+        <w:rPr>
+          <w:b/>
+          <w:bCs/>
+        </w:rPr>
+      </w:pPr>
+    </w:p>
+    <w:p>
+      <w:r>
+        <w:t xml:space="preserve">Si la petición se procesa correctamente y hay un </w:t>
+      </w:r>
+      <w:r>
+        <w:t>trámite</w:t>
+      </w:r>
+      <w:r>
+        <w:t xml:space="preserve"> con el código pasado y el estado de workflow elegido se devuelve su información en el idioma indicado (por defecto, catalán)</w:t>
+      </w:r>
+    </w:p>
+    <w:p/>
+    <w:p>
+      <w:r>
+        <w:t>En caso de error se devuelve información descriptiva del error.</w:t>
+      </w:r>
+    </w:p>
+    <w:p/>
+    <w:p>
+      <w:pPr>
+        <w:pStyle w:val="Ttulo3"/>
+      </w:pPr>
+      <w:r>
+        <w:t>Tramites</w:t>
+      </w:r>
+    </w:p>
+    <w:p/>
+    <w:p>
+      <w:r>
+        <w:t>Consulta de trámites según unos criterios de búsqueda.</w:t>
+      </w:r>
+    </w:p>
+    <w:p/>
+    <w:p>
+      <w:pPr>
+        <w:rPr>
+          <w:b/>
+          <w:bCs/>
+        </w:rPr>
+      </w:pPr>
+      <w:r>
+        <w:rPr>
+          <w:b/>
+          <w:bCs/>
+        </w:rPr>
+        <w:t>Url</w:t>
+      </w:r>
+    </w:p>
+    <w:p/>
+    <w:p>
+      <w:r>
+        <w:t>/services/v1/tramites</w:t>
+      </w:r>
+    </w:p>
+    <w:p/>
+    <w:p>
+      <w:pPr>
+        <w:rPr>
+          <w:b/>
+          <w:bCs/>
+        </w:rPr>
+      </w:pPr>
+      <w:r>
+        <w:rPr>
+          <w:b/>
+          <w:bCs/>
+        </w:rPr>
+        <w:t>Parámetros</w:t>
+      </w:r>
+    </w:p>
+    <w:p/>
+    <w:tbl>
+      <w:tblPr>
+        <w:tblW w:w="8390" w:type="dxa"/>
+        <w:tblInd w:w="108" w:type="dxa"/>
+        <w:tblLayout w:type="fixed"/>
+        <w:tblCellMar>
+          <w:left w:w="0" w:type="dxa"/>
+          <w:right w:w="0" w:type="dxa"/>
+        </w:tblCellMar>
+        <w:tblLook w:val="04A0" w:firstRow="1" w:lastRow="0" w:firstColumn="1" w:lastColumn="0" w:noHBand="0" w:noVBand="1"/>
+      </w:tblPr>
+      <w:tblGrid>
+        <w:gridCol w:w="3120"/>
+        <w:gridCol w:w="5270"/>
+      </w:tblGrid>
+      <w:tr>
+        <w:tc>
+          <w:tcPr>
+            <w:tcW w:w="3120" w:type="dxa"/>
+          </w:tcPr>
+          <w:p>
+            <w:pPr>
+              <w:pStyle w:val="Contenidodelatabla"/>
+            </w:pPr>
+            <w:r>
+              <w:t>orden</w:t>
+            </w:r>
+          </w:p>
+        </w:tc>
+        <w:tc>
+          <w:tcPr>
+            <w:tcW w:w="5270" w:type="dxa"/>
+          </w:tcPr>
+          <w:p>
+            <w:pPr>
+              <w:pStyle w:val="Contenidodelatabla"/>
+            </w:pPr>
+          </w:p>
+        </w:tc>
+      </w:tr>
+      <w:tr>
+        <w:tc>
+          <w:tcPr>
+            <w:tcW w:w="3120" w:type="dxa"/>
+          </w:tcPr>
+          <w:p>
+            <w:r>
+              <w:t>fase</w:t>
+            </w:r>
+          </w:p>
+        </w:tc>
+        <w:tc>
+          <w:tcPr>
+            <w:tcW w:w="5270" w:type="dxa"/>
+          </w:tcPr>
+          <w:p>
+            <w:r>
+              <w:t>Filtra por la fase del trámite. Siendo: 1- Iniciación, 2- Instrucción, 3- Finalización.</w:t>
+            </w:r>
+          </w:p>
+        </w:tc>
+      </w:tr>
+      <w:tr>
+        <w:tc>
+          <w:tcPr>
+            <w:tcW w:w="3120" w:type="dxa"/>
+          </w:tcPr>
+          <w:p>
+            <w:r>
+              <w:t>codigoUnidadAdministrativa</w:t>
+            </w:r>
+          </w:p>
+        </w:tc>
+        <w:tc>
+          <w:tcPr>
+            <w:tcW w:w="5270" w:type="dxa"/>
+          </w:tcPr>
+          <w:p>
+            <w:r>
+              <w:t>Filtra por unidad administrativa que tenga el código indicado.</w:t>
+            </w:r>
+          </w:p>
+        </w:tc>
+      </w:tr>
+      <w:tr>
+        <w:tc>
+          <w:tcPr>
+            <w:tcW w:w="3120" w:type="dxa"/>
+          </w:tcPr>
+          <w:p>
+            <w:r>
+              <w:t>codigoProcedimientoWF</w:t>
+            </w:r>
+          </w:p>
+        </w:tc>
+        <w:tc>
+          <w:tcPr>
+            <w:tcW w:w="5270" w:type="dxa"/>
+          </w:tcPr>
+          <w:p>
+            <w:r>
+              <w:t>Filtra por el código workflow del procedimiento.</w:t>
+            </w:r>
+          </w:p>
+        </w:tc>
+      </w:tr>
+      <w:tr>
+        <w:tc>
+          <w:tcPr>
+            <w:tcW w:w="3120" w:type="dxa"/>
+          </w:tcPr>
+          <w:p>
+            <w:r>
+              <w:t>codigoTipoTramitacion</w:t>
+            </w:r>
+          </w:p>
+        </w:tc>
+        <w:tc>
+          <w:tcPr>
+            <w:tcW w:w="5270" w:type="dxa"/>
+          </w:tcPr>
+          <w:p>
+            <w:r>
+              <w:t>Filtra por el tipo de tramitación.</w:t>
+            </w:r>
+          </w:p>
+        </w:tc>
+      </w:tr>
+      <w:tr>
+        <w:tc>
+          <w:tcPr>
+            <w:tcW w:w="3120" w:type="dxa"/>
+          </w:tcPr>
+          <w:p>
+            <w:pPr>
+              <w:pStyle w:val="Contenidodelatabla"/>
+            </w:pPr>
+            <w:r>
+              <w:lastRenderedPageBreak/>
+              <w:t>idTramite</w:t>
+            </w:r>
+          </w:p>
+        </w:tc>
+        <w:tc>
+          <w:tcPr>
+            <w:tcW w:w="5270" w:type="dxa"/>
+          </w:tcPr>
+          <w:p>
+            <w:pPr>
+              <w:pStyle w:val="Contenidodelatabla"/>
+            </w:pPr>
+            <w:r>
+              <w:t>Filtra por el identificador del tipo de tramitación.</w:t>
+            </w:r>
+          </w:p>
+        </w:tc>
+      </w:tr>
+      <w:tr>
+        <w:tc>
+          <w:tcPr>
+            <w:tcW w:w="3120" w:type="dxa"/>
+          </w:tcPr>
+          <w:p>
+            <w:r>
+              <w:t>idPlataforma</w:t>
+            </w:r>
+          </w:p>
+        </w:tc>
+        <w:tc>
+          <w:tcPr>
+            <w:tcW w:w="5270" w:type="dxa"/>
+          </w:tcPr>
+          <w:p>
+            <w:r>
+              <w:t>Filtra por código de plataforma.</w:t>
+            </w:r>
+          </w:p>
+        </w:tc>
+      </w:tr>
+      <w:tr>
+        <w:tc>
+          <w:tcPr>
+            <w:tcW w:w="3120" w:type="dxa"/>
+          </w:tcPr>
+          <w:p>
             <w:r>
               <w:t>version</w:t>
             </w:r>
@@ -6680,7 +8215,11 @@
           <w:tcPr>
             <w:tcW w:w="5270" w:type="dxa"/>
           </w:tcPr>
-          <w:p/>
+          <w:p>
+            <w:r>
+              <w:t>Filtra por versión del tipo de tramitación.</w:t>
+            </w:r>
+          </w:p>
         </w:tc>
       </w:tr>
       <w:tr>
@@ -6693,7 +8232,7 @@
               <w:pStyle w:val="Contenidodelatabla"/>
             </w:pPr>
             <w:r>
-              <w:t>estado</w:t>
+              <w:t>idEntidad</w:t>
             </w:r>
           </w:p>
         </w:tc>
@@ -6706,13 +8245,7 @@
               <w:pStyle w:val="Contenidodelatabla"/>
             </w:pPr>
             <w:r>
-              <w:t xml:space="preserve">Filtra por el estado del </w:t>
-            </w:r>
-            <w:r>
-              <w:t>servicio</w:t>
-            </w:r>
-            <w:r>
-              <w:t>. PV – Pendiente de validación, M – En modificación, P – Publicado, PT – Pendiente de cerrar, T – Cerrado.</w:t>
+              <w:t>Filtra por entidad</w:t>
             </w:r>
           </w:p>
         </w:tc>
@@ -6727,7 +8260,7 @@
               <w:pStyle w:val="Contenidodelatabla"/>
             </w:pPr>
             <w:r>
-              <w:t>estados</w:t>
+              <w:t>texto</w:t>
             </w:r>
           </w:p>
         </w:tc>
@@ -6740,13 +8273,16 @@
               <w:pStyle w:val="Contenidodelatabla"/>
             </w:pPr>
             <w:r>
-              <w:t xml:space="preserve">Filtra por el estado del </w:t>
-            </w:r>
-            <w:r>
-              <w:t>servicio</w:t>
-            </w:r>
-            <w:r>
-              <w:t>. Lista de estados separados por comas. PV – Pendiente de validación, M – En modificación, P – Publicado, PT – Pendiente de cerrar, T – Cerrado.</w:t>
+              <w:t xml:space="preserve">Compara con requisitos, nombre, </w:t>
+            </w:r>
+            <w:r>
+              <w:rPr>
+                <w:rFonts w:hint="eastAsia"/>
+              </w:rPr>
+              <w:t>documentación</w:t>
+            </w:r>
+            <w:r>
+              <w:t>, observación y terminoMaximo.</w:t>
             </w:r>
           </w:p>
         </w:tc>
@@ -6761,7 +8297,7 @@
               <w:pStyle w:val="Contenidodelatabla"/>
             </w:pPr>
             <w:r>
-              <w:t>fechaActualizacionSia</w:t>
+              <w:t>estadoWF</w:t>
             </w:r>
           </w:p>
         </w:tc>
@@ -6773,6 +8309,15 @@
             <w:pPr>
               <w:pStyle w:val="Contenidodelatabla"/>
             </w:pPr>
+            <w:r>
+              <w:t>Filtra por estado workflow</w:t>
+            </w:r>
+            <w:r>
+              <w:t xml:space="preserve"> del procedimiento</w:t>
+            </w:r>
+            <w:r>
+              <w:t>: D – Definitivo, M = Modificado, T = Publicado o modificado, A = Publicado y modificado.</w:t>
+            </w:r>
           </w:p>
         </w:tc>
       </w:tr>
@@ -6786,7 +8331,7 @@
               <w:pStyle w:val="Contenidodelatabla"/>
             </w:pPr>
             <w:r>
-              <w:t>listaCodigosNormativas</w:t>
+              <w:t>filtroPaginacion</w:t>
             </w:r>
           </w:p>
         </w:tc>
@@ -6798,302 +8343,6 @@
             <w:pPr>
               <w:pStyle w:val="Contenidodelatabla"/>
             </w:pPr>
-            <w:r>
-              <w:t>Filtra por normativas. Lista de códigos separados por comas.</w:t>
-            </w:r>
-          </w:p>
-        </w:tc>
-      </w:tr>
-      <w:tr>
-        <w:tc>
-          <w:tcPr>
-            <w:tcW w:w="3120" w:type="dxa"/>
-          </w:tcPr>
-          <w:p>
-            <w:pPr>
-              <w:pStyle w:val="Contenidodelatabla"/>
-            </w:pPr>
-            <w:r>
-              <w:t>listaCodigosPublicosObjetivos</w:t>
-            </w:r>
-          </w:p>
-        </w:tc>
-        <w:tc>
-          <w:tcPr>
-            <w:tcW w:w="5270" w:type="dxa"/>
-          </w:tcPr>
-          <w:p>
-            <w:pPr>
-              <w:pStyle w:val="Contenidodelatabla"/>
-            </w:pPr>
-            <w:r>
-              <w:t>Filtra por público objetivo entidad. Lista de códigos separado por comas.</w:t>
-            </w:r>
-          </w:p>
-        </w:tc>
-      </w:tr>
-      <w:tr>
-        <w:tc>
-          <w:tcPr>
-            <w:tcW w:w="3120" w:type="dxa"/>
-          </w:tcPr>
-          <w:p>
-            <w:pPr>
-              <w:pStyle w:val="Contenidodelatabla"/>
-            </w:pPr>
-            <w:r>
-              <w:t>listaCodigosMaterias</w:t>
-            </w:r>
-          </w:p>
-        </w:tc>
-        <w:tc>
-          <w:tcPr>
-            <w:tcW w:w="5270" w:type="dxa"/>
-          </w:tcPr>
-          <w:p>
-            <w:pPr>
-              <w:pStyle w:val="Contenidodelatabla"/>
-            </w:pPr>
-            <w:r>
-              <w:t>Filtra por materias. Lista de códigos de materias separados por comas</w:t>
-            </w:r>
-          </w:p>
-        </w:tc>
-      </w:tr>
-      <w:tr>
-        <w:tc>
-          <w:tcPr>
-            <w:tcW w:w="3120" w:type="dxa"/>
-          </w:tcPr>
-          <w:p>
-            <w:pPr>
-              <w:pStyle w:val="Contenidodelatabla"/>
-            </w:pPr>
-            <w:r>
-              <w:t>fechaPublicacionDesde</w:t>
-            </w:r>
-          </w:p>
-        </w:tc>
-        <w:tc>
-          <w:tcPr>
-            <w:tcW w:w="5270" w:type="dxa"/>
-          </w:tcPr>
-          <w:p>
-            <w:pPr>
-              <w:pStyle w:val="Contenidodelatabla"/>
-            </w:pPr>
-            <w:r>
-              <w:t>Filtra por fecha publicación igual o superior</w:t>
-            </w:r>
-          </w:p>
-        </w:tc>
-      </w:tr>
-      <w:tr>
-        <w:tc>
-          <w:tcPr>
-            <w:tcW w:w="3120" w:type="dxa"/>
-          </w:tcPr>
-          <w:p>
-            <w:pPr>
-              <w:pStyle w:val="Contenidodelatabla"/>
-            </w:pPr>
-            <w:r>
-              <w:t>activo</w:t>
-            </w:r>
-          </w:p>
-        </w:tc>
-        <w:tc>
-          <w:tcPr>
-            <w:tcW w:w="5270" w:type="dxa"/>
-          </w:tcPr>
-          <w:p>
-            <w:pPr>
-              <w:pStyle w:val="Contenidodelatabla"/>
-            </w:pPr>
-            <w:r>
-              <w:t>Filtra según este visible en sede o no. 1 - Visible</w:t>
-            </w:r>
-          </w:p>
-        </w:tc>
-      </w:tr>
-      <w:tr>
-        <w:tc>
-          <w:tcPr>
-            <w:tcW w:w="3120" w:type="dxa"/>
-          </w:tcPr>
-          <w:p>
-            <w:pPr>
-              <w:pStyle w:val="Contenidodelatabla"/>
-            </w:pPr>
-            <w:r>
-              <w:t>buscarEnDescendientesUA</w:t>
-            </w:r>
-          </w:p>
-        </w:tc>
-        <w:tc>
-          <w:tcPr>
-            <w:tcW w:w="5270" w:type="dxa"/>
-          </w:tcPr>
-          <w:p>
-            <w:pPr>
-              <w:pStyle w:val="Contenidodelatabla"/>
-            </w:pPr>
-          </w:p>
-        </w:tc>
-      </w:tr>
-      <w:tr>
-        <w:tc>
-          <w:tcPr>
-            <w:tcW w:w="3120" w:type="dxa"/>
-          </w:tcPr>
-          <w:p>
-            <w:pPr>
-              <w:pStyle w:val="Contenidodelatabla"/>
-            </w:pPr>
-            <w:r>
-              <w:t>fechaPublicacionHasta</w:t>
-            </w:r>
-          </w:p>
-        </w:tc>
-        <w:tc>
-          <w:tcPr>
-            <w:tcW w:w="5270" w:type="dxa"/>
-          </w:tcPr>
-          <w:p>
-            <w:pPr>
-              <w:pStyle w:val="Contenidodelatabla"/>
-            </w:pPr>
-            <w:r>
-              <w:t>Filtra por fecha publicación igual o anterio</w:t>
-            </w:r>
-          </w:p>
-        </w:tc>
-      </w:tr>
-      <w:tr>
-        <w:tc>
-          <w:tcPr>
-            <w:tcW w:w="3120" w:type="dxa"/>
-          </w:tcPr>
-          <w:p>
-            <w:pPr>
-              <w:pStyle w:val="Contenidodelatabla"/>
-            </w:pPr>
-            <w:r>
-              <w:t>idEntidad</w:t>
-            </w:r>
-          </w:p>
-        </w:tc>
-        <w:tc>
-          <w:tcPr>
-            <w:tcW w:w="5270" w:type="dxa"/>
-          </w:tcPr>
-          <w:p>
-            <w:pPr>
-              <w:pStyle w:val="Contenidodelatabla"/>
-            </w:pPr>
-            <w:r>
-              <w:t>Filtra por entidad</w:t>
-            </w:r>
-          </w:p>
-        </w:tc>
-      </w:tr>
-      <w:tr>
-        <w:tc>
-          <w:tcPr>
-            <w:tcW w:w="3120" w:type="dxa"/>
-          </w:tcPr>
-          <w:p>
-            <w:pPr>
-              <w:pStyle w:val="Contenidodelatabla"/>
-            </w:pPr>
-            <w:r>
-              <w:t>vigente</w:t>
-            </w:r>
-          </w:p>
-        </w:tc>
-        <w:tc>
-          <w:tcPr>
-            <w:tcW w:w="5270" w:type="dxa"/>
-          </w:tcPr>
-          <w:p>
-            <w:pPr>
-              <w:pStyle w:val="Contenidodelatabla"/>
-            </w:pPr>
-          </w:p>
-        </w:tc>
-      </w:tr>
-      <w:tr>
-        <w:tc>
-          <w:tcPr>
-            <w:tcW w:w="3120" w:type="dxa"/>
-          </w:tcPr>
-          <w:p>
-            <w:pPr>
-              <w:pStyle w:val="Contenidodelatabla"/>
-            </w:pPr>
-            <w:r>
-              <w:t>estadoUA</w:t>
-            </w:r>
-          </w:p>
-        </w:tc>
-        <w:tc>
-          <w:tcPr>
-            <w:tcW w:w="5270" w:type="dxa"/>
-          </w:tcPr>
-          <w:p>
-            <w:pPr>
-              <w:pStyle w:val="Contenidodelatabla"/>
-            </w:pPr>
-          </w:p>
-        </w:tc>
-      </w:tr>
-      <w:tr>
-        <w:tc>
-          <w:tcPr>
-            <w:tcW w:w="3120" w:type="dxa"/>
-          </w:tcPr>
-          <w:p>
-            <w:pPr>
-              <w:pStyle w:val="Contenidodelatabla"/>
-            </w:pPr>
-            <w:r>
-              <w:t>filtroPaginacion</w:t>
-            </w:r>
-          </w:p>
-        </w:tc>
-        <w:tc>
-          <w:tcPr>
-            <w:tcW w:w="5270" w:type="dxa"/>
-          </w:tcPr>
-          <w:p>
-            <w:pPr>
-              <w:pStyle w:val="Contenidodelatabla"/>
-            </w:pPr>
-          </w:p>
-        </w:tc>
-      </w:tr>
-      <w:tr>
-        <w:tc>
-          <w:tcPr>
-            <w:tcW w:w="3120" w:type="dxa"/>
-          </w:tcPr>
-          <w:p>
-            <w:pPr>
-              <w:pStyle w:val="Contenidodelatabla"/>
-            </w:pPr>
-            <w:r>
-              <w:t>orden</w:t>
-            </w:r>
-          </w:p>
-        </w:tc>
-        <w:tc>
-          <w:tcPr>
-            <w:tcW w:w="5270" w:type="dxa"/>
-          </w:tcPr>
-          <w:p>
-            <w:pPr>
-              <w:pStyle w:val="Contenidodelatabla"/>
-            </w:pPr>
           </w:p>
         </w:tc>
       </w:tr>
@@ -7133,16 +8382,112 @@
         <w:t xml:space="preserve">Si la petición se procesa correctamente se devuelve el listado de </w:t>
       </w:r>
       <w:r>
-        <w:t>servicios</w:t>
-      </w:r>
-      <w:r>
-        <w:t xml:space="preserve"> que cumple con los filtros pasados. De cada uno se muestra información detallada </w:t>
-      </w:r>
-      <w:r>
-        <w:t>en el</w:t>
-      </w:r>
-      <w:r>
-        <w:t xml:space="preserve"> idioma indicado (por defecto, catalán)</w:t>
+        <w:t>trámites</w:t>
+      </w:r>
+      <w:r>
+        <w:t xml:space="preserve"> que cumple con los filtros pasados. De cada uno se muestra información detallada en el idioma indicado (por defecto, catalán)</w:t>
+      </w:r>
+    </w:p>
+    <w:p/>
+    <w:p>
+      <w:r>
+        <w:t>En caso de error se devuelve información descriptiva del error.</w:t>
+      </w:r>
+    </w:p>
+    <w:p/>
+    <w:p>
+      <w:pPr>
+        <w:pStyle w:val="Ttulo3"/>
+      </w:pPr>
+      <w:r>
+        <w:t>Documentos</w:t>
+      </w:r>
+    </w:p>
+    <w:p/>
+    <w:p>
+      <w:r>
+        <w:t>Consulta de los documentos de un trámite.</w:t>
+      </w:r>
+    </w:p>
+    <w:p/>
+    <w:p>
+      <w:r>
+        <w:rPr>
+          <w:b/>
+          <w:bCs/>
+        </w:rPr>
+        <w:t>Url</w:t>
+      </w:r>
+      <w:r>
+        <w:t xml:space="preserve"> </w:t>
+      </w:r>
+    </w:p>
+    <w:p/>
+    <w:p>
+      <w:r>
+        <w:t xml:space="preserve"> /services/v1/tramites/documentos/{codigo}</w:t>
+      </w:r>
+    </w:p>
+    <w:p/>
+    <w:p>
+      <w:pPr>
+        <w:rPr>
+          <w:b/>
+          <w:bCs/>
+        </w:rPr>
+      </w:pPr>
+      <w:r>
+        <w:rPr>
+          <w:b/>
+          <w:bCs/>
+        </w:rPr>
+        <w:t>Parámetros</w:t>
+      </w:r>
+    </w:p>
+    <w:p/>
+    <w:p>
+      <w:r>
+        <w:t>código – Código del trámite a consultar (obligatorio)</w:t>
+      </w:r>
+    </w:p>
+    <w:p>
+      <w:r>
+        <w:t>lang* – Idioma en el que se devuelven los datos</w:t>
+      </w:r>
+    </w:p>
+    <w:p/>
+    <w:p>
+      <w:r>
+        <w:t>* - Parámetro que se añade la url.</w:t>
+      </w:r>
+    </w:p>
+    <w:p/>
+    <w:p>
+      <w:pPr>
+        <w:rPr>
+          <w:b/>
+          <w:bCs/>
+        </w:rPr>
+      </w:pPr>
+      <w:r>
+        <w:rPr>
+          <w:b/>
+          <w:bCs/>
+        </w:rPr>
+        <w:t>Resultado</w:t>
+      </w:r>
+    </w:p>
+    <w:p>
+      <w:pPr>
+        <w:rPr>
+          <w:b/>
+          <w:bCs/>
+        </w:rPr>
+      </w:pPr>
+    </w:p>
+    <w:p>
+      <w:r>
+        <w:t>Si la petición se procesa correctamente se devuelve el listado de documentos. De cada uno se muestra información detallada en el idioma indicado (por defecto, catalán)</w:t>
       </w:r>
     </w:p>
     <w:p/>
@@ -7254,13 +8599,13 @@
       <w:bookmarkStart w:id="24" w:name="__RefHeading___Toc421_2948010401_Copia_4"/>
       <w:bookmarkEnd w:id="24"/>
       <w:r>
+        <w:lastRenderedPageBreak/>
         <w:t>Tipo afectación</w:t>
       </w:r>
     </w:p>
     <w:p/>
     <w:p>
       <w:r>
-        <w:lastRenderedPageBreak/>
         <w:t>Consulta de un tipo afectación a partir de su código.</w:t>
       </w:r>
     </w:p>
@@ -7547,6 +8892,7 @@
     <w:p/>
     <w:p>
       <w:r>
+        <w:lastRenderedPageBreak/>
         <w:t>Conjunto de servicios para obtener información de los diferentes tipos de silencio administrativo.</w:t>
       </w:r>
     </w:p>
@@ -7893,6 +9239,7 @@
           <w:b/>
           <w:bCs/>
         </w:rPr>
+        <w:lastRenderedPageBreak/>
         <w:t>Resultado</w:t>
       </w:r>
     </w:p>
@@ -7906,7 +9253,6 @@
     </w:p>
     <w:p>
       <w:r>
-        <w:lastRenderedPageBreak/>
         <w:t>Si la petición se procesa correctamente se devuelve el listado de tipos de silencio que cumplen con los filtros pasados. De cada uno se muestra información detallada en  el idioma indicado (por defecto, catalán)</w:t>
       </w:r>
     </w:p>
@@ -8533,7 +9879,6 @@
     </w:p>
     <w:p>
       <w:r>
-        <w:lastRenderedPageBreak/>
         <w:t>Si la petición se procesa correctamente y hay un tipo de normativa con el código pasado se devuelve su información en el idioma indicado (por defecto, catalán).</w:t>
       </w:r>
     </w:p>
@@ -8858,7 +10203,6 @@
     <w:p/>
     <w:p>
       <w:r>
-        <w:lastRenderedPageBreak/>
         <w:t>codigo – Código del tipo forma a consultar (obligatorio)</w:t>
       </w:r>
     </w:p>
@@ -12731,7 +14075,7 @@
             <w:rPr>
               <w:noProof/>
             </w:rPr>
-            <w:t>03/03/2026</w:t>
+            <w:t>18/03/2026</w:t>
           </w:r>
           <w:r>
             <w:fldChar w:fldCharType="end"/>
@@ -12977,7 +14321,7 @@
             <w:rPr>
               <w:noProof/>
             </w:rPr>
-            <w:t>03/03/2026</w:t>
+            <w:t>18/03/2026</w:t>
           </w:r>
           <w:r>
             <w:fldChar w:fldCharType="end"/>
@@ -15041,25 +16385,16 @@
 </file>
 
 <file path=customXml/item1.xml><?xml version="1.0" encoding="utf-8"?>
-<b:Sources xmlns:b="http://schemas.openxmlformats.org/officeDocument/2006/bibliography" xmlns="http://schemas.openxmlformats.org/officeDocument/2006/bibliography" SelectedStyle="\APASixthEditionOfficeOnline.xsl" StyleName="APA" Version="6"/>
-</file>
-
-<file path=customXml/item2.xml><?xml version="1.0" encoding="utf-8"?>
 <p:properties xmlns:p="http://schemas.microsoft.com/office/2006/metadata/properties" xmlns:xsi="http://www.w3.org/2001/XMLSchema-instance" xmlns:pc="http://schemas.microsoft.com/office/infopath/2007/PartnerControls">
   <documentManagement/>
 </p:properties>
 </file>
 
-<file path=customXml/item3.xml><?xml version="1.0" encoding="utf-8"?>
-<?mso-contentType ?>
-<FormTemplates xmlns="http://schemas.microsoft.com/sharepoint/v3/contenttype/forms">
-  <Display>DocumentLibraryForm</Display>
-  <Edit>DocumentLibraryForm</Edit>
-  <New>DocumentLibraryForm</New>
-</FormTemplates>
+<file path=customXml/item2.xml><?xml version="1.0" encoding="utf-8"?>
+<b:Sources xmlns:b="http://schemas.openxmlformats.org/officeDocument/2006/bibliography" xmlns="http://schemas.openxmlformats.org/officeDocument/2006/bibliography" SelectedStyle="\APASixthEditionOfficeOnline.xsl" StyleName="APA" Version="6"/>
 </file>
 
-<file path=customXml/item4.xml><?xml version="1.0" encoding="utf-8"?>
+<file path=customXml/item3.xml><?xml version="1.0" encoding="utf-8"?>
 <ct:contentTypeSchema xmlns:ct="http://schemas.microsoft.com/office/2006/metadata/contentType" xmlns:ma="http://schemas.microsoft.com/office/2006/metadata/properties/metaAttributes" ct:_="" ma:_="" ma:contentTypeName="Documento" ma:contentTypeID="0x0101000B6A967D10E69F4C80C6283C63B4A9FE" ma:contentTypeVersion="2" ma:contentTypeDescription="Crear nuevo documento." ma:contentTypeScope="" ma:versionID="6bd66f1425c6d0b01f9d1efd73b8bf97">
   <xsd:schema xmlns:xsd="http://www.w3.org/2001/XMLSchema" xmlns:xs="http://www.w3.org/2001/XMLSchema" xmlns:p="http://schemas.microsoft.com/office/2006/metadata/properties" xmlns:ns2="1f9df76f-dfd1-41c3-aee5-1c02f051cae1" targetNamespace="http://schemas.microsoft.com/office/2006/metadata/properties" ma:root="true" ma:fieldsID="1d11177f5b02c763c9b53362c1aa73d5" ns2:_="">
     <xsd:import namespace="1f9df76f-dfd1-41c3-aee5-1c02f051cae1"/>
@@ -15191,15 +16526,16 @@
 </ct:contentTypeSchema>
 </file>
 
-<file path=customXml/itemProps1.xml><?xml version="1.0" encoding="utf-8"?>
-<ds:datastoreItem xmlns:ds="http://schemas.openxmlformats.org/officeDocument/2006/customXml" ds:itemID="{0ED6041A-973A-47FC-8211-3CEDBF009A4E}">
-  <ds:schemaRefs>
-    <ds:schemaRef ds:uri="http://schemas.openxmlformats.org/officeDocument/2006/bibliography"/>
-  </ds:schemaRefs>
-</ds:datastoreItem>
+<file path=customXml/item4.xml><?xml version="1.0" encoding="utf-8"?>
+<?mso-contentType ?>
+<FormTemplates xmlns="http://schemas.microsoft.com/sharepoint/v3/contenttype/forms">
+  <Display>DocumentLibraryForm</Display>
+  <Edit>DocumentLibraryForm</Edit>
+  <New>DocumentLibraryForm</New>
+</FormTemplates>
 </file>
 
-<file path=customXml/itemProps2.xml><?xml version="1.0" encoding="utf-8"?>
+<file path=customXml/itemProps1.xml><?xml version="1.0" encoding="utf-8"?>
 <ds:datastoreItem xmlns:ds="http://schemas.openxmlformats.org/officeDocument/2006/customXml" ds:itemID="{69449788-7A20-43E1-A18D-DF345D702D5E}">
   <ds:schemaRefs>
     <ds:schemaRef ds:uri="http://schemas.microsoft.com/office/2006/metadata/properties"/>
@@ -15208,15 +16544,15 @@
 </ds:datastoreItem>
 </file>
 
-<file path=customXml/itemProps3.xml><?xml version="1.0" encoding="utf-8"?>
-<ds:datastoreItem xmlns:ds="http://schemas.openxmlformats.org/officeDocument/2006/customXml" ds:itemID="{7FAA4EB8-7B0E-451E-ABF5-6A988C2F8055}">
+<file path=customXml/itemProps2.xml><?xml version="1.0" encoding="utf-8"?>
+<ds:datastoreItem xmlns:ds="http://schemas.openxmlformats.org/officeDocument/2006/customXml" ds:itemID="{0ED6041A-973A-47FC-8211-3CEDBF009A4E}">
   <ds:schemaRefs>
-    <ds:schemaRef ds:uri="http://schemas.microsoft.com/sharepoint/v3/contenttype/forms"/>
+    <ds:schemaRef ds:uri="http://schemas.openxmlformats.org/officeDocument/2006/bibliography"/>
   </ds:schemaRefs>
 </ds:datastoreItem>
 </file>
 
-<file path=customXml/itemProps4.xml><?xml version="1.0" encoding="utf-8"?>
+<file path=customXml/itemProps3.xml><?xml version="1.0" encoding="utf-8"?>
 <ds:datastoreItem xmlns:ds="http://schemas.openxmlformats.org/officeDocument/2006/customXml" ds:itemID="{8C4439E4-5DE3-4A98-8D91-D30D8D18D569}">
   <ds:schemaRefs>
     <ds:schemaRef ds:uri="http://schemas.microsoft.com/office/2006/metadata/contentType"/>
@@ -15232,4 +16568,12 @@
     <ds:schemaRef ds:uri="http://schemas.microsoft.com/internal/obd"/>
   </ds:schemaRefs>
 </ds:datastoreItem>
+</file>
+
+<file path=customXml/itemProps4.xml><?xml version="1.0" encoding="utf-8"?>
+<ds:datastoreItem xmlns:ds="http://schemas.openxmlformats.org/officeDocument/2006/customXml" ds:itemID="{7FAA4EB8-7B0E-451E-ABF5-6A988C2F8055}">
+  <ds:schemaRefs>
+    <ds:schemaRef ds:uri="http://schemas.microsoft.com/sharepoint/v3/contenttype/forms"/>
+  </ds:schemaRefs>
+</ds:datastoreItem>
 </file>
--- a/doc/Análisis funcional API rest interna.docx
+++ b/doc/Análisis funcional API rest interna.docx
@@ -2041,7 +2041,13 @@
         <w:t>=</w:t>
       </w:r>
       <w:r>
-        <w:t xml:space="preserve"> Definitivo, M = Modificado, T = Publicado o modificado, A = Publicado y modificado.</w:t>
+        <w:t xml:space="preserve"> Definitivo, M = Modificado, T = Publicado o modificado</w:t>
+      </w:r>
+      <w:r>
+        <w:t xml:space="preserve"> (siendo prioritario el publicado)</w:t>
+      </w:r>
+      <w:r>
+        <w:t>, A = Publicado y modificado.</w:t>
       </w:r>
     </w:p>
     <w:p/>
@@ -2274,6 +2280,112 @@
           </w:tcPr>
           <w:p>
             <w:r>
+              <w:t>codigos</w:t>
+            </w:r>
+          </w:p>
+        </w:tc>
+        <w:tc>
+          <w:tcPr>
+            <w:tcW w:w="5270" w:type="dxa"/>
+          </w:tcPr>
+          <w:p>
+            <w:r>
+              <w:t>Filtra por códigos de procedimientos. El formato del campo es una lista de códigos separados por comas.</w:t>
+            </w:r>
+          </w:p>
+        </w:tc>
+      </w:tr>
+      <w:tr>
+        <w:tc>
+          <w:tcPr>
+            <w:tcW w:w="3120" w:type="dxa"/>
+          </w:tcPr>
+          <w:p>
+            <w:pPr>
+              <w:pStyle w:val="Contenidodelatabla"/>
+            </w:pPr>
+            <w:r>
+              <w:t>textos</w:t>
+            </w:r>
+          </w:p>
+        </w:tc>
+        <w:tc>
+          <w:tcPr>
+            <w:tcW w:w="5270" w:type="dxa"/>
+          </w:tcPr>
+          <w:p>
+            <w:pPr>
+              <w:pStyle w:val="Contenidodelatabla"/>
+            </w:pPr>
+            <w:r>
+              <w:t>Compara con código procedimiento, nombre, estado, código SIA, estado SIA y código dir3 SIA.</w:t>
+            </w:r>
+          </w:p>
+        </w:tc>
+      </w:tr>
+      <w:tr>
+        <w:tc>
+          <w:tcPr>
+            <w:tcW w:w="3120" w:type="dxa"/>
+          </w:tcPr>
+          <w:p>
+            <w:pPr>
+              <w:pStyle w:val="Contenidodelatabla"/>
+            </w:pPr>
+            <w:r>
+              <w:t>codigoFormaInicio</w:t>
+            </w:r>
+          </w:p>
+        </w:tc>
+        <w:tc>
+          <w:tcPr>
+            <w:tcW w:w="5270" w:type="dxa"/>
+          </w:tcPr>
+          <w:p>
+            <w:pPr>
+              <w:pStyle w:val="Contenidodelatabla"/>
+            </w:pPr>
+            <w:r>
+              <w:t>Filtra por forma de inicio.</w:t>
+            </w:r>
+          </w:p>
+        </w:tc>
+      </w:tr>
+      <w:tr>
+        <w:tc>
+          <w:tcPr>
+            <w:tcW w:w="3120" w:type="dxa"/>
+          </w:tcPr>
+          <w:p>
+            <w:pPr>
+              <w:pStyle w:val="Contenidodelatabla"/>
+            </w:pPr>
+            <w:r>
+              <w:t>titulo</w:t>
+            </w:r>
+          </w:p>
+        </w:tc>
+        <w:tc>
+          <w:tcPr>
+            <w:tcW w:w="5270" w:type="dxa"/>
+          </w:tcPr>
+          <w:p>
+            <w:pPr>
+              <w:pStyle w:val="Contenidodelatabla"/>
+            </w:pPr>
+            <w:r>
+              <w:t>Filtra por título.</w:t>
+            </w:r>
+          </w:p>
+        </w:tc>
+      </w:tr>
+      <w:tr>
+        <w:tc>
+          <w:tcPr>
+            <w:tcW w:w="3120" w:type="dxa"/>
+          </w:tcPr>
+          <w:p>
+            <w:r>
               <w:t>codigoTipoProcedimiento</w:t>
             </w:r>
           </w:p>
@@ -2339,8 +2451,11 @@
             <w:tcW w:w="3120" w:type="dxa"/>
           </w:tcPr>
           <w:p>
-            <w:r>
-              <w:t>codigoMateria</w:t>
+            <w:pPr>
+              <w:pStyle w:val="Contenidodelatabla"/>
+            </w:pPr>
+            <w:r>
+              <w:t>codigo</w:t>
             </w:r>
           </w:p>
         </w:tc>
@@ -2349,8 +2464,11 @@
             <w:tcW w:w="5270" w:type="dxa"/>
           </w:tcPr>
           <w:p>
-            <w:r>
-              <w:t>Filtra por tipo materia.</w:t>
+            <w:pPr>
+              <w:pStyle w:val="Contenidodelatabla"/>
+            </w:pPr>
+            <w:r>
+              <w:t>Filtra por procedimiento.</w:t>
             </w:r>
           </w:p>
         </w:tc>
@@ -2361,8 +2479,11 @@
             <w:tcW w:w="3120" w:type="dxa"/>
           </w:tcPr>
           <w:p>
-            <w:r>
-              <w:t>codigos</w:t>
+            <w:pPr>
+              <w:pStyle w:val="Contenidodelatabla"/>
+            </w:pPr>
+            <w:r>
+              <w:t>estadoWF</w:t>
             </w:r>
           </w:p>
         </w:tc>
@@ -2371,9 +2492,23 @@
             <w:tcW w:w="5270" w:type="dxa"/>
           </w:tcPr>
           <w:p>
-            <w:r>
-              <w:t>Filtra por códigos de procedimientos. El formato del campo es una lista de códigos separados por comas.</w:t>
-            </w:r>
+            <w:pPr>
+              <w:pStyle w:val="Contenidodelatabla"/>
+            </w:pPr>
+            <w:r>
+              <w:t xml:space="preserve">Filtra por estado workflow: </w:t>
+            </w:r>
+            <w:bookmarkStart w:id="6" w:name="_Hlk223429134"/>
+            <w:r>
+              <w:t>D – Definitivo, M = Modificado, T = Publicado o modificado</w:t>
+            </w:r>
+            <w:r>
+              <w:t xml:space="preserve"> (siendo prioritario el publicado)</w:t>
+            </w:r>
+            <w:r>
+              <w:t>, A = Publicado y modificado.</w:t>
+            </w:r>
+            <w:bookmarkEnd w:id="6"/>
           </w:p>
         </w:tc>
       </w:tr>
@@ -2387,7 +2522,7 @@
               <w:pStyle w:val="Contenidodelatabla"/>
             </w:pPr>
             <w:r>
-              <w:t>textos</w:t>
+              <w:t>comun</w:t>
             </w:r>
           </w:p>
         </w:tc>
@@ -2400,7 +2535,7 @@
               <w:pStyle w:val="Contenidodelatabla"/>
             </w:pPr>
             <w:r>
-              <w:t>Compara con código procedimiento, nombre, estado, código SIA, estado SIA y código dir3 SIA.</w:t>
+              <w:t>Filtra según sea comun o no. 1 – Comunes, 0 – No comunes.</w:t>
             </w:r>
           </w:p>
         </w:tc>
@@ -2415,7 +2550,7 @@
               <w:pStyle w:val="Contenidodelatabla"/>
             </w:pPr>
             <w:r>
-              <w:t>codigoFormaInicio</w:t>
+              <w:t>codigoSia</w:t>
             </w:r>
           </w:p>
         </w:tc>
@@ -2428,7 +2563,7 @@
               <w:pStyle w:val="Contenidodelatabla"/>
             </w:pPr>
             <w:r>
-              <w:t>Filtra por forma de inicio.</w:t>
+              <w:t>Filtra por código SIA.</w:t>
             </w:r>
           </w:p>
         </w:tc>
@@ -2443,7 +2578,7 @@
               <w:pStyle w:val="Contenidodelatabla"/>
             </w:pPr>
             <w:r>
-              <w:t>titulo</w:t>
+              <w:t>codigoTram</w:t>
             </w:r>
           </w:p>
         </w:tc>
@@ -2456,7 +2591,7 @@
               <w:pStyle w:val="Contenidodelatabla"/>
             </w:pPr>
             <w:r>
-              <w:t>Filtra por título.</w:t>
+              <w:t>Filtra por trámite.</w:t>
             </w:r>
           </w:p>
         </w:tc>
@@ -2471,7 +2606,7 @@
               <w:pStyle w:val="Contenidodelatabla"/>
             </w:pPr>
             <w:r>
-              <w:t>estadoWF</w:t>
+              <w:t>codigoPlantilla</w:t>
             </w:r>
           </w:p>
         </w:tc>
@@ -2484,13 +2619,8 @@
               <w:pStyle w:val="Contenidodelatabla"/>
             </w:pPr>
             <w:r>
-              <w:t xml:space="preserve">Filtra por estado workflow: </w:t>
-            </w:r>
-            <w:bookmarkStart w:id="6" w:name="_Hlk223429134"/>
-            <w:r>
-              <w:t>D – Definitivo, M = Modificado, T = Publicado o modificado, A = Publicado y modificado.</w:t>
-            </w:r>
-            <w:bookmarkEnd w:id="6"/>
+              <w:t>Filtra por plantilla.</w:t>
+            </w:r>
           </w:p>
         </w:tc>
       </w:tr>
@@ -2504,7 +2634,7 @@
               <w:pStyle w:val="Contenidodelatabla"/>
             </w:pPr>
             <w:r>
-              <w:t>comun</w:t>
+              <w:t>codigoPlataforma</w:t>
             </w:r>
           </w:p>
         </w:tc>
@@ -2517,7 +2647,7 @@
               <w:pStyle w:val="Contenidodelatabla"/>
             </w:pPr>
             <w:r>
-              <w:t>Filtra según sea comun o no. 1 – Comunes, 0 – No comunes.</w:t>
+              <w:t>Filtra por plataforma.</w:t>
             </w:r>
           </w:p>
         </w:tc>
@@ -2532,7 +2662,7 @@
               <w:pStyle w:val="Contenidodelatabla"/>
             </w:pPr>
             <w:r>
-              <w:t>codigoSia</w:t>
+              <w:t>tramiteVigente</w:t>
             </w:r>
           </w:p>
         </w:tc>
@@ -2545,7 +2675,13 @@
               <w:pStyle w:val="Contenidodelatabla"/>
             </w:pPr>
             <w:r>
-              <w:t>Filtra por código SIA.</w:t>
+              <w:t>Filtra según est</w:t>
+            </w:r>
+            <w:r>
+              <w:t>é</w:t>
+            </w:r>
+            <w:r>
+              <w:t xml:space="preserve"> vigente o no el trámite del procedimiento. S = Vigente, N = No vigente</w:t>
             </w:r>
           </w:p>
         </w:tc>
@@ -2560,7 +2696,7 @@
               <w:pStyle w:val="Contenidodelatabla"/>
             </w:pPr>
             <w:r>
-              <w:t>codigoPlantilla</w:t>
+              <w:t>canalPresentacion</w:t>
             </w:r>
           </w:p>
         </w:tc>
@@ -2573,7 +2709,7 @@
               <w:pStyle w:val="Contenidodelatabla"/>
             </w:pPr>
             <w:r>
-              <w:t>Filtra por plantilla.</w:t>
+              <w:t>Filtra por canal de presentación definido por un texto</w:t>
             </w:r>
           </w:p>
         </w:tc>
@@ -2588,7 +2724,7 @@
               <w:pStyle w:val="Contenidodelatabla"/>
             </w:pPr>
             <w:r>
-              <w:t>codigoPlataforma</w:t>
+              <w:t>estado</w:t>
             </w:r>
           </w:p>
         </w:tc>
@@ -2601,7 +2737,7 @@
               <w:pStyle w:val="Contenidodelatabla"/>
             </w:pPr>
             <w:r>
-              <w:t>Filtra por plataforma.</w:t>
+              <w:t>Filtra por el estado del procedimiento. PV – Pendiente de validación, M – En modificación, P – Publicado, PT – Pendiente de cerrar, T – Cerrado.</w:t>
             </w:r>
           </w:p>
         </w:tc>
@@ -2616,7 +2752,7 @@
               <w:pStyle w:val="Contenidodelatabla"/>
             </w:pPr>
             <w:r>
-              <w:t>codigoTram</w:t>
+              <w:t>esPdu</w:t>
             </w:r>
           </w:p>
         </w:tc>
@@ -2629,119 +2765,7 @@
               <w:pStyle w:val="Contenidodelatabla"/>
             </w:pPr>
             <w:r>
-              <w:t>Filtra por trámite.</w:t>
-            </w:r>
-          </w:p>
-        </w:tc>
-      </w:tr>
-      <w:tr>
-        <w:tc>
-          <w:tcPr>
-            <w:tcW w:w="3120" w:type="dxa"/>
-          </w:tcPr>
-          <w:p>
-            <w:pPr>
-              <w:pStyle w:val="Contenidodelatabla"/>
-            </w:pPr>
-            <w:r>
-              <w:t>codigo</w:t>
-            </w:r>
-          </w:p>
-        </w:tc>
-        <w:tc>
-          <w:tcPr>
-            <w:tcW w:w="5270" w:type="dxa"/>
-          </w:tcPr>
-          <w:p>
-            <w:pPr>
-              <w:pStyle w:val="Contenidodelatabla"/>
-            </w:pPr>
-            <w:r>
-              <w:t>Filtra por procedimiento.</w:t>
-            </w:r>
-          </w:p>
-        </w:tc>
-      </w:tr>
-      <w:tr>
-        <w:tc>
-          <w:tcPr>
-            <w:tcW w:w="3120" w:type="dxa"/>
-          </w:tcPr>
-          <w:p>
-            <w:pPr>
-              <w:pStyle w:val="Contenidodelatabla"/>
-            </w:pPr>
-            <w:r>
-              <w:t>tramiteVigente</w:t>
-            </w:r>
-          </w:p>
-        </w:tc>
-        <w:tc>
-          <w:tcPr>
-            <w:tcW w:w="5270" w:type="dxa"/>
-          </w:tcPr>
-          <w:p>
-            <w:pPr>
-              <w:pStyle w:val="Contenidodelatabla"/>
-            </w:pPr>
-            <w:r>
-              <w:t>Filtra según este  vigente o no el trámite del procedimiento. S = Vigente, N = No vigente</w:t>
-            </w:r>
-          </w:p>
-        </w:tc>
-      </w:tr>
-      <w:tr>
-        <w:tc>
-          <w:tcPr>
-            <w:tcW w:w="3120" w:type="dxa"/>
-          </w:tcPr>
-          <w:p>
-            <w:pPr>
-              <w:pStyle w:val="Contenidodelatabla"/>
-            </w:pPr>
-            <w:r>
-              <w:t>canalPresentacion</w:t>
-            </w:r>
-          </w:p>
-        </w:tc>
-        <w:tc>
-          <w:tcPr>
-            <w:tcW w:w="5270" w:type="dxa"/>
-          </w:tcPr>
-          <w:p>
-            <w:pPr>
-              <w:pStyle w:val="Contenidodelatabla"/>
-            </w:pPr>
-            <w:r>
-              <w:t>Filtra por canal de presentación definido por un texto</w:t>
-            </w:r>
-          </w:p>
-        </w:tc>
-      </w:tr>
-      <w:tr>
-        <w:tc>
-          <w:tcPr>
-            <w:tcW w:w="3120" w:type="dxa"/>
-          </w:tcPr>
-          <w:p>
-            <w:pPr>
-              <w:pStyle w:val="Contenidodelatabla"/>
-            </w:pPr>
-            <w:r>
-              <w:t>estado</w:t>
-            </w:r>
-          </w:p>
-        </w:tc>
-        <w:tc>
-          <w:tcPr>
-            <w:tcW w:w="5270" w:type="dxa"/>
-          </w:tcPr>
-          <w:p>
-            <w:pPr>
-              <w:pStyle w:val="Contenidodelatabla"/>
-            </w:pPr>
-            <w:r>
-              <w:t>Filtra por el estado del procedimiento. PV – Pendiente de validación, M – En modificación, P – Publicado, PT – Pendiente de cerrar, T – Cerrado.</w:t>
+              <w:t>Filtra por integración con PDU.</w:t>
             </w:r>
           </w:p>
         </w:tc>
@@ -2845,7 +2869,7 @@
               <w:pStyle w:val="Contenidodelatabla"/>
             </w:pPr>
             <w:r>
-              <w:t>esPdu</w:t>
+              <w:t>buscarEnDescendientesUA</w:t>
             </w:r>
           </w:p>
         </w:tc>
@@ -2858,7 +2882,7 @@
               <w:pStyle w:val="Contenidodelatabla"/>
             </w:pPr>
             <w:r>
-              <w:t>Filtra por integración con PDU.</w:t>
+              <w:t>Filtro que incluye la búsqueda en las unidades administrativas descendientes. 1 – Si, 0 – No.</w:t>
             </w:r>
           </w:p>
         </w:tc>
@@ -2873,7 +2897,7 @@
               <w:pStyle w:val="Contenidodelatabla"/>
             </w:pPr>
             <w:r>
-              <w:t>buscarEnDescendientesUA</w:t>
+              <w:t>fechaActualizacionSia</w:t>
             </w:r>
           </w:p>
         </w:tc>
@@ -2885,6 +2909,9 @@
             <w:pPr>
               <w:pStyle w:val="Contenidodelatabla"/>
             </w:pPr>
+            <w:r>
+              <w:t>Filtra por fecha SIA.</w:t>
+            </w:r>
           </w:p>
         </w:tc>
       </w:tr>
@@ -2898,7 +2925,10 @@
               <w:pStyle w:val="Contenidodelatabla"/>
             </w:pPr>
             <w:r>
-              <w:t>fechaActualizacionSia</w:t>
+              <w:t>c</w:t>
+            </w:r>
+            <w:r>
+              <w:t>odigosNormativas</w:t>
             </w:r>
           </w:p>
         </w:tc>
@@ -2911,7 +2941,7 @@
               <w:pStyle w:val="Contenidodelatabla"/>
             </w:pPr>
             <w:r>
-              <w:t>Filtra por fecha SIA.</w:t>
+              <w:t>Filtra por normativas. Lista de códigos separados por comas.</w:t>
             </w:r>
           </w:p>
         </w:tc>
@@ -2926,7 +2956,10 @@
               <w:pStyle w:val="Contenidodelatabla"/>
             </w:pPr>
             <w:r>
-              <w:t>listaCodigosNormativas</w:t>
+              <w:t>c</w:t>
+            </w:r>
+            <w:r>
+              <w:t>odigosPublicosObjetivos</w:t>
             </w:r>
           </w:p>
         </w:tc>
@@ -2939,7 +2972,7 @@
               <w:pStyle w:val="Contenidodelatabla"/>
             </w:pPr>
             <w:r>
-              <w:t>Filtra por normativas. Lista de códigos separados por comas.</w:t>
+              <w:t>Filtra por público objetivo entidad. Lista de códigos separado por comas.</w:t>
             </w:r>
           </w:p>
         </w:tc>
@@ -2954,7 +2987,10 @@
               <w:pStyle w:val="Contenidodelatabla"/>
             </w:pPr>
             <w:r>
-              <w:t>listaCodigosPublicosObjetivos</w:t>
+              <w:t>c</w:t>
+            </w:r>
+            <w:r>
+              <w:t>odigosMaterias</w:t>
             </w:r>
           </w:p>
         </w:tc>
@@ -2967,7 +3003,7 @@
               <w:pStyle w:val="Contenidodelatabla"/>
             </w:pPr>
             <w:r>
-              <w:t>Filtra por público objetivo entidad. Lista de códigos separado por comas.</w:t>
+              <w:t>Filtra por materias. Lista de códigos de materias separados por comas</w:t>
             </w:r>
           </w:p>
         </w:tc>
@@ -2982,7 +3018,7 @@
               <w:pStyle w:val="Contenidodelatabla"/>
             </w:pPr>
             <w:r>
-              <w:t>listaCodigosMaterias</w:t>
+              <w:t>fechaPublicacionDesde</w:t>
             </w:r>
           </w:p>
         </w:tc>
@@ -2995,7 +3031,7 @@
               <w:pStyle w:val="Contenidodelatabla"/>
             </w:pPr>
             <w:r>
-              <w:t>Filtra por materias. Lista de códigos de materias separados por comas</w:t>
+              <w:t>Filtra por fecha publicación igual o superior</w:t>
             </w:r>
           </w:p>
         </w:tc>
@@ -3010,7 +3046,7 @@
               <w:pStyle w:val="Contenidodelatabla"/>
             </w:pPr>
             <w:r>
-              <w:t>fechaPublicacionDesde</w:t>
+              <w:t>fechaPublicacionHasta</w:t>
             </w:r>
           </w:p>
         </w:tc>
@@ -3023,7 +3059,7 @@
               <w:pStyle w:val="Contenidodelatabla"/>
             </w:pPr>
             <w:r>
-              <w:t>Filtra por fecha publicación igual o superior</w:t>
+              <w:t>Filtra por fecha publicación igual o anterio</w:t>
             </w:r>
           </w:p>
         </w:tc>
@@ -3038,7 +3074,7 @@
               <w:pStyle w:val="Contenidodelatabla"/>
             </w:pPr>
             <w:r>
-              <w:t>fechaPublicacionHasta</w:t>
+              <w:t>telematico</w:t>
             </w:r>
           </w:p>
         </w:tc>
@@ -3051,7 +3087,10 @@
               <w:pStyle w:val="Contenidodelatabla"/>
             </w:pPr>
             <w:r>
-              <w:t>Filtra por fecha publicación igual o anterio</w:t>
+              <w:t>Filtra</w:t>
+            </w:r>
+            <w:r>
+              <w:t xml:space="preserve"> por si el procedimiento es o no telemático. 1 – Telemático, 0 – No telemático.</w:t>
             </w:r>
           </w:p>
         </w:tc>
@@ -3066,7 +3105,7 @@
               <w:pStyle w:val="Contenidodelatabla"/>
             </w:pPr>
             <w:r>
-              <w:t>telematico</w:t>
+              <w:t>disponibleFuncionarioHabilitado</w:t>
             </w:r>
           </w:p>
         </w:tc>
@@ -3079,7 +3118,7 @@
               <w:pStyle w:val="Contenidodelatabla"/>
             </w:pPr>
             <w:r>
-              <w:t>Filtra</w:t>
+              <w:t>Filtra por funcionario habilitado disponible. 1 – Habilitado, 0 – No habilitado.</w:t>
             </w:r>
           </w:p>
         </w:tc>
@@ -3094,7 +3133,7 @@
               <w:pStyle w:val="Contenidodelatabla"/>
             </w:pPr>
             <w:r>
-              <w:t>disponibleFuncionarioHabilitado</w:t>
+              <w:t>disponibleApoderadoHabilitado</w:t>
             </w:r>
           </w:p>
         </w:tc>
@@ -3106,6 +3145,9 @@
             <w:pPr>
               <w:pStyle w:val="Contenidodelatabla"/>
             </w:pPr>
+            <w:r>
+              <w:t>Filtra por apoderado habilitado disponible. 1 – Habilitado, 0 – No habilitado.</w:t>
+            </w:r>
           </w:p>
         </w:tc>
       </w:tr>
@@ -3119,7 +3161,7 @@
               <w:pStyle w:val="Contenidodelatabla"/>
             </w:pPr>
             <w:r>
-              <w:t>disponibleApoderadoHaibilitado</w:t>
+              <w:t>idEntidad</w:t>
             </w:r>
           </w:p>
         </w:tc>
@@ -3131,6 +3173,12 @@
             <w:pPr>
               <w:pStyle w:val="Contenidodelatabla"/>
             </w:pPr>
+            <w:r>
+              <w:t xml:space="preserve">Filtra por </w:t>
+            </w:r>
+            <w:r>
+              <w:t>el código de la entidad.</w:t>
+            </w:r>
           </w:p>
         </w:tc>
       </w:tr>
@@ -3144,7 +3192,7 @@
               <w:pStyle w:val="Contenidodelatabla"/>
             </w:pPr>
             <w:r>
-              <w:t>idEntidad</w:t>
+              <w:t>filtroPaginacion</w:t>
             </w:r>
           </w:p>
         </w:tc>
@@ -3157,7 +3205,7 @@
               <w:pStyle w:val="Contenidodelatabla"/>
             </w:pPr>
             <w:r>
-              <w:t>Filtra por entidad</w:t>
+              <w:t>Filtro de paginación.</w:t>
             </w:r>
           </w:p>
         </w:tc>
@@ -3172,7 +3220,7 @@
               <w:pStyle w:val="Contenidodelatabla"/>
             </w:pPr>
             <w:r>
-              <w:t>filtroPaginacion</w:t>
+              <w:t>orden</w:t>
             </w:r>
           </w:p>
         </w:tc>
@@ -3184,31 +3232,9 @@
             <w:pPr>
               <w:pStyle w:val="Contenidodelatabla"/>
             </w:pPr>
-          </w:p>
-        </w:tc>
-      </w:tr>
-      <w:tr>
-        <w:tc>
-          <w:tcPr>
-            <w:tcW w:w="3120" w:type="dxa"/>
-          </w:tcPr>
-          <w:p>
-            <w:pPr>
-              <w:pStyle w:val="Contenidodelatabla"/>
-            </w:pPr>
-            <w:r>
-              <w:t>orden</w:t>
-            </w:r>
-          </w:p>
-        </w:tc>
-        <w:tc>
-          <w:tcPr>
-            <w:tcW w:w="5270" w:type="dxa"/>
-          </w:tcPr>
-          <w:p>
-            <w:pPr>
-              <w:pStyle w:val="Contenidodelatabla"/>
-            </w:pPr>
+            <w:r>
+              <w:t>Filtro de orden.</w:t>
+            </w:r>
           </w:p>
         </w:tc>
       </w:tr>
@@ -3310,7 +3336,7 @@
     <w:p/>
     <w:p>
       <w:r>
-        <w:t>código – Código workflow  del procedimiento a consultar (obligatorio)</w:t>
+        <w:t>código – Código workflow del procedimiento a consultar (obligatorio)</w:t>
       </w:r>
     </w:p>
     <w:p>
@@ -3368,7 +3394,6 @@
       <w:bookmarkStart w:id="8" w:name="__RefHeading___Toc431_3074631077"/>
       <w:bookmarkEnd w:id="8"/>
       <w:r>
-        <w:lastRenderedPageBreak/>
         <w:t>Temas</w:t>
       </w:r>
     </w:p>
@@ -3416,7 +3441,7 @@
     <w:p/>
     <w:p>
       <w:r>
-        <w:t>codigo – Código workflow  del procedimiento a consultar (obligatorio)</w:t>
+        <w:t>codigo – Código workflow del procedimiento a consultar (obligatorio)</w:t>
       </w:r>
     </w:p>
     <w:p>
@@ -3521,7 +3546,7 @@
     <w:p/>
     <w:p>
       <w:r>
-        <w:t>código – Código workflow  del procedimiento a consultar (obligatorio)</w:t>
+        <w:t>código – Código workflow del procedimiento a consultar (obligatorio)</w:t>
       </w:r>
     </w:p>
     <w:p>
@@ -3626,7 +3651,7 @@
     <w:p/>
     <w:p>
       <w:r>
-        <w:t>codigo – Código workflow  del procedimiento a consultar (obligatorio)</w:t>
+        <w:t>codigo – Código workflow del procedimiento a consultar (obligatorio)</w:t>
       </w:r>
     </w:p>
     <w:p>
@@ -3690,7 +3715,7 @@
     <w:p/>
     <w:p>
       <w:r>
-        <w:t>Consulta de los tipos  de público objetivo entidad de un procedimiento.</w:t>
+        <w:t>Consulta de los tipos de público objetivo entidad de un procedimiento.</w:t>
       </w:r>
     </w:p>
     <w:p/>
@@ -3731,7 +3756,7 @@
     <w:p/>
     <w:p>
       <w:r>
-        <w:t>codigo – Código workflow  del procedimiento a consultar (obligatorio)</w:t>
+        <w:t>codigo – Código workflow del procedimiento a consultar (obligatorio)</w:t>
       </w:r>
     </w:p>
     <w:p>
@@ -4019,7 +4044,7 @@
     <w:p/>
     <w:p>
       <w:r>
-        <w:t>Devuelve en catalán los datos de la unidad administrativa con código  14.</w:t>
+        <w:t>Devuelve en catalán los datos de la unidad administrativa con código 14.</w:t>
       </w:r>
     </w:p>
     <w:p>
@@ -4143,13 +4168,35 @@
           </w:tcPr>
           <w:p>
             <w:r>
+              <w:t>codigoNormativa</w:t>
+            </w:r>
+          </w:p>
+        </w:tc>
+        <w:tc>
+          <w:tcPr>
+            <w:tcW w:w="5270" w:type="dxa"/>
+          </w:tcPr>
+          <w:p>
+            <w:r>
+              <w:t>Filtra por normativa, pasándole su código.</w:t>
+            </w:r>
+          </w:p>
+        </w:tc>
+      </w:tr>
+      <w:tr>
+        <w:tc>
+          <w:tcPr>
+            <w:tcW w:w="3120" w:type="dxa"/>
+          </w:tcPr>
+          <w:p>
+            <w:r>
               <w:t>nombre</w:t>
             </w:r>
           </w:p>
         </w:tc>
         <w:tc>
           <w:tcPr>
-            <w:tcW w:w="5269" w:type="dxa"/>
+            <w:tcW w:w="5270" w:type="dxa"/>
           </w:tcPr>
           <w:p>
             <w:r>
@@ -4171,7 +4218,7 @@
         </w:tc>
         <w:tc>
           <w:tcPr>
-            <w:tcW w:w="5269" w:type="dxa"/>
+            <w:tcW w:w="5270" w:type="dxa"/>
           </w:tcPr>
           <w:p>
             <w:r>
@@ -4187,16 +4234,13 @@
           </w:tcPr>
           <w:p>
             <w:r>
-              <w:rPr>
-                <w:color w:val="3B4151"/>
-              </w:rPr>
               <w:t>codEnti</w:t>
             </w:r>
           </w:p>
         </w:tc>
         <w:tc>
           <w:tcPr>
-            <w:tcW w:w="5269" w:type="dxa"/>
+            <w:tcW w:w="5270" w:type="dxa"/>
           </w:tcPr>
           <w:p>
             <w:r>
@@ -4211,21 +4255,24 @@
             <w:tcW w:w="3120" w:type="dxa"/>
           </w:tcPr>
           <w:p>
-            <w:r>
-              <w:rPr>
-                <w:color w:val="3B4151"/>
-              </w:rPr>
-              <w:t>codigoNormativa</w:t>
-            </w:r>
-          </w:p>
-        </w:tc>
-        <w:tc>
-          <w:tcPr>
-            <w:tcW w:w="5269" w:type="dxa"/>
-          </w:tcPr>
-          <w:p>
-            <w:r>
-              <w:t>Filtra por normativa, pasándole su código.</w:t>
+            <w:pPr>
+              <w:pStyle w:val="Contenidodelatabla"/>
+            </w:pPr>
+            <w:r>
+              <w:t>estado</w:t>
+            </w:r>
+          </w:p>
+        </w:tc>
+        <w:tc>
+          <w:tcPr>
+            <w:tcW w:w="5270" w:type="dxa"/>
+          </w:tcPr>
+          <w:p>
+            <w:pPr>
+              <w:pStyle w:val="Contenidodelatabla"/>
+            </w:pPr>
+            <w:r>
+              <w:t>Filtra por el estado. V – Vigente, X – Baja.</w:t>
             </w:r>
           </w:p>
         </w:tc>
@@ -4240,20 +4287,38 @@
               <w:pStyle w:val="Contenidodelatabla"/>
             </w:pPr>
             <w:r>
-              <w:t>estado</w:t>
-            </w:r>
-          </w:p>
-        </w:tc>
-        <w:tc>
-          <w:tcPr>
-            <w:tcW w:w="5269" w:type="dxa"/>
-          </w:tcPr>
-          <w:p>
-            <w:pPr>
-              <w:pStyle w:val="Contenidodelatabla"/>
-            </w:pPr>
-            <w:r>
-              <w:t>Filtra por el estado. V – Vigente, X – Baja.</w:t>
+              <w:t>texto</w:t>
+            </w:r>
+          </w:p>
+        </w:tc>
+        <w:tc>
+          <w:tcPr>
+            <w:tcW w:w="5270" w:type="dxa"/>
+          </w:tcPr>
+          <w:p>
+            <w:pPr>
+              <w:pStyle w:val="Contenidodelatabla"/>
+            </w:pPr>
+            <w:r>
+              <w:t>Filtr</w:t>
+            </w:r>
+            <w:r>
+              <w:t>o</w:t>
+            </w:r>
+            <w:r>
+              <w:t xml:space="preserve"> </w:t>
+            </w:r>
+            <w:r>
+              <w:t>que compara con identificador del tipo de unidad administrativa, codDIR3, nombre, orden, nombre UA padre, c</w:t>
+            </w:r>
+            <w:r>
+              <w:t>ó</w:t>
+            </w:r>
+            <w:r>
+              <w:t>digo entidad</w:t>
+            </w:r>
+            <w:r>
+              <w:t>.</w:t>
             </w:r>
           </w:p>
         </w:tc>
@@ -4268,32 +4333,28 @@
               <w:pStyle w:val="Contenidodelatabla"/>
             </w:pPr>
             <w:r>
-              <w:t>texto</w:t>
-            </w:r>
-          </w:p>
-        </w:tc>
-        <w:tc>
-          <w:tcPr>
-            <w:tcW w:w="5269" w:type="dxa"/>
-          </w:tcPr>
-          <w:p>
-            <w:pPr>
-              <w:pStyle w:val="Contenidodelatabla"/>
-            </w:pPr>
-            <w:r>
-              <w:t>Filtr</w:t>
-            </w:r>
-            <w:r>
-              <w:t>o</w:t>
-            </w:r>
-            <w:r>
-              <w:t xml:space="preserve"> </w:t>
-            </w:r>
-            <w:r>
-              <w:t>que compara con identificador del tipo de unidad administrativa, codDIR3, nombre, orden, nombre UA padre, codigo entidad</w:t>
-            </w:r>
-            <w:r>
-              <w:t>.</w:t>
+              <w:t>idUA</w:t>
+            </w:r>
+          </w:p>
+        </w:tc>
+        <w:tc>
+          <w:tcPr>
+            <w:tcW w:w="5270" w:type="dxa"/>
+          </w:tcPr>
+          <w:p>
+            <w:pPr>
+              <w:pStyle w:val="Contenidodelatabla"/>
+            </w:pPr>
+            <w:r>
+              <w:t>Filtra por id devolviendo además sus hijas directas.</w:t>
+            </w:r>
+          </w:p>
+          <w:p>
+            <w:pPr>
+              <w:pStyle w:val="Contenidodelatabla"/>
+            </w:pPr>
+            <w:r>
+              <w:t>Si -1 recupera las UA que no tienen padre.</w:t>
             </w:r>
           </w:p>
         </w:tc>
@@ -4308,28 +4369,20 @@
               <w:pStyle w:val="Contenidodelatabla"/>
             </w:pPr>
             <w:r>
-              <w:t>idUA</w:t>
-            </w:r>
-          </w:p>
-        </w:tc>
-        <w:tc>
-          <w:tcPr>
-            <w:tcW w:w="5269" w:type="dxa"/>
-          </w:tcPr>
-          <w:p>
-            <w:pPr>
-              <w:pStyle w:val="Contenidodelatabla"/>
-            </w:pPr>
-            <w:r>
-              <w:t>Filtra por id devolviendo además sus hijas directas.</w:t>
-            </w:r>
-          </w:p>
-          <w:p>
-            <w:pPr>
-              <w:pStyle w:val="Contenidodelatabla"/>
-            </w:pPr>
-            <w:r>
-              <w:t>Si -1 recupera las UA que no tienen padre.</w:t>
+              <w:t>filtroPaginacion</w:t>
+            </w:r>
+          </w:p>
+        </w:tc>
+        <w:tc>
+          <w:tcPr>
+            <w:tcW w:w="5270" w:type="dxa"/>
+          </w:tcPr>
+          <w:p>
+            <w:pPr>
+              <w:pStyle w:val="Contenidodelatabla"/>
+            </w:pPr>
+            <w:r>
+              <w:t>Filtro de paginación.</w:t>
             </w:r>
           </w:p>
         </w:tc>
@@ -4344,43 +4397,21 @@
               <w:pStyle w:val="Contenidodelatabla"/>
             </w:pPr>
             <w:r>
-              <w:t>filtroPaginacion</w:t>
-            </w:r>
-          </w:p>
-        </w:tc>
-        <w:tc>
-          <w:tcPr>
-            <w:tcW w:w="5269" w:type="dxa"/>
-          </w:tcPr>
-          <w:p>
-            <w:pPr>
-              <w:pStyle w:val="Contenidodelatabla"/>
-            </w:pPr>
-          </w:p>
-        </w:tc>
-      </w:tr>
-      <w:tr>
-        <w:tc>
-          <w:tcPr>
-            <w:tcW w:w="3120" w:type="dxa"/>
-          </w:tcPr>
-          <w:p>
-            <w:pPr>
-              <w:pStyle w:val="Contenidodelatabla"/>
-            </w:pPr>
-            <w:r>
               <w:t>orden</w:t>
             </w:r>
           </w:p>
         </w:tc>
         <w:tc>
           <w:tcPr>
-            <w:tcW w:w="5269" w:type="dxa"/>
-          </w:tcPr>
-          <w:p>
-            <w:pPr>
-              <w:pStyle w:val="Contenidodelatabla"/>
-            </w:pPr>
+            <w:tcW w:w="5270" w:type="dxa"/>
+          </w:tcPr>
+          <w:p>
+            <w:pPr>
+              <w:pStyle w:val="Contenidodelatabla"/>
+            </w:pPr>
+            <w:r>
+              <w:t>Filtro de orden.</w:t>
+            </w:r>
           </w:p>
         </w:tc>
       </w:tr>
@@ -4417,7 +4448,7 @@
     </w:p>
     <w:p>
       <w:r>
-        <w:t>Si la petición se procesa correctamente se devuelve el listado de unidades administrativas que cumple con los filtros pasados. De cada uno se muestra información detallada en  el idioma indicado (por defecto, catalán)</w:t>
+        <w:t>Si la petición se procesa correctamente se devuelve el listado de unidades administrativas que cumple con los filtros pasados. De cada uno se muestra información detallada en el idioma indicado (por defecto, catalán)</w:t>
       </w:r>
     </w:p>
     <w:p/>
@@ -4957,10 +4988,16 @@
               </w:rPr>
             </w:pPr>
             <w:r>
-              <w:rPr>
-                <w:color w:val="C9211E"/>
-              </w:rPr>
-              <w:t>No implementado</w:t>
+              <w:t>Filtra por unidad</w:t>
+            </w:r>
+            <w:r>
+              <w:t xml:space="preserve">es </w:t>
+            </w:r>
+            <w:r>
+              <w:t>administrativa</w:t>
+            </w:r>
+            <w:r>
+              <w:t>s hijas.</w:t>
             </w:r>
           </w:p>
         </w:tc>
@@ -5236,6 +5273,9 @@
             <w:pPr>
               <w:pStyle w:val="Contenidodelatabla"/>
             </w:pPr>
+            <w:r>
+              <w:t>Filtro de paginación.</w:t>
+            </w:r>
           </w:p>
         </w:tc>
       </w:tr>
@@ -5273,7 +5313,19 @@
     </w:p>
     <w:p>
       <w:r>
-        <w:t>Si la petición se procesa correctamente se devuelve el listado de unidades administrativas que cumple con los filtros pasados. De cada uno se muestra información detallada en  el idioma indicado (por defecto, catalán)</w:t>
+        <w:t xml:space="preserve">Si la petición se procesa correctamente se devuelve el listado de </w:t>
+      </w:r>
+      <w:r>
+        <w:t>normativas</w:t>
+      </w:r>
+      <w:r>
+        <w:t xml:space="preserve"> que cumple</w:t>
+      </w:r>
+      <w:r>
+        <w:t>n</w:t>
+      </w:r>
+      <w:r>
+        <w:t xml:space="preserve"> con los filtros pasados. De cada uno se muestra información detallada en el idioma indicado (por defecto, catalán)</w:t>
       </w:r>
     </w:p>
     <w:p/>
@@ -5993,7 +6045,19 @@
         <w:t>=</w:t>
       </w:r>
       <w:r>
-        <w:t xml:space="preserve"> Definitivo, M = Modificado, T = Publicado o modificado, A = Publicado y modificado.</w:t>
+        <w:t xml:space="preserve"> Definitivo, M = Modificado, T = Publicado o modificado</w:t>
+      </w:r>
+      <w:r>
+        <w:t xml:space="preserve"> (siendo pr</w:t>
+      </w:r>
+      <w:r>
+        <w:t>ioritario</w:t>
+      </w:r>
+      <w:r>
+        <w:t xml:space="preserve"> el publicado)</w:t>
+      </w:r>
+      <w:r>
+        <w:t>, A = Publicado y modificado.</w:t>
       </w:r>
     </w:p>
     <w:p/>
@@ -6359,7 +6423,13 @@
               <w:pStyle w:val="Contenidodelatabla"/>
             </w:pPr>
             <w:r>
-              <w:t>Filtra por estado workflow: D – Definitivo, M = Modificado, T = Publicado o modificado, A = Publicado y modificado.</w:t>
+              <w:t>Filtra por estado workflow: D – Definitivo, M = Modificado, T = Publicado o modificado</w:t>
+            </w:r>
+            <w:r>
+              <w:t xml:space="preserve"> (siendo prioritario el publicado)</w:t>
+            </w:r>
+            <w:r>
+              <w:t>, A = Publicado y modificado.</w:t>
             </w:r>
           </w:p>
         </w:tc>
@@ -6430,7 +6500,7 @@
               <w:pStyle w:val="Contenidodelatabla"/>
             </w:pPr>
             <w:r>
-              <w:t>codigoPlantilla</w:t>
+              <w:t>codigoPlataforma</w:t>
             </w:r>
           </w:p>
         </w:tc>
@@ -6443,7 +6513,7 @@
               <w:pStyle w:val="Contenidodelatabla"/>
             </w:pPr>
             <w:r>
-              <w:t>Filtra por plantilla.</w:t>
+              <w:t>Filtra por plataforma.</w:t>
             </w:r>
           </w:p>
         </w:tc>
@@ -6454,12 +6524,9 @@
             <w:tcW w:w="3120" w:type="dxa"/>
           </w:tcPr>
           <w:p>
-            <w:pPr>
-              <w:pStyle w:val="Contenidodelatabla"/>
-            </w:pPr>
             <w:r>
               <w:lastRenderedPageBreak/>
-              <w:t>codigoPlataforma</w:t>
+              <w:t>codigoMateria</w:t>
             </w:r>
           </w:p>
         </w:tc>
@@ -6468,11 +6535,8 @@
             <w:tcW w:w="5270" w:type="dxa"/>
           </w:tcPr>
           <w:p>
-            <w:pPr>
-              <w:pStyle w:val="Contenidodelatabla"/>
-            </w:pPr>
-            <w:r>
-              <w:t>Filtra por plataforma.</w:t>
+            <w:r>
+              <w:t>Filtra por tipo materia.</w:t>
             </w:r>
           </w:p>
         </w:tc>
@@ -6483,11 +6547,8 @@
             <w:tcW w:w="3120" w:type="dxa"/>
           </w:tcPr>
           <w:p>
-            <w:pPr>
-              <w:pStyle w:val="Contenidodelatabla"/>
-            </w:pPr>
-            <w:r>
-              <w:t>idTramite</w:t>
+            <w:r>
+              <w:t>plataforma</w:t>
             </w:r>
           </w:p>
         </w:tc>
@@ -6496,20 +6557,8 @@
             <w:tcW w:w="5270" w:type="dxa"/>
           </w:tcPr>
           <w:p>
-            <w:pPr>
-              <w:pStyle w:val="Contenidodelatabla"/>
-            </w:pPr>
-            <w:r>
-              <w:t>Filtra por el identificador del tipo de tramitaci</w:t>
-            </w:r>
-            <w:r>
-              <w:rPr>
-                <w:rFonts w:hint="eastAsia"/>
-              </w:rPr>
-              <w:t>ó</w:t>
-            </w:r>
-            <w:r>
-              <w:t>n.</w:t>
+            <w:r>
+              <w:t>Filtra por identificador de plataforma.</w:t>
             </w:r>
           </w:p>
         </w:tc>
@@ -6521,7 +6570,7 @@
           </w:tcPr>
           <w:p>
             <w:r>
-              <w:t>codigoMateria</w:t>
+              <w:t>codigoTramiteTelematico</w:t>
             </w:r>
           </w:p>
         </w:tc>
@@ -6531,7 +6580,7 @@
           </w:tcPr>
           <w:p>
             <w:r>
-              <w:t>Filtra por tipo materia.</w:t>
+              <w:t>Filtra por identificador del trámite telemático.</w:t>
             </w:r>
           </w:p>
         </w:tc>
@@ -6543,7 +6592,7 @@
           </w:tcPr>
           <w:p>
             <w:r>
-              <w:t>plataforma</w:t>
+              <w:t>versionTramiteTelematico</w:t>
             </w:r>
           </w:p>
         </w:tc>
@@ -6553,45 +6602,9 @@
           </w:tcPr>
           <w:p>
             <w:r>
-              <w:t>Filtra por identificador de plataforma.</w:t>
-            </w:r>
-          </w:p>
-        </w:tc>
-      </w:tr>
-      <w:tr>
-        <w:tc>
-          <w:tcPr>
-            <w:tcW w:w="3120" w:type="dxa"/>
-          </w:tcPr>
-          <w:p>
-            <w:r>
-              <w:t>codigoTramiteTelematico</w:t>
-            </w:r>
-          </w:p>
-        </w:tc>
-        <w:tc>
-          <w:tcPr>
-            <w:tcW w:w="5270" w:type="dxa"/>
-          </w:tcPr>
-          <w:p/>
-        </w:tc>
-      </w:tr>
-      <w:tr>
-        <w:tc>
-          <w:tcPr>
-            <w:tcW w:w="3120" w:type="dxa"/>
-          </w:tcPr>
-          <w:p>
-            <w:r>
-              <w:t>versionTramiteTelematico</w:t>
-            </w:r>
-          </w:p>
-        </w:tc>
-        <w:tc>
-          <w:tcPr>
-            <w:tcW w:w="5270" w:type="dxa"/>
-          </w:tcPr>
-          <w:p/>
+              <w:t>Filtra por versión del trámite telemático.</w:t>
+            </w:r>
+          </w:p>
         </w:tc>
       </w:tr>
       <w:tr>
@@ -6620,7 +6633,13 @@
               <w:t>parámetros</w:t>
             </w:r>
             <w:r>
-              <w:t xml:space="preserve"> del tipo de tramitación.</w:t>
+              <w:t xml:space="preserve"> del </w:t>
+            </w:r>
+            <w:r>
+              <w:t>trámite telemático</w:t>
+            </w:r>
+            <w:r>
+              <w:t>.</w:t>
             </w:r>
           </w:p>
         </w:tc>
@@ -6741,7 +6760,10 @@
               <w:pStyle w:val="Contenidodelatabla"/>
             </w:pPr>
             <w:r>
-              <w:t>listaCodigosNormativas</w:t>
+              <w:t>c</w:t>
+            </w:r>
+            <w:r>
+              <w:t>odigosNormativas</w:t>
             </w:r>
           </w:p>
         </w:tc>
@@ -6769,7 +6791,10 @@
               <w:pStyle w:val="Contenidodelatabla"/>
             </w:pPr>
             <w:r>
-              <w:t>listaCodigosPublicosObjetivos</w:t>
+              <w:t>c</w:t>
+            </w:r>
+            <w:r>
+              <w:t>odigosPublicosObjetivos</w:t>
             </w:r>
           </w:p>
         </w:tc>
@@ -6797,7 +6822,10 @@
               <w:pStyle w:val="Contenidodelatabla"/>
             </w:pPr>
             <w:r>
-              <w:t>listaCodigosMaterias</w:t>
+              <w:t>c</w:t>
+            </w:r>
+            <w:r>
+              <w:t>odigosMaterias</w:t>
             </w:r>
           </w:p>
         </w:tc>
@@ -6866,7 +6894,16 @@
               <w:pStyle w:val="Contenidodelatabla"/>
             </w:pPr>
             <w:r>
-              <w:t>Filtra según este visible en sede o no. 1 - Visible</w:t>
+              <w:t xml:space="preserve">Filtra según este visible en sede o no. 1 </w:t>
+            </w:r>
+            <w:r>
+              <w:t>–</w:t>
+            </w:r>
+            <w:r>
+              <w:t xml:space="preserve"> Visible</w:t>
+            </w:r>
+            <w:r>
+              <w:t>, 0 – No visible.</w:t>
             </w:r>
           </w:p>
         </w:tc>
@@ -6893,6 +6930,36 @@
             <w:pPr>
               <w:pStyle w:val="Contenidodelatabla"/>
             </w:pPr>
+            <w:r>
+              <w:t>Filtro que incluye la b</w:t>
+            </w:r>
+            <w:r>
+              <w:rPr>
+                <w:rFonts w:hint="eastAsia"/>
+              </w:rPr>
+              <w:t>ú</w:t>
+            </w:r>
+            <w:r>
+              <w:t xml:space="preserve">squeda en las unidades administrativas descendientes. 1 </w:t>
+            </w:r>
+            <w:r>
+              <w:rPr>
+                <w:rFonts w:hint="eastAsia"/>
+              </w:rPr>
+              <w:t>–</w:t>
+            </w:r>
+            <w:r>
+              <w:t xml:space="preserve"> Si, 0 </w:t>
+            </w:r>
+            <w:r>
+              <w:rPr>
+                <w:rFonts w:hint="eastAsia"/>
+              </w:rPr>
+              <w:t>–</w:t>
+            </w:r>
+            <w:r>
+              <w:t xml:space="preserve"> No.</w:t>
+            </w:r>
           </w:p>
         </w:tc>
       </w:tr>
@@ -6921,6 +6988,9 @@
             <w:r>
               <w:t>Filtra por fecha publicación igual o anterio</w:t>
             </w:r>
+            <w:r>
+              <w:t>r.</w:t>
+            </w:r>
           </w:p>
         </w:tc>
       </w:tr>
@@ -6949,6 +7019,9 @@
             <w:r>
               <w:t>Filtra por entidad</w:t>
             </w:r>
+            <w:r>
+              <w:t>.</w:t>
+            </w:r>
           </w:p>
         </w:tc>
       </w:tr>
@@ -6974,6 +7047,42 @@
             <w:pPr>
               <w:pStyle w:val="Contenidodelatabla"/>
             </w:pPr>
+            <w:r>
+              <w:t>Filtra seg</w:t>
+            </w:r>
+            <w:r>
+              <w:rPr>
+                <w:rFonts w:hint="eastAsia"/>
+              </w:rPr>
+              <w:t>ú</w:t>
+            </w:r>
+            <w:r>
+              <w:t>n est</w:t>
+            </w:r>
+            <w:r>
+              <w:rPr>
+                <w:rFonts w:hint="eastAsia"/>
+              </w:rPr>
+              <w:t>é</w:t>
+            </w:r>
+            <w:r>
+              <w:t xml:space="preserve"> vigente o no el tr</w:t>
+            </w:r>
+            <w:r>
+              <w:rPr>
+                <w:rFonts w:hint="eastAsia"/>
+              </w:rPr>
+              <w:t>á</w:t>
+            </w:r>
+            <w:r>
+              <w:t xml:space="preserve">mite del </w:t>
+            </w:r>
+            <w:r>
+              <w:t>servicio</w:t>
+            </w:r>
+            <w:r>
+              <w:t>. S = Vigente, N = No vigente</w:t>
+            </w:r>
           </w:p>
         </w:tc>
       </w:tr>
@@ -6999,6 +7108,9 @@
             <w:pPr>
               <w:pStyle w:val="Contenidodelatabla"/>
             </w:pPr>
+            <w:r>
+              <w:t>Filtra por el estado de la unidad administrativa. 1 = Pública, 2 = Interna.</w:t>
+            </w:r>
           </w:p>
         </w:tc>
       </w:tr>
@@ -7024,6 +7136,9 @@
             <w:pPr>
               <w:pStyle w:val="Contenidodelatabla"/>
             </w:pPr>
+            <w:r>
+              <w:t>Filtro de paginación.</w:t>
+            </w:r>
           </w:p>
         </w:tc>
       </w:tr>
@@ -7049,6 +7164,9 @@
             <w:pPr>
               <w:pStyle w:val="Contenidodelatabla"/>
             </w:pPr>
+            <w:r>
+              <w:t>Filtro de orden.</w:t>
+            </w:r>
           </w:p>
         </w:tc>
       </w:tr>
@@ -7152,268 +7270,268 @@
     </w:p>
     <w:p>
       <w:r>
+        <w:lastRenderedPageBreak/>
         <w:t>lang* – Idioma en el que se devuelven los datos</w:t>
       </w:r>
     </w:p>
     <w:p/>
     <w:p>
       <w:r>
+        <w:t>* - Parámetro que se añade la url.</w:t>
+      </w:r>
+    </w:p>
+    <w:p/>
+    <w:p>
+      <w:pPr>
+        <w:rPr>
+          <w:b/>
+          <w:bCs/>
+        </w:rPr>
+      </w:pPr>
+      <w:r>
+        <w:rPr>
+          <w:b/>
+          <w:bCs/>
+        </w:rPr>
+        <w:t>Resultado</w:t>
+      </w:r>
+    </w:p>
+    <w:p>
+      <w:pPr>
+        <w:rPr>
+          <w:b/>
+          <w:bCs/>
+        </w:rPr>
+      </w:pPr>
+    </w:p>
+    <w:p>
+      <w:r>
+        <w:t>Si la petición se procesa correctamente se devuelve el listado de temas. De cada uno se muestra información detallada en el idioma indicado (por defecto, catalán)</w:t>
+      </w:r>
+    </w:p>
+    <w:p/>
+    <w:p>
+      <w:r>
+        <w:t>En caso de error se devuelve información descriptiva del error.</w:t>
+      </w:r>
+    </w:p>
+    <w:p/>
+    <w:p>
+      <w:pPr>
+        <w:pStyle w:val="Ttulo3"/>
+      </w:pPr>
+      <w:r>
+        <w:t>Documentos</w:t>
+      </w:r>
+    </w:p>
+    <w:p/>
+    <w:p>
+      <w:r>
+        <w:t>Consulta de los documentos de un servicio.</w:t>
+      </w:r>
+    </w:p>
+    <w:p/>
+    <w:p>
+      <w:r>
+        <w:rPr>
+          <w:b/>
+          <w:bCs/>
+        </w:rPr>
+        <w:t>Url</w:t>
+      </w:r>
+      <w:r>
+        <w:t xml:space="preserve"> </w:t>
+      </w:r>
+    </w:p>
+    <w:p/>
+    <w:p>
+      <w:r>
+        <w:t xml:space="preserve"> /services/v1/servicios/documentos/{codigo}</w:t>
+      </w:r>
+    </w:p>
+    <w:p/>
+    <w:p>
+      <w:pPr>
+        <w:rPr>
+          <w:b/>
+          <w:bCs/>
+        </w:rPr>
+      </w:pPr>
+      <w:r>
+        <w:rPr>
+          <w:b/>
+          <w:bCs/>
+        </w:rPr>
+        <w:t>Parámetros</w:t>
+      </w:r>
+    </w:p>
+    <w:p/>
+    <w:p>
+      <w:r>
+        <w:t>código – Código workflow del servicio a consultar (obligatorio)</w:t>
+      </w:r>
+    </w:p>
+    <w:p>
+      <w:r>
+        <w:t>lang* – Idioma en el que se devuelven los datos</w:t>
+      </w:r>
+    </w:p>
+    <w:p/>
+    <w:p>
+      <w:r>
+        <w:t>* - Parámetro que se añade la url.</w:t>
+      </w:r>
+    </w:p>
+    <w:p/>
+    <w:p>
+      <w:pPr>
+        <w:rPr>
+          <w:b/>
+          <w:bCs/>
+        </w:rPr>
+      </w:pPr>
+      <w:r>
+        <w:rPr>
+          <w:b/>
+          <w:bCs/>
+        </w:rPr>
+        <w:t>Resultado</w:t>
+      </w:r>
+    </w:p>
+    <w:p>
+      <w:pPr>
+        <w:rPr>
+          <w:b/>
+          <w:bCs/>
+        </w:rPr>
+      </w:pPr>
+    </w:p>
+    <w:p>
+      <w:r>
+        <w:t>Si la petición se procesa correctamente se devuelve el listado de documentos. De cada uno se muestra información detallada en el idioma indicado (por defecto, catalán)</w:t>
+      </w:r>
+    </w:p>
+    <w:p/>
+    <w:p>
+      <w:r>
+        <w:t>En caso de error se devuelve información descriptiva del error.</w:t>
+      </w:r>
+    </w:p>
+    <w:p/>
+    <w:p>
+      <w:pPr>
+        <w:pStyle w:val="Ttulo3"/>
+      </w:pPr>
+      <w:r>
+        <w:t>Normativas</w:t>
+      </w:r>
+    </w:p>
+    <w:p/>
+    <w:p>
+      <w:r>
+        <w:t>Consulta de las normativas de un servicio.</w:t>
+      </w:r>
+    </w:p>
+    <w:p/>
+    <w:p>
+      <w:r>
+        <w:rPr>
+          <w:b/>
+          <w:bCs/>
+        </w:rPr>
+        <w:t>Url</w:t>
+      </w:r>
+      <w:r>
+        <w:t xml:space="preserve"> </w:t>
+      </w:r>
+    </w:p>
+    <w:p/>
+    <w:p>
+      <w:r>
+        <w:t xml:space="preserve"> /services/v1/servicios/normativas/{codigo}</w:t>
+      </w:r>
+    </w:p>
+    <w:p/>
+    <w:p>
+      <w:pPr>
+        <w:rPr>
+          <w:b/>
+          <w:bCs/>
+        </w:rPr>
+      </w:pPr>
+      <w:r>
+        <w:rPr>
+          <w:b/>
+          <w:bCs/>
+        </w:rPr>
+        <w:t>Parámetros</w:t>
+      </w:r>
+    </w:p>
+    <w:p/>
+    <w:p>
+      <w:r>
+        <w:t>código – Código workflow del servicio a consultar (obligatorio)</w:t>
+      </w:r>
+    </w:p>
+    <w:p>
+      <w:r>
+        <w:t>lang* – Idioma en el que se devuelven los datos</w:t>
+      </w:r>
+    </w:p>
+    <w:p/>
+    <w:p>
+      <w:r>
+        <w:t>* - Parámetro que se añade la url.</w:t>
+      </w:r>
+    </w:p>
+    <w:p/>
+    <w:p>
+      <w:pPr>
+        <w:rPr>
+          <w:b/>
+          <w:bCs/>
+        </w:rPr>
+      </w:pPr>
+      <w:r>
+        <w:rPr>
+          <w:b/>
+          <w:bCs/>
+        </w:rPr>
+        <w:t>Resultado</w:t>
+      </w:r>
+    </w:p>
+    <w:p>
+      <w:pPr>
+        <w:rPr>
+          <w:b/>
+          <w:bCs/>
+        </w:rPr>
+      </w:pPr>
+    </w:p>
+    <w:p>
+      <w:r>
+        <w:t>Si la petición se procesa correctamente se devuelve el listado de normativa. De cada uno se muestra información detallada en el idioma indicado (por defecto, catalán)</w:t>
+      </w:r>
+    </w:p>
+    <w:p/>
+    <w:p>
+      <w:r>
+        <w:t>En caso de error se devuelve información descriptiva del error.</w:t>
+      </w:r>
+    </w:p>
+    <w:p/>
+    <w:p>
+      <w:pPr>
+        <w:pStyle w:val="Ttulo3"/>
+      </w:pPr>
+      <w:r>
         <w:lastRenderedPageBreak/>
-        <w:t>* - Parámetro que se añade la url.</w:t>
-      </w:r>
-    </w:p>
-    <w:p/>
-    <w:p>
-      <w:pPr>
-        <w:rPr>
-          <w:b/>
-          <w:bCs/>
-        </w:rPr>
-      </w:pPr>
-      <w:r>
-        <w:rPr>
-          <w:b/>
-          <w:bCs/>
-        </w:rPr>
-        <w:t>Resultado</w:t>
-      </w:r>
-    </w:p>
-    <w:p>
-      <w:pPr>
-        <w:rPr>
-          <w:b/>
-          <w:bCs/>
-        </w:rPr>
-      </w:pPr>
-    </w:p>
-    <w:p>
-      <w:r>
-        <w:t>Si la petición se procesa correctamente se devuelve el listado de temas. De cada uno se muestra información detallada en el idioma indicado (por defecto, catalán)</w:t>
-      </w:r>
-    </w:p>
-    <w:p/>
-    <w:p>
-      <w:r>
-        <w:t>En caso de error se devuelve información descriptiva del error.</w:t>
-      </w:r>
-    </w:p>
-    <w:p/>
-    <w:p>
-      <w:pPr>
-        <w:pStyle w:val="Ttulo3"/>
-      </w:pPr>
-      <w:r>
-        <w:t>Documentos</w:t>
-      </w:r>
-    </w:p>
-    <w:p/>
-    <w:p>
-      <w:r>
-        <w:t>Consulta de los documentos de un servicio.</w:t>
-      </w:r>
-    </w:p>
-    <w:p/>
-    <w:p>
-      <w:r>
-        <w:rPr>
-          <w:b/>
-          <w:bCs/>
-        </w:rPr>
-        <w:t>Url</w:t>
-      </w:r>
-      <w:r>
-        <w:t xml:space="preserve"> </w:t>
-      </w:r>
-    </w:p>
-    <w:p/>
-    <w:p>
-      <w:r>
-        <w:t xml:space="preserve"> /services/v1/servicios/documentos/{codigo}</w:t>
-      </w:r>
-    </w:p>
-    <w:p/>
-    <w:p>
-      <w:pPr>
-        <w:rPr>
-          <w:b/>
-          <w:bCs/>
-        </w:rPr>
-      </w:pPr>
-      <w:r>
-        <w:rPr>
-          <w:b/>
-          <w:bCs/>
-        </w:rPr>
-        <w:t>Parámetros</w:t>
-      </w:r>
-    </w:p>
-    <w:p/>
-    <w:p>
-      <w:r>
-        <w:t>código – Código workflow del servicio a consultar (obligatorio)</w:t>
-      </w:r>
-    </w:p>
-    <w:p>
-      <w:r>
-        <w:t>lang* – Idioma en el que se devuelven los datos</w:t>
-      </w:r>
-    </w:p>
-    <w:p/>
-    <w:p>
-      <w:r>
-        <w:t>* - Parámetro que se añade la url.</w:t>
-      </w:r>
-    </w:p>
-    <w:p/>
-    <w:p>
-      <w:pPr>
-        <w:rPr>
-          <w:b/>
-          <w:bCs/>
-        </w:rPr>
-      </w:pPr>
-      <w:r>
-        <w:rPr>
-          <w:b/>
-          <w:bCs/>
-        </w:rPr>
-        <w:t>Resultado</w:t>
-      </w:r>
-    </w:p>
-    <w:p>
-      <w:pPr>
-        <w:rPr>
-          <w:b/>
-          <w:bCs/>
-        </w:rPr>
-      </w:pPr>
-    </w:p>
-    <w:p>
-      <w:r>
-        <w:t>Si la petición se procesa correctamente se devuelve el listado de documentos. De cada uno se muestra información detallada en el idioma indicado (por defecto, catalán)</w:t>
-      </w:r>
-    </w:p>
-    <w:p/>
-    <w:p>
-      <w:r>
-        <w:t>En caso de error se devuelve información descriptiva del error.</w:t>
-      </w:r>
-    </w:p>
-    <w:p/>
-    <w:p>
-      <w:pPr>
-        <w:pStyle w:val="Ttulo3"/>
-      </w:pPr>
-      <w:r>
-        <w:t>Normativas</w:t>
-      </w:r>
-    </w:p>
-    <w:p/>
-    <w:p>
-      <w:r>
-        <w:t>Consulta de las normativas de un servicio.</w:t>
-      </w:r>
-    </w:p>
-    <w:p/>
-    <w:p>
-      <w:r>
-        <w:rPr>
-          <w:b/>
-          <w:bCs/>
-        </w:rPr>
-        <w:t>Url</w:t>
-      </w:r>
-      <w:r>
-        <w:t xml:space="preserve"> </w:t>
-      </w:r>
-    </w:p>
-    <w:p/>
-    <w:p>
-      <w:r>
-        <w:t xml:space="preserve"> /services/v1/servicios/normativas/{codigo}</w:t>
-      </w:r>
-    </w:p>
-    <w:p/>
-    <w:p>
-      <w:pPr>
-        <w:rPr>
-          <w:b/>
-          <w:bCs/>
-        </w:rPr>
-      </w:pPr>
-      <w:r>
-        <w:rPr>
-          <w:b/>
-          <w:bCs/>
-        </w:rPr>
-        <w:t>Parámetros</w:t>
-      </w:r>
-    </w:p>
-    <w:p/>
-    <w:p>
-      <w:r>
-        <w:t>código – Código workflow del servicio a consultar (obligatorio)</w:t>
-      </w:r>
-    </w:p>
-    <w:p>
-      <w:r>
-        <w:t>lang* – Idioma en el que se devuelven los datos</w:t>
-      </w:r>
-    </w:p>
-    <w:p/>
-    <w:p>
-      <w:r>
-        <w:t>* - Parámetro que se añade la url.</w:t>
-      </w:r>
-    </w:p>
-    <w:p/>
-    <w:p>
-      <w:pPr>
-        <w:rPr>
-          <w:b/>
-          <w:bCs/>
-        </w:rPr>
-      </w:pPr>
-      <w:r>
-        <w:rPr>
-          <w:b/>
-          <w:bCs/>
-        </w:rPr>
-        <w:t>Resultado</w:t>
-      </w:r>
-    </w:p>
-    <w:p>
-      <w:pPr>
-        <w:rPr>
-          <w:b/>
-          <w:bCs/>
-        </w:rPr>
-      </w:pPr>
-    </w:p>
-    <w:p>
-      <w:r>
-        <w:t>Si la petición se procesa correctamente se devuelve el listado de normativa. De cada uno se muestra información detallada en el idioma indicado (por defecto, catalán)</w:t>
-      </w:r>
-    </w:p>
-    <w:p/>
-    <w:p>
-      <w:r>
-        <w:t>En caso de error se devuelve información descriptiva del error.</w:t>
-      </w:r>
-    </w:p>
-    <w:p/>
-    <w:p>
-      <w:pPr>
-        <w:pStyle w:val="Ttulo3"/>
-      </w:pPr>
-      <w:r>
         <w:t>Públicos objetivo entidad</w:t>
       </w:r>
     </w:p>
     <w:p/>
     <w:p>
       <w:r>
-        <w:lastRenderedPageBreak/>
         <w:t>Consulta de los tipos de público objetivo entidad de un servicio.</w:t>
       </w:r>
     </w:p>
@@ -7686,7 +7804,11 @@
           </w:tcPr>
           <w:p>
             <w:r>
-              <w:t>Consulta de trámites según unos criterios de búsqueda.</w:t>
+              <w:t xml:space="preserve">Consulta de trámites según unos criterios </w:t>
+            </w:r>
+            <w:r>
+              <w:lastRenderedPageBreak/>
+              <w:t>de búsqueda.</w:t>
             </w:r>
           </w:p>
         </w:tc>
@@ -7698,6 +7820,7 @@
           </w:tcPr>
           <w:p>
             <w:r>
+              <w:lastRenderedPageBreak/>
               <w:t>Documentos</w:t>
             </w:r>
           </w:p>
@@ -7720,7 +7843,6 @@
               <w:t xml:space="preserve">trámite </w:t>
             </w:r>
             <w:r>
-              <w:lastRenderedPageBreak/>
               <w:t xml:space="preserve">por código </w:t>
             </w:r>
             <w:r>
@@ -7739,7 +7861,6 @@
           </w:tcPr>
           <w:p>
             <w:r>
-              <w:lastRenderedPageBreak/>
               <w:t>Modelos trámite</w:t>
             </w:r>
           </w:p>
@@ -7877,7 +7998,13 @@
         <w:t>=</w:t>
       </w:r>
       <w:r>
-        <w:t xml:space="preserve"> Definitivo, M = Modificado, T = Publicado o modificado, A = Publicado y modificado.</w:t>
+        <w:t xml:space="preserve"> Definitivo, M = Modificado, T = Publicado o modificado</w:t>
+      </w:r>
+      <w:r>
+        <w:t xml:space="preserve"> (siendo prioritario el publicado)</w:t>
+      </w:r>
+      <w:r>
+        <w:t>, A = Publicado y modificado.</w:t>
       </w:r>
     </w:p>
     <w:p/>
@@ -8058,6 +8185,9 @@
             <w:pPr>
               <w:pStyle w:val="Contenidodelatabla"/>
             </w:pPr>
+            <w:r>
+              <w:t>Filtro de orden.</w:t>
+            </w:r>
           </w:p>
         </w:tc>
       </w:tr>
@@ -8112,6 +8242,7 @@
           </w:tcPr>
           <w:p>
             <w:r>
+              <w:lastRenderedPageBreak/>
               <w:t>codigoProcedimientoWF</w:t>
             </w:r>
           </w:p>
@@ -8159,7 +8290,6 @@
               <w:pStyle w:val="Contenidodelatabla"/>
             </w:pPr>
             <w:r>
-              <w:lastRenderedPageBreak/>
               <w:t>idTramite</w:t>
             </w:r>
           </w:p>
@@ -8246,6 +8376,9 @@
             </w:pPr>
             <w:r>
               <w:t>Filtra por entidad</w:t>
+            </w:r>
+            <w:r>
+              <w:t>.</w:t>
             </w:r>
           </w:p>
         </w:tc>
@@ -8599,7 +8732,6 @@
       <w:bookmarkStart w:id="24" w:name="__RefHeading___Toc421_2948010401_Copia_4"/>
       <w:bookmarkEnd w:id="24"/>
       <w:r>
-        <w:lastRenderedPageBreak/>
         <w:t>Tipo afectación</w:t>
       </w:r>
     </w:p>
@@ -8886,13 +9018,13 @@
       <w:bookmarkStart w:id="26" w:name="__RefHeading___Toc439_3074631077_Copia_4"/>
       <w:bookmarkEnd w:id="26"/>
       <w:r>
+        <w:lastRenderedPageBreak/>
         <w:t>Tipos silencio administrativo</w:t>
       </w:r>
     </w:p>
     <w:p/>
     <w:p>
       <w:r>
-        <w:lastRenderedPageBreak/>
         <w:t>Conjunto de servicios para obtener información de los diferentes tipos de silencio administrativo.</w:t>
       </w:r>
     </w:p>
@@ -9223,6 +9355,7 @@
     <w:p/>
     <w:p>
       <w:r>
+        <w:lastRenderedPageBreak/>
         <w:t>lang* – Idioma en el que se devuelven los datos</w:t>
       </w:r>
     </w:p>
@@ -9239,7 +9372,6 @@
           <w:b/>
           <w:bCs/>
         </w:rPr>
-        <w:lastRenderedPageBreak/>
         <w:t>Resultado</w:t>
       </w:r>
     </w:p>
@@ -10539,7 +10671,6 @@
       <w:bookmarkStart w:id="39" w:name="__RefHeading___Toc421_2948010401_Copia_9"/>
       <w:bookmarkEnd w:id="39"/>
       <w:r>
-        <w:lastRenderedPageBreak/>
         <w:t xml:space="preserve">Tipo legitimación </w:t>
       </w:r>
     </w:p>
@@ -10826,13 +10957,13 @@
       <w:bookmarkStart w:id="41" w:name="__RefHeading___Toc439_3074631077_Copia_9"/>
       <w:bookmarkEnd w:id="41"/>
       <w:r>
+        <w:lastRenderedPageBreak/>
         <w:t>Tipos materia SIA</w:t>
       </w:r>
     </w:p>
     <w:p/>
     <w:p>
       <w:r>
-        <w:lastRenderedPageBreak/>
         <w:t>Conjunto de servicios para obtener información de los diferentes tipos de materia SIA.</w:t>
       </w:r>
     </w:p>
@@ -11179,6 +11310,7 @@
           <w:b/>
           <w:bCs/>
         </w:rPr>
+        <w:lastRenderedPageBreak/>
         <w:t>Resultado</w:t>
       </w:r>
     </w:p>
@@ -11192,7 +11324,6 @@
     </w:p>
     <w:p>
       <w:r>
-        <w:lastRenderedPageBreak/>
         <w:t>Si la petición se procesa correctamente se devuelve el listado de tipos de materia que cumplen con los filtros pasados. De cada uno se muestra información detallada en  el idioma indicado (por defecto, catalán).</w:t>
       </w:r>
     </w:p>
@@ -11814,7 +11945,6 @@
       <w:bookmarkStart w:id="49" w:name="__RefHeading___Toc441_3074631077_Copia_b"/>
       <w:bookmarkEnd w:id="49"/>
       <w:r>
-        <w:lastRenderedPageBreak/>
         <w:t>Tipos  sexo</w:t>
       </w:r>
     </w:p>
@@ -12139,6 +12269,7 @@
     <w:p/>
     <w:p>
       <w:r>
+        <w:lastRenderedPageBreak/>
         <w:t>&lt;entorno&gt;/rolsac2api/interna/services/v1/tipos_via/1?lang=ca</w:t>
       </w:r>
     </w:p>
@@ -12483,7 +12614,6 @@
     <w:p/>
     <w:p>
       <w:r>
-        <w:lastRenderedPageBreak/>
         <w:t xml:space="preserve"> /services/v1/tipos_media/{codigo}</w:t>
       </w:r>
     </w:p>
@@ -12773,6 +12903,7 @@
     <w:p/>
     <w:p>
       <w:r>
+        <w:lastRenderedPageBreak/>
         <w:t>Conjunto de servicios para obtener información de los diferentes tipos de procedimiento.</w:t>
       </w:r>
     </w:p>
@@ -13155,7 +13286,6 @@
     </w:p>
     <w:p>
       <w:r>
-        <w:lastRenderedPageBreak/>
         <w:t>Si la petición se procesa correctamente se devuelve el listado de tipos de procedimiento que cumplen con los filtros pasados. De cada uno se muestra información detallada en  el idioma indicado (por defecto, catalán).</w:t>
       </w:r>
     </w:p>
@@ -13440,7 +13570,6 @@
           <w:b/>
           <w:bCs/>
         </w:rPr>
-        <w:lastRenderedPageBreak/>
         <w:t>Parámetros</w:t>
       </w:r>
     </w:p>
@@ -14075,7 +14204,7 @@
             <w:rPr>
               <w:noProof/>
             </w:rPr>
-            <w:t>18/03/2026</w:t>
+            <w:t>14/04/2026</w:t>
           </w:r>
           <w:r>
             <w:fldChar w:fldCharType="end"/>
@@ -14321,7 +14450,7 @@
             <w:rPr>
               <w:noProof/>
             </w:rPr>
-            <w:t>18/03/2026</w:t>
+            <w:t>14/04/2026</w:t>
           </w:r>
           <w:r>
             <w:fldChar w:fldCharType="end"/>
@@ -16385,16 +16514,25 @@
 </file>
 
 <file path=customXml/item1.xml><?xml version="1.0" encoding="utf-8"?>
+<b:Sources xmlns:b="http://schemas.openxmlformats.org/officeDocument/2006/bibliography" xmlns="http://schemas.openxmlformats.org/officeDocument/2006/bibliography" SelectedStyle="\APASixthEditionOfficeOnline.xsl" StyleName="APA" Version="6"/>
+</file>
+
+<file path=customXml/item2.xml><?xml version="1.0" encoding="utf-8"?>
 <p:properties xmlns:p="http://schemas.microsoft.com/office/2006/metadata/properties" xmlns:xsi="http://www.w3.org/2001/XMLSchema-instance" xmlns:pc="http://schemas.microsoft.com/office/infopath/2007/PartnerControls">
   <documentManagement/>
 </p:properties>
 </file>
 
-<file path=customXml/item2.xml><?xml version="1.0" encoding="utf-8"?>
-<b:Sources xmlns:b="http://schemas.openxmlformats.org/officeDocument/2006/bibliography" xmlns="http://schemas.openxmlformats.org/officeDocument/2006/bibliography" SelectedStyle="\APASixthEditionOfficeOnline.xsl" StyleName="APA" Version="6"/>
+<file path=customXml/item3.xml><?xml version="1.0" encoding="utf-8"?>
+<?mso-contentType ?>
+<FormTemplates xmlns="http://schemas.microsoft.com/sharepoint/v3/contenttype/forms">
+  <Display>DocumentLibraryForm</Display>
+  <Edit>DocumentLibraryForm</Edit>
+  <New>DocumentLibraryForm</New>
+</FormTemplates>
 </file>
 
-<file path=customXml/item3.xml><?xml version="1.0" encoding="utf-8"?>
+<file path=customXml/item4.xml><?xml version="1.0" encoding="utf-8"?>
 <ct:contentTypeSchema xmlns:ct="http://schemas.microsoft.com/office/2006/metadata/contentType" xmlns:ma="http://schemas.microsoft.com/office/2006/metadata/properties/metaAttributes" ct:_="" ma:_="" ma:contentTypeName="Documento" ma:contentTypeID="0x0101000B6A967D10E69F4C80C6283C63B4A9FE" ma:contentTypeVersion="2" ma:contentTypeDescription="Crear nuevo documento." ma:contentTypeScope="" ma:versionID="6bd66f1425c6d0b01f9d1efd73b8bf97">
   <xsd:schema xmlns:xsd="http://www.w3.org/2001/XMLSchema" xmlns:xs="http://www.w3.org/2001/XMLSchema" xmlns:p="http://schemas.microsoft.com/office/2006/metadata/properties" xmlns:ns2="1f9df76f-dfd1-41c3-aee5-1c02f051cae1" targetNamespace="http://schemas.microsoft.com/office/2006/metadata/properties" ma:root="true" ma:fieldsID="1d11177f5b02c763c9b53362c1aa73d5" ns2:_="">
     <xsd:import namespace="1f9df76f-dfd1-41c3-aee5-1c02f051cae1"/>
@@ -16526,16 +16664,15 @@
 </ct:contentTypeSchema>
 </file>
 
-<file path=customXml/item4.xml><?xml version="1.0" encoding="utf-8"?>
-<?mso-contentType ?>
-<FormTemplates xmlns="http://schemas.microsoft.com/sharepoint/v3/contenttype/forms">
-  <Display>DocumentLibraryForm</Display>
-  <Edit>DocumentLibraryForm</Edit>
-  <New>DocumentLibraryForm</New>
-</FormTemplates>
+<file path=customXml/itemProps1.xml><?xml version="1.0" encoding="utf-8"?>
+<ds:datastoreItem xmlns:ds="http://schemas.openxmlformats.org/officeDocument/2006/customXml" ds:itemID="{0ED6041A-973A-47FC-8211-3CEDBF009A4E}">
+  <ds:schemaRefs>
+    <ds:schemaRef ds:uri="http://schemas.openxmlformats.org/officeDocument/2006/bibliography"/>
+  </ds:schemaRefs>
+</ds:datastoreItem>
 </file>
 
-<file path=customXml/itemProps1.xml><?xml version="1.0" encoding="utf-8"?>
+<file path=customXml/itemProps2.xml><?xml version="1.0" encoding="utf-8"?>
 <ds:datastoreItem xmlns:ds="http://schemas.openxmlformats.org/officeDocument/2006/customXml" ds:itemID="{69449788-7A20-43E1-A18D-DF345D702D5E}">
   <ds:schemaRefs>
     <ds:schemaRef ds:uri="http://schemas.microsoft.com/office/2006/metadata/properties"/>
@@ -16544,15 +16681,15 @@
 </ds:datastoreItem>
 </file>
 
-<file path=customXml/itemProps2.xml><?xml version="1.0" encoding="utf-8"?>
-<ds:datastoreItem xmlns:ds="http://schemas.openxmlformats.org/officeDocument/2006/customXml" ds:itemID="{0ED6041A-973A-47FC-8211-3CEDBF009A4E}">
+<file path=customXml/itemProps3.xml><?xml version="1.0" encoding="utf-8"?>
+<ds:datastoreItem xmlns:ds="http://schemas.openxmlformats.org/officeDocument/2006/customXml" ds:itemID="{7FAA4EB8-7B0E-451E-ABF5-6A988C2F8055}">
   <ds:schemaRefs>
-    <ds:schemaRef ds:uri="http://schemas.openxmlformats.org/officeDocument/2006/bibliography"/>
+    <ds:schemaRef ds:uri="http://schemas.microsoft.com/sharepoint/v3/contenttype/forms"/>
   </ds:schemaRefs>
 </ds:datastoreItem>
 </file>
 
-<file path=customXml/itemProps3.xml><?xml version="1.0" encoding="utf-8"?>
+<file path=customXml/itemProps4.xml><?xml version="1.0" encoding="utf-8"?>
 <ds:datastoreItem xmlns:ds="http://schemas.openxmlformats.org/officeDocument/2006/customXml" ds:itemID="{8C4439E4-5DE3-4A98-8D91-D30D8D18D569}">
   <ds:schemaRefs>
     <ds:schemaRef ds:uri="http://schemas.microsoft.com/office/2006/metadata/contentType"/>
@@ -16568,12 +16705,4 @@
     <ds:schemaRef ds:uri="http://schemas.microsoft.com/internal/obd"/>
   </ds:schemaRefs>
 </ds:datastoreItem>
-</file>
-
-<file path=customXml/itemProps4.xml><?xml version="1.0" encoding="utf-8"?>
-<ds:datastoreItem xmlns:ds="http://schemas.openxmlformats.org/officeDocument/2006/customXml" ds:itemID="{7FAA4EB8-7B0E-451E-ABF5-6A988C2F8055}">
-  <ds:schemaRefs>
-    <ds:schemaRef ds:uri="http://schemas.microsoft.com/sharepoint/v3/contenttype/forms"/>
-  </ds:schemaRefs>
-</ds:datastoreItem>
 </file>
--- a/doc/Análisis funcional API rest interna.docx
+++ b/doc/Análisis funcional API rest interna.docx
@@ -70,7 +70,6 @@
           <w:lang w:eastAsia="es-ES"/>
         </w:rPr>
       </w:pPr>
-      <w:proofErr w:type="spellStart"/>
       <w:r>
         <w:rPr>
           <w:rFonts w:cs="Noto Sans"/>
@@ -78,19 +77,19 @@
           <w:szCs w:val="26"/>
           <w:lang w:eastAsia="es-ES"/>
         </w:rPr>
-        <w:t>Serveis</w:t>
-      </w:r>
-      <w:proofErr w:type="spellEnd"/>
-      <w:r>
+        <w:t>Serveis d’Administració Digital del Govern de les Illes Balears</w:t>
+      </w:r>
+    </w:p>
+    <w:p>
+      <w:pPr>
+        <w:jc w:val="right"/>
         <w:rPr>
           <w:rFonts w:cs="Noto Sans"/>
           <w:sz w:val="26"/>
           <w:szCs w:val="26"/>
           <w:lang w:eastAsia="es-ES"/>
         </w:rPr>
-        <w:t xml:space="preserve"> </w:t>
-      </w:r>
-      <w:proofErr w:type="spellStart"/>
+      </w:pPr>
       <w:r>
         <w:rPr>
           <w:rFonts w:cs="Noto Sans"/>
@@ -98,9 +97,19 @@
           <w:szCs w:val="26"/>
           <w:lang w:eastAsia="es-ES"/>
         </w:rPr>
-        <w:t>d’Administració</w:t>
-      </w:r>
-      <w:proofErr w:type="spellEnd"/>
+        <w:t>Lot 1 - Seu electrònica i serveis de suport a la tramitació telemàtica</w:t>
+      </w:r>
+    </w:p>
+    <w:p>
+      <w:pPr>
+        <w:jc w:val="right"/>
+        <w:rPr>
+          <w:rFonts w:ascii="NotoSans-OneByteIdentityH" w:hAnsi="NotoSans-OneByteIdentityH" w:cs="Noto Sans"/>
+          <w:sz w:val="18"/>
+          <w:szCs w:val="26"/>
+          <w:lang w:eastAsia="es-ES"/>
+        </w:rPr>
+      </w:pPr>
       <w:r>
         <w:rPr>
           <w:rFonts w:cs="Noto Sans"/>
@@ -108,178 +117,7 @@
           <w:szCs w:val="26"/>
           <w:lang w:eastAsia="es-ES"/>
         </w:rPr>
-        <w:t xml:space="preserve"> Digital del </w:t>
-      </w:r>
-      <w:proofErr w:type="spellStart"/>
-      <w:r>
-        <w:rPr>
-          <w:rFonts w:cs="Noto Sans"/>
-          <w:sz w:val="26"/>
-          <w:szCs w:val="26"/>
-          <w:lang w:eastAsia="es-ES"/>
-        </w:rPr>
-        <w:t>Govern</w:t>
-      </w:r>
-      <w:proofErr w:type="spellEnd"/>
-      <w:r>
-        <w:rPr>
-          <w:rFonts w:cs="Noto Sans"/>
-          <w:sz w:val="26"/>
-          <w:szCs w:val="26"/>
-          <w:lang w:eastAsia="es-ES"/>
-        </w:rPr>
-        <w:t xml:space="preserve"> de les Illes Balears</w:t>
-      </w:r>
-    </w:p>
-    <w:p>
-      <w:pPr>
-        <w:jc w:val="right"/>
-        <w:rPr>
-          <w:rFonts w:cs="Noto Sans"/>
-          <w:sz w:val="26"/>
-          <w:szCs w:val="26"/>
-          <w:lang w:eastAsia="es-ES"/>
-        </w:rPr>
-      </w:pPr>
-      <w:r>
-        <w:rPr>
-          <w:rFonts w:cs="Noto Sans"/>
-          <w:sz w:val="26"/>
-          <w:szCs w:val="26"/>
-          <w:lang w:eastAsia="es-ES"/>
-        </w:rPr>
-        <w:t xml:space="preserve">Lot 1 - Seu </w:t>
-      </w:r>
-      <w:proofErr w:type="spellStart"/>
-      <w:r>
-        <w:rPr>
-          <w:rFonts w:cs="Noto Sans"/>
-          <w:sz w:val="26"/>
-          <w:szCs w:val="26"/>
-          <w:lang w:eastAsia="es-ES"/>
-        </w:rPr>
-        <w:t>electrònica</w:t>
-      </w:r>
-      <w:proofErr w:type="spellEnd"/>
-      <w:r>
-        <w:rPr>
-          <w:rFonts w:cs="Noto Sans"/>
-          <w:sz w:val="26"/>
-          <w:szCs w:val="26"/>
-          <w:lang w:eastAsia="es-ES"/>
-        </w:rPr>
-        <w:t xml:space="preserve"> i </w:t>
-      </w:r>
-      <w:proofErr w:type="spellStart"/>
-      <w:r>
-        <w:rPr>
-          <w:rFonts w:cs="Noto Sans"/>
-          <w:sz w:val="26"/>
-          <w:szCs w:val="26"/>
-          <w:lang w:eastAsia="es-ES"/>
-        </w:rPr>
-        <w:t>serveis</w:t>
-      </w:r>
-      <w:proofErr w:type="spellEnd"/>
-      <w:r>
-        <w:rPr>
-          <w:rFonts w:cs="Noto Sans"/>
-          <w:sz w:val="26"/>
-          <w:szCs w:val="26"/>
-          <w:lang w:eastAsia="es-ES"/>
-        </w:rPr>
-        <w:t xml:space="preserve"> de </w:t>
-      </w:r>
-      <w:proofErr w:type="spellStart"/>
-      <w:r>
-        <w:rPr>
-          <w:rFonts w:cs="Noto Sans"/>
-          <w:sz w:val="26"/>
-          <w:szCs w:val="26"/>
-          <w:lang w:eastAsia="es-ES"/>
-        </w:rPr>
-        <w:t>suport</w:t>
-      </w:r>
-      <w:proofErr w:type="spellEnd"/>
-      <w:r>
-        <w:rPr>
-          <w:rFonts w:cs="Noto Sans"/>
-          <w:sz w:val="26"/>
-          <w:szCs w:val="26"/>
-          <w:lang w:eastAsia="es-ES"/>
-        </w:rPr>
-        <w:t xml:space="preserve"> a la </w:t>
-      </w:r>
-      <w:proofErr w:type="spellStart"/>
-      <w:r>
-        <w:rPr>
-          <w:rFonts w:cs="Noto Sans"/>
-          <w:sz w:val="26"/>
-          <w:szCs w:val="26"/>
-          <w:lang w:eastAsia="es-ES"/>
-        </w:rPr>
-        <w:t>tramitació</w:t>
-      </w:r>
-      <w:proofErr w:type="spellEnd"/>
-      <w:r>
-        <w:rPr>
-          <w:rFonts w:cs="Noto Sans"/>
-          <w:sz w:val="26"/>
-          <w:szCs w:val="26"/>
-          <w:lang w:eastAsia="es-ES"/>
-        </w:rPr>
-        <w:t xml:space="preserve"> </w:t>
-      </w:r>
-      <w:proofErr w:type="spellStart"/>
-      <w:r>
-        <w:rPr>
-          <w:rFonts w:cs="Noto Sans"/>
-          <w:sz w:val="26"/>
-          <w:szCs w:val="26"/>
-          <w:lang w:eastAsia="es-ES"/>
-        </w:rPr>
-        <w:t>telemàtica</w:t>
-      </w:r>
-      <w:proofErr w:type="spellEnd"/>
-    </w:p>
-    <w:p>
-      <w:pPr>
-        <w:jc w:val="right"/>
-        <w:rPr>
-          <w:rFonts w:ascii="NotoSans-OneByteIdentityH" w:hAnsi="NotoSans-OneByteIdentityH" w:cs="Noto Sans"/>
-          <w:sz w:val="18"/>
-          <w:szCs w:val="26"/>
-          <w:lang w:eastAsia="es-ES"/>
-        </w:rPr>
-      </w:pPr>
-      <w:r>
-        <w:rPr>
-          <w:rFonts w:cs="Noto Sans"/>
-          <w:sz w:val="26"/>
-          <w:szCs w:val="26"/>
-          <w:lang w:eastAsia="es-ES"/>
-        </w:rPr>
-        <w:t>(</w:t>
-      </w:r>
-      <w:proofErr w:type="spellStart"/>
-      <w:r>
-        <w:rPr>
-          <w:rFonts w:cs="Noto Sans"/>
-          <w:sz w:val="26"/>
-          <w:szCs w:val="26"/>
-          <w:lang w:eastAsia="es-ES"/>
-        </w:rPr>
-        <w:t>Expedient</w:t>
-      </w:r>
-      <w:proofErr w:type="spellEnd"/>
-      <w:r>
-        <w:rPr>
-          <w:rFonts w:cs="Noto Sans"/>
-          <w:sz w:val="26"/>
-          <w:szCs w:val="26"/>
-          <w:lang w:eastAsia="es-ES"/>
-        </w:rPr>
-        <w:t xml:space="preserve"> CONTR 2024 108)</w:t>
+        <w:t>(Expedient CONTR 2024 108)</w:t>
       </w:r>
     </w:p>
     <w:p>
@@ -1486,15 +1324,7 @@
         <w:t>á</w:t>
       </w:r>
       <w:r>
-        <w:t xml:space="preserve"> en el sistema de </w:t>
-      </w:r>
-      <w:proofErr w:type="spellStart"/>
-      <w:r>
-        <w:t>workflows</w:t>
-      </w:r>
-      <w:proofErr w:type="spellEnd"/>
-      <w:r>
-        <w:t>, ya que constituye la diferencia m</w:t>
+        <w:t xml:space="preserve"> en el sistema de workflows, ya que constituye la diferencia m</w:t>
       </w:r>
       <w:r>
         <w:rPr>
@@ -1554,15 +1384,7 @@
         <w:t>ó</w:t>
       </w:r>
       <w:r>
-        <w:t xml:space="preserve">n </w:t>
-      </w:r>
-      <w:proofErr w:type="spellStart"/>
-      <w:r>
-        <w:t>Swagger</w:t>
-      </w:r>
-      <w:proofErr w:type="spellEnd"/>
-      <w:r>
-        <w:t xml:space="preserve"> en la siguiente URL:</w:t>
+        <w:t>n Swagger en la siguiente URL:</w:t>
       </w:r>
       <w:r>
         <w:t xml:space="preserve"> </w:t>
@@ -1675,13 +1497,8 @@
           <w:numId w:val="2"/>
         </w:numPr>
       </w:pPr>
-      <w:proofErr w:type="spellStart"/>
-      <w:r>
-        <w:t>Workflow</w:t>
-      </w:r>
-      <w:proofErr w:type="spellEnd"/>
-      <w:r>
-        <w:t xml:space="preserve"> </w:t>
+      <w:r>
+        <w:t xml:space="preserve">Workflow </w:t>
       </w:r>
       <w:r>
         <w:t>en m</w:t>
@@ -1785,10 +1602,10 @@
           <w:noProof/>
         </w:rPr>
         <w:drawing>
-          <wp:inline distT="0" distB="0" distL="0" distR="0" wp14:anchorId="4EEF186A" wp14:editId="26086932">
+          <wp:inline distT="0" distB="0" distL="0" distR="0" wp14:anchorId="3DC694C8" wp14:editId="2FE8CA09">
             <wp:extent cx="5399405" cy="1363980"/>
             <wp:effectExtent l="0" t="0" r="0" b="0"/>
-            <wp:docPr id="163757386" name="Imagen 1" descr="Diagrama&#10;&#10;El contenido generado por IA puede ser incorrecto."/>
+            <wp:docPr id="1626335545" name="Imagen 1" descr="Diagrama&#10;&#10;El contenido generado por IA puede ser incorrecto."/>
             <wp:cNvGraphicFramePr>
               <a:graphicFrameLocks xmlns:a="http://schemas.openxmlformats.org/drawingml/2006/main" noChangeAspect="1"/>
             </wp:cNvGraphicFramePr>
@@ -1796,7 +1613,7 @@
               <a:graphicData uri="http://schemas.openxmlformats.org/drawingml/2006/picture">
                 <pic:pic xmlns:pic="http://schemas.openxmlformats.org/drawingml/2006/picture">
                   <pic:nvPicPr>
-                    <pic:cNvPr id="163757386" name="Imagen 1" descr="Diagrama&#10;&#10;El contenido generado por IA puede ser incorrecto."/>
+                    <pic:cNvPr id="1626335545" name="Imagen 1" descr="Diagrama&#10;&#10;El contenido generado por IA puede ser incorrecto."/>
                     <pic:cNvPicPr/>
                   </pic:nvPicPr>
                   <pic:blipFill>
@@ -1875,15 +1692,7 @@
         <w:t>. Cada una de estas versiones tiene su propio conjunto de información,</w:t>
       </w:r>
       <w:r>
-        <w:t xml:space="preserve"> y para diferenciarlas se usa el </w:t>
-      </w:r>
-      <w:proofErr w:type="spellStart"/>
-      <w:r>
-        <w:t>códigoWF</w:t>
-      </w:r>
-      <w:proofErr w:type="spellEnd"/>
-      <w:r>
-        <w:t xml:space="preserve"> del procedimiento o servicio. </w:t>
+        <w:t xml:space="preserve"> y para diferenciarlas se usa el códigoWF del procedimiento o servicio. </w:t>
       </w:r>
     </w:p>
     <w:p/>
@@ -2005,29 +1814,13 @@
         <w:t>ó</w:t>
       </w:r>
       <w:r>
-        <w:t xml:space="preserve">gica de </w:t>
-      </w:r>
-      <w:proofErr w:type="spellStart"/>
-      <w:r>
-        <w:t>workflows</w:t>
-      </w:r>
-      <w:proofErr w:type="spellEnd"/>
-      <w:r>
-        <w:t>.</w:t>
+        <w:t>gica de workflows.</w:t>
       </w:r>
     </w:p>
     <w:p/>
     <w:p>
       <w:r>
-        <w:t xml:space="preserve">En las consultas de procedimientos hay dos claves funcionales relacionadas con el </w:t>
-      </w:r>
-      <w:proofErr w:type="spellStart"/>
-      <w:r>
-        <w:t>workflow</w:t>
-      </w:r>
-      <w:proofErr w:type="spellEnd"/>
-      <w:r>
-        <w:t>:</w:t>
+        <w:t>En las consultas de procedimientos hay dos claves funcionales relacionadas con el workflow:</w:t>
       </w:r>
     </w:p>
     <w:p>
@@ -2038,13 +1831,8 @@
           <w:numId w:val="3"/>
         </w:numPr>
       </w:pPr>
-      <w:proofErr w:type="spellStart"/>
-      <w:r>
-        <w:t>estadoWF</w:t>
-      </w:r>
-      <w:proofErr w:type="spellEnd"/>
-      <w:r>
-        <w:t xml:space="preserve">: </w:t>
+      <w:r>
+        <w:t xml:space="preserve">estadoWF: </w:t>
       </w:r>
       <w:r>
         <w:t>indica qu</w:t>
@@ -2056,15 +1844,7 @@
         <w:t>é</w:t>
       </w:r>
       <w:r>
-        <w:t xml:space="preserve"> estado de </w:t>
-      </w:r>
-      <w:proofErr w:type="spellStart"/>
-      <w:r>
-        <w:t>workflow</w:t>
-      </w:r>
-      <w:proofErr w:type="spellEnd"/>
-      <w:r>
-        <w:t xml:space="preserve"> quieres consultar en la operaci</w:t>
+        <w:t xml:space="preserve"> estado de workflow quieres consultar en la operaci</w:t>
       </w:r>
       <w:r>
         <w:rPr>
@@ -2073,15 +1853,7 @@
         <w:t>ó</w:t>
       </w:r>
       <w:r>
-        <w:t xml:space="preserve">n. Por ejemplo, si se informa </w:t>
-      </w:r>
-      <w:proofErr w:type="spellStart"/>
-      <w:r>
-        <w:t>estadoWF</w:t>
-      </w:r>
-      <w:proofErr w:type="spellEnd"/>
-      <w:r>
-        <w:t xml:space="preserve"> = "M", la respuesta devolver</w:t>
+        <w:t>n. Por ejemplo, si se informa estadoWF = "M", la respuesta devolver</w:t>
       </w:r>
       <w:r>
         <w:rPr>
@@ -2176,21 +1948,8 @@
           <w:numId w:val="3"/>
         </w:numPr>
       </w:pPr>
-      <w:proofErr w:type="spellStart"/>
-      <w:r>
-        <w:t>codigoWF</w:t>
-      </w:r>
-      <w:proofErr w:type="spellEnd"/>
-      <w:r>
-        <w:t xml:space="preserve"> del procedimiento: en este caso, la consulta se realiza directamente sobre ese </w:t>
-      </w:r>
-      <w:proofErr w:type="spellStart"/>
-      <w:r>
-        <w:t>workflow</w:t>
-      </w:r>
-      <w:proofErr w:type="spellEnd"/>
-      <w:r>
-        <w:t xml:space="preserve"> concreto.</w:t>
+      <w:r>
+        <w:t>codigoWF del procedimiento: en este caso, la consulta se realiza directamente sobre ese workflow concreto.</w:t>
       </w:r>
     </w:p>
     <w:p>
@@ -2205,15 +1964,7 @@
         <w:t>código</w:t>
       </w:r>
       <w:r>
-        <w:t xml:space="preserve"> del procedimiento: en este caso, el </w:t>
-      </w:r>
-      <w:proofErr w:type="spellStart"/>
-      <w:r>
-        <w:t>workflow</w:t>
-      </w:r>
-      <w:proofErr w:type="spellEnd"/>
-      <w:r>
-        <w:t xml:space="preserve"> que se consulta se determina con el par</w:t>
+        <w:t xml:space="preserve"> del procedimiento: en este caso, el workflow que se consulta se determina con el par</w:t>
       </w:r>
       <w:r>
         <w:rPr>
@@ -2222,15 +1973,7 @@
         <w:t>á</w:t>
       </w:r>
       <w:r>
-        <w:t xml:space="preserve">metro </w:t>
-      </w:r>
-      <w:proofErr w:type="spellStart"/>
-      <w:r>
-        <w:t>estadoWF</w:t>
-      </w:r>
-      <w:proofErr w:type="spellEnd"/>
-      <w:r>
-        <w:t xml:space="preserve"> informado en la petici</w:t>
+        <w:t>metro estadoWF informado en la petici</w:t>
       </w:r>
       <w:r>
         <w:rPr>
@@ -2269,15 +2012,7 @@
         <w:t>á</w:t>
       </w:r>
       <w:r>
-        <w:t xml:space="preserve">metro </w:t>
-      </w:r>
-      <w:proofErr w:type="spellStart"/>
-      <w:r>
-        <w:t>estadoWF</w:t>
-      </w:r>
-      <w:proofErr w:type="spellEnd"/>
-      <w:r>
-        <w:t xml:space="preserve"> permite definir la visi</w:t>
+        <w:t>metro estadoWF permite definir la visi</w:t>
       </w:r>
       <w:r>
         <w:rPr>
@@ -2301,15 +2036,7 @@
         <w:t xml:space="preserve">D: </w:t>
       </w:r>
       <w:r>
-        <w:t xml:space="preserve">definitivo (consulta el </w:t>
-      </w:r>
-      <w:proofErr w:type="spellStart"/>
-      <w:r>
-        <w:t>workflow</w:t>
-      </w:r>
-      <w:proofErr w:type="spellEnd"/>
-      <w:r>
-        <w:t xml:space="preserve"> definitivo; incluye los estados P publicado, PT pendiente de cerrar y T cerrado)</w:t>
+        <w:t>definitivo (consulta el workflow definitivo; incluye los estados P publicado, PT pendiente de cerrar y T cerrado)</w:t>
       </w:r>
     </w:p>
     <w:p>
@@ -2324,15 +2051,7 @@
         <w:t xml:space="preserve">M: </w:t>
       </w:r>
       <w:r>
-        <w:t xml:space="preserve">modificado (consulta el </w:t>
-      </w:r>
-      <w:proofErr w:type="spellStart"/>
-      <w:r>
-        <w:t>workflow</w:t>
-      </w:r>
-      <w:proofErr w:type="spellEnd"/>
-      <w:r>
-        <w:t xml:space="preserve"> en modificaci</w:t>
+        <w:t>modificado (consulta el workflow en modificaci</w:t>
       </w:r>
       <w:r>
         <w:rPr>
@@ -2422,15 +2141,7 @@
         </w:numPr>
       </w:pPr>
       <w:r>
-        <w:t>POST /</w:t>
-      </w:r>
-      <w:proofErr w:type="spellStart"/>
-      <w:r>
-        <w:t>services</w:t>
-      </w:r>
-      <w:proofErr w:type="spellEnd"/>
-      <w:r>
-        <w:t>/v1/procedimientos/{</w:t>
+        <w:t>POST /services/v1/procedimientos/{</w:t>
       </w:r>
       <w:r>
         <w:t>código</w:t>
@@ -2448,15 +2159,7 @@
         </w:numPr>
       </w:pPr>
       <w:r>
-        <w:t>POST /</w:t>
-      </w:r>
-      <w:proofErr w:type="spellStart"/>
-      <w:r>
-        <w:t>services</w:t>
-      </w:r>
-      <w:proofErr w:type="spellEnd"/>
-      <w:r>
-        <w:t>/v1/procedimientos (consulta de listado de procedimientos).</w:t>
+        <w:t>POST /services/v1/procedimientos (consulta de listado de procedimientos).</w:t>
       </w:r>
     </w:p>
     <w:p>
@@ -2477,15 +2180,7 @@
     <w:p/>
     <w:p>
       <w:r>
-        <w:t>POST /</w:t>
-      </w:r>
-      <w:proofErr w:type="spellStart"/>
-      <w:r>
-        <w:t>services</w:t>
-      </w:r>
-      <w:proofErr w:type="spellEnd"/>
-      <w:r>
-        <w:t>/v1/procedimientos/{</w:t>
+        <w:t>POST /services/v1/procedimientos/{</w:t>
       </w:r>
       <w:r>
         <w:t>código</w:t>
@@ -2515,15 +2210,7 @@
         </w:numPr>
       </w:pPr>
       <w:r>
-        <w:t xml:space="preserve">Con </w:t>
-      </w:r>
-      <w:proofErr w:type="spellStart"/>
-      <w:r>
-        <w:t>estadoWF</w:t>
-      </w:r>
-      <w:proofErr w:type="spellEnd"/>
-      <w:r>
-        <w:t xml:space="preserve"> decides si quieres ver su versi</w:t>
+        <w:t>Con estadoWF decides si quieres ver su versi</w:t>
       </w:r>
       <w:r>
         <w:rPr>
@@ -2564,15 +2251,7 @@
     </w:p>
     <w:p>
       <w:r>
-        <w:t>POST /</w:t>
-      </w:r>
-      <w:proofErr w:type="spellStart"/>
-      <w:r>
-        <w:t>services</w:t>
-      </w:r>
-      <w:proofErr w:type="spellEnd"/>
-      <w:r>
-        <w:t>/v1/procedimientos</w:t>
+        <w:t>POST /services/v1/procedimientos</w:t>
       </w:r>
     </w:p>
     <w:p>
@@ -2614,15 +2293,7 @@
         <w:t>í</w:t>
       </w:r>
       <w:r>
-        <w:t xml:space="preserve"> </w:t>
-      </w:r>
-      <w:proofErr w:type="spellStart"/>
-      <w:r>
-        <w:t>estadoWF</w:t>
-      </w:r>
-      <w:proofErr w:type="spellEnd"/>
-      <w:r>
-        <w:t xml:space="preserve"> es clave para controlar si el listado representa contenido publicado, contenido en modificaci</w:t>
+        <w:t xml:space="preserve"> estadoWF es clave para controlar si el listado representa contenido publicado, contenido en modificaci</w:t>
       </w:r>
       <w:r>
         <w:rPr>
@@ -2636,15 +2307,7 @@
     </w:p>
     <w:p>
       <w:r>
-        <w:t>POST /</w:t>
-      </w:r>
-      <w:proofErr w:type="spellStart"/>
-      <w:r>
-        <w:t>services</w:t>
-      </w:r>
-      <w:proofErr w:type="spellEnd"/>
-      <w:r>
-        <w:t>/v1/procedimientos/normativas/{</w:t>
+        <w:t>POST /services/v1/procedimientos/normativas/{</w:t>
       </w:r>
       <w:r>
         <w:t>código</w:t>
@@ -2671,15 +2334,7 @@
         <w:t>ó</w:t>
       </w:r>
       <w:r>
-        <w:t xml:space="preserve">digo de </w:t>
-      </w:r>
-      <w:proofErr w:type="spellStart"/>
-      <w:r>
-        <w:t>workflow</w:t>
-      </w:r>
-      <w:proofErr w:type="spellEnd"/>
-      <w:r>
-        <w:t xml:space="preserve"> indicado.</w:t>
+        <w:t>digo de workflow indicado.</w:t>
       </w:r>
     </w:p>
     <w:p>
@@ -2709,36 +2364,12 @@
         <w:t>ó</w:t>
       </w:r>
       <w:r>
-        <w:t>n (</w:t>
-      </w:r>
-      <w:proofErr w:type="spellStart"/>
-      <w:r>
-        <w:t>workflow</w:t>
-      </w:r>
-      <w:proofErr w:type="spellEnd"/>
-      <w:r>
-        <w:t>) que quieras consultar.</w:t>
-      </w:r>
-    </w:p>
-    <w:p>
-      <w:r>
-        <w:t>POST /</w:t>
-      </w:r>
-      <w:proofErr w:type="spellStart"/>
-      <w:r>
-        <w:t>services</w:t>
-      </w:r>
-      <w:proofErr w:type="spellEnd"/>
-      <w:r>
-        <w:t>/v1/procedimientos/temas/{</w:t>
-      </w:r>
-      <w:proofErr w:type="spellStart"/>
-      <w:r>
-        <w:t>codigo</w:t>
-      </w:r>
-      <w:proofErr w:type="spellEnd"/>
-      <w:r>
-        <w:t>}</w:t>
+        <w:t>n (workflow) que quieras consultar.</w:t>
+      </w:r>
+    </w:p>
+    <w:p>
+      <w:r>
+        <w:t>POST /services/v1/procedimientos/temas/{codigo}</w:t>
       </w:r>
     </w:p>
     <w:p>
@@ -2759,15 +2390,7 @@
         <w:t>ó</w:t>
       </w:r>
       <w:r>
-        <w:t xml:space="preserve">n de </w:t>
-      </w:r>
-      <w:proofErr w:type="spellStart"/>
-      <w:r>
-        <w:t>workflow</w:t>
-      </w:r>
-      <w:proofErr w:type="spellEnd"/>
-      <w:r>
-        <w:t xml:space="preserve"> seleccionada mediante </w:t>
+        <w:t xml:space="preserve">n de workflow seleccionada mediante </w:t>
       </w:r>
       <w:r>
         <w:t>código</w:t>
@@ -2778,23 +2401,7 @@
     </w:p>
     <w:p>
       <w:r>
-        <w:t>POST /</w:t>
-      </w:r>
-      <w:proofErr w:type="spellStart"/>
-      <w:r>
-        <w:t>services</w:t>
-      </w:r>
-      <w:proofErr w:type="spellEnd"/>
-      <w:r>
-        <w:t>/v1/procedimientos/documentos/{</w:t>
-      </w:r>
-      <w:proofErr w:type="spellStart"/>
-      <w:r>
-        <w:t>codigo</w:t>
-      </w:r>
-      <w:proofErr w:type="spellEnd"/>
-      <w:r>
-        <w:t>}</w:t>
+        <w:t>POST /services/v1/procedimientos/documentos/{codigo}</w:t>
       </w:r>
     </w:p>
     <w:p>
@@ -2806,44 +2413,12 @@
         </w:numPr>
       </w:pPr>
       <w:r>
-        <w:t xml:space="preserve">Devuelve los documentos del procedimiento asociados al </w:t>
-      </w:r>
-      <w:proofErr w:type="spellStart"/>
-      <w:r>
-        <w:t>workflow</w:t>
-      </w:r>
-      <w:proofErr w:type="spellEnd"/>
-      <w:r>
-        <w:t xml:space="preserve"> indicado.</w:t>
-      </w:r>
-    </w:p>
-    <w:p>
-      <w:r>
-        <w:t>POST /</w:t>
-      </w:r>
-      <w:proofErr w:type="spellStart"/>
-      <w:r>
-        <w:t>services</w:t>
-      </w:r>
-      <w:proofErr w:type="spellEnd"/>
-      <w:r>
-        <w:t>/v1/procedimientos/</w:t>
-      </w:r>
-      <w:proofErr w:type="spellStart"/>
-      <w:r>
-        <w:t>documentosLopd</w:t>
-      </w:r>
-      <w:proofErr w:type="spellEnd"/>
-      <w:r>
-        <w:t>/{</w:t>
-      </w:r>
-      <w:proofErr w:type="spellStart"/>
-      <w:r>
-        <w:t>codigo</w:t>
-      </w:r>
-      <w:proofErr w:type="spellEnd"/>
-      <w:r>
-        <w:t>}</w:t>
+        <w:t>Devuelve los documentos del procedimiento asociados al workflow indicado.</w:t>
+      </w:r>
+    </w:p>
+    <w:p>
+      <w:r>
+        <w:t>POST /services/v1/procedimientos/documentosLopd/{codigo}</w:t>
       </w:r>
     </w:p>
     <w:p>
@@ -2864,44 +2439,12 @@
         <w:t>ó</w:t>
       </w:r>
       <w:r>
-        <w:t xml:space="preserve">n LOPD del procedimiento para el </w:t>
-      </w:r>
-      <w:proofErr w:type="spellStart"/>
-      <w:r>
-        <w:t>workflow</w:t>
-      </w:r>
-      <w:proofErr w:type="spellEnd"/>
-      <w:r>
-        <w:t xml:space="preserve"> consultado.</w:t>
-      </w:r>
-    </w:p>
-    <w:p>
-      <w:r>
-        <w:t>POST /</w:t>
-      </w:r>
-      <w:proofErr w:type="spellStart"/>
-      <w:r>
-        <w:t>services</w:t>
-      </w:r>
-      <w:proofErr w:type="spellEnd"/>
-      <w:r>
-        <w:t>/v1/procedimientos/</w:t>
-      </w:r>
-      <w:proofErr w:type="spellStart"/>
-      <w:r>
-        <w:t>publicoObjetivoEntidad</w:t>
-      </w:r>
-      <w:proofErr w:type="spellEnd"/>
-      <w:r>
-        <w:t>/{</w:t>
-      </w:r>
-      <w:proofErr w:type="spellStart"/>
-      <w:r>
-        <w:t>codigo</w:t>
-      </w:r>
-      <w:proofErr w:type="spellEnd"/>
-      <w:r>
-        <w:t>}</w:t>
+        <w:t>n LOPD del procedimiento para el workflow consultado.</w:t>
+      </w:r>
+    </w:p>
+    <w:p>
+      <w:r>
+        <w:t>POST /services/v1/procedimientos/publicoObjetivoEntidad/{codigo}</w:t>
       </w:r>
     </w:p>
     <w:p>
@@ -2931,15 +2474,7 @@
         <w:t>ó</w:t>
       </w:r>
       <w:r>
-        <w:t xml:space="preserve">digo de </w:t>
-      </w:r>
-      <w:proofErr w:type="spellStart"/>
-      <w:r>
-        <w:t>workflow</w:t>
-      </w:r>
-      <w:proofErr w:type="spellEnd"/>
-      <w:r>
-        <w:t xml:space="preserve"> informado.</w:t>
+        <w:t>digo de workflow informado.</w:t>
       </w:r>
     </w:p>
     <w:p/>
@@ -2983,29 +2518,13 @@
         <w:t>ó</w:t>
       </w:r>
       <w:r>
-        <w:t xml:space="preserve">gica de </w:t>
-      </w:r>
-      <w:proofErr w:type="spellStart"/>
-      <w:r>
-        <w:t>workflows</w:t>
-      </w:r>
-      <w:proofErr w:type="spellEnd"/>
-      <w:r>
-        <w:t>.</w:t>
+        <w:t>gica de workflows.</w:t>
       </w:r>
     </w:p>
     <w:p/>
     <w:p>
       <w:r>
-        <w:t xml:space="preserve">En las consultas de servicios hay dos claves funcionales relacionadas con el </w:t>
-      </w:r>
-      <w:proofErr w:type="spellStart"/>
-      <w:r>
-        <w:t>workflow</w:t>
-      </w:r>
-      <w:proofErr w:type="spellEnd"/>
-      <w:r>
-        <w:t xml:space="preserve">:  </w:t>
+        <w:t xml:space="preserve">En las consultas de servicios hay dos claves funcionales relacionadas con el workflow:  </w:t>
       </w:r>
     </w:p>
     <w:p>
@@ -3016,13 +2535,8 @@
           <w:numId w:val="9"/>
         </w:numPr>
       </w:pPr>
-      <w:proofErr w:type="spellStart"/>
-      <w:r>
-        <w:t>estadoWF</w:t>
-      </w:r>
-      <w:proofErr w:type="spellEnd"/>
-      <w:r>
-        <w:t xml:space="preserve">: </w:t>
+      <w:r>
+        <w:t xml:space="preserve">estadoWF: </w:t>
       </w:r>
       <w:r>
         <w:t>indica qu</w:t>
@@ -3034,15 +2548,7 @@
         <w:t>é</w:t>
       </w:r>
       <w:r>
-        <w:t xml:space="preserve"> estado de </w:t>
-      </w:r>
-      <w:proofErr w:type="spellStart"/>
-      <w:r>
-        <w:t>workflow</w:t>
-      </w:r>
-      <w:proofErr w:type="spellEnd"/>
-      <w:r>
-        <w:t xml:space="preserve"> quieres consultar en la operaci</w:t>
+        <w:t xml:space="preserve"> estado de workflow quieres consultar en la operaci</w:t>
       </w:r>
       <w:r>
         <w:rPr>
@@ -3051,15 +2557,7 @@
         <w:t>ó</w:t>
       </w:r>
       <w:r>
-        <w:t xml:space="preserve">n. Por ejemplo, si se informa </w:t>
-      </w:r>
-      <w:proofErr w:type="spellStart"/>
-      <w:r>
-        <w:t>estadoWF</w:t>
-      </w:r>
-      <w:proofErr w:type="spellEnd"/>
-      <w:r>
-        <w:t xml:space="preserve"> = "M", la respuesta devolver</w:t>
+        <w:t>n. Por ejemplo, si se informa estadoWF = "M", la respuesta devolver</w:t>
       </w:r>
       <w:r>
         <w:rPr>
@@ -3160,27 +2658,14 @@
           <w:numId w:val="9"/>
         </w:numPr>
       </w:pPr>
-      <w:proofErr w:type="spellStart"/>
-      <w:r>
-        <w:t>codigoWF</w:t>
-      </w:r>
-      <w:proofErr w:type="spellEnd"/>
-      <w:r>
-        <w:t xml:space="preserve"> del </w:t>
+      <w:r>
+        <w:t xml:space="preserve">codigoWF del </w:t>
       </w:r>
       <w:r>
         <w:t>servicio</w:t>
       </w:r>
       <w:r>
-        <w:t xml:space="preserve">: en este caso, la consulta se realiza directamente sobre ese </w:t>
-      </w:r>
-      <w:proofErr w:type="spellStart"/>
-      <w:r>
-        <w:t>workflow</w:t>
-      </w:r>
-      <w:proofErr w:type="spellEnd"/>
-      <w:r>
-        <w:t xml:space="preserve"> concreto.</w:t>
+        <w:t>: en este caso, la consulta se realiza directamente sobre ese workflow concreto.</w:t>
       </w:r>
     </w:p>
     <w:p>
@@ -3201,15 +2686,7 @@
         <w:t>servicio</w:t>
       </w:r>
       <w:r>
-        <w:t xml:space="preserve">: en este caso, el </w:t>
-      </w:r>
-      <w:proofErr w:type="spellStart"/>
-      <w:r>
-        <w:t>workflow</w:t>
-      </w:r>
-      <w:proofErr w:type="spellEnd"/>
-      <w:r>
-        <w:t xml:space="preserve"> que se consulta se determina con el par</w:t>
+        <w:t>: en este caso, el workflow que se consulta se determina con el par</w:t>
       </w:r>
       <w:r>
         <w:rPr>
@@ -3218,15 +2695,7 @@
         <w:t>á</w:t>
       </w:r>
       <w:r>
-        <w:t xml:space="preserve">metro </w:t>
-      </w:r>
-      <w:proofErr w:type="spellStart"/>
-      <w:r>
-        <w:t>estadoWF</w:t>
-      </w:r>
-      <w:proofErr w:type="spellEnd"/>
-      <w:r>
-        <w:t xml:space="preserve"> informado en la petici</w:t>
+        <w:t>metro estadoWF informado en la petici</w:t>
       </w:r>
       <w:r>
         <w:rPr>
@@ -3261,15 +2730,7 @@
         <w:t>á</w:t>
       </w:r>
       <w:r>
-        <w:t xml:space="preserve">metro </w:t>
-      </w:r>
-      <w:proofErr w:type="spellStart"/>
-      <w:r>
-        <w:t>estadoWF</w:t>
-      </w:r>
-      <w:proofErr w:type="spellEnd"/>
-      <w:r>
-        <w:t xml:space="preserve"> permite definir la visi</w:t>
+        <w:t>metro estadoWF permite definir la visi</w:t>
       </w:r>
       <w:r>
         <w:rPr>
@@ -3294,15 +2755,7 @@
         <w:t xml:space="preserve">D: </w:t>
       </w:r>
       <w:r>
-        <w:t xml:space="preserve">definitivo (consulta el </w:t>
-      </w:r>
-      <w:proofErr w:type="spellStart"/>
-      <w:r>
-        <w:t>workflow</w:t>
-      </w:r>
-      <w:proofErr w:type="spellEnd"/>
-      <w:r>
-        <w:t xml:space="preserve"> definitivo; incluye los estados P publicado, PT pendiente de cerrar y T cerrado)</w:t>
+        <w:t>definitivo (consulta el workflow definitivo; incluye los estados P publicado, PT pendiente de cerrar y T cerrado)</w:t>
       </w:r>
       <w:r>
         <w:t xml:space="preserve">  </w:t>
@@ -3320,15 +2773,7 @@
         <w:t xml:space="preserve">M: </w:t>
       </w:r>
       <w:r>
-        <w:t xml:space="preserve">modificado (consulta el </w:t>
-      </w:r>
-      <w:proofErr w:type="spellStart"/>
-      <w:r>
-        <w:t>workflow</w:t>
-      </w:r>
-      <w:proofErr w:type="spellEnd"/>
-      <w:r>
-        <w:t xml:space="preserve"> en modificaci</w:t>
+        <w:t>modificado (consulta el workflow en modificaci</w:t>
       </w:r>
       <w:r>
         <w:rPr>
@@ -3400,18 +2845,10 @@
         </w:numPr>
       </w:pPr>
       <w:r>
-        <w:t>A: publicado y modificado (permite obtener ambas versiones</w:t>
-      </w:r>
-      <w:proofErr w:type="gramStart"/>
-      <w:r>
-        <w:t>).</w:t>
-      </w:r>
-      <w:r>
-        <w:t>(</w:t>
-      </w:r>
-      <w:proofErr w:type="gramEnd"/>
-      <w:r>
-        <w:t>Pendiente de revisión)</w:t>
+        <w:t>A: publicado y modificado (permite obtener ambas versiones).</w:t>
+      </w:r>
+      <w:r>
+        <w:t>(Pendiente de revisión)</w:t>
       </w:r>
     </w:p>
     <w:p>
@@ -3434,23 +2871,7 @@
         </w:numPr>
       </w:pPr>
       <w:r>
-        <w:t>POST /</w:t>
-      </w:r>
-      <w:proofErr w:type="spellStart"/>
-      <w:r>
-        <w:t>services</w:t>
-      </w:r>
-      <w:proofErr w:type="spellEnd"/>
-      <w:r>
-        <w:t>/v1/servicios/{</w:t>
-      </w:r>
-      <w:proofErr w:type="spellStart"/>
-      <w:r>
-        <w:t>codigo</w:t>
-      </w:r>
-      <w:proofErr w:type="spellEnd"/>
-      <w:r>
-        <w:t xml:space="preserve">} (consulta de un servicio concreto).  </w:t>
+        <w:t xml:space="preserve">POST /services/v1/servicios/{codigo} (consulta de un servicio concreto).  </w:t>
       </w:r>
     </w:p>
     <w:p>
@@ -3462,15 +2883,7 @@
         </w:numPr>
       </w:pPr>
       <w:r>
-        <w:t>POST /</w:t>
-      </w:r>
-      <w:proofErr w:type="spellStart"/>
-      <w:r>
-        <w:t>services</w:t>
-      </w:r>
-      <w:proofErr w:type="spellEnd"/>
-      <w:r>
-        <w:t xml:space="preserve">/v1/servicios (consulta de listado de servicios).  </w:t>
+        <w:t xml:space="preserve">POST /services/v1/servicios (consulta de listado de servicios).  </w:t>
       </w:r>
     </w:p>
     <w:p>
@@ -3482,23 +2895,7 @@
         </w:numPr>
       </w:pPr>
       <w:r>
-        <w:t>POST /</w:t>
-      </w:r>
-      <w:proofErr w:type="spellStart"/>
-      <w:r>
-        <w:t>services</w:t>
-      </w:r>
-      <w:proofErr w:type="spellEnd"/>
-      <w:r>
-        <w:t>/v1/servicios/</w:t>
-      </w:r>
-      <w:proofErr w:type="spellStart"/>
-      <w:r>
-        <w:t>numTotal</w:t>
-      </w:r>
-      <w:proofErr w:type="spellEnd"/>
-      <w:r>
-        <w:t xml:space="preserve"> (total de servicios seg</w:t>
+        <w:t>POST /services/v1/servicios/numTotal (total de servicios seg</w:t>
       </w:r>
       <w:r>
         <w:rPr>
@@ -3524,23 +2921,7 @@
     <w:p/>
     <w:p>
       <w:r>
-        <w:t>POST /</w:t>
-      </w:r>
-      <w:proofErr w:type="spellStart"/>
-      <w:r>
-        <w:t>services</w:t>
-      </w:r>
-      <w:proofErr w:type="spellEnd"/>
-      <w:r>
-        <w:t>/v1/servicios/{</w:t>
-      </w:r>
-      <w:proofErr w:type="spellStart"/>
-      <w:r>
-        <w:t>codigo</w:t>
-      </w:r>
-      <w:proofErr w:type="spellEnd"/>
-      <w:r>
-        <w:t>}</w:t>
+        <w:t>POST /services/v1/servicios/{codigo}</w:t>
       </w:r>
     </w:p>
     <w:p>
@@ -3564,15 +2945,7 @@
         </w:numPr>
       </w:pPr>
       <w:r>
-        <w:t xml:space="preserve">Con </w:t>
-      </w:r>
-      <w:proofErr w:type="spellStart"/>
-      <w:r>
-        <w:t>estadoWF</w:t>
-      </w:r>
-      <w:proofErr w:type="spellEnd"/>
-      <w:r>
-        <w:t xml:space="preserve"> decides si quieres ver su versi</w:t>
+        <w:t>Con estadoWF decides si quieres ver su versi</w:t>
       </w:r>
       <w:r>
         <w:rPr>
@@ -3614,15 +2987,7 @@
     <w:p/>
     <w:p>
       <w:r>
-        <w:t>POST /</w:t>
-      </w:r>
-      <w:proofErr w:type="spellStart"/>
-      <w:r>
-        <w:t>services</w:t>
-      </w:r>
-      <w:proofErr w:type="spellEnd"/>
-      <w:r>
-        <w:t>/v1/servicios</w:t>
+        <w:t>POST /services/v1/servicios</w:t>
       </w:r>
     </w:p>
     <w:p>
@@ -3664,15 +3029,7 @@
         <w:t>í</w:t>
       </w:r>
       <w:r>
-        <w:t xml:space="preserve"> </w:t>
-      </w:r>
-      <w:proofErr w:type="spellStart"/>
-      <w:r>
-        <w:t>estadoWF</w:t>
-      </w:r>
-      <w:proofErr w:type="spellEnd"/>
-      <w:r>
-        <w:t xml:space="preserve"> es clave para controlar si el listado representa contenido publicado, contenido en modificaci</w:t>
+        <w:t xml:space="preserve"> estadoWF es clave para controlar si el listado representa contenido publicado, contenido en modificaci</w:t>
       </w:r>
       <w:r>
         <w:rPr>
@@ -3687,23 +3044,7 @@
     <w:p/>
     <w:p>
       <w:r>
-        <w:t>POST /</w:t>
-      </w:r>
-      <w:proofErr w:type="spellStart"/>
-      <w:r>
-        <w:t>services</w:t>
-      </w:r>
-      <w:proofErr w:type="spellEnd"/>
-      <w:r>
-        <w:t>/v1/servicios/</w:t>
-      </w:r>
-      <w:proofErr w:type="spellStart"/>
-      <w:r>
-        <w:t>numTotal</w:t>
-      </w:r>
-      <w:proofErr w:type="spellEnd"/>
-      <w:r>
-        <w:t xml:space="preserve">  </w:t>
+        <w:t xml:space="preserve">POST /services/v1/servicios/numTotal  </w:t>
       </w:r>
     </w:p>
     <w:p>
@@ -3736,37 +3077,13 @@
         </w:numPr>
       </w:pPr>
       <w:r>
-        <w:t xml:space="preserve">Debe mantener el mismo criterio de </w:t>
-      </w:r>
-      <w:proofErr w:type="spellStart"/>
-      <w:r>
-        <w:t>estadoWF</w:t>
-      </w:r>
-      <w:proofErr w:type="spellEnd"/>
-      <w:r>
-        <w:t xml:space="preserve"> que el listado para que ambos resultados sean consistentes.</w:t>
+        <w:t>Debe mantener el mismo criterio de estadoWF que el listado para que ambos resultados sean consistentes.</w:t>
       </w:r>
     </w:p>
     <w:p/>
     <w:p>
       <w:r>
-        <w:t>POST /</w:t>
-      </w:r>
-      <w:proofErr w:type="spellStart"/>
-      <w:r>
-        <w:t>services</w:t>
-      </w:r>
-      <w:proofErr w:type="spellEnd"/>
-      <w:r>
-        <w:t>/v1/servicios/normativas/{</w:t>
-      </w:r>
-      <w:proofErr w:type="spellStart"/>
-      <w:r>
-        <w:t>codigo</w:t>
-      </w:r>
-      <w:proofErr w:type="spellEnd"/>
-      <w:r>
-        <w:t>}</w:t>
+        <w:t>POST /services/v1/servicios/normativas/{codigo}</w:t>
       </w:r>
     </w:p>
     <w:p>
@@ -3787,15 +3104,7 @@
         <w:t>ó</w:t>
       </w:r>
       <w:r>
-        <w:t xml:space="preserve">digo de </w:t>
-      </w:r>
-      <w:proofErr w:type="spellStart"/>
-      <w:r>
-        <w:t>workflow</w:t>
-      </w:r>
-      <w:proofErr w:type="spellEnd"/>
-      <w:r>
-        <w:t xml:space="preserve"> indicado.  </w:t>
+        <w:t xml:space="preserve">digo de workflow indicado.  </w:t>
       </w:r>
     </w:p>
     <w:p>
@@ -3825,37 +3134,13 @@
         <w:t>ó</w:t>
       </w:r>
       <w:r>
-        <w:t>n (</w:t>
-      </w:r>
-      <w:proofErr w:type="spellStart"/>
-      <w:r>
-        <w:t>workflow</w:t>
-      </w:r>
-      <w:proofErr w:type="spellEnd"/>
-      <w:r>
-        <w:t>) que quieras consultar.</w:t>
+        <w:t>n (workflow) que quieras consultar.</w:t>
       </w:r>
     </w:p>
     <w:p/>
     <w:p>
       <w:r>
-        <w:t>POST /</w:t>
-      </w:r>
-      <w:proofErr w:type="spellStart"/>
-      <w:r>
-        <w:t>services</w:t>
-      </w:r>
-      <w:proofErr w:type="spellEnd"/>
-      <w:r>
-        <w:t>/v1/servicios/temas/{</w:t>
-      </w:r>
-      <w:proofErr w:type="spellStart"/>
-      <w:r>
-        <w:t>codigo</w:t>
-      </w:r>
-      <w:proofErr w:type="spellEnd"/>
-      <w:r>
-        <w:t>}</w:t>
+        <w:t>POST /services/v1/servicios/temas/{codigo}</w:t>
       </w:r>
     </w:p>
     <w:p>
@@ -3876,15 +3161,7 @@
         <w:t>ó</w:t>
       </w:r>
       <w:r>
-        <w:t xml:space="preserve">n de </w:t>
-      </w:r>
-      <w:proofErr w:type="spellStart"/>
-      <w:r>
-        <w:t>workflow</w:t>
-      </w:r>
-      <w:proofErr w:type="spellEnd"/>
-      <w:r>
-        <w:t xml:space="preserve"> seleccionada mediante </w:t>
+        <w:t xml:space="preserve">n de workflow seleccionada mediante </w:t>
       </w:r>
       <w:r>
         <w:t>código</w:t>
@@ -3896,23 +3173,7 @@
     <w:p/>
     <w:p>
       <w:r>
-        <w:t>POST /</w:t>
-      </w:r>
-      <w:proofErr w:type="spellStart"/>
-      <w:r>
-        <w:t>services</w:t>
-      </w:r>
-      <w:proofErr w:type="spellEnd"/>
-      <w:r>
-        <w:t>/v1/servicios/documentos/{</w:t>
-      </w:r>
-      <w:proofErr w:type="spellStart"/>
-      <w:r>
-        <w:t>codigo</w:t>
-      </w:r>
-      <w:proofErr w:type="spellEnd"/>
-      <w:r>
-        <w:t xml:space="preserve">}  </w:t>
+        <w:t xml:space="preserve">POST /services/v1/servicios/documentos/{codigo}  </w:t>
       </w:r>
     </w:p>
     <w:p>
@@ -3924,45 +3185,13 @@
         </w:numPr>
       </w:pPr>
       <w:r>
-        <w:t xml:space="preserve">Devuelve los documentos del servicio asociados al </w:t>
-      </w:r>
-      <w:proofErr w:type="spellStart"/>
-      <w:r>
-        <w:t>workflow</w:t>
-      </w:r>
-      <w:proofErr w:type="spellEnd"/>
-      <w:r>
-        <w:t xml:space="preserve"> indicado.</w:t>
+        <w:t>Devuelve los documentos del servicio asociados al workflow indicado.</w:t>
       </w:r>
     </w:p>
     <w:p/>
     <w:p>
       <w:r>
-        <w:t>POST /</w:t>
-      </w:r>
-      <w:proofErr w:type="spellStart"/>
-      <w:r>
-        <w:t>services</w:t>
-      </w:r>
-      <w:proofErr w:type="spellEnd"/>
-      <w:r>
-        <w:t>/v1/servicios/</w:t>
-      </w:r>
-      <w:proofErr w:type="spellStart"/>
-      <w:r>
-        <w:t>documentosLopd</w:t>
-      </w:r>
-      <w:proofErr w:type="spellEnd"/>
-      <w:r>
-        <w:t>/{</w:t>
-      </w:r>
-      <w:proofErr w:type="spellStart"/>
-      <w:r>
-        <w:t>codigo</w:t>
-      </w:r>
-      <w:proofErr w:type="spellEnd"/>
-      <w:r>
-        <w:t xml:space="preserve">}  </w:t>
+        <w:t xml:space="preserve">POST /services/v1/servicios/documentosLopd/{codigo}  </w:t>
       </w:r>
     </w:p>
     <w:p>
@@ -3983,45 +3212,13 @@
         <w:t>ó</w:t>
       </w:r>
       <w:r>
-        <w:t xml:space="preserve">n LOPD del servicio para el </w:t>
-      </w:r>
-      <w:proofErr w:type="spellStart"/>
-      <w:r>
-        <w:t>workflow</w:t>
-      </w:r>
-      <w:proofErr w:type="spellEnd"/>
-      <w:r>
-        <w:t xml:space="preserve"> consultado.</w:t>
+        <w:t>n LOPD del servicio para el workflow consultado.</w:t>
       </w:r>
     </w:p>
     <w:p/>
     <w:p>
       <w:r>
-        <w:t>POST /</w:t>
-      </w:r>
-      <w:proofErr w:type="spellStart"/>
-      <w:r>
-        <w:t>services</w:t>
-      </w:r>
-      <w:proofErr w:type="spellEnd"/>
-      <w:r>
-        <w:t>/v1/servicios/</w:t>
-      </w:r>
-      <w:proofErr w:type="spellStart"/>
-      <w:r>
-        <w:t>enlaceTelematico</w:t>
-      </w:r>
-      <w:proofErr w:type="spellEnd"/>
-      <w:r>
-        <w:t>/{</w:t>
-      </w:r>
-      <w:proofErr w:type="spellStart"/>
-      <w:r>
-        <w:t>codigo</w:t>
-      </w:r>
-      <w:proofErr w:type="spellEnd"/>
-      <w:r>
-        <w:t xml:space="preserve">} </w:t>
+        <w:t xml:space="preserve">POST /services/v1/servicios/enlaceTelematico/{codigo} </w:t>
       </w:r>
     </w:p>
     <w:p>
@@ -4051,45 +3248,13 @@
         <w:t>ó</w:t>
       </w:r>
       <w:r>
-        <w:t xml:space="preserve">digo de </w:t>
-      </w:r>
-      <w:proofErr w:type="spellStart"/>
-      <w:r>
-        <w:t>workflow</w:t>
-      </w:r>
-      <w:proofErr w:type="spellEnd"/>
-      <w:r>
-        <w:t xml:space="preserve"> informado.</w:t>
+        <w:t>digo de workflow informado.</w:t>
       </w:r>
     </w:p>
     <w:p/>
     <w:p>
       <w:r>
-        <w:t>POST /</w:t>
-      </w:r>
-      <w:proofErr w:type="spellStart"/>
-      <w:r>
-        <w:t>services</w:t>
-      </w:r>
-      <w:proofErr w:type="spellEnd"/>
-      <w:r>
-        <w:t>/v1/servicios/</w:t>
-      </w:r>
-      <w:proofErr w:type="spellStart"/>
-      <w:r>
-        <w:t>publicoObjetivoEntidad</w:t>
-      </w:r>
-      <w:proofErr w:type="spellEnd"/>
-      <w:r>
-        <w:t>/{</w:t>
-      </w:r>
-      <w:proofErr w:type="spellStart"/>
-      <w:r>
-        <w:t>codigo</w:t>
-      </w:r>
-      <w:proofErr w:type="spellEnd"/>
-      <w:r>
-        <w:t xml:space="preserve">} </w:t>
+        <w:t xml:space="preserve">POST /services/v1/servicios/publicoObjetivoEntidad/{codigo} </w:t>
       </w:r>
     </w:p>
     <w:p>
@@ -4119,15 +3284,7 @@
         <w:t>ó</w:t>
       </w:r>
       <w:r>
-        <w:t xml:space="preserve">digo de </w:t>
-      </w:r>
-      <w:proofErr w:type="spellStart"/>
-      <w:r>
-        <w:t>workflow</w:t>
-      </w:r>
-      <w:proofErr w:type="spellEnd"/>
-      <w:r>
-        <w:t xml:space="preserve"> informado.</w:t>
+        <w:t>digo de workflow informado.</w:t>
       </w:r>
     </w:p>
     <w:p/>
@@ -4181,15 +3338,7 @@
         <w:t>ó</w:t>
       </w:r>
       <w:r>
-        <w:t xml:space="preserve">gica de </w:t>
-      </w:r>
-      <w:proofErr w:type="spellStart"/>
-      <w:r>
-        <w:t>workflows</w:t>
-      </w:r>
-      <w:proofErr w:type="spellEnd"/>
-      <w:r>
-        <w:t>.</w:t>
+        <w:t>gica de workflows.</w:t>
       </w:r>
     </w:p>
     <w:p/>
@@ -4204,15 +3353,7 @@
         <w:t>á</w:t>
       </w:r>
       <w:r>
-        <w:t xml:space="preserve">mites hay dos claves funcionales relacionadas con el </w:t>
-      </w:r>
-      <w:proofErr w:type="spellStart"/>
-      <w:r>
-        <w:t>workflow</w:t>
-      </w:r>
-      <w:proofErr w:type="spellEnd"/>
-      <w:r>
-        <w:t>:</w:t>
+        <w:t>mites hay dos claves funcionales relacionadas con el workflow:</w:t>
       </w:r>
     </w:p>
     <w:p>
@@ -4223,13 +3364,8 @@
           <w:numId w:val="9"/>
         </w:numPr>
       </w:pPr>
-      <w:proofErr w:type="spellStart"/>
-      <w:r>
-        <w:t>estadoWF</w:t>
-      </w:r>
-      <w:proofErr w:type="spellEnd"/>
-      <w:r>
-        <w:t>: indica qu</w:t>
+      <w:r>
+        <w:t>estadoWF: indica qu</w:t>
       </w:r>
       <w:r>
         <w:rPr>
@@ -4238,15 +3374,7 @@
         <w:t>é</w:t>
       </w:r>
       <w:r>
-        <w:t xml:space="preserve"> estado de </w:t>
-      </w:r>
-      <w:proofErr w:type="spellStart"/>
-      <w:r>
-        <w:t>workflow</w:t>
-      </w:r>
-      <w:proofErr w:type="spellEnd"/>
-      <w:r>
-        <w:t xml:space="preserve"> quieres consultar en la operaci</w:t>
+        <w:t xml:space="preserve"> estado de workflow quieres consultar en la operaci</w:t>
       </w:r>
       <w:r>
         <w:rPr>
@@ -4255,15 +3383,7 @@
         <w:t>ó</w:t>
       </w:r>
       <w:r>
-        <w:t xml:space="preserve">n. Por ejemplo, si se informa </w:t>
-      </w:r>
-      <w:proofErr w:type="spellStart"/>
-      <w:r>
-        <w:t>estadoWF</w:t>
-      </w:r>
-      <w:proofErr w:type="spellEnd"/>
-      <w:r>
-        <w:t xml:space="preserve"> = "M", la respuesta devolver</w:t>
+        <w:t>n. Por ejemplo, si se informa estadoWF = "M", la respuesta devolver</w:t>
       </w:r>
       <w:r>
         <w:rPr>
@@ -4290,15 +3410,7 @@
         <w:t>á</w:t>
       </w:r>
       <w:r>
-        <w:t xml:space="preserve">mites asociada al </w:t>
-      </w:r>
-      <w:proofErr w:type="spellStart"/>
-      <w:r>
-        <w:t>workflow</w:t>
-      </w:r>
-      <w:proofErr w:type="spellEnd"/>
-      <w:r>
-        <w:t xml:space="preserve"> en estado modificado (contenido en edici</w:t>
+        <w:t>mites asociada al workflow en estado modificado (contenido en edici</w:t>
       </w:r>
       <w:r>
         <w:rPr>
@@ -4405,13 +3517,8 @@
           <w:numId w:val="9"/>
         </w:numPr>
       </w:pPr>
-      <w:proofErr w:type="spellStart"/>
-      <w:r>
-        <w:t>codigoProcedimientoWF</w:t>
-      </w:r>
-      <w:proofErr w:type="spellEnd"/>
-      <w:r>
-        <w:t xml:space="preserve"> (c</w:t>
+      <w:r>
+        <w:t>codigoProcedimientoWF (c</w:t>
       </w:r>
       <w:r>
         <w:rPr>
@@ -4420,23 +3527,7 @@
         <w:t>ó</w:t>
       </w:r>
       <w:r>
-        <w:t xml:space="preserve">digo de </w:t>
-      </w:r>
-      <w:proofErr w:type="spellStart"/>
-      <w:r>
-        <w:t>workflow</w:t>
-      </w:r>
-      <w:proofErr w:type="spellEnd"/>
-      <w:r>
-        <w:t xml:space="preserve"> del procedimiento): en este caso, la consulta se realiza directamente sobre ese </w:t>
-      </w:r>
-      <w:proofErr w:type="spellStart"/>
-      <w:r>
-        <w:t>workflow</w:t>
-      </w:r>
-      <w:proofErr w:type="spellEnd"/>
-      <w:r>
-        <w:t xml:space="preserve"> concreto.</w:t>
+        <w:t>digo de workflow del procedimiento): en este caso, la consulta se realiza directamente sobre ese workflow concreto.</w:t>
       </w:r>
     </w:p>
     <w:p>
@@ -4447,13 +3538,8 @@
           <w:numId w:val="9"/>
         </w:numPr>
       </w:pPr>
-      <w:proofErr w:type="spellStart"/>
-      <w:r>
-        <w:t>codigoProcedimiento</w:t>
-      </w:r>
-      <w:proofErr w:type="spellEnd"/>
-      <w:r>
-        <w:t xml:space="preserve"> (c</w:t>
+      <w:r>
+        <w:t>codigoProcedimiento (c</w:t>
       </w:r>
       <w:r>
         <w:rPr>
@@ -4462,15 +3548,7 @@
         <w:t>ó</w:t>
       </w:r>
       <w:r>
-        <w:t xml:space="preserve">digo del procedimiento): en este caso, el </w:t>
-      </w:r>
-      <w:proofErr w:type="spellStart"/>
-      <w:r>
-        <w:t>workflow</w:t>
-      </w:r>
-      <w:proofErr w:type="spellEnd"/>
-      <w:r>
-        <w:t xml:space="preserve"> que se consulta se determina con el par</w:t>
+        <w:t>digo del procedimiento): en este caso, el workflow que se consulta se determina con el par</w:t>
       </w:r>
       <w:r>
         <w:rPr>
@@ -4479,15 +3557,7 @@
         <w:t>á</w:t>
       </w:r>
       <w:r>
-        <w:t xml:space="preserve">metro </w:t>
-      </w:r>
-      <w:proofErr w:type="spellStart"/>
-      <w:r>
-        <w:t>estadoWF</w:t>
-      </w:r>
-      <w:proofErr w:type="spellEnd"/>
-      <w:r>
-        <w:t xml:space="preserve"> informado en la petici</w:t>
+        <w:t>metro estadoWF informado en la petici</w:t>
       </w:r>
       <w:r>
         <w:rPr>
@@ -4522,15 +3592,7 @@
         <w:t>á</w:t>
       </w:r>
       <w:r>
-        <w:t xml:space="preserve">metro </w:t>
-      </w:r>
-      <w:proofErr w:type="spellStart"/>
-      <w:r>
-        <w:t>estadoWF</w:t>
-      </w:r>
-      <w:proofErr w:type="spellEnd"/>
-      <w:r>
-        <w:t xml:space="preserve"> permite definir la visi</w:t>
+        <w:t>metro estadoWF permite definir la visi</w:t>
       </w:r>
       <w:r>
         <w:rPr>
@@ -4560,15 +3622,7 @@
         </w:numPr>
       </w:pPr>
       <w:r>
-        <w:t xml:space="preserve">D: definitivo (consulta el </w:t>
-      </w:r>
-      <w:proofErr w:type="spellStart"/>
-      <w:r>
-        <w:t>workflow</w:t>
-      </w:r>
-      <w:proofErr w:type="spellEnd"/>
-      <w:r>
-        <w:t xml:space="preserve"> definitivo; incluye los estados P publicado, PT pendiente de cerrar y T cerrado).</w:t>
+        <w:t>D: definitivo (consulta el workflow definitivo; incluye los estados P publicado, PT pendiente de cerrar y T cerrado).</w:t>
       </w:r>
     </w:p>
     <w:p>
@@ -4580,15 +3634,7 @@
         </w:numPr>
       </w:pPr>
       <w:r>
-        <w:t xml:space="preserve">M: modificado (consulta el </w:t>
-      </w:r>
-      <w:proofErr w:type="spellStart"/>
-      <w:r>
-        <w:t>workflow</w:t>
-      </w:r>
-      <w:proofErr w:type="spellEnd"/>
-      <w:r>
-        <w:t xml:space="preserve"> en modificaci</w:t>
+        <w:t>M: modificado (consulta el workflow en modificaci</w:t>
       </w:r>
       <w:r>
         <w:rPr>
@@ -4690,23 +3736,7 @@
         </w:numPr>
       </w:pPr>
       <w:r>
-        <w:t>POST /</w:t>
-      </w:r>
-      <w:proofErr w:type="spellStart"/>
-      <w:r>
-        <w:t>services</w:t>
-      </w:r>
-      <w:proofErr w:type="spellEnd"/>
-      <w:r>
-        <w:t>/v1/tramites/{</w:t>
-      </w:r>
-      <w:proofErr w:type="spellStart"/>
-      <w:r>
-        <w:t>codigo</w:t>
-      </w:r>
-      <w:proofErr w:type="spellEnd"/>
-      <w:r>
-        <w:t>} (consulta de un tr</w:t>
+        <w:t>POST /services/v1/tramites/{codigo} (consulta de un tr</w:t>
       </w:r>
       <w:r>
         <w:rPr>
@@ -4727,15 +3757,7 @@
         </w:numPr>
       </w:pPr>
       <w:r>
-        <w:t>POST /</w:t>
-      </w:r>
-      <w:proofErr w:type="spellStart"/>
-      <w:r>
-        <w:t>services</w:t>
-      </w:r>
-      <w:proofErr w:type="spellEnd"/>
-      <w:r>
-        <w:t>/v1/tramites (consulta de listado de tr</w:t>
+        <w:t>POST /services/v1/tramites (consulta de listado de tr</w:t>
       </w:r>
       <w:r>
         <w:rPr>
@@ -4761,23 +3783,7 @@
     <w:p/>
     <w:p>
       <w:r>
-        <w:t>POST /</w:t>
-      </w:r>
-      <w:proofErr w:type="spellStart"/>
-      <w:r>
-        <w:t>services</w:t>
-      </w:r>
-      <w:proofErr w:type="spellEnd"/>
-      <w:r>
-        <w:t>/v1/tramites/{</w:t>
-      </w:r>
-      <w:proofErr w:type="spellStart"/>
-      <w:r>
-        <w:t>codigo</w:t>
-      </w:r>
-      <w:proofErr w:type="spellEnd"/>
-      <w:r>
-        <w:t xml:space="preserve">}  </w:t>
+        <w:t xml:space="preserve">POST /services/v1/tramites/{codigo}  </w:t>
       </w:r>
     </w:p>
     <w:p>
@@ -4810,15 +3816,7 @@
         </w:numPr>
       </w:pPr>
       <w:r>
-        <w:t xml:space="preserve">Con </w:t>
-      </w:r>
-      <w:proofErr w:type="spellStart"/>
-      <w:r>
-        <w:t>estadoWF</w:t>
-      </w:r>
-      <w:proofErr w:type="spellEnd"/>
-      <w:r>
-        <w:t xml:space="preserve"> decides si quieres ver la versi</w:t>
+        <w:t>Con estadoWF decides si quieres ver la versi</w:t>
       </w:r>
       <w:r>
         <w:rPr>
@@ -4869,15 +3867,7 @@
     <w:p/>
     <w:p>
       <w:r>
-        <w:t>POST /</w:t>
-      </w:r>
-      <w:proofErr w:type="spellStart"/>
-      <w:r>
-        <w:t>services</w:t>
-      </w:r>
-      <w:proofErr w:type="spellEnd"/>
-      <w:r>
-        <w:t xml:space="preserve">/v1/tramites  </w:t>
+        <w:t xml:space="preserve">POST /services/v1/tramites  </w:t>
       </w:r>
     </w:p>
     <w:p>
@@ -4928,15 +3918,7 @@
         <w:t>í</w:t>
       </w:r>
       <w:r>
-        <w:t xml:space="preserve"> </w:t>
-      </w:r>
-      <w:proofErr w:type="spellStart"/>
-      <w:r>
-        <w:t>estadoWF</w:t>
-      </w:r>
-      <w:proofErr w:type="spellEnd"/>
-      <w:r>
-        <w:t xml:space="preserve"> es clave para controlar si el listado representa contenido definitivo, contenido en modificaci</w:t>
+        <w:t xml:space="preserve"> estadoWF es clave para controlar si el listado representa contenido definitivo, contenido en modificaci</w:t>
       </w:r>
       <w:r>
         <w:rPr>
@@ -4951,23 +3933,7 @@
     <w:p/>
     <w:p>
       <w:r>
-        <w:t>POST /</w:t>
-      </w:r>
-      <w:proofErr w:type="spellStart"/>
-      <w:r>
-        <w:t>services</w:t>
-      </w:r>
-      <w:proofErr w:type="spellEnd"/>
-      <w:r>
-        <w:t>/v1/tramites/documentos/{</w:t>
-      </w:r>
-      <w:proofErr w:type="spellStart"/>
-      <w:r>
-        <w:t>codigo</w:t>
-      </w:r>
-      <w:proofErr w:type="spellEnd"/>
-      <w:r>
-        <w:t xml:space="preserve">}  </w:t>
+        <w:t xml:space="preserve">POST /services/v1/tramites/documentos/{codigo}  </w:t>
       </w:r>
     </w:p>
     <w:p>
@@ -5021,23 +3987,7 @@
     <w:p/>
     <w:p>
       <w:r>
-        <w:t>POST /</w:t>
-      </w:r>
-      <w:proofErr w:type="spellStart"/>
-      <w:r>
-        <w:t>services</w:t>
-      </w:r>
-      <w:proofErr w:type="spellEnd"/>
-      <w:r>
-        <w:t>/v1/tramites/modelos/{</w:t>
-      </w:r>
-      <w:proofErr w:type="spellStart"/>
-      <w:r>
-        <w:t>codigo</w:t>
-      </w:r>
-      <w:proofErr w:type="spellEnd"/>
-      <w:r>
-        <w:t xml:space="preserve">}  </w:t>
+        <w:t xml:space="preserve">POST /services/v1/tramites/modelos/{codigo}  </w:t>
       </w:r>
     </w:p>
     <w:p>
@@ -5101,31 +4051,7 @@
     <w:p>
       <w:r>
         <w:lastRenderedPageBreak/>
-        <w:t>POST /</w:t>
-      </w:r>
-      <w:proofErr w:type="spellStart"/>
-      <w:r>
-        <w:t>services</w:t>
-      </w:r>
-      <w:proofErr w:type="spellEnd"/>
-      <w:r>
-        <w:t>/v1/tramites/</w:t>
-      </w:r>
-      <w:proofErr w:type="spellStart"/>
-      <w:r>
-        <w:t>enlaceTelematico</w:t>
-      </w:r>
-      <w:proofErr w:type="spellEnd"/>
-      <w:r>
-        <w:t>/{</w:t>
-      </w:r>
-      <w:proofErr w:type="spellStart"/>
-      <w:r>
-        <w:t>codigo</w:t>
-      </w:r>
-      <w:proofErr w:type="spellEnd"/>
-      <w:r>
-        <w:t xml:space="preserve">}  </w:t>
+        <w:t xml:space="preserve">POST /services/v1/tramites/enlaceTelematico/{codigo}  </w:t>
       </w:r>
     </w:p>
     <w:p>
@@ -5232,37 +4158,13 @@
         <w:t>ó</w:t>
       </w:r>
       <w:r>
-        <w:t xml:space="preserve">n </w:t>
-      </w:r>
-      <w:proofErr w:type="spellStart"/>
-      <w:r>
-        <w:t>Swagger</w:t>
-      </w:r>
-      <w:proofErr w:type="spellEnd"/>
-      <w:r>
-        <w:t>.</w:t>
+        <w:t>n Swagger.</w:t>
       </w:r>
     </w:p>
     <w:p/>
     <w:p>
       <w:r>
-        <w:t xml:space="preserve">Esta documentación la podremos encontrar en el método concreto en el apartado </w:t>
-      </w:r>
-      <w:proofErr w:type="spellStart"/>
-      <w:r>
-        <w:t>Schema</w:t>
-      </w:r>
-      <w:proofErr w:type="spellEnd"/>
-      <w:r>
-        <w:t xml:space="preserve">, </w:t>
-      </w:r>
-      <w:proofErr w:type="spellStart"/>
-      <w:r>
-        <w:t>ej</w:t>
-      </w:r>
-      <w:proofErr w:type="spellEnd"/>
-      <w:r>
-        <w:t>:</w:t>
+        <w:t>Esta documentación la podremos encontrar en el método concreto en el apartado Schema, ej:</w:t>
       </w:r>
     </w:p>
     <w:p/>
@@ -5383,13 +4285,8 @@
           <w:numId w:val="9"/>
         </w:numPr>
       </w:pPr>
-      <w:proofErr w:type="gramStart"/>
-      <w:r>
-        <w:t>status</w:t>
-      </w:r>
-      <w:proofErr w:type="gramEnd"/>
-      <w:r>
-        <w:t>: estado final de la operaci</w:t>
+      <w:r>
+        <w:t>status: estado final de la operaci</w:t>
       </w:r>
       <w:r>
         <w:rPr>
@@ -5421,13 +4318,8 @@
           <w:numId w:val="9"/>
         </w:numPr>
       </w:pPr>
-      <w:proofErr w:type="spellStart"/>
-      <w:r>
-        <w:t>items</w:t>
-      </w:r>
-      <w:proofErr w:type="spellEnd"/>
-      <w:r>
-        <w:t>: conjunto de elementos devueltos (cuando aplica).</w:t>
+      <w:r>
+        <w:t>items: conjunto de elementos devueltos (cuando aplica).</w:t>
       </w:r>
     </w:p>
     <w:p>
@@ -5438,13 +4330,8 @@
           <w:numId w:val="9"/>
         </w:numPr>
       </w:pPr>
-      <w:proofErr w:type="spellStart"/>
-      <w:r>
-        <w:t>itemsReturned</w:t>
-      </w:r>
-      <w:proofErr w:type="spellEnd"/>
-      <w:r>
-        <w:t>: n</w:t>
+      <w:r>
+        <w:t>itemsReturned: n</w:t>
       </w:r>
       <w:r>
         <w:rPr>
@@ -5464,13 +4351,8 @@
           <w:numId w:val="9"/>
         </w:numPr>
       </w:pPr>
-      <w:proofErr w:type="spellStart"/>
-      <w:r>
-        <w:t>totalCount</w:t>
-      </w:r>
-      <w:proofErr w:type="spellEnd"/>
-      <w:r>
-        <w:t>: total de elementos disponibles para la consulta.</w:t>
+      <w:r>
+        <w:t>totalCount: total de elementos disponibles para la consulta.</w:t>
       </w:r>
     </w:p>
     <w:p>
@@ -5481,13 +4363,8 @@
           <w:numId w:val="9"/>
         </w:numPr>
       </w:pPr>
-      <w:proofErr w:type="spellStart"/>
-      <w:r>
-        <w:t>totalPages</w:t>
-      </w:r>
-      <w:proofErr w:type="spellEnd"/>
-      <w:r>
-        <w:t>: total de p</w:t>
+      <w:r>
+        <w:t>totalPages: total de p</w:t>
       </w:r>
       <w:r>
         <w:rPr>
@@ -5508,15 +4385,7 @@
         </w:numPr>
       </w:pPr>
       <w:r>
-        <w:t xml:space="preserve">page y </w:t>
-      </w:r>
-      <w:proofErr w:type="spellStart"/>
-      <w:r>
-        <w:t>pageSize</w:t>
-      </w:r>
-      <w:proofErr w:type="spellEnd"/>
-      <w:r>
-        <w:t>: contexto de paginaci</w:t>
+        <w:t>page y pageSize: contexto de paginaci</w:t>
       </w:r>
       <w:r>
         <w:rPr>
@@ -5557,13 +4426,8 @@
           <w:numId w:val="9"/>
         </w:numPr>
       </w:pPr>
-      <w:proofErr w:type="spellStart"/>
-      <w:r>
-        <w:t>dateDownload</w:t>
-      </w:r>
-      <w:proofErr w:type="spellEnd"/>
-      <w:r>
-        <w:t>: fecha/hora de generaci</w:t>
+      <w:r>
+        <w:t>dateDownload: fecha/hora de generaci</w:t>
       </w:r>
       <w:r>
         <w:rPr>
@@ -5583,21 +4447,8 @@
           <w:numId w:val="9"/>
         </w:numPr>
       </w:pPr>
-      <w:proofErr w:type="spellStart"/>
-      <w:r>
-        <w:t>resultadoURL</w:t>
-      </w:r>
-      <w:proofErr w:type="spellEnd"/>
-      <w:r>
-        <w:t xml:space="preserve"> y </w:t>
-      </w:r>
-      <w:proofErr w:type="spellStart"/>
-      <w:r>
-        <w:t>resultadoLong</w:t>
-      </w:r>
-      <w:proofErr w:type="spellEnd"/>
-      <w:r>
-        <w:t>: valores de resultado que pueden utilizarse seg</w:t>
+      <w:r>
+        <w:t>resultadoURL y resultadoLong: valores de resultado que pueden utilizarse seg</w:t>
       </w:r>
       <w:r>
         <w:rPr>
@@ -5675,15 +4526,7 @@
         <w:t>nea con la respuesta base</w:t>
       </w:r>
       <w:r>
-        <w:t xml:space="preserve">, mostrando la información relevante del error en el </w:t>
-      </w:r>
-      <w:proofErr w:type="gramStart"/>
-      <w:r>
-        <w:t>status</w:t>
-      </w:r>
-      <w:proofErr w:type="gramEnd"/>
-      <w:r>
-        <w:t xml:space="preserve"> y el mensaje.</w:t>
+        <w:t>, mostrando la información relevante del error en el status y el mensaje.</w:t>
       </w:r>
     </w:p>
     <w:sectPr>
@@ -6135,7 +4978,7 @@
             <w:rPr>
               <w:noProof/>
             </w:rPr>
-            <w:t>16/04/2026</w:t>
+            <w:t>11/05/2026</w:t>
           </w:r>
           <w:r>
             <w:fldChar w:fldCharType="end"/>
@@ -6375,7 +5218,7 @@
             <w:rPr>
               <w:noProof/>
             </w:rPr>
-            <w:t>16/04/2026</w:t>
+            <w:t>11/05/2026</w:t>
           </w:r>
           <w:r>
             <w:fldChar w:fldCharType="end"/>
@@ -11089,25 +9932,16 @@
 </file>
 
 <file path=customXml/item1.xml><?xml version="1.0" encoding="utf-8"?>
-<b:Sources xmlns:b="http://schemas.openxmlformats.org/officeDocument/2006/bibliography" xmlns="http://schemas.openxmlformats.org/officeDocument/2006/bibliography" SelectedStyle="\APASixthEditionOfficeOnline.xsl" StyleName="APA" Version="6"/>
-</file>
-
-<file path=customXml/item2.xml><?xml version="1.0" encoding="utf-8"?>
 <p:properties xmlns:p="http://schemas.microsoft.com/office/2006/metadata/properties" xmlns:xsi="http://www.w3.org/2001/XMLSchema-instance" xmlns:pc="http://schemas.microsoft.com/office/infopath/2007/PartnerControls">
   <documentManagement/>
 </p:properties>
 </file>
 
-<file path=customXml/item3.xml><?xml version="1.0" encoding="utf-8"?>
-<?mso-contentType ?>
-<FormTemplates xmlns="http://schemas.microsoft.com/sharepoint/v3/contenttype/forms">
-  <Display>DocumentLibraryForm</Display>
-  <Edit>DocumentLibraryForm</Edit>
-  <New>DocumentLibraryForm</New>
-</FormTemplates>
+<file path=customXml/item2.xml><?xml version="1.0" encoding="utf-8"?>
+<b:Sources xmlns:b="http://schemas.openxmlformats.org/officeDocument/2006/bibliography" xmlns="http://schemas.openxmlformats.org/officeDocument/2006/bibliography" SelectedStyle="\APASixthEditionOfficeOnline.xsl" StyleName="APA" Version="6"/>
 </file>
 
-<file path=customXml/item4.xml><?xml version="1.0" encoding="utf-8"?>
+<file path=customXml/item3.xml><?xml version="1.0" encoding="utf-8"?>
 <ct:contentTypeSchema xmlns:ct="http://schemas.microsoft.com/office/2006/metadata/contentType" xmlns:ma="http://schemas.microsoft.com/office/2006/metadata/properties/metaAttributes" ct:_="" ma:_="" ma:contentTypeName="Documento" ma:contentTypeID="0x0101000B6A967D10E69F4C80C6283C63B4A9FE" ma:contentTypeVersion="2" ma:contentTypeDescription="Crear nuevo documento." ma:contentTypeScope="" ma:versionID="6bd66f1425c6d0b01f9d1efd73b8bf97">
   <xsd:schema xmlns:xsd="http://www.w3.org/2001/XMLSchema" xmlns:xs="http://www.w3.org/2001/XMLSchema" xmlns:p="http://schemas.microsoft.com/office/2006/metadata/properties" xmlns:ns2="1f9df76f-dfd1-41c3-aee5-1c02f051cae1" targetNamespace="http://schemas.microsoft.com/office/2006/metadata/properties" ma:root="true" ma:fieldsID="1d11177f5b02c763c9b53362c1aa73d5" ns2:_="">
     <xsd:import namespace="1f9df76f-dfd1-41c3-aee5-1c02f051cae1"/>
@@ -11239,15 +10073,16 @@
 </ct:contentTypeSchema>
 </file>
 
-<file path=customXml/itemProps1.xml><?xml version="1.0" encoding="utf-8"?>
-<ds:datastoreItem xmlns:ds="http://schemas.openxmlformats.org/officeDocument/2006/customXml" ds:itemID="{0ED6041A-973A-47FC-8211-3CEDBF009A4E}">
-  <ds:schemaRefs>
-    <ds:schemaRef ds:uri="http://schemas.openxmlformats.org/officeDocument/2006/bibliography"/>
-  </ds:schemaRefs>
-</ds:datastoreItem>
+<file path=customXml/item4.xml><?xml version="1.0" encoding="utf-8"?>
+<?mso-contentType ?>
+<FormTemplates xmlns="http://schemas.microsoft.com/sharepoint/v3/contenttype/forms">
+  <Display>DocumentLibraryForm</Display>
+  <Edit>DocumentLibraryForm</Edit>
+  <New>DocumentLibraryForm</New>
+</FormTemplates>
 </file>
 
-<file path=customXml/itemProps2.xml><?xml version="1.0" encoding="utf-8"?>
+<file path=customXml/itemProps1.xml><?xml version="1.0" encoding="utf-8"?>
 <ds:datastoreItem xmlns:ds="http://schemas.openxmlformats.org/officeDocument/2006/customXml" ds:itemID="{69449788-7A20-43E1-A18D-DF345D702D5E}">
   <ds:schemaRefs>
     <ds:schemaRef ds:uri="http://schemas.microsoft.com/office/2006/metadata/properties"/>
@@ -11256,15 +10091,15 @@
 </ds:datastoreItem>
 </file>
 
-<file path=customXml/itemProps3.xml><?xml version="1.0" encoding="utf-8"?>
-<ds:datastoreItem xmlns:ds="http://schemas.openxmlformats.org/officeDocument/2006/customXml" ds:itemID="{7FAA4EB8-7B0E-451E-ABF5-6A988C2F8055}">
+<file path=customXml/itemProps2.xml><?xml version="1.0" encoding="utf-8"?>
+<ds:datastoreItem xmlns:ds="http://schemas.openxmlformats.org/officeDocument/2006/customXml" ds:itemID="{0ED6041A-973A-47FC-8211-3CEDBF009A4E}">
   <ds:schemaRefs>
-    <ds:schemaRef ds:uri="http://schemas.microsoft.com/sharepoint/v3/contenttype/forms"/>
+    <ds:schemaRef ds:uri="http://schemas.openxmlformats.org/officeDocument/2006/bibliography"/>
   </ds:schemaRefs>
 </ds:datastoreItem>
 </file>
 
-<file path=customXml/itemProps4.xml><?xml version="1.0" encoding="utf-8"?>
+<file path=customXml/itemProps3.xml><?xml version="1.0" encoding="utf-8"?>
 <ds:datastoreItem xmlns:ds="http://schemas.openxmlformats.org/officeDocument/2006/customXml" ds:itemID="{8C4439E4-5DE3-4A98-8D91-D30D8D18D569}">
   <ds:schemaRefs>
     <ds:schemaRef ds:uri="http://schemas.microsoft.com/office/2006/metadata/contentType"/>
@@ -11282,6 +10117,14 @@
 </ds:datastoreItem>
 </file>
 
+<file path=customXml/itemProps4.xml><?xml version="1.0" encoding="utf-8"?>
+<ds:datastoreItem xmlns:ds="http://schemas.openxmlformats.org/officeDocument/2006/customXml" ds:itemID="{7FAA4EB8-7B0E-451E-ABF5-6A988C2F8055}">
+  <ds:schemaRefs>
+    <ds:schemaRef ds:uri="http://schemas.microsoft.com/sharepoint/v3/contenttype/forms"/>
+  </ds:schemaRefs>
+</ds:datastoreItem>
+</file>
+
 <file path=docMetadata/LabelInfo.xml><?xml version="1.0" encoding="utf-8"?>
 <clbl:labelList xmlns:clbl="http://schemas.microsoft.com/office/2020/mipLabelMetadata">
   <clbl:label id="{7808e005-1489-4374-954b-d3b08f193920}" enabled="0" method="" siteId="{7808e005-1489-4374-954b-d3b08f193920}" removed="1"/>

--- a/doc/Análisis funcional API rest interna.docx
+++ b/doc/Análisis funcional API rest interna.docx
@@ -1,6 +1,6 @@
 
 <file path=word/document.xml><?xml version="1.0" encoding="utf-8"?>
-<w:document xmlns:wpc="http://schemas.microsoft.com/office/word/2010/wordprocessingCanvas" xmlns:cx="http://schemas.microsoft.com/office/drawing/2014/chartex" xmlns:cx1="http://schemas.microsoft.com/office/drawing/2015/9/8/chartex" xmlns:cx2="http://schemas.microsoft.com/office/drawing/2015/10/21/chartex" xmlns:cx3="http://schemas.microsoft.com/office/drawing/2016/5/9/chartex" xmlns:cx4="http://schemas.microsoft.com/office/drawing/2016/5/10/chartex" xmlns:cx5="http://schemas.microsoft.com/office/drawing/2016/5/11/chartex" xmlns:cx6="http://schemas.microsoft.com/office/drawing/2016/5/12/chartex" xmlns:cx7="http://schemas.microsoft.com/office/drawing/2016/5/13/chartex" xmlns:cx8="http://schemas.microsoft.com/office/drawing/2016/5/14/chartex" xmlns:mc="http://schemas.openxmlformats.org/markup-compatibility/2006" xmlns:aink="http://schemas.microsoft.com/office/drawing/2016/ink" xmlns:am3d="http://schemas.microsoft.com/office/drawing/2017/model3d" xmlns:o="urn:schemas-microsoft-com:office:office" xmlns:oel="http://schemas.microsoft.com/office/2019/extlst" xmlns:r="http://schemas.openxmlformats.org/officeDocument/2006/relationships" xmlns:m="http://schemas.openxmlformats.org/officeDocument/2006/math" xmlns:v="urn:schemas-microsoft-com:vml" xmlns:wp14="http://schemas.microsoft.com/office/word/2010/wordprocessingDrawing" xmlns:wp="http://schemas.openxmlformats.org/drawingml/2006/wordprocessingDrawing" xmlns:w10="urn:schemas-microsoft-com:office:word" xmlns:w="http://schemas.openxmlformats.org/wordprocessingml/2006/main" xmlns:w14="http://schemas.microsoft.com/office/word/2010/wordml" xmlns:w15="http://schemas.microsoft.com/office/word/2012/wordml" xmlns:w16cex="http://schemas.microsoft.com/office/word/2018/wordml/cex" xmlns:w16cid="http://schemas.microsoft.com/office/word/2016/wordml/cid" xmlns:w16="http://schemas.microsoft.com/office/word/2018/wordml" xmlns:w16du="http://schemas.microsoft.com/office/word/2023/wordml/word16du" xmlns:w16sdtdh="http://schemas.microsoft.com/office/word/2020/wordml/sdtdatahash" xmlns:w16sdtfl="http://schemas.microsoft.com/office/word/2024/wordml/sdtformatlock" xmlns:w16se="http://schemas.microsoft.com/office/word/2015/wordml/symex" xmlns:wpg="http://schemas.microsoft.com/office/word/2010/wordprocessingGroup" xmlns:wpi="http://schemas.microsoft.com/office/word/2010/wordprocessingInk" xmlns:wne="http://schemas.microsoft.com/office/word/2006/wordml" xmlns:wps="http://schemas.microsoft.com/office/word/2010/wordprocessingShape" mc:Ignorable="w14 w15 w16se w16cid w16 w16cex w16sdtdh w16sdtfl w16du wp14">
+<w:document xmlns:wpc="http://schemas.microsoft.com/office/word/2010/wordprocessingCanvas" xmlns:cx="http://schemas.microsoft.com/office/drawing/2014/chartex" xmlns:cx1="http://schemas.microsoft.com/office/drawing/2015/9/8/chartex" xmlns:cx2="http://schemas.microsoft.com/office/drawing/2015/10/21/chartex" xmlns:cx3="http://schemas.microsoft.com/office/drawing/2016/5/9/chartex" xmlns:cx4="http://schemas.microsoft.com/office/drawing/2016/5/10/chartex" xmlns:cx5="http://schemas.microsoft.com/office/drawing/2016/5/11/chartex" xmlns:cx6="http://schemas.microsoft.com/office/drawing/2016/5/12/chartex" xmlns:cx7="http://schemas.microsoft.com/office/drawing/2016/5/13/chartex" xmlns:cx8="http://schemas.microsoft.com/office/drawing/2016/5/14/chartex" xmlns:mc="http://schemas.openxmlformats.org/markup-compatibility/2006" xmlns:aink="http://schemas.microsoft.com/office/drawing/2016/ink" xmlns:am3d="http://schemas.microsoft.com/office/drawing/2017/model3d" xmlns:o="urn:schemas-microsoft-com:office:office" xmlns:oel="http://schemas.microsoft.com/office/2019/extlst" xmlns:r="http://schemas.openxmlformats.org/officeDocument/2006/relationships" xmlns:m="http://schemas.openxmlformats.org/officeDocument/2006/math" xmlns:v="urn:schemas-microsoft-com:vml" xmlns:wp14="http://schemas.microsoft.com/office/word/2010/wordprocessingDrawing" xmlns:wp="http://schemas.openxmlformats.org/drawingml/2006/wordprocessingDrawing" xmlns:w10="urn:schemas-microsoft-com:office:word" xmlns:w="http://schemas.openxmlformats.org/wordprocessingml/2006/main" xmlns:w14="http://schemas.microsoft.com/office/word/2010/wordml" xmlns:w15="http://schemas.microsoft.com/office/word/2012/wordml" xmlns:w16cei="http://schemas.microsoft.com/office/word/2026/wordml/cei" xmlns:w16cex="http://schemas.microsoft.com/office/word/2018/wordml/cex" xmlns:w16cid="http://schemas.microsoft.com/office/word/2016/wordml/cid" xmlns:w16="http://schemas.microsoft.com/office/word/2018/wordml" xmlns:w16du="http://schemas.microsoft.com/office/word/2023/wordml/word16du" xmlns:w16sdtdh="http://schemas.microsoft.com/office/word/2020/wordml/sdtdatahash" xmlns:w16sdtfl="http://schemas.microsoft.com/office/word/2024/wordml/sdtformatlock" xmlns:w16se="http://schemas.microsoft.com/office/word/2015/wordml/symex" xmlns:wpg="http://schemas.microsoft.com/office/word/2010/wordprocessingGroup" xmlns:wpi="http://schemas.microsoft.com/office/word/2010/wordprocessingInk" xmlns:wne="http://schemas.microsoft.com/office/word/2006/wordml" xmlns:wps="http://schemas.microsoft.com/office/word/2010/wordprocessingShape" mc:Ignorable="w14 w15 w16se w16cid w16 w16cex w16sdtdh w16sdtfl w16du wp14">
   <w:body>
     <w:p>
       <w:pPr>
@@ -70,6 +70,7 @@
           <w:lang w:eastAsia="es-ES"/>
         </w:rPr>
       </w:pPr>
+      <w:proofErr w:type="spellStart"/>
       <w:r>
         <w:rPr>
           <w:rFonts w:cs="Noto Sans"/>
@@ -77,19 +78,19 @@
           <w:szCs w:val="26"/>
           <w:lang w:eastAsia="es-ES"/>
         </w:rPr>
-        <w:t>Serveis d’Administració Digital del Govern de les Illes Balears</w:t>
-      </w:r>
-    </w:p>
-    <w:p>
-      <w:pPr>
-        <w:jc w:val="right"/>
+        <w:t>Serveis</w:t>
+      </w:r>
+      <w:proofErr w:type="spellEnd"/>
+      <w:r>
         <w:rPr>
           <w:rFonts w:cs="Noto Sans"/>
           <w:sz w:val="26"/>
           <w:szCs w:val="26"/>
           <w:lang w:eastAsia="es-ES"/>
         </w:rPr>
-      </w:pPr>
+        <w:t xml:space="preserve"> </w:t>
+      </w:r>
+      <w:proofErr w:type="spellStart"/>
       <w:r>
         <w:rPr>
           <w:rFonts w:cs="Noto Sans"/>
@@ -97,8 +98,129 @@
           <w:szCs w:val="26"/>
           <w:lang w:eastAsia="es-ES"/>
         </w:rPr>
-        <w:t>Lot 1 - Seu electrònica i serveis de suport a la tramitació telemàtica</w:t>
-      </w:r>
+        <w:t>d’Administració</w:t>
+      </w:r>
+      <w:proofErr w:type="spellEnd"/>
+      <w:r>
+        <w:rPr>
+          <w:rFonts w:cs="Noto Sans"/>
+          <w:sz w:val="26"/>
+          <w:szCs w:val="26"/>
+          <w:lang w:eastAsia="es-ES"/>
+        </w:rPr>
+        <w:t xml:space="preserve"> Digital del Govern de les Illes Balears</w:t>
+      </w:r>
+    </w:p>
+    <w:p>
+      <w:pPr>
+        <w:jc w:val="right"/>
+        <w:rPr>
+          <w:rFonts w:cs="Noto Sans"/>
+          <w:sz w:val="26"/>
+          <w:szCs w:val="26"/>
+          <w:lang w:eastAsia="es-ES"/>
+        </w:rPr>
+      </w:pPr>
+      <w:r>
+        <w:rPr>
+          <w:rFonts w:cs="Noto Sans"/>
+          <w:sz w:val="26"/>
+          <w:szCs w:val="26"/>
+          <w:lang w:eastAsia="es-ES"/>
+        </w:rPr>
+        <w:t xml:space="preserve">Lot 1 - Seu </w:t>
+      </w:r>
+      <w:proofErr w:type="spellStart"/>
+      <w:r>
+        <w:rPr>
+          <w:rFonts w:cs="Noto Sans"/>
+          <w:sz w:val="26"/>
+          <w:szCs w:val="26"/>
+          <w:lang w:eastAsia="es-ES"/>
+        </w:rPr>
+        <w:t>electrònica</w:t>
+      </w:r>
+      <w:proofErr w:type="spellEnd"/>
+      <w:r>
+        <w:rPr>
+          <w:rFonts w:cs="Noto Sans"/>
+          <w:sz w:val="26"/>
+          <w:szCs w:val="26"/>
+          <w:lang w:eastAsia="es-ES"/>
+        </w:rPr>
+        <w:t xml:space="preserve"> i </w:t>
+      </w:r>
+      <w:proofErr w:type="spellStart"/>
+      <w:r>
+        <w:rPr>
+          <w:rFonts w:cs="Noto Sans"/>
+          <w:sz w:val="26"/>
+          <w:szCs w:val="26"/>
+          <w:lang w:eastAsia="es-ES"/>
+        </w:rPr>
+        <w:t>serveis</w:t>
+      </w:r>
+      <w:proofErr w:type="spellEnd"/>
+      <w:r>
+        <w:rPr>
+          <w:rFonts w:cs="Noto Sans"/>
+          <w:sz w:val="26"/>
+          <w:szCs w:val="26"/>
+          <w:lang w:eastAsia="es-ES"/>
+        </w:rPr>
+        <w:t xml:space="preserve"> de </w:t>
+      </w:r>
+      <w:proofErr w:type="spellStart"/>
+      <w:r>
+        <w:rPr>
+          <w:rFonts w:cs="Noto Sans"/>
+          <w:sz w:val="26"/>
+          <w:szCs w:val="26"/>
+          <w:lang w:eastAsia="es-ES"/>
+        </w:rPr>
+        <w:t>suport</w:t>
+      </w:r>
+      <w:proofErr w:type="spellEnd"/>
+      <w:r>
+        <w:rPr>
+          <w:rFonts w:cs="Noto Sans"/>
+          <w:sz w:val="26"/>
+          <w:szCs w:val="26"/>
+          <w:lang w:eastAsia="es-ES"/>
+        </w:rPr>
+        <w:t xml:space="preserve"> a la </w:t>
+      </w:r>
+      <w:proofErr w:type="spellStart"/>
+      <w:r>
+        <w:rPr>
+          <w:rFonts w:cs="Noto Sans"/>
+          <w:sz w:val="26"/>
+          <w:szCs w:val="26"/>
+          <w:lang w:eastAsia="es-ES"/>
+        </w:rPr>
+        <w:t>tramitació</w:t>
+      </w:r>
+      <w:proofErr w:type="spellEnd"/>
+      <w:r>
+        <w:rPr>
+          <w:rFonts w:cs="Noto Sans"/>
+          <w:sz w:val="26"/>
+          <w:szCs w:val="26"/>
+          <w:lang w:eastAsia="es-ES"/>
+        </w:rPr>
+        <w:t xml:space="preserve"> </w:t>
+      </w:r>
+      <w:proofErr w:type="spellStart"/>
+      <w:r>
+        <w:rPr>
+          <w:rFonts w:cs="Noto Sans"/>
+          <w:sz w:val="26"/>
+          <w:szCs w:val="26"/>
+          <w:lang w:eastAsia="es-ES"/>
+        </w:rPr>
+        <w:t>telemàtica</w:t>
+      </w:r>
+      <w:proofErr w:type="spellEnd"/>
     </w:p>
     <w:p>
       <w:pPr>
@@ -117,16 +239,35 @@
           <w:szCs w:val="26"/>
           <w:lang w:eastAsia="es-ES"/>
         </w:rPr>
-        <w:t>(Expedient CONTR 2024 108)</w:t>
+        <w:t>(</w:t>
+      </w:r>
+      <w:proofErr w:type="spellStart"/>
+      <w:r>
+        <w:rPr>
+          <w:rFonts w:cs="Noto Sans"/>
+          <w:sz w:val="26"/>
+          <w:szCs w:val="26"/>
+          <w:lang w:eastAsia="es-ES"/>
+        </w:rPr>
+        <w:t>Expedient</w:t>
+      </w:r>
+      <w:proofErr w:type="spellEnd"/>
+      <w:r>
+        <w:rPr>
+          <w:rFonts w:cs="Noto Sans"/>
+          <w:sz w:val="26"/>
+          <w:szCs w:val="26"/>
+          <w:lang w:eastAsia="es-ES"/>
+        </w:rPr>
+        <w:t xml:space="preserve"> CONTR 2024 108)</w:t>
       </w:r>
     </w:p>
     <w:p>
       <w:pPr>
         <w:sectPr>
           <w:headerReference w:type="default" r:id="rId11"/>
-          <w:footerReference w:type="default" r:id="rId12"/>
-          <w:headerReference w:type="first" r:id="rId13"/>
-          <w:footerReference w:type="first" r:id="rId14"/>
+          <w:headerReference w:type="first" r:id="rId12"/>
+          <w:footerReference w:type="first" r:id="rId13"/>
           <w:pgSz w:w="11906" w:h="16838"/>
           <w:pgMar w:top="5528" w:right="851" w:bottom="1701" w:left="2552" w:header="709" w:footer="709" w:gutter="0"/>
           <w:cols w:space="720"/>
@@ -135,7 +276,7 @@
         </w:sectPr>
       </w:pPr>
     </w:p>
-    <w:bookmarkStart w:id="0" w:name="_Toc227233553" w:displacedByCustomXml="next"/>
+    <w:bookmarkStart w:id="0" w:name="_Toc239931912" w:displacedByCustomXml="next"/>
     <w:sdt>
       <w:sdtPr>
         <w:rPr>
@@ -186,7 +327,7 @@
           <w:r>
             <w:fldChar w:fldCharType="separate"/>
           </w:r>
-          <w:hyperlink w:anchor="_Toc227233553" w:history="1">
+          <w:hyperlink w:anchor="_Toc239931912" w:history="1">
             <w:r>
               <w:rPr>
                 <w:rStyle w:val="Hipervnculo"/>
@@ -213,7 +354,7 @@
                 <w:noProof/>
                 <w:webHidden/>
               </w:rPr>
-              <w:instrText xml:space="preserve"> PAGEREF _Toc227233553 \h </w:instrText>
+              <w:instrText xml:space="preserve"> PAGEREF _Toc239931912 \h </w:instrText>
             </w:r>
             <w:r>
               <w:rPr>
@@ -260,7 +401,7 @@
               <w14:ligatures w14:val="standardContextual"/>
             </w:rPr>
           </w:pPr>
-          <w:hyperlink w:anchor="_Toc227233554" w:history="1">
+          <w:hyperlink w:anchor="_Toc239931913" w:history="1">
             <w:r>
               <w:rPr>
                 <w:rStyle w:val="Hipervnculo"/>
@@ -287,7 +428,7 @@
                 <w:noProof/>
                 <w:webHidden/>
               </w:rPr>
-              <w:instrText xml:space="preserve"> PAGEREF _Toc227233554 \h </w:instrText>
+              <w:instrText xml:space="preserve"> PAGEREF _Toc239931913 \h </w:instrText>
             </w:r>
             <w:r>
               <w:rPr>
@@ -334,7 +475,7 @@
               <w14:ligatures w14:val="standardContextual"/>
             </w:rPr>
           </w:pPr>
-          <w:hyperlink w:anchor="_Toc227233555" w:history="1">
+          <w:hyperlink w:anchor="_Toc239931914" w:history="1">
             <w:r>
               <w:rPr>
                 <w:rStyle w:val="Hipervnculo"/>
@@ -361,7 +502,7 @@
                 <w:noProof/>
                 <w:webHidden/>
               </w:rPr>
-              <w:instrText xml:space="preserve"> PAGEREF _Toc227233555 \h </w:instrText>
+              <w:instrText xml:space="preserve"> PAGEREF _Toc239931914 \h </w:instrText>
             </w:r>
             <w:r>
               <w:rPr>
@@ -408,7 +549,7 @@
               <w14:ligatures w14:val="standardContextual"/>
             </w:rPr>
           </w:pPr>
-          <w:hyperlink w:anchor="_Toc227233556" w:history="1">
+          <w:hyperlink w:anchor="_Toc239931915" w:history="1">
             <w:r>
               <w:rPr>
                 <w:rStyle w:val="Hipervnculo"/>
@@ -435,7 +576,7 @@
                 <w:noProof/>
                 <w:webHidden/>
               </w:rPr>
-              <w:instrText xml:space="preserve"> PAGEREF _Toc227233556 \h </w:instrText>
+              <w:instrText xml:space="preserve"> PAGEREF _Toc239931915 \h </w:instrText>
             </w:r>
             <w:r>
               <w:rPr>
@@ -455,7 +596,7 @@
                 <w:noProof/>
                 <w:webHidden/>
               </w:rPr>
-              <w:t>4</w:t>
+              <w:t>5</w:t>
             </w:r>
             <w:r>
               <w:rPr>
@@ -482,7 +623,7 @@
               <w14:ligatures w14:val="standardContextual"/>
             </w:rPr>
           </w:pPr>
-          <w:hyperlink w:anchor="_Toc227233557" w:history="1">
+          <w:hyperlink w:anchor="_Toc239931916" w:history="1">
             <w:r>
               <w:rPr>
                 <w:rStyle w:val="Hipervnculo"/>
@@ -509,7 +650,7 @@
                 <w:noProof/>
                 <w:webHidden/>
               </w:rPr>
-              <w:instrText xml:space="preserve"> PAGEREF _Toc227233557 \h </w:instrText>
+              <w:instrText xml:space="preserve"> PAGEREF _Toc239931916 \h </w:instrText>
             </w:r>
             <w:r>
               <w:rPr>
@@ -556,7 +697,7 @@
               <w14:ligatures w14:val="standardContextual"/>
             </w:rPr>
           </w:pPr>
-          <w:hyperlink w:anchor="_Toc227233558" w:history="1">
+          <w:hyperlink w:anchor="_Toc239931917" w:history="1">
             <w:r>
               <w:rPr>
                 <w:rStyle w:val="Hipervnculo"/>
@@ -583,229 +724,7 @@
                 <w:noProof/>
                 <w:webHidden/>
               </w:rPr>
-              <w:instrText xml:space="preserve"> PAGEREF _Toc227233558 \h </w:instrText>
-            </w:r>
-            <w:r>
-              <w:rPr>
-                <w:noProof/>
-                <w:webHidden/>
-              </w:rPr>
-            </w:r>
-            <w:r>
-              <w:rPr>
-                <w:noProof/>
-                <w:webHidden/>
-              </w:rPr>
-              <w:fldChar w:fldCharType="separate"/>
-            </w:r>
-            <w:r>
-              <w:rPr>
-                <w:noProof/>
-                <w:webHidden/>
-              </w:rPr>
-              <w:t>5</w:t>
-            </w:r>
-            <w:r>
-              <w:rPr>
-                <w:noProof/>
-                <w:webHidden/>
-              </w:rPr>
-              <w:fldChar w:fldCharType="end"/>
-            </w:r>
-          </w:hyperlink>
-        </w:p>
-        <w:p>
-          <w:pPr>
-            <w:pStyle w:val="TDC3"/>
-            <w:tabs>
-              <w:tab w:val="right" w:leader="dot" w:pos="8493"/>
-            </w:tabs>
-            <w:rPr>
-              <w:rFonts w:asciiTheme="minorHAnsi" w:eastAsiaTheme="minorEastAsia" w:hAnsiTheme="minorHAnsi" w:cstheme="minorBidi"/>
-              <w:noProof/>
-              <w:kern w:val="2"/>
-              <w:sz w:val="24"/>
-              <w:szCs w:val="24"/>
-              <w:lang w:eastAsia="es-ES"/>
-              <w14:ligatures w14:val="standardContextual"/>
-            </w:rPr>
-          </w:pPr>
-          <w:hyperlink w:anchor="_Toc227233559" w:history="1">
-            <w:r>
-              <w:rPr>
-                <w:rStyle w:val="Hipervnculo"/>
-                <w:noProof/>
-              </w:rPr>
-              <w:t>Parámetro estadoWF</w:t>
-            </w:r>
-            <w:r>
-              <w:rPr>
-                <w:noProof/>
-                <w:webHidden/>
-              </w:rPr>
-              <w:tab/>
-            </w:r>
-            <w:r>
-              <w:rPr>
-                <w:noProof/>
-                <w:webHidden/>
-              </w:rPr>
-              <w:fldChar w:fldCharType="begin"/>
-            </w:r>
-            <w:r>
-              <w:rPr>
-                <w:noProof/>
-                <w:webHidden/>
-              </w:rPr>
-              <w:instrText xml:space="preserve"> PAGEREF _Toc227233559 \h </w:instrText>
-            </w:r>
-            <w:r>
-              <w:rPr>
-                <w:noProof/>
-                <w:webHidden/>
-              </w:rPr>
-            </w:r>
-            <w:r>
-              <w:rPr>
-                <w:noProof/>
-                <w:webHidden/>
-              </w:rPr>
-              <w:fldChar w:fldCharType="separate"/>
-            </w:r>
-            <w:r>
-              <w:rPr>
-                <w:noProof/>
-                <w:webHidden/>
-              </w:rPr>
-              <w:t>5</w:t>
-            </w:r>
-            <w:r>
-              <w:rPr>
-                <w:noProof/>
-                <w:webHidden/>
-              </w:rPr>
-              <w:fldChar w:fldCharType="end"/>
-            </w:r>
-          </w:hyperlink>
-        </w:p>
-        <w:p>
-          <w:pPr>
-            <w:pStyle w:val="TDC3"/>
-            <w:tabs>
-              <w:tab w:val="right" w:leader="dot" w:pos="8493"/>
-            </w:tabs>
-            <w:rPr>
-              <w:rFonts w:asciiTheme="minorHAnsi" w:eastAsiaTheme="minorEastAsia" w:hAnsiTheme="minorHAnsi" w:cstheme="minorBidi"/>
-              <w:noProof/>
-              <w:kern w:val="2"/>
-              <w:sz w:val="24"/>
-              <w:szCs w:val="24"/>
-              <w:lang w:eastAsia="es-ES"/>
-              <w14:ligatures w14:val="standardContextual"/>
-            </w:rPr>
-          </w:pPr>
-          <w:hyperlink w:anchor="_Toc227233560" w:history="1">
-            <w:r>
-              <w:rPr>
-                <w:rStyle w:val="Hipervnculo"/>
-                <w:noProof/>
-              </w:rPr>
-              <w:t>Métodos de servicios</w:t>
-            </w:r>
-            <w:r>
-              <w:rPr>
-                <w:noProof/>
-                <w:webHidden/>
-              </w:rPr>
-              <w:tab/>
-            </w:r>
-            <w:r>
-              <w:rPr>
-                <w:noProof/>
-                <w:webHidden/>
-              </w:rPr>
-              <w:fldChar w:fldCharType="begin"/>
-            </w:r>
-            <w:r>
-              <w:rPr>
-                <w:noProof/>
-                <w:webHidden/>
-              </w:rPr>
-              <w:instrText xml:space="preserve"> PAGEREF _Toc227233560 \h </w:instrText>
-            </w:r>
-            <w:r>
-              <w:rPr>
-                <w:noProof/>
-                <w:webHidden/>
-              </w:rPr>
-            </w:r>
-            <w:r>
-              <w:rPr>
-                <w:noProof/>
-                <w:webHidden/>
-              </w:rPr>
-              <w:fldChar w:fldCharType="separate"/>
-            </w:r>
-            <w:r>
-              <w:rPr>
-                <w:noProof/>
-                <w:webHidden/>
-              </w:rPr>
-              <w:t>6</w:t>
-            </w:r>
-            <w:r>
-              <w:rPr>
-                <w:noProof/>
-                <w:webHidden/>
-              </w:rPr>
-              <w:fldChar w:fldCharType="end"/>
-            </w:r>
-          </w:hyperlink>
-        </w:p>
-        <w:p>
-          <w:pPr>
-            <w:pStyle w:val="TDC2"/>
-            <w:tabs>
-              <w:tab w:val="right" w:leader="dot" w:pos="8493"/>
-            </w:tabs>
-            <w:rPr>
-              <w:rFonts w:asciiTheme="minorHAnsi" w:eastAsiaTheme="minorEastAsia" w:hAnsiTheme="minorHAnsi" w:cstheme="minorBidi"/>
-              <w:noProof/>
-              <w:kern w:val="2"/>
-              <w:sz w:val="24"/>
-              <w:szCs w:val="24"/>
-              <w:lang w:eastAsia="es-ES"/>
-              <w14:ligatures w14:val="standardContextual"/>
-            </w:rPr>
-          </w:pPr>
-          <w:hyperlink w:anchor="_Toc227233561" w:history="1">
-            <w:r>
-              <w:rPr>
-                <w:rStyle w:val="Hipervnculo"/>
-                <w:noProof/>
-              </w:rPr>
-              <w:t>Trámites</w:t>
-            </w:r>
-            <w:r>
-              <w:rPr>
-                <w:noProof/>
-                <w:webHidden/>
-              </w:rPr>
-              <w:tab/>
-            </w:r>
-            <w:r>
-              <w:rPr>
-                <w:noProof/>
-                <w:webHidden/>
-              </w:rPr>
-              <w:fldChar w:fldCharType="begin"/>
-            </w:r>
-            <w:r>
-              <w:rPr>
-                <w:noProof/>
-                <w:webHidden/>
-              </w:rPr>
-              <w:instrText xml:space="preserve"> PAGEREF _Toc227233561 \h </w:instrText>
+              <w:instrText xml:space="preserve"> PAGEREF _Toc239931917 \h </w:instrText>
             </w:r>
             <w:r>
               <w:rPr>
@@ -852,7 +771,7 @@
               <w14:ligatures w14:val="standardContextual"/>
             </w:rPr>
           </w:pPr>
-          <w:hyperlink w:anchor="_Toc227233562" w:history="1">
+          <w:hyperlink w:anchor="_Toc239931918" w:history="1">
             <w:r>
               <w:rPr>
                 <w:rStyle w:val="Hipervnculo"/>
@@ -879,7 +798,155 @@
                 <w:noProof/>
                 <w:webHidden/>
               </w:rPr>
-              <w:instrText xml:space="preserve"> PAGEREF _Toc227233562 \h </w:instrText>
+              <w:instrText xml:space="preserve"> PAGEREF _Toc239931918 \h </w:instrText>
+            </w:r>
+            <w:r>
+              <w:rPr>
+                <w:noProof/>
+                <w:webHidden/>
+              </w:rPr>
+            </w:r>
+            <w:r>
+              <w:rPr>
+                <w:noProof/>
+                <w:webHidden/>
+              </w:rPr>
+              <w:fldChar w:fldCharType="separate"/>
+            </w:r>
+            <w:r>
+              <w:rPr>
+                <w:noProof/>
+                <w:webHidden/>
+              </w:rPr>
+              <w:t>6</w:t>
+            </w:r>
+            <w:r>
+              <w:rPr>
+                <w:noProof/>
+                <w:webHidden/>
+              </w:rPr>
+              <w:fldChar w:fldCharType="end"/>
+            </w:r>
+          </w:hyperlink>
+        </w:p>
+        <w:p>
+          <w:pPr>
+            <w:pStyle w:val="TDC3"/>
+            <w:tabs>
+              <w:tab w:val="right" w:leader="dot" w:pos="8493"/>
+            </w:tabs>
+            <w:rPr>
+              <w:rFonts w:asciiTheme="minorHAnsi" w:eastAsiaTheme="minorEastAsia" w:hAnsiTheme="minorHAnsi" w:cstheme="minorBidi"/>
+              <w:noProof/>
+              <w:kern w:val="2"/>
+              <w:sz w:val="24"/>
+              <w:szCs w:val="24"/>
+              <w:lang w:eastAsia="es-ES"/>
+              <w14:ligatures w14:val="standardContextual"/>
+            </w:rPr>
+          </w:pPr>
+          <w:hyperlink w:anchor="_Toc239931919" w:history="1">
+            <w:r>
+              <w:rPr>
+                <w:rStyle w:val="Hipervnculo"/>
+                <w:noProof/>
+              </w:rPr>
+              <w:t>Métodos de servicios</w:t>
+            </w:r>
+            <w:r>
+              <w:rPr>
+                <w:noProof/>
+                <w:webHidden/>
+              </w:rPr>
+              <w:tab/>
+            </w:r>
+            <w:r>
+              <w:rPr>
+                <w:noProof/>
+                <w:webHidden/>
+              </w:rPr>
+              <w:fldChar w:fldCharType="begin"/>
+            </w:r>
+            <w:r>
+              <w:rPr>
+                <w:noProof/>
+                <w:webHidden/>
+              </w:rPr>
+              <w:instrText xml:space="preserve"> PAGEREF _Toc239931919 \h </w:instrText>
+            </w:r>
+            <w:r>
+              <w:rPr>
+                <w:noProof/>
+                <w:webHidden/>
+              </w:rPr>
+            </w:r>
+            <w:r>
+              <w:rPr>
+                <w:noProof/>
+                <w:webHidden/>
+              </w:rPr>
+              <w:fldChar w:fldCharType="separate"/>
+            </w:r>
+            <w:r>
+              <w:rPr>
+                <w:noProof/>
+                <w:webHidden/>
+              </w:rPr>
+              <w:t>7</w:t>
+            </w:r>
+            <w:r>
+              <w:rPr>
+                <w:noProof/>
+                <w:webHidden/>
+              </w:rPr>
+              <w:fldChar w:fldCharType="end"/>
+            </w:r>
+          </w:hyperlink>
+        </w:p>
+        <w:p>
+          <w:pPr>
+            <w:pStyle w:val="TDC2"/>
+            <w:tabs>
+              <w:tab w:val="right" w:leader="dot" w:pos="8493"/>
+            </w:tabs>
+            <w:rPr>
+              <w:rFonts w:asciiTheme="minorHAnsi" w:eastAsiaTheme="minorEastAsia" w:hAnsiTheme="minorHAnsi" w:cstheme="minorBidi"/>
+              <w:noProof/>
+              <w:kern w:val="2"/>
+              <w:sz w:val="24"/>
+              <w:szCs w:val="24"/>
+              <w:lang w:eastAsia="es-ES"/>
+              <w14:ligatures w14:val="standardContextual"/>
+            </w:rPr>
+          </w:pPr>
+          <w:hyperlink w:anchor="_Toc239931920" w:history="1">
+            <w:r>
+              <w:rPr>
+                <w:rStyle w:val="Hipervnculo"/>
+                <w:noProof/>
+              </w:rPr>
+              <w:t>Trámites</w:t>
+            </w:r>
+            <w:r>
+              <w:rPr>
+                <w:noProof/>
+                <w:webHidden/>
+              </w:rPr>
+              <w:tab/>
+            </w:r>
+            <w:r>
+              <w:rPr>
+                <w:noProof/>
+                <w:webHidden/>
+              </w:rPr>
+              <w:fldChar w:fldCharType="begin"/>
+            </w:r>
+            <w:r>
+              <w:rPr>
+                <w:noProof/>
+                <w:webHidden/>
+              </w:rPr>
+              <w:instrText xml:space="preserve"> PAGEREF _Toc239931920 \h </w:instrText>
             </w:r>
             <w:r>
               <w:rPr>
@@ -926,13 +993,13 @@
               <w14:ligatures w14:val="standardContextual"/>
             </w:rPr>
           </w:pPr>
-          <w:hyperlink w:anchor="_Toc227233563" w:history="1">
+          <w:hyperlink w:anchor="_Toc239931921" w:history="1">
             <w:r>
               <w:rPr>
                 <w:rStyle w:val="Hipervnculo"/>
                 <w:noProof/>
               </w:rPr>
-              <w:t>Métodos de trámites</w:t>
+              <w:t>Parámetro estadoWF</w:t>
             </w:r>
             <w:r>
               <w:rPr>
@@ -953,81 +1020,7 @@
                 <w:noProof/>
                 <w:webHidden/>
               </w:rPr>
-              <w:instrText xml:space="preserve"> PAGEREF _Toc227233563 \h </w:instrText>
-            </w:r>
-            <w:r>
-              <w:rPr>
-                <w:noProof/>
-                <w:webHidden/>
-              </w:rPr>
-            </w:r>
-            <w:r>
-              <w:rPr>
-                <w:noProof/>
-                <w:webHidden/>
-              </w:rPr>
-              <w:fldChar w:fldCharType="separate"/>
-            </w:r>
-            <w:r>
-              <w:rPr>
-                <w:noProof/>
-                <w:webHidden/>
-              </w:rPr>
-              <w:t>7</w:t>
-            </w:r>
-            <w:r>
-              <w:rPr>
-                <w:noProof/>
-                <w:webHidden/>
-              </w:rPr>
-              <w:fldChar w:fldCharType="end"/>
-            </w:r>
-          </w:hyperlink>
-        </w:p>
-        <w:p>
-          <w:pPr>
-            <w:pStyle w:val="TDC2"/>
-            <w:tabs>
-              <w:tab w:val="right" w:leader="dot" w:pos="8493"/>
-            </w:tabs>
-            <w:rPr>
-              <w:rFonts w:asciiTheme="minorHAnsi" w:eastAsiaTheme="minorEastAsia" w:hAnsiTheme="minorHAnsi" w:cstheme="minorBidi"/>
-              <w:noProof/>
-              <w:kern w:val="2"/>
-              <w:sz w:val="24"/>
-              <w:szCs w:val="24"/>
-              <w:lang w:eastAsia="es-ES"/>
-              <w14:ligatures w14:val="standardContextual"/>
-            </w:rPr>
-          </w:pPr>
-          <w:hyperlink w:anchor="_Toc227233564" w:history="1">
-            <w:r>
-              <w:rPr>
-                <w:rStyle w:val="Hipervnculo"/>
-                <w:noProof/>
-              </w:rPr>
-              <w:t>Respuestas</w:t>
-            </w:r>
-            <w:r>
-              <w:rPr>
-                <w:noProof/>
-                <w:webHidden/>
-              </w:rPr>
-              <w:tab/>
-            </w:r>
-            <w:r>
-              <w:rPr>
-                <w:noProof/>
-                <w:webHidden/>
-              </w:rPr>
-              <w:fldChar w:fldCharType="begin"/>
-            </w:r>
-            <w:r>
-              <w:rPr>
-                <w:noProof/>
-                <w:webHidden/>
-              </w:rPr>
-              <w:instrText xml:space="preserve"> PAGEREF _Toc227233564 \h </w:instrText>
+              <w:instrText xml:space="preserve"> PAGEREF _Toc239931921 \h </w:instrText>
             </w:r>
             <w:r>
               <w:rPr>
@@ -1074,13 +1067,13 @@
               <w14:ligatures w14:val="standardContextual"/>
             </w:rPr>
           </w:pPr>
-          <w:hyperlink w:anchor="_Toc227233565" w:history="1">
+          <w:hyperlink w:anchor="_Toc239931922" w:history="1">
             <w:r>
               <w:rPr>
                 <w:rStyle w:val="Hipervnculo"/>
                 <w:noProof/>
               </w:rPr>
-              <w:t>Respuesta base</w:t>
+              <w:t>Métodos de trámites</w:t>
             </w:r>
             <w:r>
               <w:rPr>
@@ -1101,7 +1094,7 @@
                 <w:noProof/>
                 <w:webHidden/>
               </w:rPr>
-              <w:instrText xml:space="preserve"> PAGEREF _Toc227233565 \h </w:instrText>
+              <w:instrText xml:space="preserve"> PAGEREF _Toc239931922 \h </w:instrText>
             </w:r>
             <w:r>
               <w:rPr>
@@ -1134,6 +1127,80 @@
         </w:p>
         <w:p>
           <w:pPr>
+            <w:pStyle w:val="TDC2"/>
+            <w:tabs>
+              <w:tab w:val="right" w:leader="dot" w:pos="8493"/>
+            </w:tabs>
+            <w:rPr>
+              <w:rFonts w:asciiTheme="minorHAnsi" w:eastAsiaTheme="minorEastAsia" w:hAnsiTheme="minorHAnsi" w:cstheme="minorBidi"/>
+              <w:noProof/>
+              <w:kern w:val="2"/>
+              <w:sz w:val="24"/>
+              <w:szCs w:val="24"/>
+              <w:lang w:eastAsia="es-ES"/>
+              <w14:ligatures w14:val="standardContextual"/>
+            </w:rPr>
+          </w:pPr>
+          <w:hyperlink w:anchor="_Toc239931923" w:history="1">
+            <w:r>
+              <w:rPr>
+                <w:rStyle w:val="Hipervnculo"/>
+                <w:noProof/>
+              </w:rPr>
+              <w:t>Respuestas</w:t>
+            </w:r>
+            <w:r>
+              <w:rPr>
+                <w:noProof/>
+                <w:webHidden/>
+              </w:rPr>
+              <w:tab/>
+            </w:r>
+            <w:r>
+              <w:rPr>
+                <w:noProof/>
+                <w:webHidden/>
+              </w:rPr>
+              <w:fldChar w:fldCharType="begin"/>
+            </w:r>
+            <w:r>
+              <w:rPr>
+                <w:noProof/>
+                <w:webHidden/>
+              </w:rPr>
+              <w:instrText xml:space="preserve"> PAGEREF _Toc239931923 \h </w:instrText>
+            </w:r>
+            <w:r>
+              <w:rPr>
+                <w:noProof/>
+                <w:webHidden/>
+              </w:rPr>
+            </w:r>
+            <w:r>
+              <w:rPr>
+                <w:noProof/>
+                <w:webHidden/>
+              </w:rPr>
+              <w:fldChar w:fldCharType="separate"/>
+            </w:r>
+            <w:r>
+              <w:rPr>
+                <w:noProof/>
+                <w:webHidden/>
+              </w:rPr>
+              <w:t>9</w:t>
+            </w:r>
+            <w:r>
+              <w:rPr>
+                <w:noProof/>
+                <w:webHidden/>
+              </w:rPr>
+              <w:fldChar w:fldCharType="end"/>
+            </w:r>
+          </w:hyperlink>
+        </w:p>
+        <w:p>
+          <w:pPr>
             <w:pStyle w:val="TDC3"/>
             <w:tabs>
               <w:tab w:val="right" w:leader="dot" w:pos="8493"/>
@@ -1148,7 +1215,81 @@
               <w14:ligatures w14:val="standardContextual"/>
             </w:rPr>
           </w:pPr>
-          <w:hyperlink w:anchor="_Toc227233566" w:history="1">
+          <w:hyperlink w:anchor="_Toc239931924" w:history="1">
+            <w:r>
+              <w:rPr>
+                <w:rStyle w:val="Hipervnculo"/>
+                <w:noProof/>
+              </w:rPr>
+              <w:t>Respuesta base</w:t>
+            </w:r>
+            <w:r>
+              <w:rPr>
+                <w:noProof/>
+                <w:webHidden/>
+              </w:rPr>
+              <w:tab/>
+            </w:r>
+            <w:r>
+              <w:rPr>
+                <w:noProof/>
+                <w:webHidden/>
+              </w:rPr>
+              <w:fldChar w:fldCharType="begin"/>
+            </w:r>
+            <w:r>
+              <w:rPr>
+                <w:noProof/>
+                <w:webHidden/>
+              </w:rPr>
+              <w:instrText xml:space="preserve"> PAGEREF _Toc239931924 \h </w:instrText>
+            </w:r>
+            <w:r>
+              <w:rPr>
+                <w:noProof/>
+                <w:webHidden/>
+              </w:rPr>
+            </w:r>
+            <w:r>
+              <w:rPr>
+                <w:noProof/>
+                <w:webHidden/>
+              </w:rPr>
+              <w:fldChar w:fldCharType="separate"/>
+            </w:r>
+            <w:r>
+              <w:rPr>
+                <w:noProof/>
+                <w:webHidden/>
+              </w:rPr>
+              <w:t>9</w:t>
+            </w:r>
+            <w:r>
+              <w:rPr>
+                <w:noProof/>
+                <w:webHidden/>
+              </w:rPr>
+              <w:fldChar w:fldCharType="end"/>
+            </w:r>
+          </w:hyperlink>
+        </w:p>
+        <w:p>
+          <w:pPr>
+            <w:pStyle w:val="TDC3"/>
+            <w:tabs>
+              <w:tab w:val="right" w:leader="dot" w:pos="8493"/>
+            </w:tabs>
+            <w:rPr>
+              <w:rFonts w:asciiTheme="minorHAnsi" w:eastAsiaTheme="minorEastAsia" w:hAnsiTheme="minorHAnsi" w:cstheme="minorBidi"/>
+              <w:noProof/>
+              <w:kern w:val="2"/>
+              <w:sz w:val="24"/>
+              <w:szCs w:val="24"/>
+              <w:lang w:eastAsia="es-ES"/>
+              <w14:ligatures w14:val="standardContextual"/>
+            </w:rPr>
+          </w:pPr>
+          <w:hyperlink w:anchor="_Toc239931925" w:history="1">
             <w:r>
               <w:rPr>
                 <w:rStyle w:val="Hipervnculo"/>
@@ -1175,7 +1316,7 @@
                 <w:noProof/>
                 <w:webHidden/>
               </w:rPr>
-              <w:instrText xml:space="preserve"> PAGEREF _Toc227233566 \h </w:instrText>
+              <w:instrText xml:space="preserve"> PAGEREF _Toc239931925 \h </w:instrText>
             </w:r>
             <w:r>
               <w:rPr>
@@ -1195,7 +1336,7 @@
                 <w:noProof/>
                 <w:webHidden/>
               </w:rPr>
-              <w:t>8</w:t>
+              <w:t>10</w:t>
             </w:r>
             <w:r>
               <w:rPr>
@@ -1262,7 +1403,7 @@
         <w:spacing w:before="0"/>
       </w:pPr>
       <w:bookmarkStart w:id="1" w:name="_Toc216182498"/>
-      <w:bookmarkStart w:id="2" w:name="_Toc227233554"/>
+      <w:bookmarkStart w:id="2" w:name="_Toc239931913"/>
       <w:r>
         <w:lastRenderedPageBreak/>
         <w:t>Introducción</w:t>
@@ -1324,7 +1465,15 @@
         <w:t>á</w:t>
       </w:r>
       <w:r>
-        <w:t xml:space="preserve"> en el sistema de workflows, ya que constituye la diferencia m</w:t>
+        <w:t xml:space="preserve"> en el sistema de </w:t>
+      </w:r>
+      <w:proofErr w:type="spellStart"/>
+      <w:r>
+        <w:t>workflows</w:t>
+      </w:r>
+      <w:proofErr w:type="spellEnd"/>
+      <w:r>
+        <w:t>, ya que constituye la diferencia m</w:t>
       </w:r>
       <w:r>
         <w:rPr>
@@ -1389,7 +1538,7 @@
       <w:r>
         <w:t xml:space="preserve"> </w:t>
       </w:r>
-      <w:hyperlink r:id="rId15" w:history="1">
+      <w:hyperlink r:id="rId14" w:history="1">
         <w:r>
           <w:rPr>
             <w:rStyle w:val="Hipervnculo"/>
@@ -1401,7 +1550,23 @@
     <w:p/>
     <w:p>
       <w:r>
-        <w:t>En ROLSAC2, la información de procedimientos y servicios se organiza mediante workflows. Un workflow representa una versión concreta de un registro de información, lo que permite que un mismo procedimiento o servicio pueda tener varias versiones activas a la vez.</w:t>
+        <w:t xml:space="preserve">En ROLSAC2, la información de procedimientos y servicios se organiza mediante </w:t>
+      </w:r>
+      <w:proofErr w:type="spellStart"/>
+      <w:r>
+        <w:t>workflows</w:t>
+      </w:r>
+      <w:proofErr w:type="spellEnd"/>
+      <w:r>
+        <w:t xml:space="preserve">. Un </w:t>
+      </w:r>
+      <w:proofErr w:type="spellStart"/>
+      <w:r>
+        <w:t>workflow</w:t>
+      </w:r>
+      <w:proofErr w:type="spellEnd"/>
+      <w:r>
+        <w:t xml:space="preserve"> representa una versión concreta de un registro de información, lo que permite que un mismo procedimiento o servicio pueda tener varias versiones activas a la vez.</w:t>
       </w:r>
     </w:p>
     <w:p/>
@@ -1449,7 +1614,7 @@
                     <pic:cNvPicPr/>
                   </pic:nvPicPr>
                   <pic:blipFill>
-                    <a:blip r:embed="rId16">
+                    <a:blip r:embed="rId15">
                       <a:extLst>
                         <a:ext uri="{28A0092B-C50C-407E-A947-70E740481C1C}">
                           <a14:useLocalDpi xmlns:a14="http://schemas.microsoft.com/office/drawing/2010/main"/>
@@ -1478,7 +1643,15 @@
     </w:p>
     <w:p>
       <w:r>
-        <w:t>Para lograr este objetivo se usan los denominados workflows.</w:t>
+        <w:t xml:space="preserve">Para lograr este objetivo se usan los denominados </w:t>
+      </w:r>
+      <w:proofErr w:type="spellStart"/>
+      <w:r>
+        <w:t>workflows</w:t>
+      </w:r>
+      <w:proofErr w:type="spellEnd"/>
+      <w:r>
+        <w:t>.</w:t>
       </w:r>
     </w:p>
     <w:p>
@@ -1486,7 +1659,15 @@
         <w:t>Existen do</w:t>
       </w:r>
       <w:r>
-        <w:t>s workflows posibles</w:t>
+        <w:t xml:space="preserve">s </w:t>
+      </w:r>
+      <w:proofErr w:type="spellStart"/>
+      <w:r>
+        <w:t>workflows</w:t>
+      </w:r>
+      <w:proofErr w:type="spellEnd"/>
+      <w:r>
+        <w:t xml:space="preserve"> posibles</w:t>
       </w:r>
     </w:p>
     <w:p>
@@ -1497,8 +1678,13 @@
           <w:numId w:val="2"/>
         </w:numPr>
       </w:pPr>
-      <w:r>
-        <w:t xml:space="preserve">Workflow </w:t>
+      <w:proofErr w:type="spellStart"/>
+      <w:r>
+        <w:t>Workflow</w:t>
+      </w:r>
+      <w:proofErr w:type="spellEnd"/>
+      <w:r>
+        <w:t xml:space="preserve"> </w:t>
       </w:r>
       <w:r>
         <w:t>en m</w:t>
@@ -1548,8 +1734,13 @@
           <w:numId w:val="2"/>
         </w:numPr>
       </w:pPr>
-      <w:r>
-        <w:t xml:space="preserve">Workflow </w:t>
+      <w:proofErr w:type="spellStart"/>
+      <w:r>
+        <w:t>Workflow</w:t>
+      </w:r>
+      <w:proofErr w:type="spellEnd"/>
+      <w:r>
+        <w:t xml:space="preserve"> </w:t>
       </w:r>
       <w:r>
         <w:t>Definitivo</w:t>
@@ -1558,7 +1749,15 @@
         <w:t>: muestra información vigente y disponible para su uso.</w:t>
       </w:r>
       <w:r>
-        <w:t xml:space="preserve"> Dentro del workflow definitivo se encuentran los estados publicados y cerrados.</w:t>
+        <w:t xml:space="preserve"> Dentro del </w:t>
+      </w:r>
+      <w:proofErr w:type="spellStart"/>
+      <w:r>
+        <w:t>workflow</w:t>
+      </w:r>
+      <w:proofErr w:type="spellEnd"/>
+      <w:r>
+        <w:t xml:space="preserve"> definitivo se encuentran los estados publicados y cerrados.</w:t>
       </w:r>
     </w:p>
     <w:p>
@@ -1617,7 +1816,7 @@
                     <pic:cNvPicPr/>
                   </pic:nvPicPr>
                   <pic:blipFill>
-                    <a:blip r:embed="rId17"/>
+                    <a:blip r:embed="rId16"/>
                     <a:stretch>
                       <a:fillRect/>
                     </a:stretch>
@@ -1692,7 +1891,15 @@
         <w:t>. Cada una de estas versiones tiene su propio conjunto de información,</w:t>
       </w:r>
       <w:r>
-        <w:t xml:space="preserve"> y para diferenciarlas se usa el códigoWF del procedimiento o servicio. </w:t>
+        <w:t xml:space="preserve"> y para diferenciarlas se usa el </w:t>
+      </w:r>
+      <w:proofErr w:type="spellStart"/>
+      <w:r>
+        <w:t>códigoWF</w:t>
+      </w:r>
+      <w:proofErr w:type="spellEnd"/>
+      <w:r>
+        <w:t xml:space="preserve"> del procedimiento o servicio. </w:t>
       </w:r>
     </w:p>
     <w:p/>
@@ -1737,16 +1944,40 @@
         <w:t>trámite</w:t>
       </w:r>
       <w:r>
-        <w:t xml:space="preserve"> de ambos workflows (modificado / publicado)</w:t>
-      </w:r>
-      <w:r>
-        <w:t xml:space="preserve">, y para poder diferenciar a que worflow </w:t>
+        <w:t xml:space="preserve"> de ambos </w:t>
+      </w:r>
+      <w:proofErr w:type="spellStart"/>
+      <w:r>
+        <w:t>workflows</w:t>
+      </w:r>
+      <w:proofErr w:type="spellEnd"/>
+      <w:r>
+        <w:t xml:space="preserve"> (modificado / publicado)</w:t>
+      </w:r>
+      <w:r>
+        <w:t xml:space="preserve">, y para poder diferenciar a que </w:t>
+      </w:r>
+      <w:proofErr w:type="spellStart"/>
+      <w:r>
+        <w:t>worflow</w:t>
+      </w:r>
+      <w:proofErr w:type="spellEnd"/>
+      <w:r>
+        <w:t xml:space="preserve"> </w:t>
       </w:r>
       <w:r>
         <w:t xml:space="preserve">de procedimiento </w:t>
       </w:r>
       <w:r>
-        <w:t>pertenece, incluye un campo codigoWF propio</w:t>
+        <w:t xml:space="preserve">pertenece, incluye un campo </w:t>
+      </w:r>
+      <w:proofErr w:type="spellStart"/>
+      <w:r>
+        <w:t>codigoWF</w:t>
+      </w:r>
+      <w:proofErr w:type="spellEnd"/>
+      <w:r>
+        <w:t xml:space="preserve"> propio</w:t>
       </w:r>
       <w:r>
         <w:t>, que es el identificador único del trámite.</w:t>
@@ -1778,7 +2009,7 @@
       <w:pPr>
         <w:pStyle w:val="Ttulo2"/>
       </w:pPr>
-      <w:bookmarkStart w:id="3" w:name="_Toc227233555"/>
+      <w:bookmarkStart w:id="3" w:name="_Toc239931914"/>
       <w:r>
         <w:t>Procedimientos</w:t>
       </w:r>
@@ -1814,13 +2045,29 @@
         <w:t>ó</w:t>
       </w:r>
       <w:r>
-        <w:t>gica de workflows.</w:t>
+        <w:t xml:space="preserve">gica de </w:t>
+      </w:r>
+      <w:proofErr w:type="spellStart"/>
+      <w:r>
+        <w:t>workflows</w:t>
+      </w:r>
+      <w:proofErr w:type="spellEnd"/>
+      <w:r>
+        <w:t>.</w:t>
       </w:r>
     </w:p>
     <w:p/>
     <w:p>
       <w:r>
-        <w:t>En las consultas de procedimientos hay dos claves funcionales relacionadas con el workflow:</w:t>
+        <w:t xml:space="preserve">En las consultas de procedimientos hay dos claves funcionales relacionadas con el </w:t>
+      </w:r>
+      <w:proofErr w:type="spellStart"/>
+      <w:r>
+        <w:t>workflow</w:t>
+      </w:r>
+      <w:proofErr w:type="spellEnd"/>
+      <w:r>
+        <w:t>:</w:t>
       </w:r>
     </w:p>
     <w:p>
@@ -1831,8 +2078,13 @@
           <w:numId w:val="3"/>
         </w:numPr>
       </w:pPr>
-      <w:r>
-        <w:t xml:space="preserve">estadoWF: </w:t>
+      <w:proofErr w:type="spellStart"/>
+      <w:r>
+        <w:t>estadoWF</w:t>
+      </w:r>
+      <w:proofErr w:type="spellEnd"/>
+      <w:r>
+        <w:t xml:space="preserve">: </w:t>
       </w:r>
       <w:r>
         <w:t>indica qu</w:t>
@@ -1844,7 +2096,15 @@
         <w:t>é</w:t>
       </w:r>
       <w:r>
-        <w:t xml:space="preserve"> estado de workflow quieres consultar en la operaci</w:t>
+        <w:t xml:space="preserve"> estado de </w:t>
+      </w:r>
+      <w:proofErr w:type="spellStart"/>
+      <w:r>
+        <w:t>workflow</w:t>
+      </w:r>
+      <w:proofErr w:type="spellEnd"/>
+      <w:r>
+        <w:t xml:space="preserve"> quieres consultar en la operaci</w:t>
       </w:r>
       <w:r>
         <w:rPr>
@@ -1853,7 +2113,15 @@
         <w:t>ó</w:t>
       </w:r>
       <w:r>
-        <w:t>n. Por ejemplo, si se informa estadoWF = "M", la respuesta devolver</w:t>
+        <w:t xml:space="preserve">n. Por ejemplo, si se informa </w:t>
+      </w:r>
+      <w:proofErr w:type="spellStart"/>
+      <w:r>
+        <w:t>estadoWF</w:t>
+      </w:r>
+      <w:proofErr w:type="spellEnd"/>
+      <w:r>
+        <w:t xml:space="preserve"> = "M", la respuesta devolver</w:t>
       </w:r>
       <w:r>
         <w:rPr>
@@ -1919,6 +2187,7 @@
         </w:numPr>
       </w:pPr>
       <w:r>
+        <w:lastRenderedPageBreak/>
         <w:t>código</w:t>
       </w:r>
       <w:r>
@@ -1948,8 +2217,21 @@
           <w:numId w:val="3"/>
         </w:numPr>
       </w:pPr>
-      <w:r>
-        <w:t>codigoWF del procedimiento: en este caso, la consulta se realiza directamente sobre ese workflow concreto.</w:t>
+      <w:proofErr w:type="spellStart"/>
+      <w:r>
+        <w:t>codigoWF</w:t>
+      </w:r>
+      <w:proofErr w:type="spellEnd"/>
+      <w:r>
+        <w:t xml:space="preserve"> del procedimiento: en este caso, la consulta se realiza directamente sobre ese </w:t>
+      </w:r>
+      <w:proofErr w:type="spellStart"/>
+      <w:r>
+        <w:t>workflow</w:t>
+      </w:r>
+      <w:proofErr w:type="spellEnd"/>
+      <w:r>
+        <w:t xml:space="preserve"> concreto.</w:t>
       </w:r>
     </w:p>
     <w:p>
@@ -1964,7 +2246,15 @@
         <w:t>código</w:t>
       </w:r>
       <w:r>
-        <w:t xml:space="preserve"> del procedimiento: en este caso, el workflow que se consulta se determina con el par</w:t>
+        <w:t xml:space="preserve"> del procedimiento: en este caso, el </w:t>
+      </w:r>
+      <w:proofErr w:type="spellStart"/>
+      <w:r>
+        <w:t>workflow</w:t>
+      </w:r>
+      <w:proofErr w:type="spellEnd"/>
+      <w:r>
+        <w:t xml:space="preserve"> que se consulta se determina con el par</w:t>
       </w:r>
       <w:r>
         <w:rPr>
@@ -1973,7 +2263,15 @@
         <w:t>á</w:t>
       </w:r>
       <w:r>
-        <w:t>metro estadoWF informado en la petici</w:t>
+        <w:t xml:space="preserve">metro </w:t>
+      </w:r>
+      <w:proofErr w:type="spellStart"/>
+      <w:r>
+        <w:t>estadoWF</w:t>
+      </w:r>
+      <w:proofErr w:type="spellEnd"/>
+      <w:r>
+        <w:t xml:space="preserve"> informado en la petici</w:t>
       </w:r>
       <w:r>
         <w:rPr>
@@ -1994,11 +2292,16 @@
       <w:pPr>
         <w:pStyle w:val="Ttulo3"/>
       </w:pPr>
-      <w:bookmarkStart w:id="4" w:name="_Toc227233556"/>
-      <w:r>
-        <w:t>Parámetro estadoWF</w:t>
+      <w:bookmarkStart w:id="4" w:name="_Toc239931915"/>
+      <w:r>
+        <w:t xml:space="preserve">Parámetro </w:t>
+      </w:r>
+      <w:proofErr w:type="spellStart"/>
+      <w:r>
+        <w:t>estadoWF</w:t>
       </w:r>
       <w:bookmarkEnd w:id="4"/>
+      <w:proofErr w:type="spellEnd"/>
     </w:p>
     <w:p/>
     <w:p>
@@ -2012,7 +2315,15 @@
         <w:t>á</w:t>
       </w:r>
       <w:r>
-        <w:t>metro estadoWF permite definir la visi</w:t>
+        <w:t xml:space="preserve">metro </w:t>
+      </w:r>
+      <w:proofErr w:type="spellStart"/>
+      <w:r>
+        <w:t>estadoWF</w:t>
+      </w:r>
+      <w:proofErr w:type="spellEnd"/>
+      <w:r>
+        <w:t xml:space="preserve"> permite definir la visi</w:t>
       </w:r>
       <w:r>
         <w:rPr>
@@ -2036,7 +2347,15 @@
         <w:t xml:space="preserve">D: </w:t>
       </w:r>
       <w:r>
-        <w:t>definitivo (consulta el workflow definitivo; incluye los estados P publicado, PT pendiente de cerrar y T cerrado)</w:t>
+        <w:t xml:space="preserve">definitivo (consulta el </w:t>
+      </w:r>
+      <w:proofErr w:type="spellStart"/>
+      <w:r>
+        <w:t>workflow</w:t>
+      </w:r>
+      <w:proofErr w:type="spellEnd"/>
+      <w:r>
+        <w:t xml:space="preserve"> definitivo; incluye los estados P publicado, PT pendiente de cerrar y T cerrado)</w:t>
       </w:r>
     </w:p>
     <w:p>
@@ -2051,7 +2370,15 @@
         <w:t xml:space="preserve">M: </w:t>
       </w:r>
       <w:r>
-        <w:t>modificado (consulta el workflow en modificaci</w:t>
+        <w:t xml:space="preserve">modificado (consulta el </w:t>
+      </w:r>
+      <w:proofErr w:type="spellStart"/>
+      <w:r>
+        <w:t>workflow</w:t>
+      </w:r>
+      <w:proofErr w:type="spellEnd"/>
+      <w:r>
+        <w:t xml:space="preserve"> en modificaci</w:t>
       </w:r>
       <w:r>
         <w:rPr>
@@ -2120,7 +2447,6 @@
         </w:numPr>
       </w:pPr>
       <w:r>
-        <w:lastRenderedPageBreak/>
         <w:t>A: publicado y modificado (permite obtener ambas versiones).</w:t>
       </w:r>
       <w:r>
@@ -2141,7 +2467,15 @@
         </w:numPr>
       </w:pPr>
       <w:r>
-        <w:t>POST /services/v1/procedimientos/{</w:t>
+        <w:t>POST /</w:t>
+      </w:r>
+      <w:proofErr w:type="spellStart"/>
+      <w:r>
+        <w:t>services</w:t>
+      </w:r>
+      <w:proofErr w:type="spellEnd"/>
+      <w:r>
+        <w:t>/v1/procedimientos/{</w:t>
       </w:r>
       <w:r>
         <w:t>código</w:t>
@@ -2159,7 +2493,15 @@
         </w:numPr>
       </w:pPr>
       <w:r>
-        <w:t>POST /services/v1/procedimientos (consulta de listado de procedimientos).</w:t>
+        <w:t>POST /</w:t>
+      </w:r>
+      <w:proofErr w:type="spellStart"/>
+      <w:r>
+        <w:t>services</w:t>
+      </w:r>
+      <w:proofErr w:type="spellEnd"/>
+      <w:r>
+        <w:t>/v1/procedimientos (consulta de listado de procedimientos).</w:t>
       </w:r>
     </w:p>
     <w:p>
@@ -2171,7 +2513,7 @@
       <w:pPr>
         <w:pStyle w:val="Ttulo3"/>
       </w:pPr>
-      <w:bookmarkStart w:id="5" w:name="_Toc227233557"/>
+      <w:bookmarkStart w:id="5" w:name="_Toc239931916"/>
       <w:r>
         <w:t>Métodos de procedimientos</w:t>
       </w:r>
@@ -2180,7 +2522,15 @@
     <w:p/>
     <w:p>
       <w:r>
-        <w:t>POST /services/v1/procedimientos/{</w:t>
+        <w:t>POST /</w:t>
+      </w:r>
+      <w:proofErr w:type="spellStart"/>
+      <w:r>
+        <w:t>services</w:t>
+      </w:r>
+      <w:proofErr w:type="spellEnd"/>
+      <w:r>
+        <w:t>/v1/procedimientos/{</w:t>
       </w:r>
       <w:r>
         <w:t>código</w:t>
@@ -2210,7 +2560,15 @@
         </w:numPr>
       </w:pPr>
       <w:r>
-        <w:t>Con estadoWF decides si quieres ver su versi</w:t>
+        <w:t xml:space="preserve">Con </w:t>
+      </w:r>
+      <w:proofErr w:type="spellStart"/>
+      <w:r>
+        <w:t>estadoWF</w:t>
+      </w:r>
+      <w:proofErr w:type="spellEnd"/>
+      <w:r>
+        <w:t xml:space="preserve"> decides si quieres ver su versi</w:t>
       </w:r>
       <w:r>
         <w:rPr>
@@ -2251,7 +2609,15 @@
     </w:p>
     <w:p>
       <w:r>
-        <w:t>POST /services/v1/procedimientos</w:t>
+        <w:t>POST /</w:t>
+      </w:r>
+      <w:proofErr w:type="spellStart"/>
+      <w:r>
+        <w:t>services</w:t>
+      </w:r>
+      <w:proofErr w:type="spellEnd"/>
+      <w:r>
+        <w:t>/v1/procedimientos</w:t>
       </w:r>
     </w:p>
     <w:p>
@@ -2293,7 +2659,15 @@
         <w:t>í</w:t>
       </w:r>
       <w:r>
-        <w:t xml:space="preserve"> estadoWF es clave para controlar si el listado representa contenido publicado, contenido en modificaci</w:t>
+        <w:t xml:space="preserve"> </w:t>
+      </w:r>
+      <w:proofErr w:type="spellStart"/>
+      <w:r>
+        <w:t>estadoWF</w:t>
+      </w:r>
+      <w:proofErr w:type="spellEnd"/>
+      <w:r>
+        <w:t xml:space="preserve"> es clave para controlar si el listado representa contenido publicado, contenido en modificaci</w:t>
       </w:r>
       <w:r>
         <w:rPr>
@@ -2307,7 +2681,15 @@
     </w:p>
     <w:p>
       <w:r>
-        <w:t>POST /services/v1/procedimientos/normativas/{</w:t>
+        <w:t>POST /</w:t>
+      </w:r>
+      <w:proofErr w:type="spellStart"/>
+      <w:r>
+        <w:t>services</w:t>
+      </w:r>
+      <w:proofErr w:type="spellEnd"/>
+      <w:r>
+        <w:t>/v1/procedimientos/normativas/{</w:t>
       </w:r>
       <w:r>
         <w:t>código</w:t>
@@ -2334,7 +2716,15 @@
         <w:t>ó</w:t>
       </w:r>
       <w:r>
-        <w:t>digo de workflow indicado.</w:t>
+        <w:t xml:space="preserve">digo de </w:t>
+      </w:r>
+      <w:proofErr w:type="spellStart"/>
+      <w:r>
+        <w:t>workflow</w:t>
+      </w:r>
+      <w:proofErr w:type="spellEnd"/>
+      <w:r>
+        <w:t xml:space="preserve"> indicado.</w:t>
       </w:r>
     </w:p>
     <w:p>
@@ -2364,12 +2754,36 @@
         <w:t>ó</w:t>
       </w:r>
       <w:r>
-        <w:t>n (workflow) que quieras consultar.</w:t>
-      </w:r>
-    </w:p>
-    <w:p>
-      <w:r>
-        <w:t>POST /services/v1/procedimientos/temas/{codigo}</w:t>
+        <w:t>n (</w:t>
+      </w:r>
+      <w:proofErr w:type="spellStart"/>
+      <w:r>
+        <w:t>workflow</w:t>
+      </w:r>
+      <w:proofErr w:type="spellEnd"/>
+      <w:r>
+        <w:t>) que quieras consultar.</w:t>
+      </w:r>
+    </w:p>
+    <w:p>
+      <w:r>
+        <w:t>POST /</w:t>
+      </w:r>
+      <w:proofErr w:type="spellStart"/>
+      <w:r>
+        <w:t>services</w:t>
+      </w:r>
+      <w:proofErr w:type="spellEnd"/>
+      <w:r>
+        <w:t>/v1/procedimientos/temas/{</w:t>
+      </w:r>
+      <w:proofErr w:type="spellStart"/>
+      <w:r>
+        <w:t>codigo</w:t>
+      </w:r>
+      <w:proofErr w:type="spellEnd"/>
+      <w:r>
+        <w:t>}</w:t>
       </w:r>
     </w:p>
     <w:p>
@@ -2390,7 +2804,15 @@
         <w:t>ó</w:t>
       </w:r>
       <w:r>
-        <w:t xml:space="preserve">n de workflow seleccionada mediante </w:t>
+        <w:t xml:space="preserve">n de </w:t>
+      </w:r>
+      <w:proofErr w:type="spellStart"/>
+      <w:r>
+        <w:t>workflow</w:t>
+      </w:r>
+      <w:proofErr w:type="spellEnd"/>
+      <w:r>
+        <w:t xml:space="preserve"> seleccionada mediante </w:t>
       </w:r>
       <w:r>
         <w:t>código</w:t>
@@ -2401,7 +2823,23 @@
     </w:p>
     <w:p>
       <w:r>
-        <w:t>POST /services/v1/procedimientos/documentos/{codigo}</w:t>
+        <w:t>POST /</w:t>
+      </w:r>
+      <w:proofErr w:type="spellStart"/>
+      <w:r>
+        <w:t>services</w:t>
+      </w:r>
+      <w:proofErr w:type="spellEnd"/>
+      <w:r>
+        <w:t>/v1/procedimientos/documentos/{</w:t>
+      </w:r>
+      <w:proofErr w:type="spellStart"/>
+      <w:r>
+        <w:t>codigo</w:t>
+      </w:r>
+      <w:proofErr w:type="spellEnd"/>
+      <w:r>
+        <w:t>}</w:t>
       </w:r>
     </w:p>
     <w:p>
@@ -2413,12 +2851,44 @@
         </w:numPr>
       </w:pPr>
       <w:r>
-        <w:t>Devuelve los documentos del procedimiento asociados al workflow indicado.</w:t>
-      </w:r>
-    </w:p>
-    <w:p>
-      <w:r>
-        <w:t>POST /services/v1/procedimientos/documentosLopd/{codigo}</w:t>
+        <w:t xml:space="preserve">Devuelve los documentos del procedimiento asociados al </w:t>
+      </w:r>
+      <w:proofErr w:type="spellStart"/>
+      <w:r>
+        <w:t>workflow</w:t>
+      </w:r>
+      <w:proofErr w:type="spellEnd"/>
+      <w:r>
+        <w:t xml:space="preserve"> indicado.</w:t>
+      </w:r>
+    </w:p>
+    <w:p>
+      <w:r>
+        <w:t>POST /</w:t>
+      </w:r>
+      <w:proofErr w:type="spellStart"/>
+      <w:r>
+        <w:t>services</w:t>
+      </w:r>
+      <w:proofErr w:type="spellEnd"/>
+      <w:r>
+        <w:t>/v1/procedimientos/</w:t>
+      </w:r>
+      <w:proofErr w:type="spellStart"/>
+      <w:r>
+        <w:t>documentosLopd</w:t>
+      </w:r>
+      <w:proofErr w:type="spellEnd"/>
+      <w:r>
+        <w:t>/{</w:t>
+      </w:r>
+      <w:proofErr w:type="spellStart"/>
+      <w:r>
+        <w:t>codigo</w:t>
+      </w:r>
+      <w:proofErr w:type="spellEnd"/>
+      <w:r>
+        <w:t>}</w:t>
       </w:r>
     </w:p>
     <w:p>
@@ -2430,6 +2900,7 @@
         </w:numPr>
       </w:pPr>
       <w:r>
+        <w:lastRenderedPageBreak/>
         <w:t>Recupera la documentaci</w:t>
       </w:r>
       <w:r>
@@ -2439,12 +2910,44 @@
         <w:t>ó</w:t>
       </w:r>
       <w:r>
-        <w:t>n LOPD del procedimiento para el workflow consultado.</w:t>
-      </w:r>
-    </w:p>
-    <w:p>
-      <w:r>
-        <w:t>POST /services/v1/procedimientos/publicoObjetivoEntidad/{codigo}</w:t>
+        <w:t xml:space="preserve">n LOPD del procedimiento para el </w:t>
+      </w:r>
+      <w:proofErr w:type="spellStart"/>
+      <w:r>
+        <w:t>workflow</w:t>
+      </w:r>
+      <w:proofErr w:type="spellEnd"/>
+      <w:r>
+        <w:t xml:space="preserve"> consultado.</w:t>
+      </w:r>
+    </w:p>
+    <w:p>
+      <w:r>
+        <w:t>POST /</w:t>
+      </w:r>
+      <w:proofErr w:type="spellStart"/>
+      <w:r>
+        <w:t>services</w:t>
+      </w:r>
+      <w:proofErr w:type="spellEnd"/>
+      <w:r>
+        <w:t>/v1/procedimientos/</w:t>
+      </w:r>
+      <w:proofErr w:type="spellStart"/>
+      <w:r>
+        <w:t>publicoObjetivoEntidad</w:t>
+      </w:r>
+      <w:proofErr w:type="spellEnd"/>
+      <w:r>
+        <w:t>/{</w:t>
+      </w:r>
+      <w:proofErr w:type="spellStart"/>
+      <w:r>
+        <w:t>codigo</w:t>
+      </w:r>
+      <w:proofErr w:type="spellEnd"/>
+      <w:r>
+        <w:t>}</w:t>
       </w:r>
     </w:p>
     <w:p>
@@ -2474,7 +2977,15 @@
         <w:t>ó</w:t>
       </w:r>
       <w:r>
-        <w:t>digo de workflow informado.</w:t>
+        <w:t xml:space="preserve">digo de </w:t>
+      </w:r>
+      <w:proofErr w:type="spellStart"/>
+      <w:r>
+        <w:t>workflow</w:t>
+      </w:r>
+      <w:proofErr w:type="spellEnd"/>
+      <w:r>
+        <w:t xml:space="preserve"> informado.</w:t>
       </w:r>
     </w:p>
     <w:p/>
@@ -2482,7 +2993,7 @@
       <w:pPr>
         <w:pStyle w:val="Ttulo2"/>
       </w:pPr>
-      <w:bookmarkStart w:id="6" w:name="_Toc227233558"/>
+      <w:bookmarkStart w:id="6" w:name="_Toc239931917"/>
       <w:r>
         <w:t>Servicios</w:t>
       </w:r>
@@ -2518,13 +3029,29 @@
         <w:t>ó</w:t>
       </w:r>
       <w:r>
-        <w:t>gica de workflows.</w:t>
+        <w:t xml:space="preserve">gica de </w:t>
+      </w:r>
+      <w:proofErr w:type="spellStart"/>
+      <w:r>
+        <w:t>workflows</w:t>
+      </w:r>
+      <w:proofErr w:type="spellEnd"/>
+      <w:r>
+        <w:t>.</w:t>
       </w:r>
     </w:p>
     <w:p/>
     <w:p>
       <w:r>
-        <w:t xml:space="preserve">En las consultas de servicios hay dos claves funcionales relacionadas con el workflow:  </w:t>
+        <w:t xml:space="preserve">En las consultas de servicios hay dos claves funcionales relacionadas con el </w:t>
+      </w:r>
+      <w:proofErr w:type="spellStart"/>
+      <w:r>
+        <w:t>workflow</w:t>
+      </w:r>
+      <w:proofErr w:type="spellEnd"/>
+      <w:r>
+        <w:t xml:space="preserve">:  </w:t>
       </w:r>
     </w:p>
     <w:p>
@@ -2535,8 +3062,13 @@
           <w:numId w:val="9"/>
         </w:numPr>
       </w:pPr>
-      <w:r>
-        <w:t xml:space="preserve">estadoWF: </w:t>
+      <w:proofErr w:type="spellStart"/>
+      <w:r>
+        <w:t>estadoWF</w:t>
+      </w:r>
+      <w:proofErr w:type="spellEnd"/>
+      <w:r>
+        <w:t xml:space="preserve">: </w:t>
       </w:r>
       <w:r>
         <w:t>indica qu</w:t>
@@ -2548,7 +3080,15 @@
         <w:t>é</w:t>
       </w:r>
       <w:r>
-        <w:t xml:space="preserve"> estado de workflow quieres consultar en la operaci</w:t>
+        <w:t xml:space="preserve"> estado de </w:t>
+      </w:r>
+      <w:proofErr w:type="spellStart"/>
+      <w:r>
+        <w:t>workflow</w:t>
+      </w:r>
+      <w:proofErr w:type="spellEnd"/>
+      <w:r>
+        <w:t xml:space="preserve"> quieres consultar en la operaci</w:t>
       </w:r>
       <w:r>
         <w:rPr>
@@ -2557,7 +3097,15 @@
         <w:t>ó</w:t>
       </w:r>
       <w:r>
-        <w:t>n. Por ejemplo, si se informa estadoWF = "M", la respuesta devolver</w:t>
+        <w:t xml:space="preserve">n. Por ejemplo, si se informa </w:t>
+      </w:r>
+      <w:proofErr w:type="spellStart"/>
+      <w:r>
+        <w:t>estadoWF</w:t>
+      </w:r>
+      <w:proofErr w:type="spellEnd"/>
+      <w:r>
+        <w:t xml:space="preserve"> = "M", la respuesta devolver</w:t>
       </w:r>
       <w:r>
         <w:rPr>
@@ -2658,14 +3206,27 @@
           <w:numId w:val="9"/>
         </w:numPr>
       </w:pPr>
-      <w:r>
-        <w:t xml:space="preserve">codigoWF del </w:t>
+      <w:proofErr w:type="spellStart"/>
+      <w:r>
+        <w:t>codigoWF</w:t>
+      </w:r>
+      <w:proofErr w:type="spellEnd"/>
+      <w:r>
+        <w:t xml:space="preserve"> del </w:t>
       </w:r>
       <w:r>
         <w:t>servicio</w:t>
       </w:r>
       <w:r>
-        <w:t>: en este caso, la consulta se realiza directamente sobre ese workflow concreto.</w:t>
+        <w:t xml:space="preserve">: en este caso, la consulta se realiza directamente sobre ese </w:t>
+      </w:r>
+      <w:proofErr w:type="spellStart"/>
+      <w:r>
+        <w:t>workflow</w:t>
+      </w:r>
+      <w:proofErr w:type="spellEnd"/>
+      <w:r>
+        <w:t xml:space="preserve"> concreto.</w:t>
       </w:r>
     </w:p>
     <w:p>
@@ -2686,7 +3247,15 @@
         <w:t>servicio</w:t>
       </w:r>
       <w:r>
-        <w:t>: en este caso, el workflow que se consulta se determina con el par</w:t>
+        <w:t xml:space="preserve">: en este caso, el </w:t>
+      </w:r>
+      <w:proofErr w:type="spellStart"/>
+      <w:r>
+        <w:t>workflow</w:t>
+      </w:r>
+      <w:proofErr w:type="spellEnd"/>
+      <w:r>
+        <w:t xml:space="preserve"> que se consulta se determina con el par</w:t>
       </w:r>
       <w:r>
         <w:rPr>
@@ -2695,7 +3264,15 @@
         <w:t>á</w:t>
       </w:r>
       <w:r>
-        <w:t>metro estadoWF informado en la petici</w:t>
+        <w:t xml:space="preserve">metro </w:t>
+      </w:r>
+      <w:proofErr w:type="spellStart"/>
+      <w:r>
+        <w:t>estadoWF</w:t>
+      </w:r>
+      <w:proofErr w:type="spellEnd"/>
+      <w:r>
+        <w:t xml:space="preserve"> informado en la petici</w:t>
       </w:r>
       <w:r>
         <w:rPr>
@@ -2712,11 +3289,16 @@
       <w:pPr>
         <w:pStyle w:val="Ttulo3"/>
       </w:pPr>
-      <w:bookmarkStart w:id="7" w:name="_Toc227233559"/>
-      <w:r>
-        <w:t>Parámetro estadoWF</w:t>
+      <w:bookmarkStart w:id="7" w:name="_Toc239931918"/>
+      <w:r>
+        <w:t xml:space="preserve">Parámetro </w:t>
+      </w:r>
+      <w:proofErr w:type="spellStart"/>
+      <w:r>
+        <w:t>estadoWF</w:t>
       </w:r>
       <w:bookmarkEnd w:id="7"/>
+      <w:proofErr w:type="spellEnd"/>
     </w:p>
     <w:p/>
     <w:p>
@@ -2730,7 +3312,15 @@
         <w:t>á</w:t>
       </w:r>
       <w:r>
-        <w:t>metro estadoWF permite definir la visi</w:t>
+        <w:t xml:space="preserve">metro </w:t>
+      </w:r>
+      <w:proofErr w:type="spellStart"/>
+      <w:r>
+        <w:t>estadoWF</w:t>
+      </w:r>
+      <w:proofErr w:type="spellEnd"/>
+      <w:r>
+        <w:t xml:space="preserve"> permite definir la visi</w:t>
       </w:r>
       <w:r>
         <w:rPr>
@@ -2751,11 +3341,18 @@
         </w:numPr>
       </w:pPr>
       <w:r>
-        <w:lastRenderedPageBreak/>
         <w:t xml:space="preserve">D: </w:t>
       </w:r>
       <w:r>
-        <w:t>definitivo (consulta el workflow definitivo; incluye los estados P publicado, PT pendiente de cerrar y T cerrado)</w:t>
+        <w:t xml:space="preserve">definitivo (consulta el </w:t>
+      </w:r>
+      <w:proofErr w:type="spellStart"/>
+      <w:r>
+        <w:t>workflow</w:t>
+      </w:r>
+      <w:proofErr w:type="spellEnd"/>
+      <w:r>
+        <w:t xml:space="preserve"> definitivo; incluye los estados P publicado, PT pendiente de cerrar y T cerrado)</w:t>
       </w:r>
       <w:r>
         <w:t xml:space="preserve">  </w:t>
@@ -2773,7 +3370,15 @@
         <w:t xml:space="preserve">M: </w:t>
       </w:r>
       <w:r>
-        <w:t>modificado (consulta el workflow en modificaci</w:t>
+        <w:t xml:space="preserve">modificado (consulta el </w:t>
+      </w:r>
+      <w:proofErr w:type="spellStart"/>
+      <w:r>
+        <w:t>workflow</w:t>
+      </w:r>
+      <w:proofErr w:type="spellEnd"/>
+      <w:r>
+        <w:t xml:space="preserve"> en modificaci</w:t>
       </w:r>
       <w:r>
         <w:rPr>
@@ -2845,10 +3450,18 @@
         </w:numPr>
       </w:pPr>
       <w:r>
-        <w:t>A: publicado y modificado (permite obtener ambas versiones).</w:t>
-      </w:r>
-      <w:r>
-        <w:t>(Pendiente de revisión)</w:t>
+        <w:t>A: publicado y modificado (permite obtener ambas versiones</w:t>
+      </w:r>
+      <w:proofErr w:type="gramStart"/>
+      <w:r>
+        <w:t>).</w:t>
+      </w:r>
+      <w:r>
+        <w:t>(</w:t>
+      </w:r>
+      <w:proofErr w:type="gramEnd"/>
+      <w:r>
+        <w:t>Pendiente de revisión)</w:t>
       </w:r>
     </w:p>
     <w:p>
@@ -2871,7 +3484,23 @@
         </w:numPr>
       </w:pPr>
       <w:r>
-        <w:t xml:space="preserve">POST /services/v1/servicios/{codigo} (consulta de un servicio concreto).  </w:t>
+        <w:t>POST /</w:t>
+      </w:r>
+      <w:proofErr w:type="spellStart"/>
+      <w:r>
+        <w:t>services</w:t>
+      </w:r>
+      <w:proofErr w:type="spellEnd"/>
+      <w:r>
+        <w:t>/v1/servicios/{</w:t>
+      </w:r>
+      <w:proofErr w:type="spellStart"/>
+      <w:r>
+        <w:t>codigo</w:t>
+      </w:r>
+      <w:proofErr w:type="spellEnd"/>
+      <w:r>
+        <w:t xml:space="preserve">} (consulta de un servicio concreto).  </w:t>
       </w:r>
     </w:p>
     <w:p>
@@ -2883,7 +3512,15 @@
         </w:numPr>
       </w:pPr>
       <w:r>
-        <w:t xml:space="preserve">POST /services/v1/servicios (consulta de listado de servicios).  </w:t>
+        <w:t>POST /</w:t>
+      </w:r>
+      <w:proofErr w:type="spellStart"/>
+      <w:r>
+        <w:t>services</w:t>
+      </w:r>
+      <w:proofErr w:type="spellEnd"/>
+      <w:r>
+        <w:t xml:space="preserve">/v1/servicios (consulta de listado de servicios).  </w:t>
       </w:r>
     </w:p>
     <w:p>
@@ -2895,7 +3532,23 @@
         </w:numPr>
       </w:pPr>
       <w:r>
-        <w:t>POST /services/v1/servicios/numTotal (total de servicios seg</w:t>
+        <w:t>POST /</w:t>
+      </w:r>
+      <w:proofErr w:type="spellStart"/>
+      <w:r>
+        <w:t>services</w:t>
+      </w:r>
+      <w:proofErr w:type="spellEnd"/>
+      <w:r>
+        <w:t>/v1/servicios/</w:t>
+      </w:r>
+      <w:proofErr w:type="spellStart"/>
+      <w:r>
+        <w:t>numTotal</w:t>
+      </w:r>
+      <w:proofErr w:type="spellEnd"/>
+      <w:r>
+        <w:t xml:space="preserve"> (total de servicios seg</w:t>
       </w:r>
       <w:r>
         <w:rPr>
@@ -2912,8 +3565,9 @@
       <w:pPr>
         <w:pStyle w:val="Ttulo3"/>
       </w:pPr>
-      <w:bookmarkStart w:id="8" w:name="_Toc227233560"/>
-      <w:r>
+      <w:bookmarkStart w:id="8" w:name="_Toc239931919"/>
+      <w:r>
+        <w:lastRenderedPageBreak/>
         <w:t>Métodos de servicios</w:t>
       </w:r>
       <w:bookmarkEnd w:id="8"/>
@@ -2921,7 +3575,23 @@
     <w:p/>
     <w:p>
       <w:r>
-        <w:t>POST /services/v1/servicios/{codigo}</w:t>
+        <w:t>POST /</w:t>
+      </w:r>
+      <w:proofErr w:type="spellStart"/>
+      <w:r>
+        <w:t>services</w:t>
+      </w:r>
+      <w:proofErr w:type="spellEnd"/>
+      <w:r>
+        <w:t>/v1/servicios/{</w:t>
+      </w:r>
+      <w:proofErr w:type="spellStart"/>
+      <w:r>
+        <w:t>codigo</w:t>
+      </w:r>
+      <w:proofErr w:type="spellEnd"/>
+      <w:r>
+        <w:t>}</w:t>
       </w:r>
     </w:p>
     <w:p>
@@ -2945,7 +3615,15 @@
         </w:numPr>
       </w:pPr>
       <w:r>
-        <w:t>Con estadoWF decides si quieres ver su versi</w:t>
+        <w:t xml:space="preserve">Con </w:t>
+      </w:r>
+      <w:proofErr w:type="spellStart"/>
+      <w:r>
+        <w:t>estadoWF</w:t>
+      </w:r>
+      <w:proofErr w:type="spellEnd"/>
+      <w:r>
+        <w:t xml:space="preserve"> decides si quieres ver su versi</w:t>
       </w:r>
       <w:r>
         <w:rPr>
@@ -2987,7 +3665,15 @@
     <w:p/>
     <w:p>
       <w:r>
-        <w:t>POST /services/v1/servicios</w:t>
+        <w:t>POST /</w:t>
+      </w:r>
+      <w:proofErr w:type="spellStart"/>
+      <w:r>
+        <w:t>services</w:t>
+      </w:r>
+      <w:proofErr w:type="spellEnd"/>
+      <w:r>
+        <w:t>/v1/servicios</w:t>
       </w:r>
     </w:p>
     <w:p>
@@ -3029,7 +3715,15 @@
         <w:t>í</w:t>
       </w:r>
       <w:r>
-        <w:t xml:space="preserve"> estadoWF es clave para controlar si el listado representa contenido publicado, contenido en modificaci</w:t>
+        <w:t xml:space="preserve"> </w:t>
+      </w:r>
+      <w:proofErr w:type="spellStart"/>
+      <w:r>
+        <w:t>estadoWF</w:t>
+      </w:r>
+      <w:proofErr w:type="spellEnd"/>
+      <w:r>
+        <w:t xml:space="preserve"> es clave para controlar si el listado representa contenido publicado, contenido en modificaci</w:t>
       </w:r>
       <w:r>
         <w:rPr>
@@ -3044,7 +3738,23 @@
     <w:p/>
     <w:p>
       <w:r>
-        <w:t xml:space="preserve">POST /services/v1/servicios/numTotal  </w:t>
+        <w:t>POST /</w:t>
+      </w:r>
+      <w:proofErr w:type="spellStart"/>
+      <w:r>
+        <w:t>services</w:t>
+      </w:r>
+      <w:proofErr w:type="spellEnd"/>
+      <w:r>
+        <w:t>/v1/servicios/</w:t>
+      </w:r>
+      <w:proofErr w:type="spellStart"/>
+      <w:r>
+        <w:t>numTotal</w:t>
+      </w:r>
+      <w:proofErr w:type="spellEnd"/>
+      <w:r>
+        <w:t xml:space="preserve">  </w:t>
       </w:r>
     </w:p>
     <w:p>
@@ -3077,13 +3787,37 @@
         </w:numPr>
       </w:pPr>
       <w:r>
-        <w:t>Debe mantener el mismo criterio de estadoWF que el listado para que ambos resultados sean consistentes.</w:t>
+        <w:t xml:space="preserve">Debe mantener el mismo criterio de </w:t>
+      </w:r>
+      <w:proofErr w:type="spellStart"/>
+      <w:r>
+        <w:t>estadoWF</w:t>
+      </w:r>
+      <w:proofErr w:type="spellEnd"/>
+      <w:r>
+        <w:t xml:space="preserve"> que el listado para que ambos resultados sean consistentes.</w:t>
       </w:r>
     </w:p>
     <w:p/>
     <w:p>
       <w:r>
-        <w:t>POST /services/v1/servicios/normativas/{codigo}</w:t>
+        <w:t>POST /</w:t>
+      </w:r>
+      <w:proofErr w:type="spellStart"/>
+      <w:r>
+        <w:t>services</w:t>
+      </w:r>
+      <w:proofErr w:type="spellEnd"/>
+      <w:r>
+        <w:t>/v1/servicios/normativas/{</w:t>
+      </w:r>
+      <w:proofErr w:type="spellStart"/>
+      <w:r>
+        <w:t>codigo</w:t>
+      </w:r>
+      <w:proofErr w:type="spellEnd"/>
+      <w:r>
+        <w:t>}</w:t>
       </w:r>
     </w:p>
     <w:p>
@@ -3104,7 +3838,15 @@
         <w:t>ó</w:t>
       </w:r>
       <w:r>
-        <w:t xml:space="preserve">digo de workflow indicado.  </w:t>
+        <w:t xml:space="preserve">digo de </w:t>
+      </w:r>
+      <w:proofErr w:type="spellStart"/>
+      <w:r>
+        <w:t>workflow</w:t>
+      </w:r>
+      <w:proofErr w:type="spellEnd"/>
+      <w:r>
+        <w:t xml:space="preserve"> indicado.  </w:t>
       </w:r>
     </w:p>
     <w:p>
@@ -3134,13 +3876,37 @@
         <w:t>ó</w:t>
       </w:r>
       <w:r>
-        <w:t>n (workflow) que quieras consultar.</w:t>
+        <w:t>n (</w:t>
+      </w:r>
+      <w:proofErr w:type="spellStart"/>
+      <w:r>
+        <w:t>workflow</w:t>
+      </w:r>
+      <w:proofErr w:type="spellEnd"/>
+      <w:r>
+        <w:t>) que quieras consultar.</w:t>
       </w:r>
     </w:p>
     <w:p/>
     <w:p>
       <w:r>
-        <w:t>POST /services/v1/servicios/temas/{codigo}</w:t>
+        <w:t>POST /</w:t>
+      </w:r>
+      <w:proofErr w:type="spellStart"/>
+      <w:r>
+        <w:t>services</w:t>
+      </w:r>
+      <w:proofErr w:type="spellEnd"/>
+      <w:r>
+        <w:t>/v1/servicios/temas/{</w:t>
+      </w:r>
+      <w:proofErr w:type="spellStart"/>
+      <w:r>
+        <w:t>codigo</w:t>
+      </w:r>
+      <w:proofErr w:type="spellEnd"/>
+      <w:r>
+        <w:t>}</w:t>
       </w:r>
     </w:p>
     <w:p>
@@ -3161,7 +3927,15 @@
         <w:t>ó</w:t>
       </w:r>
       <w:r>
-        <w:t xml:space="preserve">n de workflow seleccionada mediante </w:t>
+        <w:t xml:space="preserve">n de </w:t>
+      </w:r>
+      <w:proofErr w:type="spellStart"/>
+      <w:r>
+        <w:t>workflow</w:t>
+      </w:r>
+      <w:proofErr w:type="spellEnd"/>
+      <w:r>
+        <w:t xml:space="preserve"> seleccionada mediante </w:t>
       </w:r>
       <w:r>
         <w:t>código</w:t>
@@ -3173,7 +3947,23 @@
     <w:p/>
     <w:p>
       <w:r>
-        <w:t xml:space="preserve">POST /services/v1/servicios/documentos/{codigo}  </w:t>
+        <w:t>POST /</w:t>
+      </w:r>
+      <w:proofErr w:type="spellStart"/>
+      <w:r>
+        <w:t>services</w:t>
+      </w:r>
+      <w:proofErr w:type="spellEnd"/>
+      <w:r>
+        <w:t>/v1/servicios/documentos/{</w:t>
+      </w:r>
+      <w:proofErr w:type="spellStart"/>
+      <w:r>
+        <w:t>codigo</w:t>
+      </w:r>
+      <w:proofErr w:type="spellEnd"/>
+      <w:r>
+        <w:t xml:space="preserve">}  </w:t>
       </w:r>
     </w:p>
     <w:p>
@@ -3185,13 +3975,45 @@
         </w:numPr>
       </w:pPr>
       <w:r>
-        <w:t>Devuelve los documentos del servicio asociados al workflow indicado.</w:t>
+        <w:t xml:space="preserve">Devuelve los documentos del servicio asociados al </w:t>
+      </w:r>
+      <w:proofErr w:type="spellStart"/>
+      <w:r>
+        <w:t>workflow</w:t>
+      </w:r>
+      <w:proofErr w:type="spellEnd"/>
+      <w:r>
+        <w:t xml:space="preserve"> indicado.</w:t>
       </w:r>
     </w:p>
     <w:p/>
     <w:p>
       <w:r>
-        <w:t xml:space="preserve">POST /services/v1/servicios/documentosLopd/{codigo}  </w:t>
+        <w:t>POST /</w:t>
+      </w:r>
+      <w:proofErr w:type="spellStart"/>
+      <w:r>
+        <w:t>services</w:t>
+      </w:r>
+      <w:proofErr w:type="spellEnd"/>
+      <w:r>
+        <w:t>/v1/servicios/</w:t>
+      </w:r>
+      <w:proofErr w:type="spellStart"/>
+      <w:r>
+        <w:t>documentosLopd</w:t>
+      </w:r>
+      <w:proofErr w:type="spellEnd"/>
+      <w:r>
+        <w:t>/{</w:t>
+      </w:r>
+      <w:proofErr w:type="spellStart"/>
+      <w:r>
+        <w:t>codigo</w:t>
+      </w:r>
+      <w:proofErr w:type="spellEnd"/>
+      <w:r>
+        <w:t xml:space="preserve">}  </w:t>
       </w:r>
     </w:p>
     <w:p>
@@ -3212,13 +4034,45 @@
         <w:t>ó</w:t>
       </w:r>
       <w:r>
-        <w:t>n LOPD del servicio para el workflow consultado.</w:t>
+        <w:t xml:space="preserve">n LOPD del servicio para el </w:t>
+      </w:r>
+      <w:proofErr w:type="spellStart"/>
+      <w:r>
+        <w:t>workflow</w:t>
+      </w:r>
+      <w:proofErr w:type="spellEnd"/>
+      <w:r>
+        <w:t xml:space="preserve"> consultado.</w:t>
       </w:r>
     </w:p>
     <w:p/>
     <w:p>
       <w:r>
-        <w:t xml:space="preserve">POST /services/v1/servicios/enlaceTelematico/{codigo} </w:t>
+        <w:t>POST /</w:t>
+      </w:r>
+      <w:proofErr w:type="spellStart"/>
+      <w:r>
+        <w:t>services</w:t>
+      </w:r>
+      <w:proofErr w:type="spellEnd"/>
+      <w:r>
+        <w:t>/v1/servicios/</w:t>
+      </w:r>
+      <w:proofErr w:type="spellStart"/>
+      <w:r>
+        <w:t>enlaceTelematico</w:t>
+      </w:r>
+      <w:proofErr w:type="spellEnd"/>
+      <w:r>
+        <w:t>/{</w:t>
+      </w:r>
+      <w:proofErr w:type="spellStart"/>
+      <w:r>
+        <w:t>codigo</w:t>
+      </w:r>
+      <w:proofErr w:type="spellEnd"/>
+      <w:r>
+        <w:t xml:space="preserve">} </w:t>
       </w:r>
     </w:p>
     <w:p>
@@ -3248,13 +4102,45 @@
         <w:t>ó</w:t>
       </w:r>
       <w:r>
-        <w:t>digo de workflow informado.</w:t>
+        <w:t xml:space="preserve">digo de </w:t>
+      </w:r>
+      <w:proofErr w:type="spellStart"/>
+      <w:r>
+        <w:t>workflow</w:t>
+      </w:r>
+      <w:proofErr w:type="spellEnd"/>
+      <w:r>
+        <w:t xml:space="preserve"> informado.</w:t>
       </w:r>
     </w:p>
     <w:p/>
     <w:p>
       <w:r>
-        <w:t xml:space="preserve">POST /services/v1/servicios/publicoObjetivoEntidad/{codigo} </w:t>
+        <w:t>POST /</w:t>
+      </w:r>
+      <w:proofErr w:type="spellStart"/>
+      <w:r>
+        <w:t>services</w:t>
+      </w:r>
+      <w:proofErr w:type="spellEnd"/>
+      <w:r>
+        <w:t>/v1/servicios/</w:t>
+      </w:r>
+      <w:proofErr w:type="spellStart"/>
+      <w:r>
+        <w:t>publicoObjetivoEntidad</w:t>
+      </w:r>
+      <w:proofErr w:type="spellEnd"/>
+      <w:r>
+        <w:t>/{</w:t>
+      </w:r>
+      <w:proofErr w:type="spellStart"/>
+      <w:r>
+        <w:t>codigo</w:t>
+      </w:r>
+      <w:proofErr w:type="spellEnd"/>
+      <w:r>
+        <w:t xml:space="preserve">} </w:t>
       </w:r>
     </w:p>
     <w:p>
@@ -3284,7 +4170,15 @@
         <w:t>ó</w:t>
       </w:r>
       <w:r>
-        <w:t>digo de workflow informado.</w:t>
+        <w:t xml:space="preserve">digo de </w:t>
+      </w:r>
+      <w:proofErr w:type="spellStart"/>
+      <w:r>
+        <w:t>workflow</w:t>
+      </w:r>
+      <w:proofErr w:type="spellEnd"/>
+      <w:r>
+        <w:t xml:space="preserve"> informado.</w:t>
       </w:r>
     </w:p>
     <w:p/>
@@ -3292,7 +4186,7 @@
       <w:pPr>
         <w:pStyle w:val="Ttulo2"/>
       </w:pPr>
-      <w:bookmarkStart w:id="9" w:name="_Toc227233561"/>
+      <w:bookmarkStart w:id="9" w:name="_Toc239931920"/>
       <w:r>
         <w:t>Trámites</w:t>
       </w:r>
@@ -3301,7 +4195,6 @@
     <w:p/>
     <w:p>
       <w:r>
-        <w:lastRenderedPageBreak/>
         <w:t>Este apartado describe c</w:t>
       </w:r>
       <w:r>
@@ -3338,7 +4231,15 @@
         <w:t>ó</w:t>
       </w:r>
       <w:r>
-        <w:t>gica de workflows.</w:t>
+        <w:t xml:space="preserve">gica de </w:t>
+      </w:r>
+      <w:proofErr w:type="spellStart"/>
+      <w:r>
+        <w:t>workflows</w:t>
+      </w:r>
+      <w:proofErr w:type="spellEnd"/>
+      <w:r>
+        <w:t>.</w:t>
       </w:r>
     </w:p>
     <w:p/>
@@ -3353,7 +4254,15 @@
         <w:t>á</w:t>
       </w:r>
       <w:r>
-        <w:t>mites hay dos claves funcionales relacionadas con el workflow:</w:t>
+        <w:t xml:space="preserve">mites hay dos claves funcionales relacionadas con el </w:t>
+      </w:r>
+      <w:proofErr w:type="spellStart"/>
+      <w:r>
+        <w:t>workflow</w:t>
+      </w:r>
+      <w:proofErr w:type="spellEnd"/>
+      <w:r>
+        <w:t>:</w:t>
       </w:r>
     </w:p>
     <w:p>
@@ -3364,8 +4273,14 @@
           <w:numId w:val="9"/>
         </w:numPr>
       </w:pPr>
-      <w:r>
-        <w:t>estadoWF: indica qu</w:t>
+      <w:proofErr w:type="spellStart"/>
+      <w:r>
+        <w:lastRenderedPageBreak/>
+        <w:t>estadoWF</w:t>
+      </w:r>
+      <w:proofErr w:type="spellEnd"/>
+      <w:r>
+        <w:t>: indica qu</w:t>
       </w:r>
       <w:r>
         <w:rPr>
@@ -3374,7 +4289,15 @@
         <w:t>é</w:t>
       </w:r>
       <w:r>
-        <w:t xml:space="preserve"> estado de workflow quieres consultar en la operaci</w:t>
+        <w:t xml:space="preserve"> estado de </w:t>
+      </w:r>
+      <w:proofErr w:type="spellStart"/>
+      <w:r>
+        <w:t>workflow</w:t>
+      </w:r>
+      <w:proofErr w:type="spellEnd"/>
+      <w:r>
+        <w:t xml:space="preserve"> quieres consultar en la operaci</w:t>
       </w:r>
       <w:r>
         <w:rPr>
@@ -3383,7 +4306,15 @@
         <w:t>ó</w:t>
       </w:r>
       <w:r>
-        <w:t>n. Por ejemplo, si se informa estadoWF = "M", la respuesta devolver</w:t>
+        <w:t xml:space="preserve">n. Por ejemplo, si se informa </w:t>
+      </w:r>
+      <w:proofErr w:type="spellStart"/>
+      <w:r>
+        <w:t>estadoWF</w:t>
+      </w:r>
+      <w:proofErr w:type="spellEnd"/>
+      <w:r>
+        <w:t xml:space="preserve"> = "M", la respuesta devolver</w:t>
       </w:r>
       <w:r>
         <w:rPr>
@@ -3410,7 +4341,15 @@
         <w:t>á</w:t>
       </w:r>
       <w:r>
-        <w:t>mites asociada al workflow en estado modificado (contenido en edici</w:t>
+        <w:t xml:space="preserve">mites asociada al </w:t>
+      </w:r>
+      <w:proofErr w:type="spellStart"/>
+      <w:r>
+        <w:t>workflow</w:t>
+      </w:r>
+      <w:proofErr w:type="spellEnd"/>
+      <w:r>
+        <w:t xml:space="preserve"> en estado modificado (contenido en edici</w:t>
       </w:r>
       <w:r>
         <w:rPr>
@@ -3517,8 +4456,13 @@
           <w:numId w:val="9"/>
         </w:numPr>
       </w:pPr>
-      <w:r>
-        <w:t>codigoProcedimientoWF (c</w:t>
+      <w:proofErr w:type="spellStart"/>
+      <w:r>
+        <w:t>codigoProcedimientoWF</w:t>
+      </w:r>
+      <w:proofErr w:type="spellEnd"/>
+      <w:r>
+        <w:t xml:space="preserve"> (c</w:t>
       </w:r>
       <w:r>
         <w:rPr>
@@ -3527,7 +4471,23 @@
         <w:t>ó</w:t>
       </w:r>
       <w:r>
-        <w:t>digo de workflow del procedimiento): en este caso, la consulta se realiza directamente sobre ese workflow concreto.</w:t>
+        <w:t xml:space="preserve">digo de </w:t>
+      </w:r>
+      <w:proofErr w:type="spellStart"/>
+      <w:r>
+        <w:t>workflow</w:t>
+      </w:r>
+      <w:proofErr w:type="spellEnd"/>
+      <w:r>
+        <w:t xml:space="preserve"> del procedimiento): en este caso, la consulta se realiza directamente sobre ese </w:t>
+      </w:r>
+      <w:proofErr w:type="spellStart"/>
+      <w:r>
+        <w:t>workflow</w:t>
+      </w:r>
+      <w:proofErr w:type="spellEnd"/>
+      <w:r>
+        <w:t xml:space="preserve"> concreto.</w:t>
       </w:r>
     </w:p>
     <w:p>
@@ -3538,8 +4498,13 @@
           <w:numId w:val="9"/>
         </w:numPr>
       </w:pPr>
-      <w:r>
-        <w:t>codigoProcedimiento (c</w:t>
+      <w:proofErr w:type="spellStart"/>
+      <w:r>
+        <w:t>codigoProcedimiento</w:t>
+      </w:r>
+      <w:proofErr w:type="spellEnd"/>
+      <w:r>
+        <w:t xml:space="preserve"> (c</w:t>
       </w:r>
       <w:r>
         <w:rPr>
@@ -3548,7 +4513,15 @@
         <w:t>ó</w:t>
       </w:r>
       <w:r>
-        <w:t>digo del procedimiento): en este caso, el workflow que se consulta se determina con el par</w:t>
+        <w:t xml:space="preserve">digo del procedimiento): en este caso, el </w:t>
+      </w:r>
+      <w:proofErr w:type="spellStart"/>
+      <w:r>
+        <w:t>workflow</w:t>
+      </w:r>
+      <w:proofErr w:type="spellEnd"/>
+      <w:r>
+        <w:t xml:space="preserve"> que se consulta se determina con el par</w:t>
       </w:r>
       <w:r>
         <w:rPr>
@@ -3557,7 +4530,15 @@
         <w:t>á</w:t>
       </w:r>
       <w:r>
-        <w:t>metro estadoWF informado en la petici</w:t>
+        <w:t xml:space="preserve">metro </w:t>
+      </w:r>
+      <w:proofErr w:type="spellStart"/>
+      <w:r>
+        <w:t>estadoWF</w:t>
+      </w:r>
+      <w:proofErr w:type="spellEnd"/>
+      <w:r>
+        <w:t xml:space="preserve"> informado en la petici</w:t>
       </w:r>
       <w:r>
         <w:rPr>
@@ -3574,11 +4555,16 @@
       <w:pPr>
         <w:pStyle w:val="Ttulo3"/>
       </w:pPr>
-      <w:bookmarkStart w:id="10" w:name="_Toc227233562"/>
-      <w:r>
-        <w:t>Parámetro estadoWF</w:t>
+      <w:bookmarkStart w:id="10" w:name="_Toc239931921"/>
+      <w:r>
+        <w:t xml:space="preserve">Parámetro </w:t>
+      </w:r>
+      <w:proofErr w:type="spellStart"/>
+      <w:r>
+        <w:t>estadoWF</w:t>
       </w:r>
       <w:bookmarkEnd w:id="10"/>
+      <w:proofErr w:type="spellEnd"/>
     </w:p>
     <w:p/>
     <w:p>
@@ -3592,7 +4578,15 @@
         <w:t>á</w:t>
       </w:r>
       <w:r>
-        <w:t>metro estadoWF permite definir la visi</w:t>
+        <w:t xml:space="preserve">metro </w:t>
+      </w:r>
+      <w:proofErr w:type="spellStart"/>
+      <w:r>
+        <w:t>estadoWF</w:t>
+      </w:r>
+      <w:proofErr w:type="spellEnd"/>
+      <w:r>
+        <w:t xml:space="preserve"> permite definir la visi</w:t>
       </w:r>
       <w:r>
         <w:rPr>
@@ -3622,7 +4616,15 @@
         </w:numPr>
       </w:pPr>
       <w:r>
-        <w:t>D: definitivo (consulta el workflow definitivo; incluye los estados P publicado, PT pendiente de cerrar y T cerrado).</w:t>
+        <w:t xml:space="preserve">D: definitivo (consulta el </w:t>
+      </w:r>
+      <w:proofErr w:type="spellStart"/>
+      <w:r>
+        <w:t>workflow</w:t>
+      </w:r>
+      <w:proofErr w:type="spellEnd"/>
+      <w:r>
+        <w:t xml:space="preserve"> definitivo; incluye los estados P publicado, PT pendiente de cerrar y T cerrado).</w:t>
       </w:r>
     </w:p>
     <w:p>
@@ -3634,7 +4636,15 @@
         </w:numPr>
       </w:pPr>
       <w:r>
-        <w:t>M: modificado (consulta el workflow en modificaci</w:t>
+        <w:t xml:space="preserve">M: modificado (consulta el </w:t>
+      </w:r>
+      <w:proofErr w:type="spellStart"/>
+      <w:r>
+        <w:t>workflow</w:t>
+      </w:r>
+      <w:proofErr w:type="spellEnd"/>
+      <w:r>
+        <w:t xml:space="preserve"> en modificaci</w:t>
       </w:r>
       <w:r>
         <w:rPr>
@@ -3736,7 +4746,23 @@
         </w:numPr>
       </w:pPr>
       <w:r>
-        <w:t>POST /services/v1/tramites/{codigo} (consulta de un tr</w:t>
+        <w:t>POST /</w:t>
+      </w:r>
+      <w:proofErr w:type="spellStart"/>
+      <w:r>
+        <w:t>services</w:t>
+      </w:r>
+      <w:proofErr w:type="spellEnd"/>
+      <w:r>
+        <w:t>/v1/tramites/{</w:t>
+      </w:r>
+      <w:proofErr w:type="spellStart"/>
+      <w:r>
+        <w:t>codigo</w:t>
+      </w:r>
+      <w:proofErr w:type="spellEnd"/>
+      <w:r>
+        <w:t>} (consulta de un tr</w:t>
       </w:r>
       <w:r>
         <w:rPr>
@@ -3757,7 +4783,15 @@
         </w:numPr>
       </w:pPr>
       <w:r>
-        <w:t>POST /services/v1/tramites (consulta de listado de tr</w:t>
+        <w:t>POST /</w:t>
+      </w:r>
+      <w:proofErr w:type="spellStart"/>
+      <w:r>
+        <w:t>services</w:t>
+      </w:r>
+      <w:proofErr w:type="spellEnd"/>
+      <w:r>
+        <w:t>/v1/tramites (consulta de listado de tr</w:t>
       </w:r>
       <w:r>
         <w:rPr>
@@ -3774,7 +4808,7 @@
       <w:pPr>
         <w:pStyle w:val="Ttulo3"/>
       </w:pPr>
-      <w:bookmarkStart w:id="11" w:name="_Toc227233563"/>
+      <w:bookmarkStart w:id="11" w:name="_Toc239931922"/>
       <w:r>
         <w:t>Métodos de trámites</w:t>
       </w:r>
@@ -3783,7 +4817,23 @@
     <w:p/>
     <w:p>
       <w:r>
-        <w:t xml:space="preserve">POST /services/v1/tramites/{codigo}  </w:t>
+        <w:t>POST /</w:t>
+      </w:r>
+      <w:proofErr w:type="spellStart"/>
+      <w:r>
+        <w:t>services</w:t>
+      </w:r>
+      <w:proofErr w:type="spellEnd"/>
+      <w:r>
+        <w:t>/v1/tramites/{</w:t>
+      </w:r>
+      <w:proofErr w:type="spellStart"/>
+      <w:r>
+        <w:t>codigo</w:t>
+      </w:r>
+      <w:proofErr w:type="spellEnd"/>
+      <w:r>
+        <w:t xml:space="preserve">}  </w:t>
       </w:r>
     </w:p>
     <w:p>
@@ -3816,7 +4866,15 @@
         </w:numPr>
       </w:pPr>
       <w:r>
-        <w:t>Con estadoWF decides si quieres ver la versi</w:t>
+        <w:t xml:space="preserve">Con </w:t>
+      </w:r>
+      <w:proofErr w:type="spellStart"/>
+      <w:r>
+        <w:t>estadoWF</w:t>
+      </w:r>
+      <w:proofErr w:type="spellEnd"/>
+      <w:r>
+        <w:t xml:space="preserve"> decides si quieres ver la versi</w:t>
       </w:r>
       <w:r>
         <w:rPr>
@@ -3867,7 +4925,15 @@
     <w:p/>
     <w:p>
       <w:r>
-        <w:t xml:space="preserve">POST /services/v1/tramites  </w:t>
+        <w:t>POST /</w:t>
+      </w:r>
+      <w:proofErr w:type="spellStart"/>
+      <w:r>
+        <w:t>services</w:t>
+      </w:r>
+      <w:proofErr w:type="spellEnd"/>
+      <w:r>
+        <w:t xml:space="preserve">/v1/tramites  </w:t>
       </w:r>
     </w:p>
     <w:p>
@@ -3918,7 +4984,15 @@
         <w:t>í</w:t>
       </w:r>
       <w:r>
-        <w:t xml:space="preserve"> estadoWF es clave para controlar si el listado representa contenido definitivo, contenido en modificaci</w:t>
+        <w:t xml:space="preserve"> </w:t>
+      </w:r>
+      <w:proofErr w:type="spellStart"/>
+      <w:r>
+        <w:t>estadoWF</w:t>
+      </w:r>
+      <w:proofErr w:type="spellEnd"/>
+      <w:r>
+        <w:t xml:space="preserve"> es clave para controlar si el listado representa contenido definitivo, contenido en modificaci</w:t>
       </w:r>
       <w:r>
         <w:rPr>
@@ -3933,7 +5007,23 @@
     <w:p/>
     <w:p>
       <w:r>
-        <w:t xml:space="preserve">POST /services/v1/tramites/documentos/{codigo}  </w:t>
+        <w:t>POST /</w:t>
+      </w:r>
+      <w:proofErr w:type="spellStart"/>
+      <w:r>
+        <w:t>services</w:t>
+      </w:r>
+      <w:proofErr w:type="spellEnd"/>
+      <w:r>
+        <w:t>/v1/tramites/documentos/{</w:t>
+      </w:r>
+      <w:proofErr w:type="spellStart"/>
+      <w:r>
+        <w:t>codigo</w:t>
+      </w:r>
+      <w:proofErr w:type="spellEnd"/>
+      <w:r>
+        <w:t xml:space="preserve">}  </w:t>
       </w:r>
     </w:p>
     <w:p>
@@ -3966,6 +5056,7 @@
         </w:numPr>
       </w:pPr>
       <w:r>
+        <w:lastRenderedPageBreak/>
         <w:t xml:space="preserve">Se usa con el </w:t>
       </w:r>
       <w:r>
@@ -3987,7 +5078,23 @@
     <w:p/>
     <w:p>
       <w:r>
-        <w:t xml:space="preserve">POST /services/v1/tramites/modelos/{codigo}  </w:t>
+        <w:t>POST /</w:t>
+      </w:r>
+      <w:proofErr w:type="spellStart"/>
+      <w:r>
+        <w:t>services</w:t>
+      </w:r>
+      <w:proofErr w:type="spellEnd"/>
+      <w:r>
+        <w:t>/v1/tramites/modelos/{</w:t>
+      </w:r>
+      <w:proofErr w:type="spellStart"/>
+      <w:r>
+        <w:t>codigo</w:t>
+      </w:r>
+      <w:proofErr w:type="spellEnd"/>
+      <w:r>
+        <w:t xml:space="preserve">}  </w:t>
       </w:r>
     </w:p>
     <w:p>
@@ -4050,8 +5157,31 @@
     <w:p/>
     <w:p>
       <w:r>
-        <w:lastRenderedPageBreak/>
-        <w:t xml:space="preserve">POST /services/v1/tramites/enlaceTelematico/{codigo}  </w:t>
+        <w:t>POST /</w:t>
+      </w:r>
+      <w:proofErr w:type="spellStart"/>
+      <w:r>
+        <w:t>services</w:t>
+      </w:r>
+      <w:proofErr w:type="spellEnd"/>
+      <w:r>
+        <w:t>/v1/tramites/</w:t>
+      </w:r>
+      <w:proofErr w:type="spellStart"/>
+      <w:r>
+        <w:t>enlaceTelematico</w:t>
+      </w:r>
+      <w:proofErr w:type="spellEnd"/>
+      <w:r>
+        <w:t>/{</w:t>
+      </w:r>
+      <w:proofErr w:type="spellStart"/>
+      <w:r>
+        <w:t>codigo</w:t>
+      </w:r>
+      <w:proofErr w:type="spellEnd"/>
+      <w:r>
+        <w:t xml:space="preserve">}  </w:t>
       </w:r>
     </w:p>
     <w:p>
@@ -4116,7 +5246,7 @@
       <w:pPr>
         <w:pStyle w:val="Ttulo2"/>
       </w:pPr>
-      <w:bookmarkStart w:id="12" w:name="_Toc227233564"/>
+      <w:bookmarkStart w:id="12" w:name="_Toc239931923"/>
       <w:r>
         <w:t>Respuestas</w:t>
       </w:r>
@@ -4164,7 +5294,13 @@
     <w:p/>
     <w:p>
       <w:r>
-        <w:t>Esta documentación la podremos encontrar en el método concreto en el apartado Schema, ej:</w:t>
+        <w:t xml:space="preserve">Esta documentación la podremos encontrar en el método concreto en el apartado Schema, </w:t>
+      </w:r>
+      <w:r>
+        <w:t>ej.</w:t>
+      </w:r>
+      <w:r>
+        <w:t>:</w:t>
       </w:r>
     </w:p>
     <w:p/>
@@ -4189,7 +5325,7 @@
                     <pic:cNvPicPr/>
                   </pic:nvPicPr>
                   <pic:blipFill>
-                    <a:blip r:embed="rId18"/>
+                    <a:blip r:embed="rId17"/>
                     <a:stretch>
                       <a:fillRect/>
                     </a:stretch>
@@ -4232,7 +5368,7 @@
                     <pic:cNvPicPr/>
                   </pic:nvPicPr>
                   <pic:blipFill>
-                    <a:blip r:embed="rId19"/>
+                    <a:blip r:embed="rId18"/>
                     <a:stretch>
                       <a:fillRect/>
                     </a:stretch>
@@ -4258,7 +5394,7 @@
       <w:pPr>
         <w:pStyle w:val="Ttulo3"/>
       </w:pPr>
-      <w:bookmarkStart w:id="13" w:name="_Toc227233565"/>
+      <w:bookmarkStart w:id="13" w:name="_Toc239931924"/>
       <w:r>
         <w:t>Respuesta base</w:t>
       </w:r>
@@ -4285,8 +5421,13 @@
           <w:numId w:val="9"/>
         </w:numPr>
       </w:pPr>
-      <w:r>
-        <w:t>status: estado final de la operaci</w:t>
+      <w:proofErr w:type="gramStart"/>
+      <w:r>
+        <w:t>status</w:t>
+      </w:r>
+      <w:proofErr w:type="gramEnd"/>
+      <w:r>
+        <w:t>: estado final de la operaci</w:t>
       </w:r>
       <w:r>
         <w:rPr>
@@ -4318,8 +5459,13 @@
           <w:numId w:val="9"/>
         </w:numPr>
       </w:pPr>
-      <w:r>
-        <w:t>items: conjunto de elementos devueltos (cuando aplica).</w:t>
+      <w:proofErr w:type="spellStart"/>
+      <w:r>
+        <w:t>items</w:t>
+      </w:r>
+      <w:proofErr w:type="spellEnd"/>
+      <w:r>
+        <w:t>: conjunto de elementos devueltos (cuando aplica).</w:t>
       </w:r>
     </w:p>
     <w:p>
@@ -4330,8 +5476,13 @@
           <w:numId w:val="9"/>
         </w:numPr>
       </w:pPr>
-      <w:r>
-        <w:t>itemsReturned: n</w:t>
+      <w:proofErr w:type="spellStart"/>
+      <w:r>
+        <w:t>itemsReturned</w:t>
+      </w:r>
+      <w:proofErr w:type="spellEnd"/>
+      <w:r>
+        <w:t>: n</w:t>
       </w:r>
       <w:r>
         <w:rPr>
@@ -4351,8 +5502,13 @@
           <w:numId w:val="9"/>
         </w:numPr>
       </w:pPr>
-      <w:r>
-        <w:t>totalCount: total de elementos disponibles para la consulta.</w:t>
+      <w:proofErr w:type="spellStart"/>
+      <w:r>
+        <w:t>totalCount</w:t>
+      </w:r>
+      <w:proofErr w:type="spellEnd"/>
+      <w:r>
+        <w:t>: total de elementos disponibles para la consulta.</w:t>
       </w:r>
     </w:p>
     <w:p>
@@ -4363,8 +5519,13 @@
           <w:numId w:val="9"/>
         </w:numPr>
       </w:pPr>
-      <w:r>
-        <w:t>totalPages: total de p</w:t>
+      <w:proofErr w:type="spellStart"/>
+      <w:r>
+        <w:t>totalPages</w:t>
+      </w:r>
+      <w:proofErr w:type="spellEnd"/>
+      <w:r>
+        <w:t>: total de p</w:t>
       </w:r>
       <w:r>
         <w:rPr>
@@ -4385,7 +5546,15 @@
         </w:numPr>
       </w:pPr>
       <w:r>
-        <w:t>page y pageSize: contexto de paginaci</w:t>
+        <w:t xml:space="preserve">page y </w:t>
+      </w:r>
+      <w:proofErr w:type="spellStart"/>
+      <w:r>
+        <w:t>pageSize</w:t>
+      </w:r>
+      <w:proofErr w:type="spellEnd"/>
+      <w:r>
+        <w:t>: contexto de paginaci</w:t>
       </w:r>
       <w:r>
         <w:rPr>
@@ -4426,8 +5595,14 @@
           <w:numId w:val="9"/>
         </w:numPr>
       </w:pPr>
-      <w:r>
-        <w:t>dateDownload: fecha/hora de generaci</w:t>
+      <w:proofErr w:type="spellStart"/>
+      <w:r>
+        <w:lastRenderedPageBreak/>
+        <w:t>dateDownload</w:t>
+      </w:r>
+      <w:proofErr w:type="spellEnd"/>
+      <w:r>
+        <w:t>: fecha/hora de generaci</w:t>
       </w:r>
       <w:r>
         <w:rPr>
@@ -4447,8 +5622,21 @@
           <w:numId w:val="9"/>
         </w:numPr>
       </w:pPr>
-      <w:r>
-        <w:t>resultadoURL y resultadoLong: valores de resultado que pueden utilizarse seg</w:t>
+      <w:proofErr w:type="spellStart"/>
+      <w:r>
+        <w:t>resultadoURL</w:t>
+      </w:r>
+      <w:proofErr w:type="spellEnd"/>
+      <w:r>
+        <w:t xml:space="preserve"> y </w:t>
+      </w:r>
+      <w:proofErr w:type="spellStart"/>
+      <w:r>
+        <w:t>resultadoLong</w:t>
+      </w:r>
+      <w:proofErr w:type="spellEnd"/>
+      <w:r>
+        <w:t>: valores de resultado que pueden utilizarse seg</w:t>
       </w:r>
       <w:r>
         <w:rPr>
@@ -4478,7 +5666,7 @@
       <w:pPr>
         <w:pStyle w:val="Ttulo3"/>
       </w:pPr>
-      <w:bookmarkStart w:id="14" w:name="_Toc227233566"/>
+      <w:bookmarkStart w:id="14" w:name="_Toc239931925"/>
       <w:r>
         <w:t>Respuesta error</w:t>
       </w:r>
@@ -4526,16 +5714,24 @@
         <w:t>nea con la respuesta base</w:t>
       </w:r>
       <w:r>
-        <w:t>, mostrando la información relevante del error en el status y el mensaje.</w:t>
+        <w:t xml:space="preserve">, mostrando la información relevante del error en el </w:t>
+      </w:r>
+      <w:proofErr w:type="gramStart"/>
+      <w:r>
+        <w:t>status</w:t>
+      </w:r>
+      <w:proofErr w:type="gramEnd"/>
+      <w:r>
+        <w:t xml:space="preserve"> y el mensaje.</w:t>
       </w:r>
     </w:p>
     <w:sectPr>
-      <w:headerReference w:type="even" r:id="rId20"/>
-      <w:headerReference w:type="default" r:id="rId21"/>
-      <w:footerReference w:type="even" r:id="rId22"/>
-      <w:footerReference w:type="default" r:id="rId23"/>
-      <w:headerReference w:type="first" r:id="rId24"/>
-      <w:footerReference w:type="first" r:id="rId25"/>
+      <w:headerReference w:type="even" r:id="rId19"/>
+      <w:headerReference w:type="default" r:id="rId20"/>
+      <w:footerReference w:type="even" r:id="rId21"/>
+      <w:footerReference w:type="default" r:id="rId22"/>
+      <w:headerReference w:type="first" r:id="rId23"/>
+      <w:footerReference w:type="first" r:id="rId24"/>
       <w:pgSz w:w="11906" w:h="16838"/>
       <w:pgMar w:top="766" w:right="851" w:bottom="1701" w:left="2552" w:header="709" w:footer="709" w:gutter="0"/>
       <w:cols w:space="720"/>
@@ -4547,7 +5743,7 @@
 </file>
 
 <file path=word/endnotes.xml><?xml version="1.0" encoding="utf-8"?>
-<w:endnotes xmlns:wpc="http://schemas.microsoft.com/office/word/2010/wordprocessingCanvas" xmlns:cx="http://schemas.microsoft.com/office/drawing/2014/chartex" xmlns:cx1="http://schemas.microsoft.com/office/drawing/2015/9/8/chartex" xmlns:cx2="http://schemas.microsoft.com/office/drawing/2015/10/21/chartex" xmlns:cx3="http://schemas.microsoft.com/office/drawing/2016/5/9/chartex" xmlns:cx4="http://schemas.microsoft.com/office/drawing/2016/5/10/chartex" xmlns:cx5="http://schemas.microsoft.com/office/drawing/2016/5/11/chartex" xmlns:cx6="http://schemas.microsoft.com/office/drawing/2016/5/12/chartex" xmlns:cx7="http://schemas.microsoft.com/office/drawing/2016/5/13/chartex" xmlns:cx8="http://schemas.microsoft.com/office/drawing/2016/5/14/chartex" xmlns:mc="http://schemas.openxmlformats.org/markup-compatibility/2006" xmlns:aink="http://schemas.microsoft.com/office/drawing/2016/ink" xmlns:am3d="http://schemas.microsoft.com/office/drawing/2017/model3d" xmlns:o="urn:schemas-microsoft-com:office:office" xmlns:oel="http://schemas.microsoft.com/office/2019/extlst" xmlns:r="http://schemas.openxmlformats.org/officeDocument/2006/relationships" xmlns:m="http://schemas.openxmlformats.org/officeDocument/2006/math" xmlns:v="urn:schemas-microsoft-com:vml" xmlns:wp14="http://schemas.microsoft.com/office/word/2010/wordprocessingDrawing" xmlns:wp="http://schemas.openxmlformats.org/drawingml/2006/wordprocessingDrawing" xmlns:w10="urn:schemas-microsoft-com:office:word" xmlns:w="http://schemas.openxmlformats.org/wordprocessingml/2006/main" xmlns:w14="http://schemas.microsoft.com/office/word/2010/wordml" xmlns:w15="http://schemas.microsoft.com/office/word/2012/wordml" xmlns:w16cex="http://schemas.microsoft.com/office/word/2018/wordml/cex" xmlns:w16cid="http://schemas.microsoft.com/office/word/2016/wordml/cid" xmlns:w16="http://schemas.microsoft.com/office/word/2018/wordml" xmlns:w16du="http://schemas.microsoft.com/office/word/2023/wordml/word16du" xmlns:w16sdtdh="http://schemas.microsoft.com/office/word/2020/wordml/sdtdatahash" xmlns:w16sdtfl="http://schemas.microsoft.com/office/word/2024/wordml/sdtformatlock" xmlns:w16se="http://schemas.microsoft.com/office/word/2015/wordml/symex" xmlns:wpg="http://schemas.microsoft.com/office/word/2010/wordprocessingGroup" xmlns:wpi="http://schemas.microsoft.com/office/word/2010/wordprocessingInk" xmlns:wne="http://schemas.microsoft.com/office/word/2006/wordml" xmlns:wps="http://schemas.microsoft.com/office/word/2010/wordprocessingShape" mc:Ignorable="w14 w15 w16se w16cid w16 w16cex w16sdtdh w16sdtfl w16du wp14">
+<w:endnotes xmlns:wpc="http://schemas.microsoft.com/office/word/2010/wordprocessingCanvas" xmlns:cx="http://schemas.microsoft.com/office/drawing/2014/chartex" xmlns:cx1="http://schemas.microsoft.com/office/drawing/2015/9/8/chartex" xmlns:cx2="http://schemas.microsoft.com/office/drawing/2015/10/21/chartex" xmlns:cx3="http://schemas.microsoft.com/office/drawing/2016/5/9/chartex" xmlns:cx4="http://schemas.microsoft.com/office/drawing/2016/5/10/chartex" xmlns:cx5="http://schemas.microsoft.com/office/drawing/2016/5/11/chartex" xmlns:cx6="http://schemas.microsoft.com/office/drawing/2016/5/12/chartex" xmlns:cx7="http://schemas.microsoft.com/office/drawing/2016/5/13/chartex" xmlns:cx8="http://schemas.microsoft.com/office/drawing/2016/5/14/chartex" xmlns:mc="http://schemas.openxmlformats.org/markup-compatibility/2006" xmlns:aink="http://schemas.microsoft.com/office/drawing/2016/ink" xmlns:am3d="http://schemas.microsoft.com/office/drawing/2017/model3d" xmlns:o="urn:schemas-microsoft-com:office:office" xmlns:oel="http://schemas.microsoft.com/office/2019/extlst" xmlns:r="http://schemas.openxmlformats.org/officeDocument/2006/relationships" xmlns:m="http://schemas.openxmlformats.org/officeDocument/2006/math" xmlns:v="urn:schemas-microsoft-com:vml" xmlns:wp14="http://schemas.microsoft.com/office/word/2010/wordprocessingDrawing" xmlns:wp="http://schemas.openxmlformats.org/drawingml/2006/wordprocessingDrawing" xmlns:w10="urn:schemas-microsoft-com:office:word" xmlns:w="http://schemas.openxmlformats.org/wordprocessingml/2006/main" xmlns:w14="http://schemas.microsoft.com/office/word/2010/wordml" xmlns:w15="http://schemas.microsoft.com/office/word/2012/wordml" xmlns:w16cei="http://schemas.microsoft.com/office/word/2026/wordml/cei" xmlns:w16cex="http://schemas.microsoft.com/office/word/2018/wordml/cex" xmlns:w16cid="http://schemas.microsoft.com/office/word/2016/wordml/cid" xmlns:w16="http://schemas.microsoft.com/office/word/2018/wordml" xmlns:w16du="http://schemas.microsoft.com/office/word/2023/wordml/word16du" xmlns:w16sdtdh="http://schemas.microsoft.com/office/word/2020/wordml/sdtdatahash" xmlns:w16sdtfl="http://schemas.microsoft.com/office/word/2024/wordml/sdtformatlock" xmlns:w16se="http://schemas.microsoft.com/office/word/2015/wordml/symex" xmlns:wpg="http://schemas.microsoft.com/office/word/2010/wordprocessingGroup" xmlns:wpi="http://schemas.microsoft.com/office/word/2010/wordprocessingInk" xmlns:wne="http://schemas.microsoft.com/office/word/2006/wordml" xmlns:wps="http://schemas.microsoft.com/office/word/2010/wordprocessingShape" mc:Ignorable="w14 w15 w16se w16cid w16 w16cex w16sdtdh w16sdtfl w16du wp14">
   <w:endnote w:type="separator" w:id="-1">
     <w:p>
       <w:r>
@@ -4566,88 +5762,7 @@
 </file>
 
 <file path=word/footer1.xml><?xml version="1.0" encoding="utf-8"?>
-<w:ftr xmlns:wpc="http://schemas.microsoft.com/office/word/2010/wordprocessingCanvas" xmlns:cx="http://schemas.microsoft.com/office/drawing/2014/chartex" xmlns:cx1="http://schemas.microsoft.com/office/drawing/2015/9/8/chartex" xmlns:cx2="http://schemas.microsoft.com/office/drawing/2015/10/21/chartex" xmlns:cx3="http://schemas.microsoft.com/office/drawing/2016/5/9/chartex" xmlns:cx4="http://schemas.microsoft.com/office/drawing/2016/5/10/chartex" xmlns:cx5="http://schemas.microsoft.com/office/drawing/2016/5/11/chartex" xmlns:cx6="http://schemas.microsoft.com/office/drawing/2016/5/12/chartex" xmlns:cx7="http://schemas.microsoft.com/office/drawing/2016/5/13/chartex" xmlns:cx8="http://schemas.microsoft.com/office/drawing/2016/5/14/chartex" xmlns:mc="http://schemas.openxmlformats.org/markup-compatibility/2006" xmlns:aink="http://schemas.microsoft.com/office/drawing/2016/ink" xmlns:am3d="http://schemas.microsoft.com/office/drawing/2017/model3d" xmlns:o="urn:schemas-microsoft-com:office:office" xmlns:oel="http://schemas.microsoft.com/office/2019/extlst" xmlns:r="http://schemas.openxmlformats.org/officeDocument/2006/relationships" xmlns:m="http://schemas.openxmlformats.org/officeDocument/2006/math" xmlns:v="urn:schemas-microsoft-com:vml" xmlns:wp14="http://schemas.microsoft.com/office/word/2010/wordprocessingDrawing" xmlns:wp="http://schemas.openxmlformats.org/drawingml/2006/wordprocessingDrawing" xmlns:w10="urn:schemas-microsoft-com:office:word" xmlns:w="http://schemas.openxmlformats.org/wordprocessingml/2006/main" xmlns:w14="http://schemas.microsoft.com/office/word/2010/wordml" xmlns:w15="http://schemas.microsoft.com/office/word/2012/wordml" xmlns:w16cex="http://schemas.microsoft.com/office/word/2018/wordml/cex" xmlns:w16cid="http://schemas.microsoft.com/office/word/2016/wordml/cid" xmlns:w16="http://schemas.microsoft.com/office/word/2018/wordml" xmlns:w16du="http://schemas.microsoft.com/office/word/2023/wordml/word16du" xmlns:w16sdtdh="http://schemas.microsoft.com/office/word/2020/wordml/sdtdatahash" xmlns:w16sdtfl="http://schemas.microsoft.com/office/word/2024/wordml/sdtformatlock" xmlns:w16se="http://schemas.microsoft.com/office/word/2015/wordml/symex" xmlns:wpg="http://schemas.microsoft.com/office/word/2010/wordprocessingGroup" xmlns:wpi="http://schemas.microsoft.com/office/word/2010/wordprocessingInk" xmlns:wne="http://schemas.microsoft.com/office/word/2006/wordml" xmlns:wps="http://schemas.microsoft.com/office/word/2010/wordprocessingShape" mc:Ignorable="w14 w15 w16se w16cid w16 w16cex w16sdtdh w16sdtfl w16du wp14">
-  <w:p>
-    <w:pPr>
-      <w:pStyle w:val="Piedepgina"/>
-      <w:tabs>
-        <w:tab w:val="right" w:pos="8504"/>
-      </w:tabs>
-      <w:ind w:left="4536"/>
-      <w:jc w:val="right"/>
-    </w:pPr>
-    <w:r>
-      <w:rPr>
-        <w:noProof/>
-      </w:rPr>
-      <w:pict w14:anchorId="135CC8C4">
-        <v:shapetype id="_x0000_t32" coordsize="21600,21600" o:spt="32" o:oned="t" path="m,l21600,21600e" filled="f">
-          <v:path arrowok="t" fillok="f" o:connecttype="none"/>
-          <o:lock v:ext="edit" shapetype="t"/>
-        </v:shapetype>
-        <v:shape id="AutoShape 23" o:spid="_x0000_s1027" type="#_x0000_t32" style="position:absolute;left:0;text-align:left;margin-left:-126.25pt;margin-top:-229.35pt;width:297.8pt;height:285.5pt;z-index:-251658238;visibility:visible;mso-wrap-style:square;mso-wrap-distance-left:.65pt;mso-wrap-distance-top:.65pt;mso-wrap-distance-right:.7pt;mso-wrap-distance-bottom:.7pt;mso-position-horizontal:absolute;mso-position-horizontal-relative:text;mso-position-vertical:absolute;mso-position-vertical-relative:text;v-text-anchor:top" o:gfxdata="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" o:oned="f" strokecolor="#c00000" strokeweight=".44mm">
-          <v:path fillok="t" o:connecttype="segments" textboxrect="0,0,21651,21653"/>
-          <o:lock v:ext="edit" shapetype="f"/>
-        </v:shape>
-      </w:pict>
-    </w:r>
-    <w:r>
-      <w:rPr>
-        <w:noProof/>
-      </w:rPr>
-      <w:drawing>
-        <wp:anchor distT="0" distB="0" distL="0" distR="0" simplePos="0" relativeHeight="251658244" behindDoc="1" locked="0" layoutInCell="1" allowOverlap="1" wp14:anchorId="65F271C8" wp14:editId="2103EAF6">
-          <wp:simplePos x="0" y="0"/>
-          <wp:positionH relativeFrom="column">
-            <wp:posOffset>-1246505</wp:posOffset>
-          </wp:positionH>
-          <wp:positionV relativeFrom="paragraph">
-            <wp:posOffset>-1682750</wp:posOffset>
-          </wp:positionV>
-          <wp:extent cx="2066925" cy="2066925"/>
-          <wp:effectExtent l="0" t="0" r="0" b="0"/>
-          <wp:wrapNone/>
-          <wp:docPr id="4" name="Imagen 4"/>
-          <wp:cNvGraphicFramePr>
-            <a:graphicFrameLocks xmlns:a="http://schemas.openxmlformats.org/drawingml/2006/main" noChangeAspect="1"/>
-          </wp:cNvGraphicFramePr>
-          <a:graphic xmlns:a="http://schemas.openxmlformats.org/drawingml/2006/main">
-            <a:graphicData uri="http://schemas.openxmlformats.org/drawingml/2006/picture">
-              <pic:pic xmlns:pic="http://schemas.openxmlformats.org/drawingml/2006/picture">
-                <pic:nvPicPr>
-                  <pic:cNvPr id="4" name="Imagen 4"/>
-                  <pic:cNvPicPr>
-                    <a:picLocks noChangeAspect="1" noChangeArrowheads="1"/>
-                  </pic:cNvPicPr>
-                </pic:nvPicPr>
-                <pic:blipFill>
-                  <a:blip r:embed="rId1"/>
-                  <a:stretch>
-                    <a:fillRect/>
-                  </a:stretch>
-                </pic:blipFill>
-                <pic:spPr bwMode="auto">
-                  <a:xfrm>
-                    <a:off x="0" y="0"/>
-                    <a:ext cx="2066925" cy="2066925"/>
-                  </a:xfrm>
-                  <a:prstGeom prst="rect">
-                    <a:avLst/>
-                  </a:prstGeom>
-                  <a:noFill/>
-                </pic:spPr>
-              </pic:pic>
-            </a:graphicData>
-          </a:graphic>
-        </wp:anchor>
-      </w:drawing>
-    </w:r>
-  </w:p>
-</w:ftr>
-</file>
-
-<file path=word/footer2.xml><?xml version="1.0" encoding="utf-8"?>
-<w:ftr xmlns:wpc="http://schemas.microsoft.com/office/word/2010/wordprocessingCanvas" xmlns:cx="http://schemas.microsoft.com/office/drawing/2014/chartex" xmlns:cx1="http://schemas.microsoft.com/office/drawing/2015/9/8/chartex" xmlns:cx2="http://schemas.microsoft.com/office/drawing/2015/10/21/chartex" xmlns:cx3="http://schemas.microsoft.com/office/drawing/2016/5/9/chartex" xmlns:cx4="http://schemas.microsoft.com/office/drawing/2016/5/10/chartex" xmlns:cx5="http://schemas.microsoft.com/office/drawing/2016/5/11/chartex" xmlns:cx6="http://schemas.microsoft.com/office/drawing/2016/5/12/chartex" xmlns:cx7="http://schemas.microsoft.com/office/drawing/2016/5/13/chartex" xmlns:cx8="http://schemas.microsoft.com/office/drawing/2016/5/14/chartex" xmlns:mc="http://schemas.openxmlformats.org/markup-compatibility/2006" xmlns:aink="http://schemas.microsoft.com/office/drawing/2016/ink" xmlns:am3d="http://schemas.microsoft.com/office/drawing/2017/model3d" xmlns:o="urn:schemas-microsoft-com:office:office" xmlns:oel="http://schemas.microsoft.com/office/2019/extlst" xmlns:r="http://schemas.openxmlformats.org/officeDocument/2006/relationships" xmlns:m="http://schemas.openxmlformats.org/officeDocument/2006/math" xmlns:v="urn:schemas-microsoft-com:vml" xmlns:wp14="http://schemas.microsoft.com/office/word/2010/wordprocessingDrawing" xmlns:wp="http://schemas.openxmlformats.org/drawingml/2006/wordprocessingDrawing" xmlns:w10="urn:schemas-microsoft-com:office:word" xmlns:w="http://schemas.openxmlformats.org/wordprocessingml/2006/main" xmlns:w14="http://schemas.microsoft.com/office/word/2010/wordml" xmlns:w15="http://schemas.microsoft.com/office/word/2012/wordml" xmlns:w16cex="http://schemas.microsoft.com/office/word/2018/wordml/cex" xmlns:w16cid="http://schemas.microsoft.com/office/word/2016/wordml/cid" xmlns:w16="http://schemas.microsoft.com/office/word/2018/wordml" xmlns:w16du="http://schemas.microsoft.com/office/word/2023/wordml/word16du" xmlns:w16sdtdh="http://schemas.microsoft.com/office/word/2020/wordml/sdtdatahash" xmlns:w16sdtfl="http://schemas.microsoft.com/office/word/2024/wordml/sdtformatlock" xmlns:w16se="http://schemas.microsoft.com/office/word/2015/wordml/symex" xmlns:wpg="http://schemas.microsoft.com/office/word/2010/wordprocessingGroup" xmlns:wpi="http://schemas.microsoft.com/office/word/2010/wordprocessingInk" xmlns:wne="http://schemas.microsoft.com/office/word/2006/wordml" xmlns:wps="http://schemas.microsoft.com/office/word/2010/wordprocessingShape" mc:Ignorable="w14 w15 w16se w16cid w16 w16cex w16sdtdh w16sdtfl w16du wp14">
+<w:ftr xmlns:wpc="http://schemas.microsoft.com/office/word/2010/wordprocessingCanvas" xmlns:cx="http://schemas.microsoft.com/office/drawing/2014/chartex" xmlns:cx1="http://schemas.microsoft.com/office/drawing/2015/9/8/chartex" xmlns:cx2="http://schemas.microsoft.com/office/drawing/2015/10/21/chartex" xmlns:cx3="http://schemas.microsoft.com/office/drawing/2016/5/9/chartex" xmlns:cx4="http://schemas.microsoft.com/office/drawing/2016/5/10/chartex" xmlns:cx5="http://schemas.microsoft.com/office/drawing/2016/5/11/chartex" xmlns:cx6="http://schemas.microsoft.com/office/drawing/2016/5/12/chartex" xmlns:cx7="http://schemas.microsoft.com/office/drawing/2016/5/13/chartex" xmlns:cx8="http://schemas.microsoft.com/office/drawing/2016/5/14/chartex" xmlns:mc="http://schemas.openxmlformats.org/markup-compatibility/2006" xmlns:aink="http://schemas.microsoft.com/office/drawing/2016/ink" xmlns:am3d="http://schemas.microsoft.com/office/drawing/2017/model3d" xmlns:o="urn:schemas-microsoft-com:office:office" xmlns:oel="http://schemas.microsoft.com/office/2019/extlst" xmlns:r="http://schemas.openxmlformats.org/officeDocument/2006/relationships" xmlns:m="http://schemas.openxmlformats.org/officeDocument/2006/math" xmlns:v="urn:schemas-microsoft-com:vml" xmlns:wp14="http://schemas.microsoft.com/office/word/2010/wordprocessingDrawing" xmlns:wp="http://schemas.openxmlformats.org/drawingml/2006/wordprocessingDrawing" xmlns:w10="urn:schemas-microsoft-com:office:word" xmlns:w="http://schemas.openxmlformats.org/wordprocessingml/2006/main" xmlns:w14="http://schemas.microsoft.com/office/word/2010/wordml" xmlns:w15="http://schemas.microsoft.com/office/word/2012/wordml" xmlns:w16cei="http://schemas.microsoft.com/office/word/2026/wordml/cei" xmlns:w16cex="http://schemas.microsoft.com/office/word/2018/wordml/cex" xmlns:w16cid="http://schemas.microsoft.com/office/word/2016/wordml/cid" xmlns:w16="http://schemas.microsoft.com/office/word/2018/wordml" xmlns:w16du="http://schemas.microsoft.com/office/word/2023/wordml/word16du" xmlns:w16sdtdh="http://schemas.microsoft.com/office/word/2020/wordml/sdtdatahash" xmlns:w16sdtfl="http://schemas.microsoft.com/office/word/2024/wordml/sdtformatlock" xmlns:w16se="http://schemas.microsoft.com/office/word/2015/wordml/symex" xmlns:wpg="http://schemas.microsoft.com/office/word/2010/wordprocessingGroup" xmlns:wpi="http://schemas.microsoft.com/office/word/2010/wordprocessingInk" xmlns:wne="http://schemas.microsoft.com/office/word/2006/wordml" xmlns:wps="http://schemas.microsoft.com/office/word/2010/wordprocessingShape" mc:Ignorable="w14 w15 w16se w16cid w16 w16cex w16sdtdh w16sdtfl w16du wp14">
   <w:p>
     <w:pPr>
       <w:pStyle w:val="Piedepgina"/>
@@ -4727,8 +5842,8 @@
 </w:ftr>
 </file>
 
-<file path=word/footer3.xml><?xml version="1.0" encoding="utf-8"?>
-<w:ftr xmlns:wpc="http://schemas.microsoft.com/office/word/2010/wordprocessingCanvas" xmlns:cx="http://schemas.microsoft.com/office/drawing/2014/chartex" xmlns:cx1="http://schemas.microsoft.com/office/drawing/2015/9/8/chartex" xmlns:cx2="http://schemas.microsoft.com/office/drawing/2015/10/21/chartex" xmlns:cx3="http://schemas.microsoft.com/office/drawing/2016/5/9/chartex" xmlns:cx4="http://schemas.microsoft.com/office/drawing/2016/5/10/chartex" xmlns:cx5="http://schemas.microsoft.com/office/drawing/2016/5/11/chartex" xmlns:cx6="http://schemas.microsoft.com/office/drawing/2016/5/12/chartex" xmlns:cx7="http://schemas.microsoft.com/office/drawing/2016/5/13/chartex" xmlns:cx8="http://schemas.microsoft.com/office/drawing/2016/5/14/chartex" xmlns:mc="http://schemas.openxmlformats.org/markup-compatibility/2006" xmlns:aink="http://schemas.microsoft.com/office/drawing/2016/ink" xmlns:am3d="http://schemas.microsoft.com/office/drawing/2017/model3d" xmlns:o="urn:schemas-microsoft-com:office:office" xmlns:oel="http://schemas.microsoft.com/office/2019/extlst" xmlns:r="http://schemas.openxmlformats.org/officeDocument/2006/relationships" xmlns:m="http://schemas.openxmlformats.org/officeDocument/2006/math" xmlns:v="urn:schemas-microsoft-com:vml" xmlns:wp14="http://schemas.microsoft.com/office/word/2010/wordprocessingDrawing" xmlns:wp="http://schemas.openxmlformats.org/drawingml/2006/wordprocessingDrawing" xmlns:w10="urn:schemas-microsoft-com:office:word" xmlns:w="http://schemas.openxmlformats.org/wordprocessingml/2006/main" xmlns:w14="http://schemas.microsoft.com/office/word/2010/wordml" xmlns:w15="http://schemas.microsoft.com/office/word/2012/wordml" xmlns:w16cex="http://schemas.microsoft.com/office/word/2018/wordml/cex" xmlns:w16cid="http://schemas.microsoft.com/office/word/2016/wordml/cid" xmlns:w16="http://schemas.microsoft.com/office/word/2018/wordml" xmlns:w16du="http://schemas.microsoft.com/office/word/2023/wordml/word16du" xmlns:w16sdtdh="http://schemas.microsoft.com/office/word/2020/wordml/sdtdatahash" xmlns:w16sdtfl="http://schemas.microsoft.com/office/word/2024/wordml/sdtformatlock" xmlns:w16se="http://schemas.microsoft.com/office/word/2015/wordml/symex" xmlns:wpg="http://schemas.microsoft.com/office/word/2010/wordprocessingGroup" xmlns:wpi="http://schemas.microsoft.com/office/word/2010/wordprocessingInk" xmlns:wne="http://schemas.microsoft.com/office/word/2006/wordml" xmlns:wps="http://schemas.microsoft.com/office/word/2010/wordprocessingShape" mc:Ignorable="w14 w15 w16se w16cid w16 w16cex w16sdtdh w16sdtfl w16du wp14">
+<file path=word/footer2.xml><?xml version="1.0" encoding="utf-8"?>
+<w:ftr xmlns:wpc="http://schemas.microsoft.com/office/word/2010/wordprocessingCanvas" xmlns:cx="http://schemas.microsoft.com/office/drawing/2014/chartex" xmlns:cx1="http://schemas.microsoft.com/office/drawing/2015/9/8/chartex" xmlns:cx2="http://schemas.microsoft.com/office/drawing/2015/10/21/chartex" xmlns:cx3="http://schemas.microsoft.com/office/drawing/2016/5/9/chartex" xmlns:cx4="http://schemas.microsoft.com/office/drawing/2016/5/10/chartex" xmlns:cx5="http://schemas.microsoft.com/office/drawing/2016/5/11/chartex" xmlns:cx6="http://schemas.microsoft.com/office/drawing/2016/5/12/chartex" xmlns:cx7="http://schemas.microsoft.com/office/drawing/2016/5/13/chartex" xmlns:cx8="http://schemas.microsoft.com/office/drawing/2016/5/14/chartex" xmlns:mc="http://schemas.openxmlformats.org/markup-compatibility/2006" xmlns:aink="http://schemas.microsoft.com/office/drawing/2016/ink" xmlns:am3d="http://schemas.microsoft.com/office/drawing/2017/model3d" xmlns:o="urn:schemas-microsoft-com:office:office" xmlns:oel="http://schemas.microsoft.com/office/2019/extlst" xmlns:r="http://schemas.openxmlformats.org/officeDocument/2006/relationships" xmlns:m="http://schemas.openxmlformats.org/officeDocument/2006/math" xmlns:v="urn:schemas-microsoft-com:vml" xmlns:wp14="http://schemas.microsoft.com/office/word/2010/wordprocessingDrawing" xmlns:wp="http://schemas.openxmlformats.org/drawingml/2006/wordprocessingDrawing" xmlns:w10="urn:schemas-microsoft-com:office:word" xmlns:w="http://schemas.openxmlformats.org/wordprocessingml/2006/main" xmlns:w14="http://schemas.microsoft.com/office/word/2010/wordml" xmlns:w15="http://schemas.microsoft.com/office/word/2012/wordml" xmlns:w16cei="http://schemas.microsoft.com/office/word/2026/wordml/cei" xmlns:w16cex="http://schemas.microsoft.com/office/word/2018/wordml/cex" xmlns:w16cid="http://schemas.microsoft.com/office/word/2016/wordml/cid" xmlns:w16="http://schemas.microsoft.com/office/word/2018/wordml" xmlns:w16du="http://schemas.microsoft.com/office/word/2023/wordml/word16du" xmlns:w16sdtdh="http://schemas.microsoft.com/office/word/2020/wordml/sdtdatahash" xmlns:w16sdtfl="http://schemas.microsoft.com/office/word/2024/wordml/sdtformatlock" xmlns:w16se="http://schemas.microsoft.com/office/word/2015/wordml/symex" xmlns:wpg="http://schemas.microsoft.com/office/word/2010/wordprocessingGroup" xmlns:wpi="http://schemas.microsoft.com/office/word/2010/wordprocessingInk" xmlns:wne="http://schemas.microsoft.com/office/word/2006/wordml" xmlns:wps="http://schemas.microsoft.com/office/word/2010/wordprocessingShape" mc:Ignorable="w14 w15 w16se w16cid w16 w16cex w16sdtdh w16sdtfl w16du wp14">
   <w:p>
     <w:pPr>
       <w:pStyle w:val="Piedepgina"/>
@@ -4737,8 +5852,8 @@
 </w:ftr>
 </file>
 
-<file path=word/footer4.xml><?xml version="1.0" encoding="utf-8"?>
-<w:ftr xmlns:wpc="http://schemas.microsoft.com/office/word/2010/wordprocessingCanvas" xmlns:cx="http://schemas.microsoft.com/office/drawing/2014/chartex" xmlns:cx1="http://schemas.microsoft.com/office/drawing/2015/9/8/chartex" xmlns:cx2="http://schemas.microsoft.com/office/drawing/2015/10/21/chartex" xmlns:cx3="http://schemas.microsoft.com/office/drawing/2016/5/9/chartex" xmlns:cx4="http://schemas.microsoft.com/office/drawing/2016/5/10/chartex" xmlns:cx5="http://schemas.microsoft.com/office/drawing/2016/5/11/chartex" xmlns:cx6="http://schemas.microsoft.com/office/drawing/2016/5/12/chartex" xmlns:cx7="http://schemas.microsoft.com/office/drawing/2016/5/13/chartex" xmlns:cx8="http://schemas.microsoft.com/office/drawing/2016/5/14/chartex" xmlns:mc="http://schemas.openxmlformats.org/markup-compatibility/2006" xmlns:aink="http://schemas.microsoft.com/office/drawing/2016/ink" xmlns:am3d="http://schemas.microsoft.com/office/drawing/2017/model3d" xmlns:o="urn:schemas-microsoft-com:office:office" xmlns:oel="http://schemas.microsoft.com/office/2019/extlst" xmlns:r="http://schemas.openxmlformats.org/officeDocument/2006/relationships" xmlns:m="http://schemas.openxmlformats.org/officeDocument/2006/math" xmlns:v="urn:schemas-microsoft-com:vml" xmlns:wp14="http://schemas.microsoft.com/office/word/2010/wordprocessingDrawing" xmlns:wp="http://schemas.openxmlformats.org/drawingml/2006/wordprocessingDrawing" xmlns:w10="urn:schemas-microsoft-com:office:word" xmlns:w="http://schemas.openxmlformats.org/wordprocessingml/2006/main" xmlns:w14="http://schemas.microsoft.com/office/word/2010/wordml" xmlns:w15="http://schemas.microsoft.com/office/word/2012/wordml" xmlns:w16cex="http://schemas.microsoft.com/office/word/2018/wordml/cex" xmlns:w16cid="http://schemas.microsoft.com/office/word/2016/wordml/cid" xmlns:w16="http://schemas.microsoft.com/office/word/2018/wordml" xmlns:w16du="http://schemas.microsoft.com/office/word/2023/wordml/word16du" xmlns:w16sdtdh="http://schemas.microsoft.com/office/word/2020/wordml/sdtdatahash" xmlns:w16sdtfl="http://schemas.microsoft.com/office/word/2024/wordml/sdtformatlock" xmlns:w16se="http://schemas.microsoft.com/office/word/2015/wordml/symex" xmlns:wpg="http://schemas.microsoft.com/office/word/2010/wordprocessingGroup" xmlns:wpi="http://schemas.microsoft.com/office/word/2010/wordprocessingInk" xmlns:wne="http://schemas.microsoft.com/office/word/2006/wordml" xmlns:wps="http://schemas.microsoft.com/office/word/2010/wordprocessingShape" mc:Ignorable="w14 w15 w16se w16cid w16 w16cex w16sdtdh w16sdtfl w16du wp14">
+<file path=word/footer3.xml><?xml version="1.0" encoding="utf-8"?>
+<w:ftr xmlns:wpc="http://schemas.microsoft.com/office/word/2010/wordprocessingCanvas" xmlns:cx="http://schemas.microsoft.com/office/drawing/2014/chartex" xmlns:cx1="http://schemas.microsoft.com/office/drawing/2015/9/8/chartex" xmlns:cx2="http://schemas.microsoft.com/office/drawing/2015/10/21/chartex" xmlns:cx3="http://schemas.microsoft.com/office/drawing/2016/5/9/chartex" xmlns:cx4="http://schemas.microsoft.com/office/drawing/2016/5/10/chartex" xmlns:cx5="http://schemas.microsoft.com/office/drawing/2016/5/11/chartex" xmlns:cx6="http://schemas.microsoft.com/office/drawing/2016/5/12/chartex" xmlns:cx7="http://schemas.microsoft.com/office/drawing/2016/5/13/chartex" xmlns:cx8="http://schemas.microsoft.com/office/drawing/2016/5/14/chartex" xmlns:mc="http://schemas.openxmlformats.org/markup-compatibility/2006" xmlns:aink="http://schemas.microsoft.com/office/drawing/2016/ink" xmlns:am3d="http://schemas.microsoft.com/office/drawing/2017/model3d" xmlns:o="urn:schemas-microsoft-com:office:office" xmlns:oel="http://schemas.microsoft.com/office/2019/extlst" xmlns:r="http://schemas.openxmlformats.org/officeDocument/2006/relationships" xmlns:m="http://schemas.openxmlformats.org/officeDocument/2006/math" xmlns:v="urn:schemas-microsoft-com:vml" xmlns:wp14="http://schemas.microsoft.com/office/word/2010/wordprocessingDrawing" xmlns:wp="http://schemas.openxmlformats.org/drawingml/2006/wordprocessingDrawing" xmlns:w10="urn:schemas-microsoft-com:office:word" xmlns:w="http://schemas.openxmlformats.org/wordprocessingml/2006/main" xmlns:w14="http://schemas.microsoft.com/office/word/2010/wordml" xmlns:w15="http://schemas.microsoft.com/office/word/2012/wordml" xmlns:w16cei="http://schemas.microsoft.com/office/word/2026/wordml/cei" xmlns:w16cex="http://schemas.microsoft.com/office/word/2018/wordml/cex" xmlns:w16cid="http://schemas.microsoft.com/office/word/2016/wordml/cid" xmlns:w16="http://schemas.microsoft.com/office/word/2018/wordml" xmlns:w16du="http://schemas.microsoft.com/office/word/2023/wordml/word16du" xmlns:w16sdtdh="http://schemas.microsoft.com/office/word/2020/wordml/sdtdatahash" xmlns:w16sdtfl="http://schemas.microsoft.com/office/word/2024/wordml/sdtformatlock" xmlns:w16se="http://schemas.microsoft.com/office/word/2015/wordml/symex" xmlns:wpg="http://schemas.microsoft.com/office/word/2010/wordprocessingGroup" xmlns:wpi="http://schemas.microsoft.com/office/word/2010/wordprocessingInk" xmlns:wne="http://schemas.microsoft.com/office/word/2006/wordml" xmlns:wps="http://schemas.microsoft.com/office/word/2010/wordprocessingShape" mc:Ignorable="w14 w15 w16se w16cid w16 w16cex w16sdtdh w16sdtfl w16du wp14">
   <w:p>
     <w:pPr>
       <w:pStyle w:val="Piedepgina"/>
@@ -4978,7 +6093,7 @@
             <w:rPr>
               <w:noProof/>
             </w:rPr>
-            <w:t>11/05/2026</w:t>
+            <w:t>10/09/2026</w:t>
           </w:r>
           <w:r>
             <w:fldChar w:fldCharType="end"/>
@@ -5005,8 +6120,8 @@
 </w:ftr>
 </file>
 
-<file path=word/footer5.xml><?xml version="1.0" encoding="utf-8"?>
-<w:ftr xmlns:wpc="http://schemas.microsoft.com/office/word/2010/wordprocessingCanvas" xmlns:cx="http://schemas.microsoft.com/office/drawing/2014/chartex" xmlns:cx1="http://schemas.microsoft.com/office/drawing/2015/9/8/chartex" xmlns:cx2="http://schemas.microsoft.com/office/drawing/2015/10/21/chartex" xmlns:cx3="http://schemas.microsoft.com/office/drawing/2016/5/9/chartex" xmlns:cx4="http://schemas.microsoft.com/office/drawing/2016/5/10/chartex" xmlns:cx5="http://schemas.microsoft.com/office/drawing/2016/5/11/chartex" xmlns:cx6="http://schemas.microsoft.com/office/drawing/2016/5/12/chartex" xmlns:cx7="http://schemas.microsoft.com/office/drawing/2016/5/13/chartex" xmlns:cx8="http://schemas.microsoft.com/office/drawing/2016/5/14/chartex" xmlns:mc="http://schemas.openxmlformats.org/markup-compatibility/2006" xmlns:aink="http://schemas.microsoft.com/office/drawing/2016/ink" xmlns:am3d="http://schemas.microsoft.com/office/drawing/2017/model3d" xmlns:o="urn:schemas-microsoft-com:office:office" xmlns:oel="http://schemas.microsoft.com/office/2019/extlst" xmlns:r="http://schemas.openxmlformats.org/officeDocument/2006/relationships" xmlns:m="http://schemas.openxmlformats.org/officeDocument/2006/math" xmlns:v="urn:schemas-microsoft-com:vml" xmlns:wp14="http://schemas.microsoft.com/office/word/2010/wordprocessingDrawing" xmlns:wp="http://schemas.openxmlformats.org/drawingml/2006/wordprocessingDrawing" xmlns:w10="urn:schemas-microsoft-com:office:word" xmlns:w="http://schemas.openxmlformats.org/wordprocessingml/2006/main" xmlns:w14="http://schemas.microsoft.com/office/word/2010/wordml" xmlns:w15="http://schemas.microsoft.com/office/word/2012/wordml" xmlns:w16cex="http://schemas.microsoft.com/office/word/2018/wordml/cex" xmlns:w16cid="http://schemas.microsoft.com/office/word/2016/wordml/cid" xmlns:w16="http://schemas.microsoft.com/office/word/2018/wordml" xmlns:w16du="http://schemas.microsoft.com/office/word/2023/wordml/word16du" xmlns:w16sdtdh="http://schemas.microsoft.com/office/word/2020/wordml/sdtdatahash" xmlns:w16sdtfl="http://schemas.microsoft.com/office/word/2024/wordml/sdtformatlock" xmlns:w16se="http://schemas.microsoft.com/office/word/2015/wordml/symex" xmlns:wpg="http://schemas.microsoft.com/office/word/2010/wordprocessingGroup" xmlns:wpi="http://schemas.microsoft.com/office/word/2010/wordprocessingInk" xmlns:wne="http://schemas.microsoft.com/office/word/2006/wordml" xmlns:wps="http://schemas.microsoft.com/office/word/2010/wordprocessingShape" mc:Ignorable="w14 w15 w16se w16cid w16 w16cex w16sdtdh w16sdtfl w16du wp14">
+<file path=word/footer4.xml><?xml version="1.0" encoding="utf-8"?>
+<w:ftr xmlns:wpc="http://schemas.microsoft.com/office/word/2010/wordprocessingCanvas" xmlns:cx="http://schemas.microsoft.com/office/drawing/2014/chartex" xmlns:cx1="http://schemas.microsoft.com/office/drawing/2015/9/8/chartex" xmlns:cx2="http://schemas.microsoft.com/office/drawing/2015/10/21/chartex" xmlns:cx3="http://schemas.microsoft.com/office/drawing/2016/5/9/chartex" xmlns:cx4="http://schemas.microsoft.com/office/drawing/2016/5/10/chartex" xmlns:cx5="http://schemas.microsoft.com/office/drawing/2016/5/11/chartex" xmlns:cx6="http://schemas.microsoft.com/office/drawing/2016/5/12/chartex" xmlns:cx7="http://schemas.microsoft.com/office/drawing/2016/5/13/chartex" xmlns:cx8="http://schemas.microsoft.com/office/drawing/2016/5/14/chartex" xmlns:mc="http://schemas.openxmlformats.org/markup-compatibility/2006" xmlns:aink="http://schemas.microsoft.com/office/drawing/2016/ink" xmlns:am3d="http://schemas.microsoft.com/office/drawing/2017/model3d" xmlns:o="urn:schemas-microsoft-com:office:office" xmlns:oel="http://schemas.microsoft.com/office/2019/extlst" xmlns:r="http://schemas.openxmlformats.org/officeDocument/2006/relationships" xmlns:m="http://schemas.openxmlformats.org/officeDocument/2006/math" xmlns:v="urn:schemas-microsoft-com:vml" xmlns:wp14="http://schemas.microsoft.com/office/word/2010/wordprocessingDrawing" xmlns:wp="http://schemas.openxmlformats.org/drawingml/2006/wordprocessingDrawing" xmlns:w10="urn:schemas-microsoft-com:office:word" xmlns:w="http://schemas.openxmlformats.org/wordprocessingml/2006/main" xmlns:w14="http://schemas.microsoft.com/office/word/2010/wordml" xmlns:w15="http://schemas.microsoft.com/office/word/2012/wordml" xmlns:w16cei="http://schemas.microsoft.com/office/word/2026/wordml/cei" xmlns:w16cex="http://schemas.microsoft.com/office/word/2018/wordml/cex" xmlns:w16cid="http://schemas.microsoft.com/office/word/2016/wordml/cid" xmlns:w16="http://schemas.microsoft.com/office/word/2018/wordml" xmlns:w16du="http://schemas.microsoft.com/office/word/2023/wordml/word16du" xmlns:w16sdtdh="http://schemas.microsoft.com/office/word/2020/wordml/sdtdatahash" xmlns:w16sdtfl="http://schemas.microsoft.com/office/word/2024/wordml/sdtformatlock" xmlns:w16se="http://schemas.microsoft.com/office/word/2015/wordml/symex" xmlns:wpg="http://schemas.microsoft.com/office/word/2010/wordprocessingGroup" xmlns:wpi="http://schemas.microsoft.com/office/word/2010/wordprocessingInk" xmlns:wne="http://schemas.microsoft.com/office/word/2006/wordml" xmlns:wps="http://schemas.microsoft.com/office/word/2010/wordprocessingShape" mc:Ignorable="w14 w15 w16se w16cid w16 w16cex w16sdtdh w16sdtfl w16du wp14">
   <w:p>
     <w:pPr>
       <w:pStyle w:val="Piedepgina"/>
@@ -5218,7 +6333,7 @@
             <w:rPr>
               <w:noProof/>
             </w:rPr>
-            <w:t>11/05/2026</w:t>
+            <w:t>10/09/2026</w:t>
           </w:r>
           <w:r>
             <w:fldChar w:fldCharType="end"/>
@@ -5246,7 +6361,7 @@
 </file>
 
 <file path=word/footnotes.xml><?xml version="1.0" encoding="utf-8"?>
-<w:footnotes xmlns:wpc="http://schemas.microsoft.com/office/word/2010/wordprocessingCanvas" xmlns:cx="http://schemas.microsoft.com/office/drawing/2014/chartex" xmlns:cx1="http://schemas.microsoft.com/office/drawing/2015/9/8/chartex" xmlns:cx2="http://schemas.microsoft.com/office/drawing/2015/10/21/chartex" xmlns:cx3="http://schemas.microsoft.com/office/drawing/2016/5/9/chartex" xmlns:cx4="http://schemas.microsoft.com/office/drawing/2016/5/10/chartex" xmlns:cx5="http://schemas.microsoft.com/office/drawing/2016/5/11/chartex" xmlns:cx6="http://schemas.microsoft.com/office/drawing/2016/5/12/chartex" xmlns:cx7="http://schemas.microsoft.com/office/drawing/2016/5/13/chartex" xmlns:cx8="http://schemas.microsoft.com/office/drawing/2016/5/14/chartex" xmlns:mc="http://schemas.openxmlformats.org/markup-compatibility/2006" xmlns:aink="http://schemas.microsoft.com/office/drawing/2016/ink" xmlns:am3d="http://schemas.microsoft.com/office/drawing/2017/model3d" xmlns:o="urn:schemas-microsoft-com:office:office" xmlns:oel="http://schemas.microsoft.com/office/2019/extlst" xmlns:r="http://schemas.openxmlformats.org/officeDocument/2006/relationships" xmlns:m="http://schemas.openxmlformats.org/officeDocument/2006/math" xmlns:v="urn:schemas-microsoft-com:vml" xmlns:wp14="http://schemas.microsoft.com/office/word/2010/wordprocessingDrawing" xmlns:wp="http://schemas.openxmlformats.org/drawingml/2006/wordprocessingDrawing" xmlns:w10="urn:schemas-microsoft-com:office:word" xmlns:w="http://schemas.openxmlformats.org/wordprocessingml/2006/main" xmlns:w14="http://schemas.microsoft.com/office/word/2010/wordml" xmlns:w15="http://schemas.microsoft.com/office/word/2012/wordml" xmlns:w16cex="http://schemas.microsoft.com/office/word/2018/wordml/cex" xmlns:w16cid="http://schemas.microsoft.com/office/word/2016/wordml/cid" xmlns:w16="http://schemas.microsoft.com/office/word/2018/wordml" xmlns:w16du="http://schemas.microsoft.com/office/word/2023/wordml/word16du" xmlns:w16sdtdh="http://schemas.microsoft.com/office/word/2020/wordml/sdtdatahash" xmlns:w16sdtfl="http://schemas.microsoft.com/office/word/2024/wordml/sdtformatlock" xmlns:w16se="http://schemas.microsoft.com/office/word/2015/wordml/symex" xmlns:wpg="http://schemas.microsoft.com/office/word/2010/wordprocessingGroup" xmlns:wpi="http://schemas.microsoft.com/office/word/2010/wordprocessingInk" xmlns:wne="http://schemas.microsoft.com/office/word/2006/wordml" xmlns:wps="http://schemas.microsoft.com/office/word/2010/wordprocessingShape" mc:Ignorable="w14 w15 w16se w16cid w16 w16cex w16sdtdh w16sdtfl w16du wp14">
+<w:footnotes xmlns:wpc="http://schemas.microsoft.com/office/word/2010/wordprocessingCanvas" xmlns:cx="http://schemas.microsoft.com/office/drawing/2014/chartex" xmlns:cx1="http://schemas.microsoft.com/office/drawing/2015/9/8/chartex" xmlns:cx2="http://schemas.microsoft.com/office/drawing/2015/10/21/chartex" xmlns:cx3="http://schemas.microsoft.com/office/drawing/2016/5/9/chartex" xmlns:cx4="http://schemas.microsoft.com/office/drawing/2016/5/10/chartex" xmlns:cx5="http://schemas.microsoft.com/office/drawing/2016/5/11/chartex" xmlns:cx6="http://schemas.microsoft.com/office/drawing/2016/5/12/chartex" xmlns:cx7="http://schemas.microsoft.com/office/drawing/2016/5/13/chartex" xmlns:cx8="http://schemas.microsoft.com/office/drawing/2016/5/14/chartex" xmlns:mc="http://schemas.openxmlformats.org/markup-compatibility/2006" xmlns:aink="http://schemas.microsoft.com/office/drawing/2016/ink" xmlns:am3d="http://schemas.microsoft.com/office/drawing/2017/model3d" xmlns:o="urn:schemas-microsoft-com:office:office" xmlns:oel="http://schemas.microsoft.com/office/2019/extlst" xmlns:r="http://schemas.openxmlformats.org/officeDocument/2006/relationships" xmlns:m="http://schemas.openxmlformats.org/officeDocument/2006/math" xmlns:v="urn:schemas-microsoft-com:vml" xmlns:wp14="http://schemas.microsoft.com/office/word/2010/wordprocessingDrawing" xmlns:wp="http://schemas.openxmlformats.org/drawingml/2006/wordprocessingDrawing" xmlns:w10="urn:schemas-microsoft-com:office:word" xmlns:w="http://schemas.openxmlformats.org/wordprocessingml/2006/main" xmlns:w14="http://schemas.microsoft.com/office/word/2010/wordml" xmlns:w15="http://schemas.microsoft.com/office/word/2012/wordml" xmlns:w16cei="http://schemas.microsoft.com/office/word/2026/wordml/cei" xmlns:w16cex="http://schemas.microsoft.com/office/word/2018/wordml/cex" xmlns:w16cid="http://schemas.microsoft.com/office/word/2016/wordml/cid" xmlns:w16="http://schemas.microsoft.com/office/word/2018/wordml" xmlns:w16du="http://schemas.microsoft.com/office/word/2023/wordml/word16du" xmlns:w16sdtdh="http://schemas.microsoft.com/office/word/2020/wordml/sdtdatahash" xmlns:w16sdtfl="http://schemas.microsoft.com/office/word/2024/wordml/sdtformatlock" xmlns:w16se="http://schemas.microsoft.com/office/word/2015/wordml/symex" xmlns:wpg="http://schemas.microsoft.com/office/word/2010/wordprocessingGroup" xmlns:wpi="http://schemas.microsoft.com/office/word/2010/wordprocessingInk" xmlns:wne="http://schemas.microsoft.com/office/word/2006/wordml" xmlns:wps="http://schemas.microsoft.com/office/word/2010/wordprocessingShape" mc:Ignorable="w14 w15 w16se w16cid w16 w16cex w16sdtdh w16sdtfl w16du wp14">
   <w:footnote w:type="separator" w:id="-1">
     <w:p>
       <w:r>
@@ -5265,12 +6380,73 @@
 </file>
 
 <file path=word/header1.xml><?xml version="1.0" encoding="utf-8"?>
-<w:hdr xmlns:wpc="http://schemas.microsoft.com/office/word/2010/wordprocessingCanvas" xmlns:cx="http://schemas.microsoft.com/office/drawing/2014/chartex" xmlns:cx1="http://schemas.microsoft.com/office/drawing/2015/9/8/chartex" xmlns:cx2="http://schemas.microsoft.com/office/drawing/2015/10/21/chartex" xmlns:cx3="http://schemas.microsoft.com/office/drawing/2016/5/9/chartex" xmlns:cx4="http://schemas.microsoft.com/office/drawing/2016/5/10/chartex" xmlns:cx5="http://schemas.microsoft.com/office/drawing/2016/5/11/chartex" xmlns:cx6="http://schemas.microsoft.com/office/drawing/2016/5/12/chartex" xmlns:cx7="http://schemas.microsoft.com/office/drawing/2016/5/13/chartex" xmlns:cx8="http://schemas.microsoft.com/office/drawing/2016/5/14/chartex" xmlns:mc="http://schemas.openxmlformats.org/markup-compatibility/2006" xmlns:aink="http://schemas.microsoft.com/office/drawing/2016/ink" xmlns:am3d="http://schemas.microsoft.com/office/drawing/2017/model3d" xmlns:o="urn:schemas-microsoft-com:office:office" xmlns:oel="http://schemas.microsoft.com/office/2019/extlst" xmlns:r="http://schemas.openxmlformats.org/officeDocument/2006/relationships" xmlns:m="http://schemas.openxmlformats.org/officeDocument/2006/math" xmlns:v="urn:schemas-microsoft-com:vml" xmlns:wp14="http://schemas.microsoft.com/office/word/2010/wordprocessingDrawing" xmlns:wp="http://schemas.openxmlformats.org/drawingml/2006/wordprocessingDrawing" xmlns:w10="urn:schemas-microsoft-com:office:word" xmlns:w="http://schemas.openxmlformats.org/wordprocessingml/2006/main" xmlns:w14="http://schemas.microsoft.com/office/word/2010/wordml" xmlns:w15="http://schemas.microsoft.com/office/word/2012/wordml" xmlns:w16cex="http://schemas.microsoft.com/office/word/2018/wordml/cex" xmlns:w16cid="http://schemas.microsoft.com/office/word/2016/wordml/cid" xmlns:w16="http://schemas.microsoft.com/office/word/2018/wordml" xmlns:w16du="http://schemas.microsoft.com/office/word/2023/wordml/word16du" xmlns:w16sdtdh="http://schemas.microsoft.com/office/word/2020/wordml/sdtdatahash" xmlns:w16sdtfl="http://schemas.microsoft.com/office/word/2024/wordml/sdtformatlock" xmlns:w16se="http://schemas.microsoft.com/office/word/2015/wordml/symex" xmlns:wpg="http://schemas.microsoft.com/office/word/2010/wordprocessingGroup" xmlns:wpi="http://schemas.microsoft.com/office/word/2010/wordprocessingInk" xmlns:wne="http://schemas.microsoft.com/office/word/2006/wordml" xmlns:wps="http://schemas.microsoft.com/office/word/2010/wordprocessingShape" mc:Ignorable="w14 w15 w16se w16cid w16 w16cex w16sdtdh w16sdtfl w16du wp14">
+<w:hdr xmlns:wpc="http://schemas.microsoft.com/office/word/2010/wordprocessingCanvas" xmlns:cx="http://schemas.microsoft.com/office/drawing/2014/chartex" xmlns:cx1="http://schemas.microsoft.com/office/drawing/2015/9/8/chartex" xmlns:cx2="http://schemas.microsoft.com/office/drawing/2015/10/21/chartex" xmlns:cx3="http://schemas.microsoft.com/office/drawing/2016/5/9/chartex" xmlns:cx4="http://schemas.microsoft.com/office/drawing/2016/5/10/chartex" xmlns:cx5="http://schemas.microsoft.com/office/drawing/2016/5/11/chartex" xmlns:cx6="http://schemas.microsoft.com/office/drawing/2016/5/12/chartex" xmlns:cx7="http://schemas.microsoft.com/office/drawing/2016/5/13/chartex" xmlns:cx8="http://schemas.microsoft.com/office/drawing/2016/5/14/chartex" xmlns:mc="http://schemas.openxmlformats.org/markup-compatibility/2006" xmlns:aink="http://schemas.microsoft.com/office/drawing/2016/ink" xmlns:am3d="http://schemas.microsoft.com/office/drawing/2017/model3d" xmlns:o="urn:schemas-microsoft-com:office:office" xmlns:oel="http://schemas.microsoft.com/office/2019/extlst" xmlns:r="http://schemas.openxmlformats.org/officeDocument/2006/relationships" xmlns:m="http://schemas.openxmlformats.org/officeDocument/2006/math" xmlns:v="urn:schemas-microsoft-com:vml" xmlns:wp14="http://schemas.microsoft.com/office/word/2010/wordprocessingDrawing" xmlns:wp="http://schemas.openxmlformats.org/drawingml/2006/wordprocessingDrawing" xmlns:w10="urn:schemas-microsoft-com:office:word" xmlns:w="http://schemas.openxmlformats.org/wordprocessingml/2006/main" xmlns:w14="http://schemas.microsoft.com/office/word/2010/wordml" xmlns:w15="http://schemas.microsoft.com/office/word/2012/wordml" xmlns:w16cei="http://schemas.microsoft.com/office/word/2026/wordml/cei" xmlns:w16cex="http://schemas.microsoft.com/office/word/2018/wordml/cex" xmlns:w16cid="http://schemas.microsoft.com/office/word/2016/wordml/cid" xmlns:w16="http://schemas.microsoft.com/office/word/2018/wordml" xmlns:w16du="http://schemas.microsoft.com/office/word/2023/wordml/word16du" xmlns:w16sdtdh="http://schemas.microsoft.com/office/word/2020/wordml/sdtdatahash" xmlns:w16sdtfl="http://schemas.microsoft.com/office/word/2024/wordml/sdtformatlock" xmlns:w16se="http://schemas.microsoft.com/office/word/2015/wordml/symex" xmlns:wpg="http://schemas.microsoft.com/office/word/2010/wordprocessingGroup" xmlns:wpi="http://schemas.microsoft.com/office/word/2010/wordprocessingInk" xmlns:wne="http://schemas.microsoft.com/office/word/2006/wordml" xmlns:wps="http://schemas.microsoft.com/office/word/2010/wordprocessingShape" mc:Ignorable="w14 w15 w16se w16cid w16 w16cex w16sdtdh w16sdtfl w16du wp14">
   <w:p>
     <w:pPr>
       <w:pStyle w:val="Encabezado"/>
       <w:spacing w:after="4640"/>
     </w:pPr>
+    <w:r>
+      <w:rPr>
+        <w:noProof/>
+        <w:lang w:val="es-ES" w:eastAsia="es-ES"/>
+      </w:rPr>
+      <w:drawing>
+        <wp:anchor distT="0" distB="0" distL="114300" distR="114300" simplePos="0" relativeHeight="251660295" behindDoc="0" locked="0" layoutInCell="1" allowOverlap="1" wp14:anchorId="6023023B" wp14:editId="7CB514DD">
+          <wp:simplePos x="0" y="0"/>
+          <wp:positionH relativeFrom="column">
+            <wp:posOffset>-838200</wp:posOffset>
+          </wp:positionH>
+          <wp:positionV relativeFrom="paragraph">
+            <wp:posOffset>494665</wp:posOffset>
+          </wp:positionV>
+          <wp:extent cx="4069037" cy="1404519"/>
+          <wp:effectExtent l="0" t="0" r="8255" b="5715"/>
+          <wp:wrapNone/>
+          <wp:docPr id="27" name="Imagen 27"/>
+          <wp:cNvGraphicFramePr>
+            <a:graphicFrameLocks xmlns:a="http://schemas.openxmlformats.org/drawingml/2006/main" noChangeAspect="1"/>
+          </wp:cNvGraphicFramePr>
+          <a:graphic xmlns:a="http://schemas.openxmlformats.org/drawingml/2006/main">
+            <a:graphicData uri="http://schemas.openxmlformats.org/drawingml/2006/picture">
+              <pic:pic xmlns:pic="http://schemas.openxmlformats.org/drawingml/2006/picture">
+                <pic:nvPicPr>
+                  <pic:cNvPr id="1" name=""/>
+                  <pic:cNvPicPr/>
+                </pic:nvPicPr>
+                <pic:blipFill>
+                  <a:blip r:embed="rId1">
+                    <a:extLst>
+                      <a:ext uri="{28A0092B-C50C-407E-A947-70E740481C1C}">
+                        <a14:useLocalDpi xmlns:a14="http://schemas.microsoft.com/office/drawing/2010/main" val="0"/>
+                      </a:ext>
+                    </a:extLst>
+                  </a:blip>
+                  <a:stretch>
+                    <a:fillRect/>
+                  </a:stretch>
+                </pic:blipFill>
+                <pic:spPr>
+                  <a:xfrm>
+                    <a:off x="0" y="0"/>
+                    <a:ext cx="4069037" cy="1404519"/>
+                  </a:xfrm>
+                  <a:prstGeom prst="rect">
+                    <a:avLst/>
+                  </a:prstGeom>
+                </pic:spPr>
+              </pic:pic>
+            </a:graphicData>
+          </a:graphic>
+          <wp14:sizeRelH relativeFrom="page">
+            <wp14:pctWidth>0</wp14:pctWidth>
+          </wp14:sizeRelH>
+          <wp14:sizeRelV relativeFrom="page">
+            <wp14:pctHeight>0</wp14:pctHeight>
+          </wp14:sizeRelV>
+        </wp:anchor>
+      </w:drawing>
+    </w:r>
     <w:r>
       <w:rPr>
         <w:noProof/>
@@ -5284,7 +6460,7 @@
 </file>
 
 <file path=word/header2.xml><?xml version="1.0" encoding="utf-8"?>
-<w:hdr xmlns:wpc="http://schemas.microsoft.com/office/word/2010/wordprocessingCanvas" xmlns:cx="http://schemas.microsoft.com/office/drawing/2014/chartex" xmlns:cx1="http://schemas.microsoft.com/office/drawing/2015/9/8/chartex" xmlns:cx2="http://schemas.microsoft.com/office/drawing/2015/10/21/chartex" xmlns:cx3="http://schemas.microsoft.com/office/drawing/2016/5/9/chartex" xmlns:cx4="http://schemas.microsoft.com/office/drawing/2016/5/10/chartex" xmlns:cx5="http://schemas.microsoft.com/office/drawing/2016/5/11/chartex" xmlns:cx6="http://schemas.microsoft.com/office/drawing/2016/5/12/chartex" xmlns:cx7="http://schemas.microsoft.com/office/drawing/2016/5/13/chartex" xmlns:cx8="http://schemas.microsoft.com/office/drawing/2016/5/14/chartex" xmlns:mc="http://schemas.openxmlformats.org/markup-compatibility/2006" xmlns:aink="http://schemas.microsoft.com/office/drawing/2016/ink" xmlns:am3d="http://schemas.microsoft.com/office/drawing/2017/model3d" xmlns:o="urn:schemas-microsoft-com:office:office" xmlns:oel="http://schemas.microsoft.com/office/2019/extlst" xmlns:r="http://schemas.openxmlformats.org/officeDocument/2006/relationships" xmlns:m="http://schemas.openxmlformats.org/officeDocument/2006/math" xmlns:v="urn:schemas-microsoft-com:vml" xmlns:wp14="http://schemas.microsoft.com/office/word/2010/wordprocessingDrawing" xmlns:wp="http://schemas.openxmlformats.org/drawingml/2006/wordprocessingDrawing" xmlns:w10="urn:schemas-microsoft-com:office:word" xmlns:w="http://schemas.openxmlformats.org/wordprocessingml/2006/main" xmlns:w14="http://schemas.microsoft.com/office/word/2010/wordml" xmlns:w15="http://schemas.microsoft.com/office/word/2012/wordml" xmlns:w16cex="http://schemas.microsoft.com/office/word/2018/wordml/cex" xmlns:w16cid="http://schemas.microsoft.com/office/word/2016/wordml/cid" xmlns:w16="http://schemas.microsoft.com/office/word/2018/wordml" xmlns:w16du="http://schemas.microsoft.com/office/word/2023/wordml/word16du" xmlns:w16sdtdh="http://schemas.microsoft.com/office/word/2020/wordml/sdtdatahash" xmlns:w16sdtfl="http://schemas.microsoft.com/office/word/2024/wordml/sdtformatlock" xmlns:w16se="http://schemas.microsoft.com/office/word/2015/wordml/symex" xmlns:wpg="http://schemas.microsoft.com/office/word/2010/wordprocessingGroup" xmlns:wpi="http://schemas.microsoft.com/office/word/2010/wordprocessingInk" xmlns:wne="http://schemas.microsoft.com/office/word/2006/wordml" xmlns:wps="http://schemas.microsoft.com/office/word/2010/wordprocessingShape" mc:Ignorable="w14 w15 w16se w16cid w16 w16cex w16sdtdh w16sdtfl w16du wp14">
+<w:hdr xmlns:wpc="http://schemas.microsoft.com/office/word/2010/wordprocessingCanvas" xmlns:cx="http://schemas.microsoft.com/office/drawing/2014/chartex" xmlns:cx1="http://schemas.microsoft.com/office/drawing/2015/9/8/chartex" xmlns:cx2="http://schemas.microsoft.com/office/drawing/2015/10/21/chartex" xmlns:cx3="http://schemas.microsoft.com/office/drawing/2016/5/9/chartex" xmlns:cx4="http://schemas.microsoft.com/office/drawing/2016/5/10/chartex" xmlns:cx5="http://schemas.microsoft.com/office/drawing/2016/5/11/chartex" xmlns:cx6="http://schemas.microsoft.com/office/drawing/2016/5/12/chartex" xmlns:cx7="http://schemas.microsoft.com/office/drawing/2016/5/13/chartex" xmlns:cx8="http://schemas.microsoft.com/office/drawing/2016/5/14/chartex" xmlns:mc="http://schemas.openxmlformats.org/markup-compatibility/2006" xmlns:aink="http://schemas.microsoft.com/office/drawing/2016/ink" xmlns:am3d="http://schemas.microsoft.com/office/drawing/2017/model3d" xmlns:o="urn:schemas-microsoft-com:office:office" xmlns:oel="http://schemas.microsoft.com/office/2019/extlst" xmlns:r="http://schemas.openxmlformats.org/officeDocument/2006/relationships" xmlns:m="http://schemas.openxmlformats.org/officeDocument/2006/math" xmlns:v="urn:schemas-microsoft-com:vml" xmlns:wp14="http://schemas.microsoft.com/office/word/2010/wordprocessingDrawing" xmlns:wp="http://schemas.openxmlformats.org/drawingml/2006/wordprocessingDrawing" xmlns:w10="urn:schemas-microsoft-com:office:word" xmlns:w="http://schemas.openxmlformats.org/wordprocessingml/2006/main" xmlns:w14="http://schemas.microsoft.com/office/word/2010/wordml" xmlns:w15="http://schemas.microsoft.com/office/word/2012/wordml" xmlns:w16cei="http://schemas.microsoft.com/office/word/2026/wordml/cei" xmlns:w16cex="http://schemas.microsoft.com/office/word/2018/wordml/cex" xmlns:w16cid="http://schemas.microsoft.com/office/word/2016/wordml/cid" xmlns:w16="http://schemas.microsoft.com/office/word/2018/wordml" xmlns:w16du="http://schemas.microsoft.com/office/word/2023/wordml/word16du" xmlns:w16sdtdh="http://schemas.microsoft.com/office/word/2020/wordml/sdtdatahash" xmlns:w16sdtfl="http://schemas.microsoft.com/office/word/2024/wordml/sdtformatlock" xmlns:w16se="http://schemas.microsoft.com/office/word/2015/wordml/symex" xmlns:wpg="http://schemas.microsoft.com/office/word/2010/wordprocessingGroup" xmlns:wpi="http://schemas.microsoft.com/office/word/2010/wordprocessingInk" xmlns:wne="http://schemas.microsoft.com/office/word/2006/wordml" xmlns:wps="http://schemas.microsoft.com/office/word/2010/wordprocessingShape" mc:Ignorable="w14 w15 w16se w16cid w16 w16cex w16sdtdh w16sdtfl w16du wp14">
   <w:p>
     <w:pPr>
       <w:pStyle w:val="Encabezado"/>
@@ -5303,7 +6479,7 @@
 </file>
 
 <file path=word/header3.xml><?xml version="1.0" encoding="utf-8"?>
-<w:hdr xmlns:wpc="http://schemas.microsoft.com/office/word/2010/wordprocessingCanvas" xmlns:cx="http://schemas.microsoft.com/office/drawing/2014/chartex" xmlns:cx1="http://schemas.microsoft.com/office/drawing/2015/9/8/chartex" xmlns:cx2="http://schemas.microsoft.com/office/drawing/2015/10/21/chartex" xmlns:cx3="http://schemas.microsoft.com/office/drawing/2016/5/9/chartex" xmlns:cx4="http://schemas.microsoft.com/office/drawing/2016/5/10/chartex" xmlns:cx5="http://schemas.microsoft.com/office/drawing/2016/5/11/chartex" xmlns:cx6="http://schemas.microsoft.com/office/drawing/2016/5/12/chartex" xmlns:cx7="http://schemas.microsoft.com/office/drawing/2016/5/13/chartex" xmlns:cx8="http://schemas.microsoft.com/office/drawing/2016/5/14/chartex" xmlns:mc="http://schemas.openxmlformats.org/markup-compatibility/2006" xmlns:aink="http://schemas.microsoft.com/office/drawing/2016/ink" xmlns:am3d="http://schemas.microsoft.com/office/drawing/2017/model3d" xmlns:o="urn:schemas-microsoft-com:office:office" xmlns:oel="http://schemas.microsoft.com/office/2019/extlst" xmlns:r="http://schemas.openxmlformats.org/officeDocument/2006/relationships" xmlns:m="http://schemas.openxmlformats.org/officeDocument/2006/math" xmlns:v="urn:schemas-microsoft-com:vml" xmlns:wp14="http://schemas.microsoft.com/office/word/2010/wordprocessingDrawing" xmlns:wp="http://schemas.openxmlformats.org/drawingml/2006/wordprocessingDrawing" xmlns:w10="urn:schemas-microsoft-com:office:word" xmlns:w="http://schemas.openxmlformats.org/wordprocessingml/2006/main" xmlns:w14="http://schemas.microsoft.com/office/word/2010/wordml" xmlns:w15="http://schemas.microsoft.com/office/word/2012/wordml" xmlns:w16cex="http://schemas.microsoft.com/office/word/2018/wordml/cex" xmlns:w16cid="http://schemas.microsoft.com/office/word/2016/wordml/cid" xmlns:w16="http://schemas.microsoft.com/office/word/2018/wordml" xmlns:w16du="http://schemas.microsoft.com/office/word/2023/wordml/word16du" xmlns:w16sdtdh="http://schemas.microsoft.com/office/word/2020/wordml/sdtdatahash" xmlns:w16sdtfl="http://schemas.microsoft.com/office/word/2024/wordml/sdtformatlock" xmlns:w16se="http://schemas.microsoft.com/office/word/2015/wordml/symex" xmlns:wpg="http://schemas.microsoft.com/office/word/2010/wordprocessingGroup" xmlns:wpi="http://schemas.microsoft.com/office/word/2010/wordprocessingInk" xmlns:wne="http://schemas.microsoft.com/office/word/2006/wordml" xmlns:wps="http://schemas.microsoft.com/office/word/2010/wordprocessingShape" mc:Ignorable="w14 w15 w16se w16cid w16 w16cex w16sdtdh w16sdtfl w16du wp14">
+<w:hdr xmlns:wpc="http://schemas.microsoft.com/office/word/2010/wordprocessingCanvas" xmlns:cx="http://schemas.microsoft.com/office/drawing/2014/chartex" xmlns:cx1="http://schemas.microsoft.com/office/drawing/2015/9/8/chartex" xmlns:cx2="http://schemas.microsoft.com/office/drawing/2015/10/21/chartex" xmlns:cx3="http://schemas.microsoft.com/office/drawing/2016/5/9/chartex" xmlns:cx4="http://schemas.microsoft.com/office/drawing/2016/5/10/chartex" xmlns:cx5="http://schemas.microsoft.com/office/drawing/2016/5/11/chartex" xmlns:cx6="http://schemas.microsoft.com/office/drawing/2016/5/12/chartex" xmlns:cx7="http://schemas.microsoft.com/office/drawing/2016/5/13/chartex" xmlns:cx8="http://schemas.microsoft.com/office/drawing/2016/5/14/chartex" xmlns:mc="http://schemas.openxmlformats.org/markup-compatibility/2006" xmlns:aink="http://schemas.microsoft.com/office/drawing/2016/ink" xmlns:am3d="http://schemas.microsoft.com/office/drawing/2017/model3d" xmlns:o="urn:schemas-microsoft-com:office:office" xmlns:oel="http://schemas.microsoft.com/office/2019/extlst" xmlns:r="http://schemas.openxmlformats.org/officeDocument/2006/relationships" xmlns:m="http://schemas.openxmlformats.org/officeDocument/2006/math" xmlns:v="urn:schemas-microsoft-com:vml" xmlns:wp14="http://schemas.microsoft.com/office/word/2010/wordprocessingDrawing" xmlns:wp="http://schemas.openxmlformats.org/drawingml/2006/wordprocessingDrawing" xmlns:w10="urn:schemas-microsoft-com:office:word" xmlns:w="http://schemas.openxmlformats.org/wordprocessingml/2006/main" xmlns:w14="http://schemas.microsoft.com/office/word/2010/wordml" xmlns:w15="http://schemas.microsoft.com/office/word/2012/wordml" xmlns:w16cei="http://schemas.microsoft.com/office/word/2026/wordml/cei" xmlns:w16cex="http://schemas.microsoft.com/office/word/2018/wordml/cex" xmlns:w16cid="http://schemas.microsoft.com/office/word/2016/wordml/cid" xmlns:w16="http://schemas.microsoft.com/office/word/2018/wordml" xmlns:w16du="http://schemas.microsoft.com/office/word/2023/wordml/word16du" xmlns:w16sdtdh="http://schemas.microsoft.com/office/word/2020/wordml/sdtdatahash" xmlns:w16sdtfl="http://schemas.microsoft.com/office/word/2024/wordml/sdtformatlock" xmlns:w16se="http://schemas.microsoft.com/office/word/2015/wordml/symex" xmlns:wpg="http://schemas.microsoft.com/office/word/2010/wordprocessingGroup" xmlns:wpi="http://schemas.microsoft.com/office/word/2010/wordprocessingInk" xmlns:wne="http://schemas.microsoft.com/office/word/2006/wordml" xmlns:wps="http://schemas.microsoft.com/office/word/2010/wordprocessingShape" mc:Ignorable="w14 w15 w16se w16cid w16 w16cex w16sdtdh w16sdtfl w16du wp14">
   <w:p>
     <w:pPr>
       <w:pStyle w:val="Encabezado"/>
@@ -5313,7 +6489,7 @@
 </file>
 
 <file path=word/header4.xml><?xml version="1.0" encoding="utf-8"?>
-<w:hdr xmlns:wpc="http://schemas.microsoft.com/office/word/2010/wordprocessingCanvas" xmlns:cx="http://schemas.microsoft.com/office/drawing/2014/chartex" xmlns:cx1="http://schemas.microsoft.com/office/drawing/2015/9/8/chartex" xmlns:cx2="http://schemas.microsoft.com/office/drawing/2015/10/21/chartex" xmlns:cx3="http://schemas.microsoft.com/office/drawing/2016/5/9/chartex" xmlns:cx4="http://schemas.microsoft.com/office/drawing/2016/5/10/chartex" xmlns:cx5="http://schemas.microsoft.com/office/drawing/2016/5/11/chartex" xmlns:cx6="http://schemas.microsoft.com/office/drawing/2016/5/12/chartex" xmlns:cx7="http://schemas.microsoft.com/office/drawing/2016/5/13/chartex" xmlns:cx8="http://schemas.microsoft.com/office/drawing/2016/5/14/chartex" xmlns:mc="http://schemas.openxmlformats.org/markup-compatibility/2006" xmlns:aink="http://schemas.microsoft.com/office/drawing/2016/ink" xmlns:am3d="http://schemas.microsoft.com/office/drawing/2017/model3d" xmlns:o="urn:schemas-microsoft-com:office:office" xmlns:oel="http://schemas.microsoft.com/office/2019/extlst" xmlns:r="http://schemas.openxmlformats.org/officeDocument/2006/relationships" xmlns:m="http://schemas.openxmlformats.org/officeDocument/2006/math" xmlns:v="urn:schemas-microsoft-com:vml" xmlns:wp14="http://schemas.microsoft.com/office/word/2010/wordprocessingDrawing" xmlns:wp="http://schemas.openxmlformats.org/drawingml/2006/wordprocessingDrawing" xmlns:w10="urn:schemas-microsoft-com:office:word" xmlns:w="http://schemas.openxmlformats.org/wordprocessingml/2006/main" xmlns:w14="http://schemas.microsoft.com/office/word/2010/wordml" xmlns:w15="http://schemas.microsoft.com/office/word/2012/wordml" xmlns:w16cex="http://schemas.microsoft.com/office/word/2018/wordml/cex" xmlns:w16cid="http://schemas.microsoft.com/office/word/2016/wordml/cid" xmlns:w16="http://schemas.microsoft.com/office/word/2018/wordml" xmlns:w16du="http://schemas.microsoft.com/office/word/2023/wordml/word16du" xmlns:w16sdtdh="http://schemas.microsoft.com/office/word/2020/wordml/sdtdatahash" xmlns:w16sdtfl="http://schemas.microsoft.com/office/word/2024/wordml/sdtformatlock" xmlns:w16se="http://schemas.microsoft.com/office/word/2015/wordml/symex" xmlns:wpg="http://schemas.microsoft.com/office/word/2010/wordprocessingGroup" xmlns:wpi="http://schemas.microsoft.com/office/word/2010/wordprocessingInk" xmlns:wne="http://schemas.microsoft.com/office/word/2006/wordml" xmlns:wps="http://schemas.microsoft.com/office/word/2010/wordprocessingShape" mc:Ignorable="w14 w15 w16se w16cid w16 w16cex w16sdtdh w16sdtfl w16du wp14">
+<w:hdr xmlns:wpc="http://schemas.microsoft.com/office/word/2010/wordprocessingCanvas" xmlns:cx="http://schemas.microsoft.com/office/drawing/2014/chartex" xmlns:cx1="http://schemas.microsoft.com/office/drawing/2015/9/8/chartex" xmlns:cx2="http://schemas.microsoft.com/office/drawing/2015/10/21/chartex" xmlns:cx3="http://schemas.microsoft.com/office/drawing/2016/5/9/chartex" xmlns:cx4="http://schemas.microsoft.com/office/drawing/2016/5/10/chartex" xmlns:cx5="http://schemas.microsoft.com/office/drawing/2016/5/11/chartex" xmlns:cx6="http://schemas.microsoft.com/office/drawing/2016/5/12/chartex" xmlns:cx7="http://schemas.microsoft.com/office/drawing/2016/5/13/chartex" xmlns:cx8="http://schemas.microsoft.com/office/drawing/2016/5/14/chartex" xmlns:mc="http://schemas.openxmlformats.org/markup-compatibility/2006" xmlns:aink="http://schemas.microsoft.com/office/drawing/2016/ink" xmlns:am3d="http://schemas.microsoft.com/office/drawing/2017/model3d" xmlns:o="urn:schemas-microsoft-com:office:office" xmlns:oel="http://schemas.microsoft.com/office/2019/extlst" xmlns:r="http://schemas.openxmlformats.org/officeDocument/2006/relationships" xmlns:m="http://schemas.openxmlformats.org/officeDocument/2006/math" xmlns:v="urn:schemas-microsoft-com:vml" xmlns:wp14="http://schemas.microsoft.com/office/word/2010/wordprocessingDrawing" xmlns:wp="http://schemas.openxmlformats.org/drawingml/2006/wordprocessingDrawing" xmlns:w10="urn:schemas-microsoft-com:office:word" xmlns:w="http://schemas.openxmlformats.org/wordprocessingml/2006/main" xmlns:w14="http://schemas.microsoft.com/office/word/2010/wordml" xmlns:w15="http://schemas.microsoft.com/office/word/2012/wordml" xmlns:w16cei="http://schemas.microsoft.com/office/word/2026/wordml/cei" xmlns:w16cex="http://schemas.microsoft.com/office/word/2018/wordml/cex" xmlns:w16cid="http://schemas.microsoft.com/office/word/2016/wordml/cid" xmlns:w16="http://schemas.microsoft.com/office/word/2018/wordml" xmlns:w16du="http://schemas.microsoft.com/office/word/2023/wordml/word16du" xmlns:w16sdtdh="http://schemas.microsoft.com/office/word/2020/wordml/sdtdatahash" xmlns:w16sdtfl="http://schemas.microsoft.com/office/word/2024/wordml/sdtformatlock" xmlns:w16se="http://schemas.microsoft.com/office/word/2015/wordml/symex" xmlns:wpg="http://schemas.microsoft.com/office/word/2010/wordprocessingGroup" xmlns:wpi="http://schemas.microsoft.com/office/word/2010/wordprocessingInk" xmlns:wne="http://schemas.microsoft.com/office/word/2006/wordml" xmlns:wps="http://schemas.microsoft.com/office/word/2010/wordprocessingShape" mc:Ignorable="w14 w15 w16se w16cid w16 w16cex w16sdtdh w16sdtfl w16du wp14">
   <w:p>
     <w:pPr>
       <w:pStyle w:val="Encabezado"/>
@@ -5321,20 +6497,21 @@
     <w:r>
       <w:rPr>
         <w:noProof/>
+        <w:lang w:val="es-ES" w:eastAsia="es-ES"/>
       </w:rPr>
       <w:drawing>
-        <wp:anchor distT="0" distB="0" distL="0" distR="0" simplePos="0" relativeHeight="251658246" behindDoc="1" locked="0" layoutInCell="1" allowOverlap="1" wp14:anchorId="34180D0F" wp14:editId="19B9D271">
+        <wp:anchor distT="0" distB="0" distL="114300" distR="114300" simplePos="0" relativeHeight="251662343" behindDoc="0" locked="0" layoutInCell="1" allowOverlap="1" wp14:anchorId="18968D03" wp14:editId="5E04209D">
           <wp:simplePos x="0" y="0"/>
           <wp:positionH relativeFrom="column">
-            <wp:posOffset>-1153795</wp:posOffset>
+            <wp:posOffset>-1132205</wp:posOffset>
           </wp:positionH>
           <wp:positionV relativeFrom="paragraph">
-            <wp:posOffset>-135890</wp:posOffset>
+            <wp:posOffset>208915</wp:posOffset>
           </wp:positionV>
-          <wp:extent cx="542925" cy="1590675"/>
+          <wp:extent cx="786612" cy="972171"/>
           <wp:effectExtent l="0" t="0" r="0" b="0"/>
           <wp:wrapNone/>
-          <wp:docPr id="7" name="2 Imagen" descr="Govern_simplificat.png"/>
+          <wp:docPr id="5" name="Imagen 5"/>
           <wp:cNvGraphicFramePr>
             <a:graphicFrameLocks xmlns:a="http://schemas.openxmlformats.org/drawingml/2006/main" noChangeAspect="1"/>
           </wp:cNvGraphicFramePr>
@@ -5342,30 +6519,39 @@
             <a:graphicData uri="http://schemas.openxmlformats.org/drawingml/2006/picture">
               <pic:pic xmlns:pic="http://schemas.openxmlformats.org/drawingml/2006/picture">
                 <pic:nvPicPr>
-                  <pic:cNvPr id="7" name="2 Imagen" descr="Govern_simplificat.png"/>
-                  <pic:cNvPicPr>
-                    <a:picLocks noChangeAspect="1" noChangeArrowheads="1"/>
-                  </pic:cNvPicPr>
+                  <pic:cNvPr id="1" name=""/>
+                  <pic:cNvPicPr/>
                 </pic:nvPicPr>
                 <pic:blipFill>
-                  <a:blip r:embed="rId1"/>
+                  <a:blip r:embed="rId1">
+                    <a:extLst>
+                      <a:ext uri="{28A0092B-C50C-407E-A947-70E740481C1C}">
+                        <a14:useLocalDpi xmlns:a14="http://schemas.microsoft.com/office/drawing/2010/main" val="0"/>
+                      </a:ext>
+                    </a:extLst>
+                  </a:blip>
                   <a:stretch>
                     <a:fillRect/>
                   </a:stretch>
                 </pic:blipFill>
-                <pic:spPr bwMode="auto">
+                <pic:spPr>
                   <a:xfrm>
                     <a:off x="0" y="0"/>
-                    <a:ext cx="542925" cy="1590675"/>
+                    <a:ext cx="786612" cy="972171"/>
                   </a:xfrm>
                   <a:prstGeom prst="rect">
                     <a:avLst/>
                   </a:prstGeom>
-                  <a:noFill/>
                 </pic:spPr>
               </pic:pic>
             </a:graphicData>
           </a:graphic>
+          <wp14:sizeRelH relativeFrom="margin">
+            <wp14:pctWidth>0</wp14:pctWidth>
+          </wp14:sizeRelH>
+          <wp14:sizeRelV relativeFrom="margin">
+            <wp14:pctHeight>0</wp14:pctHeight>
+          </wp14:sizeRelV>
         </wp:anchor>
       </w:drawing>
     </w:r>
@@ -5374,7 +6560,7 @@
 </file>
 
 <file path=word/header5.xml><?xml version="1.0" encoding="utf-8"?>
-<w:hdr xmlns:wpc="http://schemas.microsoft.com/office/word/2010/wordprocessingCanvas" xmlns:cx="http://schemas.microsoft.com/office/drawing/2014/chartex" xmlns:cx1="http://schemas.microsoft.com/office/drawing/2015/9/8/chartex" xmlns:cx2="http://schemas.microsoft.com/office/drawing/2015/10/21/chartex" xmlns:cx3="http://schemas.microsoft.com/office/drawing/2016/5/9/chartex" xmlns:cx4="http://schemas.microsoft.com/office/drawing/2016/5/10/chartex" xmlns:cx5="http://schemas.microsoft.com/office/drawing/2016/5/11/chartex" xmlns:cx6="http://schemas.microsoft.com/office/drawing/2016/5/12/chartex" xmlns:cx7="http://schemas.microsoft.com/office/drawing/2016/5/13/chartex" xmlns:cx8="http://schemas.microsoft.com/office/drawing/2016/5/14/chartex" xmlns:mc="http://schemas.openxmlformats.org/markup-compatibility/2006" xmlns:aink="http://schemas.microsoft.com/office/drawing/2016/ink" xmlns:am3d="http://schemas.microsoft.com/office/drawing/2017/model3d" xmlns:o="urn:schemas-microsoft-com:office:office" xmlns:oel="http://schemas.microsoft.com/office/2019/extlst" xmlns:r="http://schemas.openxmlformats.org/officeDocument/2006/relationships" xmlns:m="http://schemas.openxmlformats.org/officeDocument/2006/math" xmlns:v="urn:schemas-microsoft-com:vml" xmlns:wp14="http://schemas.microsoft.com/office/word/2010/wordprocessingDrawing" xmlns:wp="http://schemas.openxmlformats.org/drawingml/2006/wordprocessingDrawing" xmlns:w10="urn:schemas-microsoft-com:office:word" xmlns:w="http://schemas.openxmlformats.org/wordprocessingml/2006/main" xmlns:w14="http://schemas.microsoft.com/office/word/2010/wordml" xmlns:w15="http://schemas.microsoft.com/office/word/2012/wordml" xmlns:w16cex="http://schemas.microsoft.com/office/word/2018/wordml/cex" xmlns:w16cid="http://schemas.microsoft.com/office/word/2016/wordml/cid" xmlns:w16="http://schemas.microsoft.com/office/word/2018/wordml" xmlns:w16du="http://schemas.microsoft.com/office/word/2023/wordml/word16du" xmlns:w16sdtdh="http://schemas.microsoft.com/office/word/2020/wordml/sdtdatahash" xmlns:w16sdtfl="http://schemas.microsoft.com/office/word/2024/wordml/sdtformatlock" xmlns:w16se="http://schemas.microsoft.com/office/word/2015/wordml/symex" xmlns:wpg="http://schemas.microsoft.com/office/word/2010/wordprocessingGroup" xmlns:wpi="http://schemas.microsoft.com/office/word/2010/wordprocessingInk" xmlns:wne="http://schemas.microsoft.com/office/word/2006/wordml" xmlns:wps="http://schemas.microsoft.com/office/word/2010/wordprocessingShape" mc:Ignorable="w14 w15 w16se w16cid w16 w16cex w16sdtdh w16sdtfl w16du wp14">
+<w:hdr xmlns:wpc="http://schemas.microsoft.com/office/word/2010/wordprocessingCanvas" xmlns:cx="http://schemas.microsoft.com/office/drawing/2014/chartex" xmlns:cx1="http://schemas.microsoft.com/office/drawing/2015/9/8/chartex" xmlns:cx2="http://schemas.microsoft.com/office/drawing/2015/10/21/chartex" xmlns:cx3="http://schemas.microsoft.com/office/drawing/2016/5/9/chartex" xmlns:cx4="http://schemas.microsoft.com/office/drawing/2016/5/10/chartex" xmlns:cx5="http://schemas.microsoft.com/office/drawing/2016/5/11/chartex" xmlns:cx6="http://schemas.microsoft.com/office/drawing/2016/5/12/chartex" xmlns:cx7="http://schemas.microsoft.com/office/drawing/2016/5/13/chartex" xmlns:cx8="http://schemas.microsoft.com/office/drawing/2016/5/14/chartex" xmlns:mc="http://schemas.openxmlformats.org/markup-compatibility/2006" xmlns:aink="http://schemas.microsoft.com/office/drawing/2016/ink" xmlns:am3d="http://schemas.microsoft.com/office/drawing/2017/model3d" xmlns:o="urn:schemas-microsoft-com:office:office" xmlns:oel="http://schemas.microsoft.com/office/2019/extlst" xmlns:r="http://schemas.openxmlformats.org/officeDocument/2006/relationships" xmlns:m="http://schemas.openxmlformats.org/officeDocument/2006/math" xmlns:v="urn:schemas-microsoft-com:vml" xmlns:wp14="http://schemas.microsoft.com/office/word/2010/wordprocessingDrawing" xmlns:wp="http://schemas.openxmlformats.org/drawingml/2006/wordprocessingDrawing" xmlns:w10="urn:schemas-microsoft-com:office:word" xmlns:w="http://schemas.openxmlformats.org/wordprocessingml/2006/main" xmlns:w14="http://schemas.microsoft.com/office/word/2010/wordml" xmlns:w15="http://schemas.microsoft.com/office/word/2012/wordml" xmlns:w16cei="http://schemas.microsoft.com/office/word/2026/wordml/cei" xmlns:w16cex="http://schemas.microsoft.com/office/word/2018/wordml/cex" xmlns:w16cid="http://schemas.microsoft.com/office/word/2016/wordml/cid" xmlns:w16="http://schemas.microsoft.com/office/word/2018/wordml" xmlns:w16du="http://schemas.microsoft.com/office/word/2023/wordml/word16du" xmlns:w16sdtdh="http://schemas.microsoft.com/office/word/2020/wordml/sdtdatahash" xmlns:w16sdtfl="http://schemas.microsoft.com/office/word/2024/wordml/sdtformatlock" xmlns:w16se="http://schemas.microsoft.com/office/word/2015/wordml/symex" xmlns:wpg="http://schemas.microsoft.com/office/word/2010/wordprocessingGroup" xmlns:wpi="http://schemas.microsoft.com/office/word/2010/wordprocessingInk" xmlns:wne="http://schemas.microsoft.com/office/word/2006/wordml" xmlns:wps="http://schemas.microsoft.com/office/word/2010/wordprocessingShape" mc:Ignorable="w14 w15 w16se w16cid w16 w16cex w16sdtdh w16sdtfl w16du wp14">
   <w:p>
     <w:pPr>
       <w:pStyle w:val="Encabezado"/>
@@ -5435,7 +6621,7 @@
 </file>
 
 <file path=word/numbering.xml><?xml version="1.0" encoding="utf-8"?>
-<w:numbering xmlns:wpc="http://schemas.microsoft.com/office/word/2010/wordprocessingCanvas" xmlns:cx="http://schemas.microsoft.com/office/drawing/2014/chartex" xmlns:cx1="http://schemas.microsoft.com/office/drawing/2015/9/8/chartex" xmlns:cx2="http://schemas.microsoft.com/office/drawing/2015/10/21/chartex" xmlns:cx3="http://schemas.microsoft.com/office/drawing/2016/5/9/chartex" xmlns:cx4="http://schemas.microsoft.com/office/drawing/2016/5/10/chartex" xmlns:cx5="http://schemas.microsoft.com/office/drawing/2016/5/11/chartex" xmlns:cx6="http://schemas.microsoft.com/office/drawing/2016/5/12/chartex" xmlns:cx7="http://schemas.microsoft.com/office/drawing/2016/5/13/chartex" xmlns:cx8="http://schemas.microsoft.com/office/drawing/2016/5/14/chartex" xmlns:mc="http://schemas.openxmlformats.org/markup-compatibility/2006" xmlns:aink="http://schemas.microsoft.com/office/drawing/2016/ink" xmlns:am3d="http://schemas.microsoft.com/office/drawing/2017/model3d" xmlns:o="urn:schemas-microsoft-com:office:office" xmlns:oel="http://schemas.microsoft.com/office/2019/extlst" xmlns:r="http://schemas.openxmlformats.org/officeDocument/2006/relationships" xmlns:m="http://schemas.openxmlformats.org/officeDocument/2006/math" xmlns:v="urn:schemas-microsoft-com:vml" xmlns:wp14="http://schemas.microsoft.com/office/word/2010/wordprocessingDrawing" xmlns:wp="http://schemas.openxmlformats.org/drawingml/2006/wordprocessingDrawing" xmlns:w10="urn:schemas-microsoft-com:office:word" xmlns:w="http://schemas.openxmlformats.org/wordprocessingml/2006/main" xmlns:w14="http://schemas.microsoft.com/office/word/2010/wordml" xmlns:w15="http://schemas.microsoft.com/office/word/2012/wordml" xmlns:w16cex="http://schemas.microsoft.com/office/word/2018/wordml/cex" xmlns:w16cid="http://schemas.microsoft.com/office/word/2016/wordml/cid" xmlns:w16="http://schemas.microsoft.com/office/word/2018/wordml" xmlns:w16du="http://schemas.microsoft.com/office/word/2023/wordml/word16du" xmlns:w16sdtdh="http://schemas.microsoft.com/office/word/2020/wordml/sdtdatahash" xmlns:w16sdtfl="http://schemas.microsoft.com/office/word/2024/wordml/sdtformatlock" xmlns:w16se="http://schemas.microsoft.com/office/word/2015/wordml/symex" xmlns:wpg="http://schemas.microsoft.com/office/word/2010/wordprocessingGroup" xmlns:wpi="http://schemas.microsoft.com/office/word/2010/wordprocessingInk" xmlns:wne="http://schemas.microsoft.com/office/word/2006/wordml" xmlns:wps="http://schemas.microsoft.com/office/word/2010/wordprocessingShape" mc:Ignorable="w14 w15 w16se w16cid w16 w16cex w16sdtdh w16sdtfl w16du wp14">
+<w:numbering xmlns:wpc="http://schemas.microsoft.com/office/word/2010/wordprocessingCanvas" xmlns:cx="http://schemas.microsoft.com/office/drawing/2014/chartex" xmlns:cx1="http://schemas.microsoft.com/office/drawing/2015/9/8/chartex" xmlns:cx2="http://schemas.microsoft.com/office/drawing/2015/10/21/chartex" xmlns:cx3="http://schemas.microsoft.com/office/drawing/2016/5/9/chartex" xmlns:cx4="http://schemas.microsoft.com/office/drawing/2016/5/10/chartex" xmlns:cx5="http://schemas.microsoft.com/office/drawing/2016/5/11/chartex" xmlns:cx6="http://schemas.microsoft.com/office/drawing/2016/5/12/chartex" xmlns:cx7="http://schemas.microsoft.com/office/drawing/2016/5/13/chartex" xmlns:cx8="http://schemas.microsoft.com/office/drawing/2016/5/14/chartex" xmlns:mc="http://schemas.openxmlformats.org/markup-compatibility/2006" xmlns:aink="http://schemas.microsoft.com/office/drawing/2016/ink" xmlns:am3d="http://schemas.microsoft.com/office/drawing/2017/model3d" xmlns:o="urn:schemas-microsoft-com:office:office" xmlns:oel="http://schemas.microsoft.com/office/2019/extlst" xmlns:r="http://schemas.openxmlformats.org/officeDocument/2006/relationships" xmlns:m="http://schemas.openxmlformats.org/officeDocument/2006/math" xmlns:v="urn:schemas-microsoft-com:vml" xmlns:wp14="http://schemas.microsoft.com/office/word/2010/wordprocessingDrawing" xmlns:wp="http://schemas.openxmlformats.org/drawingml/2006/wordprocessingDrawing" xmlns:w10="urn:schemas-microsoft-com:office:word" xmlns:w="http://schemas.openxmlformats.org/wordprocessingml/2006/main" xmlns:w14="http://schemas.microsoft.com/office/word/2010/wordml" xmlns:w15="http://schemas.microsoft.com/office/word/2012/wordml" xmlns:w16cei="http://schemas.microsoft.com/office/word/2026/wordml/cei" xmlns:w16cex="http://schemas.microsoft.com/office/word/2018/wordml/cex" xmlns:w16cid="http://schemas.microsoft.com/office/word/2016/wordml/cid" xmlns:w16="http://schemas.microsoft.com/office/word/2018/wordml" xmlns:w16du="http://schemas.microsoft.com/office/word/2023/wordml/word16du" xmlns:w16sdtdh="http://schemas.microsoft.com/office/word/2020/wordml/sdtdatahash" xmlns:w16sdtfl="http://schemas.microsoft.com/office/word/2024/wordml/sdtformatlock" xmlns:w16se="http://schemas.microsoft.com/office/word/2015/wordml/symex" xmlns:wpg="http://schemas.microsoft.com/office/word/2010/wordprocessingGroup" xmlns:wpi="http://schemas.microsoft.com/office/word/2010/wordprocessingInk" xmlns:wne="http://schemas.microsoft.com/office/word/2006/wordml" xmlns:wps="http://schemas.microsoft.com/office/word/2010/wordprocessingShape" mc:Ignorable="w14 w15 w16se w16cid w16 w16cex w16sdtdh w16sdtfl w16du wp14">
   <w:abstractNum w:abstractNumId="0" w15:restartNumberingAfterBreak="0">
     <w:nsid w:val="013A4E92"/>
     <w:multiLevelType w:val="hybridMultilevel"/>
@@ -8870,7 +10056,7 @@
       <w:u w:val="single"/>
     </w:rPr>
   </w:style>
-  <w:style w:type="character" w:styleId="Textoennegrita">
+  <w:style w:type="character" w:styleId="Fuerte">
     <w:name w:val="Strong"/>
     <w:basedOn w:val="Fuentedeprrafopredeter"/>
     <w:uiPriority w:val="22"/>
